--- a/Docs/Thea.docx
+++ b/Docs/Thea.docx
@@ -1,6 +1,6 @@
 
 <file path=word/document.xml><?xml version="1.0" encoding="utf-8"?>
-<w:document xmlns:wpc="http://schemas.microsoft.com/office/word/2010/wordprocessingCanvas" xmlns:cx="http://schemas.microsoft.com/office/drawing/2014/chartex" xmlns:cx1="http://schemas.microsoft.com/office/drawing/2015/9/8/chartex" xmlns:cx2="http://schemas.microsoft.com/office/drawing/2015/10/21/chartex" xmlns:cx3="http://schemas.microsoft.com/office/drawing/2016/5/9/chartex" xmlns:cx4="http://schemas.microsoft.com/office/drawing/2016/5/10/chartex" xmlns:cx5="http://schemas.microsoft.com/office/drawing/2016/5/11/chartex" xmlns:cx6="http://schemas.microsoft.com/office/drawing/2016/5/12/chartex" xmlns:cx7="http://schemas.microsoft.com/office/drawing/2016/5/13/chartex" xmlns:cx8="http://schemas.microsoft.com/office/drawing/2016/5/14/chartex" xmlns:mc="http://schemas.openxmlformats.org/markup-compatibility/2006" xmlns:aink="http://schemas.microsoft.com/office/drawing/2016/ink" xmlns:am3d="http://schemas.microsoft.com/office/drawing/2017/model3d" xmlns:o="urn:schemas-microsoft-com:office:office" xmlns:oel="http://schemas.microsoft.com/office/2019/extlst" xmlns:r="http://schemas.openxmlformats.org/officeDocument/2006/relationships" xmlns:m="http://schemas.openxmlformats.org/officeDocument/2006/math" xmlns:v="urn:schemas-microsoft-com:vml" xmlns:wp14="http://schemas.microsoft.com/office/word/2010/wordprocessingDrawing" xmlns:wp="http://schemas.openxmlformats.org/drawingml/2006/wordprocessingDrawing" xmlns:w10="urn:schemas-microsoft-com:office:word" xmlns:w="http://schemas.openxmlformats.org/wordprocessingml/2006/main" xmlns:w14="http://schemas.microsoft.com/office/word/2010/wordml" xmlns:w15="http://schemas.microsoft.com/office/word/2012/wordml" xmlns:w16cex="http://schemas.microsoft.com/office/word/2018/wordml/cex" xmlns:w16cid="http://schemas.microsoft.com/office/word/2016/wordml/cid" xmlns:w16="http://schemas.microsoft.com/office/word/2018/wordml" xmlns:w16du="http://schemas.microsoft.com/office/word/2023/wordml/word16du" xmlns:w16sdtdh="http://schemas.microsoft.com/office/word/2020/wordml/sdtdatahash" xmlns:w16se="http://schemas.microsoft.com/office/word/2015/wordml/symex" xmlns:wpg="http://schemas.microsoft.com/office/word/2010/wordprocessingGroup" xmlns:wpi="http://schemas.microsoft.com/office/word/2010/wordprocessingInk" xmlns:wne="http://schemas.microsoft.com/office/word/2006/wordml" xmlns:wps="http://schemas.microsoft.com/office/word/2010/wordprocessingShape" mc:Ignorable="w14 w15 w16se w16cid w16 w16cex w16sdtdh w16du wp14">
+<w:document xmlns:wpc="http://schemas.microsoft.com/office/word/2010/wordprocessingCanvas" xmlns:cx="http://schemas.microsoft.com/office/drawing/2014/chartex" xmlns:cx1="http://schemas.microsoft.com/office/drawing/2015/9/8/chartex" xmlns:cx2="http://schemas.microsoft.com/office/drawing/2015/10/21/chartex" xmlns:cx3="http://schemas.microsoft.com/office/drawing/2016/5/9/chartex" xmlns:cx4="http://schemas.microsoft.com/office/drawing/2016/5/10/chartex" xmlns:cx5="http://schemas.microsoft.com/office/drawing/2016/5/11/chartex" xmlns:cx6="http://schemas.microsoft.com/office/drawing/2016/5/12/chartex" xmlns:cx7="http://schemas.microsoft.com/office/drawing/2016/5/13/chartex" xmlns:cx8="http://schemas.microsoft.com/office/drawing/2016/5/14/chartex" xmlns:mc="http://schemas.openxmlformats.org/markup-compatibility/2006" xmlns:aink="http://schemas.microsoft.com/office/drawing/2016/ink" xmlns:am3d="http://schemas.microsoft.com/office/drawing/2017/model3d" xmlns:o="urn:schemas-microsoft-com:office:office" xmlns:oel="http://schemas.microsoft.com/office/2019/extlst" xmlns:r="http://schemas.openxmlformats.org/officeDocument/2006/relationships" xmlns:m="http://schemas.openxmlformats.org/officeDocument/2006/math" xmlns:v="urn:schemas-microsoft-com:vml" xmlns:wp14="http://schemas.microsoft.com/office/word/2010/wordprocessingDrawing" xmlns:wp="http://schemas.openxmlformats.org/drawingml/2006/wordprocessingDrawing" xmlns:w10="urn:schemas-microsoft-com:office:word" xmlns:w="http://schemas.openxmlformats.org/wordprocessingml/2006/main" xmlns:w14="http://schemas.microsoft.com/office/word/2010/wordml" xmlns:w15="http://schemas.microsoft.com/office/word/2012/wordml" xmlns:w16cex="http://schemas.microsoft.com/office/word/2018/wordml/cex" xmlns:w16cid="http://schemas.microsoft.com/office/word/2016/wordml/cid" xmlns:w16="http://schemas.microsoft.com/office/word/2018/wordml" xmlns:w16du="http://schemas.microsoft.com/office/word/2023/wordml/word16du" xmlns:w16sdtdh="http://schemas.microsoft.com/office/word/2020/wordml/sdtdatahash" xmlns:w16sdtfl="http://schemas.microsoft.com/office/word/2024/wordml/sdtformatlock" xmlns:w16se="http://schemas.microsoft.com/office/word/2015/wordml/symex" xmlns:wpg="http://schemas.microsoft.com/office/word/2010/wordprocessingGroup" xmlns:wpi="http://schemas.microsoft.com/office/word/2010/wordprocessingInk" xmlns:wne="http://schemas.microsoft.com/office/word/2006/wordml" xmlns:wps="http://schemas.microsoft.com/office/word/2010/wordprocessingShape" mc:Ignorable="w14 w15 w16se w16cid w16 w16cex w16sdtdh w16sdtfl w16du wp14">
   <w:background w:color="FFFFFF"/>
   <w:body>
     <w:p>
@@ -9737,21 +9737,7 @@
         <w:rPr>
           <w:rFonts w:asciiTheme="minorEastAsia" w:eastAsiaTheme="minorEastAsia" w:hAnsiTheme="minorEastAsia" w:hint="eastAsia"/>
         </w:rPr>
-        <w:t>运</w:t>
-      </w:r>
-      <w:proofErr w:type="gramStart"/>
-      <w:r>
-        <w:rPr>
-          <w:rFonts w:asciiTheme="minorEastAsia" w:eastAsiaTheme="minorEastAsia" w:hAnsiTheme="minorEastAsia" w:hint="eastAsia"/>
-        </w:rPr>
-        <w:t>维人员</w:t>
-      </w:r>
-      <w:proofErr w:type="gramEnd"/>
-      <w:r>
-        <w:rPr>
-          <w:rFonts w:asciiTheme="minorEastAsia" w:eastAsiaTheme="minorEastAsia" w:hAnsiTheme="minorEastAsia" w:hint="eastAsia"/>
-        </w:rPr>
-        <w:t>需要在运维平台配置，所有规则和规则参数</w:t>
+        <w:t>运维人员需要在运维平台配置，所有规则和规则参数</w:t>
       </w:r>
       <w:r>
         <w:rPr>
@@ -10370,7 +10356,6 @@
                 <w:rFonts w:asciiTheme="minorEastAsia" w:eastAsiaTheme="minorEastAsia" w:hAnsiTheme="minorEastAsia" w:hint="eastAsia"/>
               </w:rPr>
             </w:pPr>
-            <w:proofErr w:type="gramStart"/>
             <w:r>
               <w:rPr>
                 <w:rFonts w:asciiTheme="minorEastAsia" w:eastAsiaTheme="minorEastAsia" w:hAnsiTheme="minorEastAsia" w:hint="eastAsia"/>
@@ -10380,7 +10365,6 @@
               </w:rPr>
               <w:t>外键</w:t>
             </w:r>
-            <w:proofErr w:type="gramEnd"/>
           </w:p>
         </w:tc>
         <w:tc>
@@ -10606,19 +10590,11 @@
                 <w:rFonts w:asciiTheme="minorEastAsia" w:eastAsiaTheme="minorEastAsia" w:hAnsiTheme="minorEastAsia" w:hint="eastAsia"/>
               </w:rPr>
             </w:pPr>
-            <w:proofErr w:type="gramStart"/>
-            <w:r>
-              <w:rPr>
-                <w:rFonts w:asciiTheme="minorEastAsia" w:eastAsiaTheme="minorEastAsia" w:hAnsiTheme="minorEastAsia" w:hint="eastAsia"/>
-              </w:rPr>
-              <w:t>VARCHAR(</w:t>
-            </w:r>
-            <w:proofErr w:type="gramEnd"/>
-            <w:r>
-              <w:rPr>
-                <w:rFonts w:asciiTheme="minorEastAsia" w:eastAsiaTheme="minorEastAsia" w:hAnsiTheme="minorEastAsia" w:hint="eastAsia"/>
-              </w:rPr>
-              <w:t>50)</w:t>
+            <w:r>
+              <w:rPr>
+                <w:rFonts w:asciiTheme="minorEastAsia" w:eastAsiaTheme="minorEastAsia" w:hAnsiTheme="minorEastAsia" w:hint="eastAsia"/>
+              </w:rPr>
+              <w:t>VARCHAR(50)</w:t>
             </w:r>
           </w:p>
         </w:tc>
@@ -10721,19 +10697,11 @@
                 <w:rFonts w:asciiTheme="minorEastAsia" w:eastAsiaTheme="minorEastAsia" w:hAnsiTheme="minorEastAsia" w:hint="eastAsia"/>
               </w:rPr>
             </w:pPr>
-            <w:proofErr w:type="gramStart"/>
-            <w:r>
-              <w:rPr>
-                <w:rFonts w:asciiTheme="minorEastAsia" w:eastAsiaTheme="minorEastAsia" w:hAnsiTheme="minorEastAsia" w:hint="eastAsia"/>
-              </w:rPr>
-              <w:t>VARCHAR(</w:t>
-            </w:r>
-            <w:proofErr w:type="gramEnd"/>
-            <w:r>
-              <w:rPr>
-                <w:rFonts w:asciiTheme="minorEastAsia" w:eastAsiaTheme="minorEastAsia" w:hAnsiTheme="minorEastAsia" w:hint="eastAsia"/>
-              </w:rPr>
-              <w:t>50)</w:t>
+            <w:r>
+              <w:rPr>
+                <w:rFonts w:asciiTheme="minorEastAsia" w:eastAsiaTheme="minorEastAsia" w:hAnsiTheme="minorEastAsia" w:hint="eastAsia"/>
+              </w:rPr>
+              <w:t>VARCHAR(50)</w:t>
             </w:r>
           </w:p>
         </w:tc>
@@ -10828,14 +10796,12 @@
                 <w:rFonts w:asciiTheme="minorEastAsia" w:eastAsiaTheme="minorEastAsia" w:hAnsiTheme="minorEastAsia" w:hint="eastAsia"/>
               </w:rPr>
             </w:pPr>
-            <w:proofErr w:type="gramStart"/>
             <w:r>
               <w:rPr>
                 <w:rFonts w:asciiTheme="minorEastAsia" w:eastAsiaTheme="minorEastAsia" w:hAnsiTheme="minorEastAsia" w:hint="eastAsia"/>
               </w:rPr>
               <w:t>VARCHAR(</w:t>
             </w:r>
-            <w:proofErr w:type="gramEnd"/>
             <w:r>
               <w:rPr>
                 <w:rFonts w:asciiTheme="minorEastAsia" w:eastAsiaTheme="minorEastAsia" w:hAnsiTheme="minorEastAsia" w:hint="eastAsia"/>
@@ -10947,19 +10913,11 @@
                 <w:rFonts w:asciiTheme="minorEastAsia" w:eastAsiaTheme="minorEastAsia" w:hAnsiTheme="minorEastAsia" w:hint="eastAsia"/>
               </w:rPr>
             </w:pPr>
-            <w:proofErr w:type="gramStart"/>
-            <w:r>
-              <w:rPr>
-                <w:rFonts w:asciiTheme="minorEastAsia" w:eastAsiaTheme="minorEastAsia" w:hAnsiTheme="minorEastAsia" w:hint="eastAsia"/>
-              </w:rPr>
-              <w:t>VARCHAR(</w:t>
-            </w:r>
-            <w:proofErr w:type="gramEnd"/>
-            <w:r>
-              <w:rPr>
-                <w:rFonts w:asciiTheme="minorEastAsia" w:eastAsiaTheme="minorEastAsia" w:hAnsiTheme="minorEastAsia" w:hint="eastAsia"/>
-              </w:rPr>
-              <w:t>50)</w:t>
+            <w:r>
+              <w:rPr>
+                <w:rFonts w:asciiTheme="minorEastAsia" w:eastAsiaTheme="minorEastAsia" w:hAnsiTheme="minorEastAsia" w:hint="eastAsia"/>
+              </w:rPr>
+              <w:t>VARCHAR(50)</w:t>
             </w:r>
           </w:p>
         </w:tc>
@@ -11048,14 +11006,12 @@
                 <w:rFonts w:asciiTheme="minorEastAsia" w:eastAsiaTheme="minorEastAsia" w:hAnsiTheme="minorEastAsia" w:hint="eastAsia"/>
               </w:rPr>
             </w:pPr>
-            <w:proofErr w:type="gramStart"/>
             <w:r>
               <w:rPr>
                 <w:rFonts w:asciiTheme="minorEastAsia" w:eastAsiaTheme="minorEastAsia" w:hAnsiTheme="minorEastAsia" w:hint="eastAsia"/>
               </w:rPr>
               <w:t>VARCHAR(</w:t>
             </w:r>
-            <w:proofErr w:type="gramEnd"/>
             <w:r>
               <w:rPr>
                 <w:rFonts w:asciiTheme="minorEastAsia" w:eastAsiaTheme="minorEastAsia" w:hAnsiTheme="minorEastAsia" w:hint="eastAsia"/>
@@ -11158,19 +11114,11 @@
                 <w:rFonts w:asciiTheme="minorEastAsia" w:eastAsiaTheme="minorEastAsia" w:hAnsiTheme="minorEastAsia" w:hint="eastAsia"/>
               </w:rPr>
             </w:pPr>
-            <w:proofErr w:type="gramStart"/>
-            <w:r>
-              <w:rPr>
-                <w:rFonts w:asciiTheme="minorEastAsia" w:eastAsiaTheme="minorEastAsia" w:hAnsiTheme="minorEastAsia" w:hint="eastAsia"/>
-              </w:rPr>
-              <w:t>VARCHAR(</w:t>
-            </w:r>
-            <w:proofErr w:type="gramEnd"/>
-            <w:r>
-              <w:rPr>
-                <w:rFonts w:asciiTheme="minorEastAsia" w:eastAsiaTheme="minorEastAsia" w:hAnsiTheme="minorEastAsia" w:hint="eastAsia"/>
-              </w:rPr>
-              <w:t>50)</w:t>
+            <w:r>
+              <w:rPr>
+                <w:rFonts w:asciiTheme="minorEastAsia" w:eastAsiaTheme="minorEastAsia" w:hAnsiTheme="minorEastAsia" w:hint="eastAsia"/>
+              </w:rPr>
+              <w:t>VARCHAR(50)</w:t>
             </w:r>
           </w:p>
         </w:tc>
@@ -11259,19 +11207,11 @@
                 <w:rFonts w:asciiTheme="minorEastAsia" w:eastAsiaTheme="minorEastAsia" w:hAnsiTheme="minorEastAsia" w:hint="eastAsia"/>
               </w:rPr>
             </w:pPr>
-            <w:proofErr w:type="gramStart"/>
-            <w:r>
-              <w:rPr>
-                <w:rFonts w:asciiTheme="minorEastAsia" w:eastAsiaTheme="minorEastAsia" w:hAnsiTheme="minorEastAsia" w:hint="eastAsia"/>
-              </w:rPr>
-              <w:t>VARCHAR(</w:t>
-            </w:r>
-            <w:proofErr w:type="gramEnd"/>
-            <w:r>
-              <w:rPr>
-                <w:rFonts w:asciiTheme="minorEastAsia" w:eastAsiaTheme="minorEastAsia" w:hAnsiTheme="minorEastAsia" w:hint="eastAsia"/>
-              </w:rPr>
-              <w:t>100)</w:t>
+            <w:r>
+              <w:rPr>
+                <w:rFonts w:asciiTheme="minorEastAsia" w:eastAsiaTheme="minorEastAsia" w:hAnsiTheme="minorEastAsia" w:hint="eastAsia"/>
+              </w:rPr>
+              <w:t>VARCHAR(100)</w:t>
             </w:r>
           </w:p>
         </w:tc>
@@ -11468,19 +11408,11 @@
                 <w:rFonts w:asciiTheme="minorEastAsia" w:eastAsiaTheme="minorEastAsia" w:hAnsiTheme="minorEastAsia" w:hint="eastAsia"/>
               </w:rPr>
             </w:pPr>
-            <w:proofErr w:type="gramStart"/>
-            <w:r>
-              <w:rPr>
-                <w:rFonts w:asciiTheme="minorEastAsia" w:eastAsiaTheme="minorEastAsia" w:hAnsiTheme="minorEastAsia" w:hint="eastAsia"/>
-              </w:rPr>
-              <w:t>VARCHAR(</w:t>
-            </w:r>
-            <w:proofErr w:type="gramEnd"/>
-            <w:r>
-              <w:rPr>
-                <w:rFonts w:asciiTheme="minorEastAsia" w:eastAsiaTheme="minorEastAsia" w:hAnsiTheme="minorEastAsia" w:hint="eastAsia"/>
-              </w:rPr>
-              <w:t>50)</w:t>
+            <w:r>
+              <w:rPr>
+                <w:rFonts w:asciiTheme="minorEastAsia" w:eastAsiaTheme="minorEastAsia" w:hAnsiTheme="minorEastAsia" w:hint="eastAsia"/>
+              </w:rPr>
+              <w:t>VARCHAR(50)</w:t>
             </w:r>
           </w:p>
         </w:tc>
@@ -11575,19 +11507,11 @@
                 <w:rFonts w:asciiTheme="minorEastAsia" w:eastAsiaTheme="minorEastAsia" w:hAnsiTheme="minorEastAsia" w:hint="eastAsia"/>
               </w:rPr>
             </w:pPr>
-            <w:proofErr w:type="gramStart"/>
-            <w:r>
-              <w:rPr>
-                <w:rFonts w:asciiTheme="minorEastAsia" w:eastAsiaTheme="minorEastAsia" w:hAnsiTheme="minorEastAsia" w:hint="eastAsia"/>
-              </w:rPr>
-              <w:t>VARCHAR(</w:t>
-            </w:r>
-            <w:proofErr w:type="gramEnd"/>
-            <w:r>
-              <w:rPr>
-                <w:rFonts w:asciiTheme="minorEastAsia" w:eastAsiaTheme="minorEastAsia" w:hAnsiTheme="minorEastAsia" w:hint="eastAsia"/>
-              </w:rPr>
-              <w:t>50)</w:t>
+            <w:r>
+              <w:rPr>
+                <w:rFonts w:asciiTheme="minorEastAsia" w:eastAsiaTheme="minorEastAsia" w:hAnsiTheme="minorEastAsia" w:hint="eastAsia"/>
+              </w:rPr>
+              <w:t>VARCHAR(50)</w:t>
             </w:r>
           </w:p>
         </w:tc>
@@ -11690,14 +11614,12 @@
                 <w:rFonts w:asciiTheme="minorEastAsia" w:eastAsiaTheme="minorEastAsia" w:hAnsiTheme="minorEastAsia" w:hint="eastAsia"/>
               </w:rPr>
             </w:pPr>
-            <w:proofErr w:type="gramStart"/>
             <w:r>
               <w:rPr>
                 <w:rFonts w:asciiTheme="minorEastAsia" w:eastAsiaTheme="minorEastAsia" w:hAnsiTheme="minorEastAsia" w:hint="eastAsia"/>
               </w:rPr>
               <w:t>VARCHAR(</w:t>
             </w:r>
-            <w:proofErr w:type="gramEnd"/>
             <w:r>
               <w:rPr>
                 <w:rFonts w:asciiTheme="minorEastAsia" w:eastAsiaTheme="minorEastAsia" w:hAnsiTheme="minorEastAsia" w:hint="eastAsia"/>
@@ -12025,19 +11947,11 @@
                 <w:rFonts w:asciiTheme="minorEastAsia" w:eastAsiaTheme="minorEastAsia" w:hAnsiTheme="minorEastAsia" w:hint="eastAsia"/>
               </w:rPr>
             </w:pPr>
-            <w:proofErr w:type="gramStart"/>
-            <w:r>
-              <w:rPr>
-                <w:rFonts w:asciiTheme="minorEastAsia" w:eastAsiaTheme="minorEastAsia" w:hAnsiTheme="minorEastAsia" w:hint="eastAsia"/>
-              </w:rPr>
-              <w:t>VARCHAR(</w:t>
-            </w:r>
-            <w:proofErr w:type="gramEnd"/>
-            <w:r>
-              <w:rPr>
-                <w:rFonts w:asciiTheme="minorEastAsia" w:eastAsiaTheme="minorEastAsia" w:hAnsiTheme="minorEastAsia" w:hint="eastAsia"/>
-              </w:rPr>
-              <w:t>50)</w:t>
+            <w:r>
+              <w:rPr>
+                <w:rFonts w:asciiTheme="minorEastAsia" w:eastAsiaTheme="minorEastAsia" w:hAnsiTheme="minorEastAsia" w:hint="eastAsia"/>
+              </w:rPr>
+              <w:t>VARCHAR(50)</w:t>
             </w:r>
           </w:p>
         </w:tc>
@@ -12241,19 +12155,11 @@
                 <w:rFonts w:asciiTheme="minorEastAsia" w:eastAsiaTheme="minorEastAsia" w:hAnsiTheme="minorEastAsia" w:hint="eastAsia"/>
               </w:rPr>
             </w:pPr>
-            <w:proofErr w:type="gramStart"/>
-            <w:r>
-              <w:rPr>
-                <w:rFonts w:asciiTheme="minorEastAsia" w:eastAsiaTheme="minorEastAsia" w:hAnsiTheme="minorEastAsia" w:hint="eastAsia"/>
-              </w:rPr>
-              <w:t>VARCHAR(</w:t>
-            </w:r>
-            <w:proofErr w:type="gramEnd"/>
-            <w:r>
-              <w:rPr>
-                <w:rFonts w:asciiTheme="minorEastAsia" w:eastAsiaTheme="minorEastAsia" w:hAnsiTheme="minorEastAsia" w:hint="eastAsia"/>
-              </w:rPr>
-              <w:t>50)</w:t>
+            <w:r>
+              <w:rPr>
+                <w:rFonts w:asciiTheme="minorEastAsia" w:eastAsiaTheme="minorEastAsia" w:hAnsiTheme="minorEastAsia" w:hint="eastAsia"/>
+              </w:rPr>
+              <w:t>VARCHAR(50)</w:t>
             </w:r>
           </w:p>
         </w:tc>
@@ -12681,7 +12587,6 @@
                 <w:rFonts w:asciiTheme="minorEastAsia" w:eastAsiaTheme="minorEastAsia" w:hAnsiTheme="minorEastAsia" w:hint="eastAsia"/>
               </w:rPr>
             </w:pPr>
-            <w:proofErr w:type="gramStart"/>
             <w:r>
               <w:rPr>
                 <w:rFonts w:asciiTheme="minorEastAsia" w:eastAsiaTheme="minorEastAsia" w:hAnsiTheme="minorEastAsia" w:hint="eastAsia"/>
@@ -12691,7 +12596,6 @@
               </w:rPr>
               <w:t>外键</w:t>
             </w:r>
-            <w:proofErr w:type="gramEnd"/>
           </w:p>
         </w:tc>
         <w:tc>
@@ -12923,19 +12827,11 @@
                 <w:rFonts w:asciiTheme="minorEastAsia" w:eastAsiaTheme="minorEastAsia" w:hAnsiTheme="minorEastAsia" w:hint="eastAsia"/>
               </w:rPr>
             </w:pPr>
-            <w:proofErr w:type="gramStart"/>
-            <w:r>
-              <w:rPr>
-                <w:rFonts w:asciiTheme="minorEastAsia" w:eastAsiaTheme="minorEastAsia" w:hAnsiTheme="minorEastAsia" w:hint="eastAsia"/>
-              </w:rPr>
-              <w:t>VARCHAR(</w:t>
-            </w:r>
-            <w:proofErr w:type="gramEnd"/>
-            <w:r>
-              <w:rPr>
-                <w:rFonts w:asciiTheme="minorEastAsia" w:eastAsiaTheme="minorEastAsia" w:hAnsiTheme="minorEastAsia" w:hint="eastAsia"/>
-              </w:rPr>
-              <w:t>50)</w:t>
+            <w:r>
+              <w:rPr>
+                <w:rFonts w:asciiTheme="minorEastAsia" w:eastAsiaTheme="minorEastAsia" w:hAnsiTheme="minorEastAsia" w:hint="eastAsia"/>
+              </w:rPr>
+              <w:t>VARCHAR(50)</w:t>
             </w:r>
           </w:p>
         </w:tc>
@@ -13050,14 +12946,12 @@
                 <w:rFonts w:asciiTheme="minorEastAsia" w:eastAsiaTheme="minorEastAsia" w:hAnsiTheme="minorEastAsia" w:hint="eastAsia"/>
               </w:rPr>
             </w:pPr>
-            <w:proofErr w:type="gramStart"/>
             <w:r>
               <w:rPr>
                 <w:rFonts w:asciiTheme="minorEastAsia" w:eastAsiaTheme="minorEastAsia" w:hAnsiTheme="minorEastAsia" w:hint="eastAsia"/>
               </w:rPr>
               <w:t>VARCHAR(</w:t>
             </w:r>
-            <w:proofErr w:type="gramEnd"/>
             <w:r>
               <w:rPr>
                 <w:rFonts w:asciiTheme="minorEastAsia" w:eastAsiaTheme="minorEastAsia" w:hAnsiTheme="minorEastAsia" w:hint="eastAsia"/>
@@ -13272,19 +13166,11 @@
                 <w:rFonts w:asciiTheme="minorEastAsia" w:eastAsiaTheme="minorEastAsia" w:hAnsiTheme="minorEastAsia" w:hint="eastAsia"/>
               </w:rPr>
             </w:pPr>
-            <w:proofErr w:type="gramStart"/>
-            <w:r>
-              <w:rPr>
-                <w:rFonts w:asciiTheme="minorEastAsia" w:eastAsiaTheme="minorEastAsia" w:hAnsiTheme="minorEastAsia" w:hint="eastAsia"/>
-              </w:rPr>
-              <w:t>VARCHAR(</w:t>
-            </w:r>
-            <w:proofErr w:type="gramEnd"/>
-            <w:r>
-              <w:rPr>
-                <w:rFonts w:asciiTheme="minorEastAsia" w:eastAsiaTheme="minorEastAsia" w:hAnsiTheme="minorEastAsia" w:hint="eastAsia"/>
-              </w:rPr>
-              <w:t>50)</w:t>
+            <w:r>
+              <w:rPr>
+                <w:rFonts w:asciiTheme="minorEastAsia" w:eastAsiaTheme="minorEastAsia" w:hAnsiTheme="minorEastAsia" w:hint="eastAsia"/>
+              </w:rPr>
+              <w:t>VARCHAR(50)</w:t>
             </w:r>
           </w:p>
         </w:tc>
@@ -13488,19 +13374,11 @@
                 <w:rFonts w:asciiTheme="minorEastAsia" w:eastAsiaTheme="minorEastAsia" w:hAnsiTheme="minorEastAsia" w:hint="eastAsia"/>
               </w:rPr>
             </w:pPr>
-            <w:proofErr w:type="gramStart"/>
-            <w:r>
-              <w:rPr>
-                <w:rFonts w:asciiTheme="minorEastAsia" w:eastAsiaTheme="minorEastAsia" w:hAnsiTheme="minorEastAsia" w:hint="eastAsia"/>
-              </w:rPr>
-              <w:t>VARCHAR(</w:t>
-            </w:r>
-            <w:proofErr w:type="gramEnd"/>
-            <w:r>
-              <w:rPr>
-                <w:rFonts w:asciiTheme="minorEastAsia" w:eastAsiaTheme="minorEastAsia" w:hAnsiTheme="minorEastAsia" w:hint="eastAsia"/>
-              </w:rPr>
-              <w:t>50)</w:t>
+            <w:r>
+              <w:rPr>
+                <w:rFonts w:asciiTheme="minorEastAsia" w:eastAsiaTheme="minorEastAsia" w:hAnsiTheme="minorEastAsia" w:hint="eastAsia"/>
+              </w:rPr>
+              <w:t>VARCHAR(50)</w:t>
             </w:r>
           </w:p>
         </w:tc>
@@ -13888,14 +13766,7 @@
               <w:rPr>
                 <w:rFonts w:asciiTheme="minorEastAsia" w:eastAsiaTheme="minorEastAsia" w:hAnsiTheme="minorEastAsia" w:hint="eastAsia"/>
               </w:rPr>
-              <w:t>_</w:t>
-            </w:r>
-            <w:proofErr w:type="gramStart"/>
-            <w:r>
-              <w:rPr>
-                <w:rFonts w:asciiTheme="minorEastAsia" w:eastAsiaTheme="minorEastAsia" w:hAnsiTheme="minorEastAsia" w:hint="eastAsia"/>
-              </w:rPr>
-              <w:t>i</w:t>
+              <w:t>_i</w:t>
             </w:r>
             <w:r>
               <w:rPr>
@@ -13907,14 +13778,7 @@
               <w:rPr>
                 <w:rFonts w:asciiTheme="minorEastAsia" w:eastAsiaTheme="minorEastAsia" w:hAnsiTheme="minorEastAsia" w:hint="eastAsia"/>
               </w:rPr>
-              <w:t>,role</w:t>
-            </w:r>
-            <w:proofErr w:type="gramEnd"/>
-            <w:r>
-              <w:rPr>
-                <w:rFonts w:asciiTheme="minorEastAsia" w:eastAsiaTheme="minorEastAsia" w:hAnsiTheme="minorEastAsia" w:hint="eastAsia"/>
-              </w:rPr>
-              <w:t>_id</w:t>
+              <w:t>,role_id</w:t>
             </w:r>
             <w:proofErr w:type="spellEnd"/>
           </w:p>
@@ -13978,7 +13842,6 @@
                 <w:rFonts w:asciiTheme="minorEastAsia" w:eastAsiaTheme="minorEastAsia" w:hAnsiTheme="minorEastAsia" w:hint="eastAsia"/>
               </w:rPr>
             </w:pPr>
-            <w:proofErr w:type="gramStart"/>
             <w:r>
               <w:rPr>
                 <w:rFonts w:asciiTheme="minorEastAsia" w:eastAsiaTheme="minorEastAsia" w:hAnsiTheme="minorEastAsia" w:hint="eastAsia"/>
@@ -13988,7 +13851,6 @@
               </w:rPr>
               <w:t>外键</w:t>
             </w:r>
-            <w:proofErr w:type="gramEnd"/>
           </w:p>
         </w:tc>
         <w:tc>
@@ -14214,19 +14076,11 @@
                 <w:rFonts w:asciiTheme="minorEastAsia" w:eastAsiaTheme="minorEastAsia" w:hAnsiTheme="minorEastAsia" w:hint="eastAsia"/>
               </w:rPr>
             </w:pPr>
-            <w:proofErr w:type="gramStart"/>
-            <w:r>
-              <w:rPr>
-                <w:rFonts w:asciiTheme="minorEastAsia" w:eastAsiaTheme="minorEastAsia" w:hAnsiTheme="minorEastAsia" w:hint="eastAsia"/>
-              </w:rPr>
-              <w:t>VARCHAR(</w:t>
-            </w:r>
-            <w:proofErr w:type="gramEnd"/>
-            <w:r>
-              <w:rPr>
-                <w:rFonts w:asciiTheme="minorEastAsia" w:eastAsiaTheme="minorEastAsia" w:hAnsiTheme="minorEastAsia" w:hint="eastAsia"/>
-              </w:rPr>
-              <w:t>50)</w:t>
+            <w:r>
+              <w:rPr>
+                <w:rFonts w:asciiTheme="minorEastAsia" w:eastAsiaTheme="minorEastAsia" w:hAnsiTheme="minorEastAsia" w:hint="eastAsia"/>
+              </w:rPr>
+              <w:t>VARCHAR(50)</w:t>
             </w:r>
           </w:p>
         </w:tc>
@@ -14323,19 +14177,11 @@
                 <w:rFonts w:asciiTheme="minorEastAsia" w:eastAsiaTheme="minorEastAsia" w:hAnsiTheme="minorEastAsia" w:hint="eastAsia"/>
               </w:rPr>
             </w:pPr>
-            <w:proofErr w:type="gramStart"/>
-            <w:r>
-              <w:rPr>
-                <w:rFonts w:asciiTheme="minorEastAsia" w:eastAsiaTheme="minorEastAsia" w:hAnsiTheme="minorEastAsia" w:hint="eastAsia"/>
-              </w:rPr>
-              <w:t>VARCHAR(</w:t>
-            </w:r>
-            <w:proofErr w:type="gramEnd"/>
-            <w:r>
-              <w:rPr>
-                <w:rFonts w:asciiTheme="minorEastAsia" w:eastAsiaTheme="minorEastAsia" w:hAnsiTheme="minorEastAsia" w:hint="eastAsia"/>
-              </w:rPr>
-              <w:t>50)</w:t>
+            <w:r>
+              <w:rPr>
+                <w:rFonts w:asciiTheme="minorEastAsia" w:eastAsiaTheme="minorEastAsia" w:hAnsiTheme="minorEastAsia" w:hint="eastAsia"/>
+              </w:rPr>
+              <w:t>VARCHAR(50)</w:t>
             </w:r>
           </w:p>
         </w:tc>
@@ -14432,19 +14278,11 @@
                 <w:rFonts w:asciiTheme="minorEastAsia" w:eastAsiaTheme="minorEastAsia" w:hAnsiTheme="minorEastAsia" w:hint="eastAsia"/>
               </w:rPr>
             </w:pPr>
-            <w:proofErr w:type="gramStart"/>
-            <w:r>
-              <w:rPr>
-                <w:rFonts w:asciiTheme="minorEastAsia" w:eastAsiaTheme="minorEastAsia" w:hAnsiTheme="minorEastAsia" w:hint="eastAsia"/>
-              </w:rPr>
-              <w:t>VARCHAR(</w:t>
-            </w:r>
-            <w:proofErr w:type="gramEnd"/>
-            <w:r>
-              <w:rPr>
-                <w:rFonts w:asciiTheme="minorEastAsia" w:eastAsiaTheme="minorEastAsia" w:hAnsiTheme="minorEastAsia" w:hint="eastAsia"/>
-              </w:rPr>
-              <w:t>50)</w:t>
+            <w:r>
+              <w:rPr>
+                <w:rFonts w:asciiTheme="minorEastAsia" w:eastAsiaTheme="minorEastAsia" w:hAnsiTheme="minorEastAsia" w:hint="eastAsia"/>
+              </w:rPr>
+              <w:t>VARCHAR(50)</w:t>
             </w:r>
           </w:p>
         </w:tc>
@@ -14872,7 +14710,6 @@
                 <w:rFonts w:asciiTheme="minorEastAsia" w:eastAsiaTheme="minorEastAsia" w:hAnsiTheme="minorEastAsia" w:hint="eastAsia"/>
               </w:rPr>
             </w:pPr>
-            <w:proofErr w:type="gramStart"/>
             <w:r>
               <w:rPr>
                 <w:rFonts w:asciiTheme="minorEastAsia" w:eastAsiaTheme="minorEastAsia" w:hAnsiTheme="minorEastAsia" w:hint="eastAsia"/>
@@ -14882,7 +14719,6 @@
               </w:rPr>
               <w:t>外键</w:t>
             </w:r>
-            <w:proofErr w:type="gramEnd"/>
           </w:p>
         </w:tc>
         <w:tc>
@@ -15102,19 +14938,11 @@
                 <w:rFonts w:asciiTheme="minorEastAsia" w:eastAsiaTheme="minorEastAsia" w:hAnsiTheme="minorEastAsia" w:hint="eastAsia"/>
               </w:rPr>
             </w:pPr>
-            <w:proofErr w:type="gramStart"/>
-            <w:r>
-              <w:rPr>
-                <w:rFonts w:asciiTheme="minorEastAsia" w:eastAsiaTheme="minorEastAsia" w:hAnsiTheme="minorEastAsia" w:hint="eastAsia"/>
-              </w:rPr>
-              <w:t>VARCHAR(</w:t>
-            </w:r>
-            <w:proofErr w:type="gramEnd"/>
-            <w:r>
-              <w:rPr>
-                <w:rFonts w:asciiTheme="minorEastAsia" w:eastAsiaTheme="minorEastAsia" w:hAnsiTheme="minorEastAsia" w:hint="eastAsia"/>
-              </w:rPr>
-              <w:t>50)</w:t>
+            <w:r>
+              <w:rPr>
+                <w:rFonts w:asciiTheme="minorEastAsia" w:eastAsiaTheme="minorEastAsia" w:hAnsiTheme="minorEastAsia" w:hint="eastAsia"/>
+              </w:rPr>
+              <w:t>VARCHAR(50)</w:t>
             </w:r>
           </w:p>
         </w:tc>
@@ -15217,19 +15045,11 @@
                 <w:rFonts w:asciiTheme="minorEastAsia" w:eastAsiaTheme="minorEastAsia" w:hAnsiTheme="minorEastAsia" w:hint="eastAsia"/>
               </w:rPr>
             </w:pPr>
-            <w:proofErr w:type="gramStart"/>
-            <w:r>
-              <w:rPr>
-                <w:rFonts w:asciiTheme="minorEastAsia" w:eastAsiaTheme="minorEastAsia" w:hAnsiTheme="minorEastAsia" w:hint="eastAsia"/>
-              </w:rPr>
-              <w:t>VARCHAR(</w:t>
-            </w:r>
-            <w:proofErr w:type="gramEnd"/>
-            <w:r>
-              <w:rPr>
-                <w:rFonts w:asciiTheme="minorEastAsia" w:eastAsiaTheme="minorEastAsia" w:hAnsiTheme="minorEastAsia" w:hint="eastAsia"/>
-              </w:rPr>
-              <w:t>50)</w:t>
+            <w:r>
+              <w:rPr>
+                <w:rFonts w:asciiTheme="minorEastAsia" w:eastAsiaTheme="minorEastAsia" w:hAnsiTheme="minorEastAsia" w:hint="eastAsia"/>
+              </w:rPr>
+              <w:t>VARCHAR(50)</w:t>
             </w:r>
           </w:p>
         </w:tc>
@@ -15405,7 +15225,6 @@
               </w:rPr>
               <w:t>Menu,</w:t>
             </w:r>
-            <w:proofErr w:type="gramStart"/>
             <w:r>
               <w:rPr>
                 <w:rFonts w:asciiTheme="minorEastAsia" w:eastAsiaTheme="minorEastAsia" w:hAnsiTheme="minorEastAsia" w:hint="eastAsia"/>
@@ -15416,23 +15235,15 @@
               <w:rPr>
                 <w:rFonts w:asciiTheme="minorEastAsia" w:eastAsiaTheme="minorEastAsia" w:hAnsiTheme="minorEastAsia" w:hint="eastAsia"/>
               </w:rPr>
-              <w:t>MenuItem</w:t>
-            </w:r>
-            <w:proofErr w:type="gramEnd"/>
-            <w:r>
-              <w:rPr>
-                <w:rFonts w:asciiTheme="minorEastAsia" w:eastAsiaTheme="minorEastAsia" w:hAnsiTheme="minorEastAsia" w:hint="eastAsia"/>
-              </w:rPr>
-              <w:t>,</w:t>
-            </w:r>
-          </w:p>
-          <w:p>
-            <w:pPr>
-              <w:rPr>
-                <w:rFonts w:asciiTheme="minorEastAsia" w:eastAsiaTheme="minorEastAsia" w:hAnsiTheme="minorEastAsia" w:hint="eastAsia"/>
-              </w:rPr>
-            </w:pPr>
-            <w:proofErr w:type="gramStart"/>
+              <w:t>MenuItem,</w:t>
+            </w:r>
+          </w:p>
+          <w:p>
+            <w:pPr>
+              <w:rPr>
+                <w:rFonts w:asciiTheme="minorEastAsia" w:eastAsiaTheme="minorEastAsia" w:hAnsiTheme="minorEastAsia" w:hint="eastAsia"/>
+              </w:rPr>
+            </w:pPr>
             <w:r>
               <w:rPr>
                 <w:rFonts w:asciiTheme="minorEastAsia" w:eastAsiaTheme="minorEastAsia" w:hAnsiTheme="minorEastAsia" w:hint="eastAsia"/>
@@ -15443,14 +15254,7 @@
               <w:rPr>
                 <w:rFonts w:asciiTheme="minorEastAsia" w:eastAsiaTheme="minorEastAsia" w:hAnsiTheme="minorEastAsia" w:hint="eastAsia"/>
               </w:rPr>
-              <w:t>Page</w:t>
-            </w:r>
-            <w:proofErr w:type="gramEnd"/>
-            <w:r>
-              <w:rPr>
-                <w:rFonts w:asciiTheme="minorEastAsia" w:eastAsiaTheme="minorEastAsia" w:hAnsiTheme="minorEastAsia" w:hint="eastAsia"/>
-              </w:rPr>
-              <w:t>,</w:t>
+              <w:t>Page,</w:t>
             </w:r>
             <w:r>
               <w:rPr>
@@ -15504,19 +15308,11 @@
                 <w:rFonts w:asciiTheme="minorEastAsia" w:eastAsiaTheme="minorEastAsia" w:hAnsiTheme="minorEastAsia" w:hint="eastAsia"/>
               </w:rPr>
             </w:pPr>
-            <w:proofErr w:type="gramStart"/>
-            <w:r>
-              <w:rPr>
-                <w:rFonts w:asciiTheme="minorEastAsia" w:eastAsiaTheme="minorEastAsia" w:hAnsiTheme="minorEastAsia" w:hint="eastAsia"/>
-              </w:rPr>
-              <w:t>VARCHAR(</w:t>
-            </w:r>
-            <w:proofErr w:type="gramEnd"/>
-            <w:r>
-              <w:rPr>
-                <w:rFonts w:asciiTheme="minorEastAsia" w:eastAsiaTheme="minorEastAsia" w:hAnsiTheme="minorEastAsia" w:hint="eastAsia"/>
-              </w:rPr>
-              <w:t>50)</w:t>
+            <w:r>
+              <w:rPr>
+                <w:rFonts w:asciiTheme="minorEastAsia" w:eastAsiaTheme="minorEastAsia" w:hAnsiTheme="minorEastAsia" w:hint="eastAsia"/>
+              </w:rPr>
+              <w:t>VARCHAR(50)</w:t>
             </w:r>
           </w:p>
         </w:tc>
@@ -15702,14 +15498,12 @@
                 <w:rFonts w:asciiTheme="minorEastAsia" w:eastAsiaTheme="minorEastAsia" w:hAnsiTheme="minorEastAsia" w:hint="eastAsia"/>
               </w:rPr>
             </w:pPr>
-            <w:proofErr w:type="gramStart"/>
             <w:r>
               <w:rPr>
                 <w:rFonts w:asciiTheme="minorEastAsia" w:eastAsiaTheme="minorEastAsia" w:hAnsiTheme="minorEastAsia" w:hint="eastAsia"/>
               </w:rPr>
               <w:t>VARCHAR(</w:t>
             </w:r>
-            <w:proofErr w:type="gramEnd"/>
             <w:r>
               <w:rPr>
                 <w:rFonts w:asciiTheme="minorEastAsia" w:eastAsiaTheme="minorEastAsia" w:hAnsiTheme="minorEastAsia" w:hint="eastAsia"/>
@@ -15823,14 +15617,12 @@
                 <w:rFonts w:asciiTheme="minorEastAsia" w:eastAsiaTheme="minorEastAsia" w:hAnsiTheme="minorEastAsia" w:hint="eastAsia"/>
               </w:rPr>
             </w:pPr>
-            <w:proofErr w:type="gramStart"/>
             <w:r>
               <w:rPr>
                 <w:rFonts w:asciiTheme="minorEastAsia" w:eastAsiaTheme="minorEastAsia" w:hAnsiTheme="minorEastAsia" w:hint="eastAsia"/>
               </w:rPr>
               <w:t>VARCHAR(</w:t>
             </w:r>
-            <w:proofErr w:type="gramEnd"/>
             <w:r>
               <w:rPr>
                 <w:rFonts w:asciiTheme="minorEastAsia" w:eastAsiaTheme="minorEastAsia" w:hAnsiTheme="minorEastAsia" w:hint="eastAsia"/>
@@ -15936,14 +15728,12 @@
                 <w:rFonts w:asciiTheme="minorEastAsia" w:eastAsiaTheme="minorEastAsia" w:hAnsiTheme="minorEastAsia" w:hint="eastAsia"/>
               </w:rPr>
             </w:pPr>
-            <w:proofErr w:type="gramStart"/>
             <w:r>
               <w:rPr>
                 <w:rFonts w:asciiTheme="minorEastAsia" w:eastAsiaTheme="minorEastAsia" w:hAnsiTheme="minorEastAsia" w:hint="eastAsia"/>
               </w:rPr>
               <w:t>VARCHAR(</w:t>
             </w:r>
-            <w:proofErr w:type="gramEnd"/>
             <w:r>
               <w:rPr>
                 <w:rFonts w:asciiTheme="minorEastAsia" w:eastAsiaTheme="minorEastAsia" w:hAnsiTheme="minorEastAsia"/>
@@ -16514,19 +16304,11 @@
                 <w:rFonts w:asciiTheme="minorEastAsia" w:eastAsiaTheme="minorEastAsia" w:hAnsiTheme="minorEastAsia" w:hint="eastAsia"/>
               </w:rPr>
             </w:pPr>
-            <w:proofErr w:type="gramStart"/>
-            <w:r>
-              <w:rPr>
-                <w:rFonts w:asciiTheme="minorEastAsia" w:eastAsiaTheme="minorEastAsia" w:hAnsiTheme="minorEastAsia" w:hint="eastAsia"/>
-              </w:rPr>
-              <w:t>VARCHAR(</w:t>
-            </w:r>
-            <w:proofErr w:type="gramEnd"/>
-            <w:r>
-              <w:rPr>
-                <w:rFonts w:asciiTheme="minorEastAsia" w:eastAsiaTheme="minorEastAsia" w:hAnsiTheme="minorEastAsia" w:hint="eastAsia"/>
-              </w:rPr>
-              <w:t>50)</w:t>
+            <w:r>
+              <w:rPr>
+                <w:rFonts w:asciiTheme="minorEastAsia" w:eastAsiaTheme="minorEastAsia" w:hAnsiTheme="minorEastAsia" w:hint="eastAsia"/>
+              </w:rPr>
+              <w:t>VARCHAR(50)</w:t>
             </w:r>
           </w:p>
         </w:tc>
@@ -16766,19 +16548,11 @@
                 <w:rFonts w:asciiTheme="minorEastAsia" w:eastAsiaTheme="minorEastAsia" w:hAnsiTheme="minorEastAsia" w:hint="eastAsia"/>
               </w:rPr>
             </w:pPr>
-            <w:proofErr w:type="gramStart"/>
-            <w:r>
-              <w:rPr>
-                <w:rFonts w:asciiTheme="minorEastAsia" w:eastAsiaTheme="minorEastAsia" w:hAnsiTheme="minorEastAsia" w:hint="eastAsia"/>
-              </w:rPr>
-              <w:t>VARCHAR(</w:t>
-            </w:r>
-            <w:proofErr w:type="gramEnd"/>
-            <w:r>
-              <w:rPr>
-                <w:rFonts w:asciiTheme="minorEastAsia" w:eastAsiaTheme="minorEastAsia" w:hAnsiTheme="minorEastAsia" w:hint="eastAsia"/>
-              </w:rPr>
-              <w:t>50)</w:t>
+            <w:r>
+              <w:rPr>
+                <w:rFonts w:asciiTheme="minorEastAsia" w:eastAsiaTheme="minorEastAsia" w:hAnsiTheme="minorEastAsia" w:hint="eastAsia"/>
+              </w:rPr>
+              <w:t>VARCHAR(50)</w:t>
             </w:r>
           </w:p>
         </w:tc>
@@ -17202,14 +16976,7 @@
               <w:rPr>
                 <w:rFonts w:asciiTheme="minorEastAsia" w:eastAsiaTheme="minorEastAsia" w:hAnsiTheme="minorEastAsia" w:hint="eastAsia"/>
               </w:rPr>
-              <w:t>_</w:t>
-            </w:r>
-            <w:proofErr w:type="gramStart"/>
-            <w:r>
-              <w:rPr>
-                <w:rFonts w:asciiTheme="minorEastAsia" w:eastAsiaTheme="minorEastAsia" w:hAnsiTheme="minorEastAsia" w:hint="eastAsia"/>
-              </w:rPr>
-              <w:t>id</w:t>
+              <w:t>_id</w:t>
             </w:r>
             <w:r>
               <w:rPr>
@@ -17221,14 +16988,7 @@
               <w:rPr>
                 <w:rFonts w:asciiTheme="minorEastAsia" w:eastAsiaTheme="minorEastAsia" w:hAnsiTheme="minorEastAsia" w:hint="eastAsia"/>
               </w:rPr>
-              <w:t>resource</w:t>
-            </w:r>
-            <w:proofErr w:type="gramEnd"/>
-            <w:r>
-              <w:rPr>
-                <w:rFonts w:asciiTheme="minorEastAsia" w:eastAsiaTheme="minorEastAsia" w:hAnsiTheme="minorEastAsia" w:hint="eastAsia"/>
-              </w:rPr>
-              <w:t>_i</w:t>
+              <w:t>resource_i</w:t>
             </w:r>
             <w:r>
               <w:rPr>
@@ -17298,7 +17058,6 @@
                 <w:rFonts w:asciiTheme="minorEastAsia" w:eastAsiaTheme="minorEastAsia" w:hAnsiTheme="minorEastAsia" w:hint="eastAsia"/>
               </w:rPr>
             </w:pPr>
-            <w:proofErr w:type="gramStart"/>
             <w:r>
               <w:rPr>
                 <w:rFonts w:asciiTheme="minorEastAsia" w:eastAsiaTheme="minorEastAsia" w:hAnsiTheme="minorEastAsia" w:hint="eastAsia"/>
@@ -17308,7 +17067,6 @@
               </w:rPr>
               <w:t>外键</w:t>
             </w:r>
-            <w:proofErr w:type="gramEnd"/>
           </w:p>
         </w:tc>
         <w:tc>
@@ -17546,19 +17304,11 @@
                 <w:rFonts w:asciiTheme="minorEastAsia" w:eastAsiaTheme="minorEastAsia" w:hAnsiTheme="minorEastAsia" w:hint="eastAsia"/>
               </w:rPr>
             </w:pPr>
-            <w:proofErr w:type="gramStart"/>
-            <w:r>
-              <w:rPr>
-                <w:rFonts w:asciiTheme="minorEastAsia" w:eastAsiaTheme="minorEastAsia" w:hAnsiTheme="minorEastAsia" w:hint="eastAsia"/>
-              </w:rPr>
-              <w:t>VARCHAR(</w:t>
-            </w:r>
-            <w:proofErr w:type="gramEnd"/>
-            <w:r>
-              <w:rPr>
-                <w:rFonts w:asciiTheme="minorEastAsia" w:eastAsiaTheme="minorEastAsia" w:hAnsiTheme="minorEastAsia" w:hint="eastAsia"/>
-              </w:rPr>
-              <w:t>50)</w:t>
+            <w:r>
+              <w:rPr>
+                <w:rFonts w:asciiTheme="minorEastAsia" w:eastAsiaTheme="minorEastAsia" w:hAnsiTheme="minorEastAsia" w:hint="eastAsia"/>
+              </w:rPr>
+              <w:t>VARCHAR(50)</w:t>
             </w:r>
           </w:p>
         </w:tc>
@@ -17667,19 +17417,11 @@
                 <w:rFonts w:asciiTheme="minorEastAsia" w:eastAsiaTheme="minorEastAsia" w:hAnsiTheme="minorEastAsia" w:hint="eastAsia"/>
               </w:rPr>
             </w:pPr>
-            <w:proofErr w:type="gramStart"/>
-            <w:r>
-              <w:rPr>
-                <w:rFonts w:asciiTheme="minorEastAsia" w:eastAsiaTheme="minorEastAsia" w:hAnsiTheme="minorEastAsia" w:hint="eastAsia"/>
-              </w:rPr>
-              <w:t>VARCHAR(</w:t>
-            </w:r>
-            <w:proofErr w:type="gramEnd"/>
-            <w:r>
-              <w:rPr>
-                <w:rFonts w:asciiTheme="minorEastAsia" w:eastAsiaTheme="minorEastAsia" w:hAnsiTheme="minorEastAsia" w:hint="eastAsia"/>
-              </w:rPr>
-              <w:t>50)</w:t>
+            <w:r>
+              <w:rPr>
+                <w:rFonts w:asciiTheme="minorEastAsia" w:eastAsiaTheme="minorEastAsia" w:hAnsiTheme="minorEastAsia" w:hint="eastAsia"/>
+              </w:rPr>
+              <w:t>VARCHAR(50)</w:t>
             </w:r>
           </w:p>
         </w:tc>
@@ -17889,19 +17631,11 @@
                 <w:rFonts w:asciiTheme="minorEastAsia" w:eastAsiaTheme="minorEastAsia" w:hAnsiTheme="minorEastAsia" w:hint="eastAsia"/>
               </w:rPr>
             </w:pPr>
-            <w:proofErr w:type="gramStart"/>
-            <w:r>
-              <w:rPr>
-                <w:rFonts w:asciiTheme="minorEastAsia" w:eastAsiaTheme="minorEastAsia" w:hAnsiTheme="minorEastAsia" w:hint="eastAsia"/>
-              </w:rPr>
-              <w:t>VARCHAR(</w:t>
-            </w:r>
-            <w:proofErr w:type="gramEnd"/>
-            <w:r>
-              <w:rPr>
-                <w:rFonts w:asciiTheme="minorEastAsia" w:eastAsiaTheme="minorEastAsia" w:hAnsiTheme="minorEastAsia" w:hint="eastAsia"/>
-              </w:rPr>
-              <w:t>50)</w:t>
+            <w:r>
+              <w:rPr>
+                <w:rFonts w:asciiTheme="minorEastAsia" w:eastAsiaTheme="minorEastAsia" w:hAnsiTheme="minorEastAsia" w:hint="eastAsia"/>
+              </w:rPr>
+              <w:t>VARCHAR(50)</w:t>
             </w:r>
           </w:p>
         </w:tc>
@@ -18105,19 +17839,11 @@
                 <w:rFonts w:asciiTheme="minorEastAsia" w:eastAsiaTheme="minorEastAsia" w:hAnsiTheme="minorEastAsia" w:hint="eastAsia"/>
               </w:rPr>
             </w:pPr>
-            <w:proofErr w:type="gramStart"/>
-            <w:r>
-              <w:rPr>
-                <w:rFonts w:asciiTheme="minorEastAsia" w:eastAsiaTheme="minorEastAsia" w:hAnsiTheme="minorEastAsia" w:hint="eastAsia"/>
-              </w:rPr>
-              <w:t>VARCHAR(</w:t>
-            </w:r>
-            <w:proofErr w:type="gramEnd"/>
-            <w:r>
-              <w:rPr>
-                <w:rFonts w:asciiTheme="minorEastAsia" w:eastAsiaTheme="minorEastAsia" w:hAnsiTheme="minorEastAsia" w:hint="eastAsia"/>
-              </w:rPr>
-              <w:t>50)</w:t>
+            <w:r>
+              <w:rPr>
+                <w:rFonts w:asciiTheme="minorEastAsia" w:eastAsiaTheme="minorEastAsia" w:hAnsiTheme="minorEastAsia" w:hint="eastAsia"/>
+              </w:rPr>
+              <w:t>VARCHAR(50)</w:t>
             </w:r>
           </w:p>
         </w:tc>
@@ -18575,7 +18301,6 @@
                 <w:rFonts w:asciiTheme="minorEastAsia" w:eastAsiaTheme="minorEastAsia" w:hAnsiTheme="minorEastAsia" w:hint="eastAsia"/>
               </w:rPr>
             </w:pPr>
-            <w:proofErr w:type="gramStart"/>
             <w:r>
               <w:rPr>
                 <w:rFonts w:asciiTheme="minorEastAsia" w:eastAsiaTheme="minorEastAsia" w:hAnsiTheme="minorEastAsia" w:hint="eastAsia"/>
@@ -18585,7 +18310,6 @@
               </w:rPr>
               <w:t>外键</w:t>
             </w:r>
-            <w:proofErr w:type="gramEnd"/>
           </w:p>
         </w:tc>
         <w:tc>
@@ -18817,19 +18541,11 @@
                 <w:rFonts w:asciiTheme="minorEastAsia" w:eastAsiaTheme="minorEastAsia" w:hAnsiTheme="minorEastAsia" w:hint="eastAsia"/>
               </w:rPr>
             </w:pPr>
-            <w:proofErr w:type="gramStart"/>
-            <w:r>
-              <w:rPr>
-                <w:rFonts w:asciiTheme="minorEastAsia" w:eastAsiaTheme="minorEastAsia" w:hAnsiTheme="minorEastAsia" w:hint="eastAsia"/>
-              </w:rPr>
-              <w:t>VARCHAR(</w:t>
-            </w:r>
-            <w:proofErr w:type="gramEnd"/>
-            <w:r>
-              <w:rPr>
-                <w:rFonts w:asciiTheme="minorEastAsia" w:eastAsiaTheme="minorEastAsia" w:hAnsiTheme="minorEastAsia" w:hint="eastAsia"/>
-              </w:rPr>
-              <w:t>50)</w:t>
+            <w:r>
+              <w:rPr>
+                <w:rFonts w:asciiTheme="minorEastAsia" w:eastAsiaTheme="minorEastAsia" w:hAnsiTheme="minorEastAsia" w:hint="eastAsia"/>
+              </w:rPr>
+              <w:t>VARCHAR(50)</w:t>
             </w:r>
           </w:p>
         </w:tc>
@@ -18932,14 +18648,12 @@
                 <w:rFonts w:asciiTheme="minorEastAsia" w:eastAsiaTheme="minorEastAsia" w:hAnsiTheme="minorEastAsia" w:hint="eastAsia"/>
               </w:rPr>
             </w:pPr>
-            <w:proofErr w:type="gramStart"/>
             <w:r>
               <w:rPr>
                 <w:rFonts w:asciiTheme="minorEastAsia" w:eastAsiaTheme="minorEastAsia" w:hAnsiTheme="minorEastAsia" w:hint="eastAsia"/>
               </w:rPr>
               <w:t>VARCHAR(</w:t>
             </w:r>
-            <w:proofErr w:type="gramEnd"/>
             <w:r>
               <w:rPr>
                 <w:rFonts w:asciiTheme="minorEastAsia" w:eastAsiaTheme="minorEastAsia" w:hAnsiTheme="minorEastAsia" w:hint="eastAsia"/>
@@ -19047,19 +18761,11 @@
                 <w:rFonts w:asciiTheme="minorEastAsia" w:eastAsiaTheme="minorEastAsia" w:hAnsiTheme="minorEastAsia" w:hint="eastAsia"/>
               </w:rPr>
             </w:pPr>
-            <w:proofErr w:type="gramStart"/>
-            <w:r>
-              <w:rPr>
-                <w:rFonts w:asciiTheme="minorEastAsia" w:eastAsiaTheme="minorEastAsia" w:hAnsiTheme="minorEastAsia" w:hint="eastAsia"/>
-              </w:rPr>
-              <w:t>VARCHAR(</w:t>
-            </w:r>
-            <w:proofErr w:type="gramEnd"/>
-            <w:r>
-              <w:rPr>
-                <w:rFonts w:asciiTheme="minorEastAsia" w:eastAsiaTheme="minorEastAsia" w:hAnsiTheme="minorEastAsia" w:hint="eastAsia"/>
-              </w:rPr>
-              <w:t>50)</w:t>
+            <w:r>
+              <w:rPr>
+                <w:rFonts w:asciiTheme="minorEastAsia" w:eastAsiaTheme="minorEastAsia" w:hAnsiTheme="minorEastAsia" w:hint="eastAsia"/>
+              </w:rPr>
+              <w:t>VARCHAR(50)</w:t>
             </w:r>
           </w:p>
         </w:tc>
@@ -19257,19 +18963,11 @@
                 <w:rFonts w:asciiTheme="minorEastAsia" w:eastAsiaTheme="minorEastAsia" w:hAnsiTheme="minorEastAsia" w:hint="eastAsia"/>
               </w:rPr>
             </w:pPr>
-            <w:proofErr w:type="gramStart"/>
-            <w:r>
-              <w:rPr>
-                <w:rFonts w:asciiTheme="minorEastAsia" w:eastAsiaTheme="minorEastAsia" w:hAnsiTheme="minorEastAsia" w:hint="eastAsia"/>
-              </w:rPr>
-              <w:t>VARCHAR(</w:t>
-            </w:r>
-            <w:proofErr w:type="gramEnd"/>
-            <w:r>
-              <w:rPr>
-                <w:rFonts w:asciiTheme="minorEastAsia" w:eastAsiaTheme="minorEastAsia" w:hAnsiTheme="minorEastAsia" w:hint="eastAsia"/>
-              </w:rPr>
-              <w:t>50)</w:t>
+            <w:r>
+              <w:rPr>
+                <w:rFonts w:asciiTheme="minorEastAsia" w:eastAsiaTheme="minorEastAsia" w:hAnsiTheme="minorEastAsia" w:hint="eastAsia"/>
+              </w:rPr>
+              <w:t>VARCHAR(50)</w:t>
             </w:r>
           </w:p>
         </w:tc>
@@ -19473,19 +19171,11 @@
                 <w:rFonts w:asciiTheme="minorEastAsia" w:eastAsiaTheme="minorEastAsia" w:hAnsiTheme="minorEastAsia" w:hint="eastAsia"/>
               </w:rPr>
             </w:pPr>
-            <w:proofErr w:type="gramStart"/>
-            <w:r>
-              <w:rPr>
-                <w:rFonts w:asciiTheme="minorEastAsia" w:eastAsiaTheme="minorEastAsia" w:hAnsiTheme="minorEastAsia" w:hint="eastAsia"/>
-              </w:rPr>
-              <w:t>VARCHAR(</w:t>
-            </w:r>
-            <w:proofErr w:type="gramEnd"/>
-            <w:r>
-              <w:rPr>
-                <w:rFonts w:asciiTheme="minorEastAsia" w:eastAsiaTheme="minorEastAsia" w:hAnsiTheme="minorEastAsia" w:hint="eastAsia"/>
-              </w:rPr>
-              <w:t>50)</w:t>
+            <w:r>
+              <w:rPr>
+                <w:rFonts w:asciiTheme="minorEastAsia" w:eastAsiaTheme="minorEastAsia" w:hAnsiTheme="minorEastAsia" w:hint="eastAsia"/>
+              </w:rPr>
+              <w:t>VARCHAR(50)</w:t>
             </w:r>
           </w:p>
         </w:tc>
@@ -19861,14 +19551,7 @@
               <w:rPr>
                 <w:rFonts w:asciiTheme="minorEastAsia" w:eastAsiaTheme="minorEastAsia" w:hAnsiTheme="minorEastAsia" w:hint="eastAsia"/>
               </w:rPr>
-              <w:t>ata_</w:t>
-            </w:r>
-            <w:proofErr w:type="gramStart"/>
-            <w:r>
-              <w:rPr>
-                <w:rFonts w:asciiTheme="minorEastAsia" w:eastAsiaTheme="minorEastAsia" w:hAnsiTheme="minorEastAsia" w:hint="eastAsia"/>
-              </w:rPr>
-              <w:t>type,</w:t>
+              <w:t>ata_type,</w:t>
             </w:r>
             <w:r>
               <w:rPr>
@@ -19876,7 +19559,6 @@
               </w:rPr>
               <w:t>data</w:t>
             </w:r>
-            <w:proofErr w:type="gramEnd"/>
             <w:r>
               <w:rPr>
                 <w:rFonts w:asciiTheme="minorEastAsia" w:eastAsiaTheme="minorEastAsia" w:hAnsiTheme="minorEastAsia" w:hint="eastAsia"/>
@@ -19951,7 +19633,6 @@
                 <w:rFonts w:asciiTheme="minorEastAsia" w:eastAsiaTheme="minorEastAsia" w:hAnsiTheme="minorEastAsia" w:hint="eastAsia"/>
               </w:rPr>
             </w:pPr>
-            <w:proofErr w:type="gramStart"/>
             <w:r>
               <w:rPr>
                 <w:rFonts w:asciiTheme="minorEastAsia" w:eastAsiaTheme="minorEastAsia" w:hAnsiTheme="minorEastAsia" w:hint="eastAsia"/>
@@ -19961,7 +19642,6 @@
               </w:rPr>
               <w:t>外键</w:t>
             </w:r>
-            <w:proofErr w:type="gramEnd"/>
           </w:p>
         </w:tc>
         <w:tc>
@@ -20181,19 +19861,11 @@
                 <w:rFonts w:asciiTheme="minorEastAsia" w:eastAsiaTheme="minorEastAsia" w:hAnsiTheme="minorEastAsia" w:hint="eastAsia"/>
               </w:rPr>
             </w:pPr>
-            <w:proofErr w:type="gramStart"/>
-            <w:r>
-              <w:rPr>
-                <w:rFonts w:asciiTheme="minorEastAsia" w:eastAsiaTheme="minorEastAsia" w:hAnsiTheme="minorEastAsia" w:hint="eastAsia"/>
-              </w:rPr>
-              <w:t>VARCHAR(</w:t>
-            </w:r>
-            <w:proofErr w:type="gramEnd"/>
-            <w:r>
-              <w:rPr>
-                <w:rFonts w:asciiTheme="minorEastAsia" w:eastAsiaTheme="minorEastAsia" w:hAnsiTheme="minorEastAsia" w:hint="eastAsia"/>
-              </w:rPr>
-              <w:t>50)</w:t>
+            <w:r>
+              <w:rPr>
+                <w:rFonts w:asciiTheme="minorEastAsia" w:eastAsiaTheme="minorEastAsia" w:hAnsiTheme="minorEastAsia" w:hint="eastAsia"/>
+              </w:rPr>
+              <w:t>VARCHAR(50)</w:t>
             </w:r>
           </w:p>
         </w:tc>
@@ -20302,19 +19974,11 @@
                 <w:rFonts w:asciiTheme="minorEastAsia" w:eastAsiaTheme="minorEastAsia" w:hAnsiTheme="minorEastAsia" w:hint="eastAsia"/>
               </w:rPr>
             </w:pPr>
-            <w:proofErr w:type="gramStart"/>
-            <w:r>
-              <w:rPr>
-                <w:rFonts w:asciiTheme="minorEastAsia" w:eastAsiaTheme="minorEastAsia" w:hAnsiTheme="minorEastAsia" w:hint="eastAsia"/>
-              </w:rPr>
-              <w:t>VARCHAR(</w:t>
-            </w:r>
-            <w:proofErr w:type="gramEnd"/>
-            <w:r>
-              <w:rPr>
-                <w:rFonts w:asciiTheme="minorEastAsia" w:eastAsiaTheme="minorEastAsia" w:hAnsiTheme="minorEastAsia" w:hint="eastAsia"/>
-              </w:rPr>
-              <w:t>50)</w:t>
+            <w:r>
+              <w:rPr>
+                <w:rFonts w:asciiTheme="minorEastAsia" w:eastAsiaTheme="minorEastAsia" w:hAnsiTheme="minorEastAsia" w:hint="eastAsia"/>
+              </w:rPr>
+              <w:t>VARCHAR(50)</w:t>
             </w:r>
           </w:p>
         </w:tc>
@@ -20417,19 +20081,11 @@
                 <w:rFonts w:asciiTheme="minorEastAsia" w:eastAsiaTheme="minorEastAsia" w:hAnsiTheme="minorEastAsia" w:hint="eastAsia"/>
               </w:rPr>
             </w:pPr>
-            <w:proofErr w:type="gramStart"/>
-            <w:r>
-              <w:rPr>
-                <w:rFonts w:asciiTheme="minorEastAsia" w:eastAsiaTheme="minorEastAsia" w:hAnsiTheme="minorEastAsia" w:hint="eastAsia"/>
-              </w:rPr>
-              <w:t>VARCHAR(</w:t>
-            </w:r>
-            <w:proofErr w:type="gramEnd"/>
-            <w:r>
-              <w:rPr>
-                <w:rFonts w:asciiTheme="minorEastAsia" w:eastAsiaTheme="minorEastAsia" w:hAnsiTheme="minorEastAsia" w:hint="eastAsia"/>
-              </w:rPr>
-              <w:t>100)</w:t>
+            <w:r>
+              <w:rPr>
+                <w:rFonts w:asciiTheme="minorEastAsia" w:eastAsiaTheme="minorEastAsia" w:hAnsiTheme="minorEastAsia" w:hint="eastAsia"/>
+              </w:rPr>
+              <w:t>VARCHAR(100)</w:t>
             </w:r>
           </w:p>
         </w:tc>
@@ -20532,19 +20188,11 @@
                 <w:rFonts w:asciiTheme="minorEastAsia" w:eastAsiaTheme="minorEastAsia" w:hAnsiTheme="minorEastAsia" w:hint="eastAsia"/>
               </w:rPr>
             </w:pPr>
-            <w:proofErr w:type="gramStart"/>
-            <w:r>
-              <w:rPr>
-                <w:rFonts w:asciiTheme="minorEastAsia" w:eastAsiaTheme="minorEastAsia" w:hAnsiTheme="minorEastAsia" w:hint="eastAsia"/>
-              </w:rPr>
-              <w:t>VARCHAR(</w:t>
-            </w:r>
-            <w:proofErr w:type="gramEnd"/>
-            <w:r>
-              <w:rPr>
-                <w:rFonts w:asciiTheme="minorEastAsia" w:eastAsiaTheme="minorEastAsia" w:hAnsiTheme="minorEastAsia" w:hint="eastAsia"/>
-              </w:rPr>
-              <w:t>50)</w:t>
+            <w:r>
+              <w:rPr>
+                <w:rFonts w:asciiTheme="minorEastAsia" w:eastAsiaTheme="minorEastAsia" w:hAnsiTheme="minorEastAsia" w:hint="eastAsia"/>
+              </w:rPr>
+              <w:t>VARCHAR(50)</w:t>
             </w:r>
           </w:p>
         </w:tc>
@@ -20748,19 +20396,11 @@
                 <w:rFonts w:asciiTheme="minorEastAsia" w:eastAsiaTheme="minorEastAsia" w:hAnsiTheme="minorEastAsia" w:hint="eastAsia"/>
               </w:rPr>
             </w:pPr>
-            <w:proofErr w:type="gramStart"/>
-            <w:r>
-              <w:rPr>
-                <w:rFonts w:asciiTheme="minorEastAsia" w:eastAsiaTheme="minorEastAsia" w:hAnsiTheme="minorEastAsia" w:hint="eastAsia"/>
-              </w:rPr>
-              <w:t>VARCHAR(</w:t>
-            </w:r>
-            <w:proofErr w:type="gramEnd"/>
-            <w:r>
-              <w:rPr>
-                <w:rFonts w:asciiTheme="minorEastAsia" w:eastAsiaTheme="minorEastAsia" w:hAnsiTheme="minorEastAsia" w:hint="eastAsia"/>
-              </w:rPr>
-              <w:t>50)</w:t>
+            <w:r>
+              <w:rPr>
+                <w:rFonts w:asciiTheme="minorEastAsia" w:eastAsiaTheme="minorEastAsia" w:hAnsiTheme="minorEastAsia" w:hint="eastAsia"/>
+              </w:rPr>
+              <w:t>VARCHAR(50)</w:t>
             </w:r>
           </w:p>
         </w:tc>
@@ -20964,19 +20604,11 @@
                 <w:rFonts w:asciiTheme="minorEastAsia" w:eastAsiaTheme="minorEastAsia" w:hAnsiTheme="minorEastAsia" w:hint="eastAsia"/>
               </w:rPr>
             </w:pPr>
-            <w:proofErr w:type="gramStart"/>
-            <w:r>
-              <w:rPr>
-                <w:rFonts w:asciiTheme="minorEastAsia" w:eastAsiaTheme="minorEastAsia" w:hAnsiTheme="minorEastAsia" w:hint="eastAsia"/>
-              </w:rPr>
-              <w:t>VARCHAR(</w:t>
-            </w:r>
-            <w:proofErr w:type="gramEnd"/>
-            <w:r>
-              <w:rPr>
-                <w:rFonts w:asciiTheme="minorEastAsia" w:eastAsiaTheme="minorEastAsia" w:hAnsiTheme="minorEastAsia" w:hint="eastAsia"/>
-              </w:rPr>
-              <w:t>50)</w:t>
+            <w:r>
+              <w:rPr>
+                <w:rFonts w:asciiTheme="minorEastAsia" w:eastAsiaTheme="minorEastAsia" w:hAnsiTheme="minorEastAsia" w:hint="eastAsia"/>
+              </w:rPr>
+              <w:t>VARCHAR(50)</w:t>
             </w:r>
           </w:p>
         </w:tc>
@@ -21353,14 +20985,7 @@
               <w:rPr>
                 <w:rFonts w:asciiTheme="minorEastAsia" w:eastAsiaTheme="minorEastAsia" w:hAnsiTheme="minorEastAsia" w:hint="eastAsia"/>
               </w:rPr>
-              <w:t>group_</w:t>
-            </w:r>
-            <w:proofErr w:type="gramStart"/>
-            <w:r>
-              <w:rPr>
-                <w:rFonts w:asciiTheme="minorEastAsia" w:eastAsiaTheme="minorEastAsia" w:hAnsiTheme="minorEastAsia" w:hint="eastAsia"/>
-              </w:rPr>
-              <w:t>i</w:t>
+              <w:t>group_i</w:t>
             </w:r>
             <w:r>
               <w:rPr>
@@ -21372,14 +20997,7 @@
               <w:rPr>
                 <w:rFonts w:asciiTheme="minorEastAsia" w:eastAsiaTheme="minorEastAsia" w:hAnsiTheme="minorEastAsia" w:hint="eastAsia"/>
               </w:rPr>
-              <w:t>,user</w:t>
-            </w:r>
-            <w:proofErr w:type="gramEnd"/>
-            <w:r>
-              <w:rPr>
-                <w:rFonts w:asciiTheme="minorEastAsia" w:eastAsiaTheme="minorEastAsia" w:hAnsiTheme="minorEastAsia" w:hint="eastAsia"/>
-              </w:rPr>
-              <w:t>_id</w:t>
+              <w:t>,user_id</w:t>
             </w:r>
             <w:proofErr w:type="spellEnd"/>
           </w:p>
@@ -21443,7 +21061,6 @@
                 <w:rFonts w:asciiTheme="minorEastAsia" w:eastAsiaTheme="minorEastAsia" w:hAnsiTheme="minorEastAsia" w:hint="eastAsia"/>
               </w:rPr>
             </w:pPr>
-            <w:proofErr w:type="gramStart"/>
             <w:r>
               <w:rPr>
                 <w:rFonts w:asciiTheme="minorEastAsia" w:eastAsiaTheme="minorEastAsia" w:hAnsiTheme="minorEastAsia" w:hint="eastAsia"/>
@@ -21453,7 +21070,6 @@
               </w:rPr>
               <w:t>外键</w:t>
             </w:r>
-            <w:proofErr w:type="gramEnd"/>
           </w:p>
         </w:tc>
         <w:tc>
@@ -21679,19 +21295,11 @@
                 <w:rFonts w:asciiTheme="minorEastAsia" w:eastAsiaTheme="minorEastAsia" w:hAnsiTheme="minorEastAsia" w:hint="eastAsia"/>
               </w:rPr>
             </w:pPr>
-            <w:proofErr w:type="gramStart"/>
-            <w:r>
-              <w:rPr>
-                <w:rFonts w:asciiTheme="minorEastAsia" w:eastAsiaTheme="minorEastAsia" w:hAnsiTheme="minorEastAsia" w:hint="eastAsia"/>
-              </w:rPr>
-              <w:t>VARCHAR(</w:t>
-            </w:r>
-            <w:proofErr w:type="gramEnd"/>
-            <w:r>
-              <w:rPr>
-                <w:rFonts w:asciiTheme="minorEastAsia" w:eastAsiaTheme="minorEastAsia" w:hAnsiTheme="minorEastAsia" w:hint="eastAsia"/>
-              </w:rPr>
-              <w:t>50)</w:t>
+            <w:r>
+              <w:rPr>
+                <w:rFonts w:asciiTheme="minorEastAsia" w:eastAsiaTheme="minorEastAsia" w:hAnsiTheme="minorEastAsia" w:hint="eastAsia"/>
+              </w:rPr>
+              <w:t>VARCHAR(50)</w:t>
             </w:r>
           </w:p>
         </w:tc>
@@ -21794,19 +21402,11 @@
                 <w:rFonts w:asciiTheme="minorEastAsia" w:eastAsiaTheme="minorEastAsia" w:hAnsiTheme="minorEastAsia" w:hint="eastAsia"/>
               </w:rPr>
             </w:pPr>
-            <w:proofErr w:type="gramStart"/>
-            <w:r>
-              <w:rPr>
-                <w:rFonts w:asciiTheme="minorEastAsia" w:eastAsiaTheme="minorEastAsia" w:hAnsiTheme="minorEastAsia" w:hint="eastAsia"/>
-              </w:rPr>
-              <w:t>VARCHAR(</w:t>
-            </w:r>
-            <w:proofErr w:type="gramEnd"/>
-            <w:r>
-              <w:rPr>
-                <w:rFonts w:asciiTheme="minorEastAsia" w:eastAsiaTheme="minorEastAsia" w:hAnsiTheme="minorEastAsia" w:hint="eastAsia"/>
-              </w:rPr>
-              <w:t>100)</w:t>
+            <w:r>
+              <w:rPr>
+                <w:rFonts w:asciiTheme="minorEastAsia" w:eastAsiaTheme="minorEastAsia" w:hAnsiTheme="minorEastAsia" w:hint="eastAsia"/>
+              </w:rPr>
+              <w:t>VARCHAR(100)</w:t>
             </w:r>
           </w:p>
         </w:tc>
@@ -21903,19 +21503,11 @@
                 <w:rFonts w:asciiTheme="minorEastAsia" w:eastAsiaTheme="minorEastAsia" w:hAnsiTheme="minorEastAsia" w:hint="eastAsia"/>
               </w:rPr>
             </w:pPr>
-            <w:proofErr w:type="gramStart"/>
-            <w:r>
-              <w:rPr>
-                <w:rFonts w:asciiTheme="minorEastAsia" w:eastAsiaTheme="minorEastAsia" w:hAnsiTheme="minorEastAsia" w:hint="eastAsia"/>
-              </w:rPr>
-              <w:t>VARCHAR(</w:t>
-            </w:r>
-            <w:proofErr w:type="gramEnd"/>
-            <w:r>
-              <w:rPr>
-                <w:rFonts w:asciiTheme="minorEastAsia" w:eastAsiaTheme="minorEastAsia" w:hAnsiTheme="minorEastAsia" w:hint="eastAsia"/>
-              </w:rPr>
-              <w:t>50)</w:t>
+            <w:r>
+              <w:rPr>
+                <w:rFonts w:asciiTheme="minorEastAsia" w:eastAsiaTheme="minorEastAsia" w:hAnsiTheme="minorEastAsia" w:hint="eastAsia"/>
+              </w:rPr>
+              <w:t>VARCHAR(50)</w:t>
             </w:r>
           </w:p>
         </w:tc>
@@ -22361,7 +21953,6 @@
                 <w:rFonts w:asciiTheme="minorEastAsia" w:eastAsiaTheme="minorEastAsia" w:hAnsiTheme="minorEastAsia" w:hint="eastAsia"/>
               </w:rPr>
             </w:pPr>
-            <w:proofErr w:type="gramStart"/>
             <w:r>
               <w:rPr>
                 <w:rFonts w:asciiTheme="minorEastAsia" w:eastAsiaTheme="minorEastAsia" w:hAnsiTheme="minorEastAsia" w:hint="eastAsia"/>
@@ -22371,7 +21962,6 @@
               </w:rPr>
               <w:t>外键</w:t>
             </w:r>
-            <w:proofErr w:type="gramEnd"/>
           </w:p>
         </w:tc>
         <w:tc>
@@ -22597,19 +22187,11 @@
                 <w:rFonts w:asciiTheme="minorEastAsia" w:eastAsiaTheme="minorEastAsia" w:hAnsiTheme="minorEastAsia" w:hint="eastAsia"/>
               </w:rPr>
             </w:pPr>
-            <w:proofErr w:type="gramStart"/>
-            <w:r>
-              <w:rPr>
-                <w:rFonts w:asciiTheme="minorEastAsia" w:eastAsiaTheme="minorEastAsia" w:hAnsiTheme="minorEastAsia" w:hint="eastAsia"/>
-              </w:rPr>
-              <w:t>VARCHAR(</w:t>
-            </w:r>
-            <w:proofErr w:type="gramEnd"/>
-            <w:r>
-              <w:rPr>
-                <w:rFonts w:asciiTheme="minorEastAsia" w:eastAsiaTheme="minorEastAsia" w:hAnsiTheme="minorEastAsia" w:hint="eastAsia"/>
-              </w:rPr>
-              <w:t>50)</w:t>
+            <w:r>
+              <w:rPr>
+                <w:rFonts w:asciiTheme="minorEastAsia" w:eastAsiaTheme="minorEastAsia" w:hAnsiTheme="minorEastAsia" w:hint="eastAsia"/>
+              </w:rPr>
+              <w:t>VARCHAR(50)</w:t>
             </w:r>
           </w:p>
         </w:tc>
@@ -22716,7 +22298,6 @@
                 <w:rFonts w:asciiTheme="minorEastAsia" w:eastAsiaTheme="minorEastAsia" w:hAnsiTheme="minorEastAsia" w:hint="eastAsia"/>
               </w:rPr>
             </w:pPr>
-            <w:proofErr w:type="gramStart"/>
             <w:r>
               <w:rPr>
                 <w:rFonts w:asciiTheme="minorEastAsia" w:eastAsiaTheme="minorEastAsia" w:hAnsiTheme="minorEastAsia" w:hint="eastAsia"/>
@@ -22729,7 +22310,6 @@
               </w:rPr>
               <w:t>(</w:t>
             </w:r>
-            <w:proofErr w:type="gramEnd"/>
             <w:r>
               <w:rPr>
                 <w:rFonts w:asciiTheme="minorEastAsia" w:eastAsiaTheme="minorEastAsia" w:hAnsiTheme="minorEastAsia" w:hint="eastAsia"/>
@@ -22841,7 +22421,6 @@
                 <w:rFonts w:asciiTheme="minorEastAsia" w:eastAsiaTheme="minorEastAsia" w:hAnsiTheme="minorEastAsia" w:hint="eastAsia"/>
               </w:rPr>
             </w:pPr>
-            <w:proofErr w:type="gramStart"/>
             <w:r>
               <w:rPr>
                 <w:rFonts w:asciiTheme="minorEastAsia" w:eastAsiaTheme="minorEastAsia" w:hAnsiTheme="minorEastAsia" w:hint="eastAsia"/>
@@ -22852,14 +22431,7 @@
               <w:rPr>
                 <w:rFonts w:asciiTheme="minorEastAsia" w:eastAsiaTheme="minorEastAsia" w:hAnsiTheme="minorEastAsia" w:hint="eastAsia"/>
               </w:rPr>
-              <w:t>(</w:t>
-            </w:r>
-            <w:proofErr w:type="gramEnd"/>
-            <w:r>
-              <w:rPr>
-                <w:rFonts w:asciiTheme="minorEastAsia" w:eastAsiaTheme="minorEastAsia" w:hAnsiTheme="minorEastAsia" w:hint="eastAsia"/>
-              </w:rPr>
-              <w:t>200)</w:t>
+              <w:t>(200)</w:t>
             </w:r>
           </w:p>
         </w:tc>
@@ -22954,7 +22526,6 @@
                 <w:rFonts w:asciiTheme="minorEastAsia" w:eastAsiaTheme="minorEastAsia" w:hAnsiTheme="minorEastAsia" w:hint="eastAsia"/>
               </w:rPr>
             </w:pPr>
-            <w:proofErr w:type="gramStart"/>
             <w:r>
               <w:rPr>
                 <w:rFonts w:asciiTheme="minorEastAsia" w:eastAsiaTheme="minorEastAsia" w:hAnsiTheme="minorEastAsia" w:hint="eastAsia"/>
@@ -22965,14 +22536,7 @@
               <w:rPr>
                 <w:rFonts w:asciiTheme="minorEastAsia" w:eastAsiaTheme="minorEastAsia" w:hAnsiTheme="minorEastAsia" w:hint="eastAsia"/>
               </w:rPr>
-              <w:t>(</w:t>
-            </w:r>
-            <w:proofErr w:type="gramEnd"/>
-            <w:r>
-              <w:rPr>
-                <w:rFonts w:asciiTheme="minorEastAsia" w:eastAsiaTheme="minorEastAsia" w:hAnsiTheme="minorEastAsia" w:hint="eastAsia"/>
-              </w:rPr>
-              <w:t>200)</w:t>
+              <w:t>(200)</w:t>
             </w:r>
           </w:p>
         </w:tc>
@@ -23158,21 +22722,7 @@
               <w:rPr>
                 <w:rFonts w:asciiTheme="minorEastAsia" w:eastAsiaTheme="minorEastAsia" w:hAnsiTheme="minorEastAsia" w:hint="eastAsia"/>
               </w:rPr>
-              <w:t>[参]0:None,</w:t>
-            </w:r>
-            <w:proofErr w:type="gramStart"/>
-            <w:r>
-              <w:rPr>
-                <w:rFonts w:asciiTheme="minorEastAsia" w:eastAsiaTheme="minorEastAsia" w:hAnsiTheme="minorEastAsia" w:hint="eastAsia"/>
-              </w:rPr>
-              <w:t>1:Warn</w:t>
-            </w:r>
-            <w:proofErr w:type="gramEnd"/>
-            <w:r>
-              <w:rPr>
-                <w:rFonts w:asciiTheme="minorEastAsia" w:eastAsiaTheme="minorEastAsia" w:hAnsiTheme="minorEastAsia" w:hint="eastAsia"/>
-              </w:rPr>
-              <w:t>,2:Break</w:t>
+              <w:t>[参]0:None,1:Warn,2:Break</w:t>
             </w:r>
           </w:p>
         </w:tc>
@@ -23297,16 +22847,8 @@
               <w:rPr>
                 <w:rFonts w:asciiTheme="minorEastAsia" w:eastAsiaTheme="minorEastAsia" w:hAnsiTheme="minorEastAsia" w:hint="eastAsia"/>
               </w:rPr>
-              <w:t>[参]0:Matched,</w:t>
-            </w:r>
-            <w:proofErr w:type="gramStart"/>
-            <w:r>
-              <w:rPr>
-                <w:rFonts w:asciiTheme="minorEastAsia" w:eastAsiaTheme="minorEastAsia" w:hAnsiTheme="minorEastAsia" w:hint="eastAsia"/>
-              </w:rPr>
-              <w:t>1:NotMatched</w:t>
-            </w:r>
-            <w:proofErr w:type="gramEnd"/>
+              <w:t>[参]0:Matched,1:NotMatched</w:t>
+            </w:r>
           </w:p>
         </w:tc>
       </w:tr>
@@ -23359,7 +22901,6 @@
                 <w:rFonts w:asciiTheme="minorEastAsia" w:eastAsiaTheme="minorEastAsia" w:hAnsiTheme="minorEastAsia" w:hint="eastAsia"/>
               </w:rPr>
             </w:pPr>
-            <w:proofErr w:type="gramStart"/>
             <w:r>
               <w:rPr>
                 <w:rFonts w:asciiTheme="minorEastAsia" w:eastAsiaTheme="minorEastAsia" w:hAnsiTheme="minorEastAsia" w:hint="eastAsia"/>
@@ -23370,14 +22911,7 @@
               <w:rPr>
                 <w:rFonts w:asciiTheme="minorEastAsia" w:eastAsiaTheme="minorEastAsia" w:hAnsiTheme="minorEastAsia" w:hint="eastAsia"/>
               </w:rPr>
-              <w:t>(</w:t>
-            </w:r>
-            <w:proofErr w:type="gramEnd"/>
-            <w:r>
-              <w:rPr>
-                <w:rFonts w:asciiTheme="minorEastAsia" w:eastAsiaTheme="minorEastAsia" w:hAnsiTheme="minorEastAsia" w:hint="eastAsia"/>
-              </w:rPr>
-              <w:t>500)</w:t>
+              <w:t>(500)</w:t>
             </w:r>
           </w:p>
         </w:tc>
@@ -23575,19 +23109,11 @@
                 <w:rFonts w:asciiTheme="minorEastAsia" w:eastAsiaTheme="minorEastAsia" w:hAnsiTheme="minorEastAsia" w:hint="eastAsia"/>
               </w:rPr>
             </w:pPr>
-            <w:proofErr w:type="gramStart"/>
-            <w:r>
-              <w:rPr>
-                <w:rFonts w:asciiTheme="minorEastAsia" w:eastAsiaTheme="minorEastAsia" w:hAnsiTheme="minorEastAsia" w:hint="eastAsia"/>
-              </w:rPr>
-              <w:t>VARCHAR(</w:t>
-            </w:r>
-            <w:proofErr w:type="gramEnd"/>
-            <w:r>
-              <w:rPr>
-                <w:rFonts w:asciiTheme="minorEastAsia" w:eastAsiaTheme="minorEastAsia" w:hAnsiTheme="minorEastAsia" w:hint="eastAsia"/>
-              </w:rPr>
-              <w:t>50)</w:t>
+            <w:r>
+              <w:rPr>
+                <w:rFonts w:asciiTheme="minorEastAsia" w:eastAsiaTheme="minorEastAsia" w:hAnsiTheme="minorEastAsia" w:hint="eastAsia"/>
+              </w:rPr>
+              <w:t>VARCHAR(50)</w:t>
             </w:r>
           </w:p>
         </w:tc>
@@ -23791,19 +23317,11 @@
                 <w:rFonts w:asciiTheme="minorEastAsia" w:eastAsiaTheme="minorEastAsia" w:hAnsiTheme="minorEastAsia" w:hint="eastAsia"/>
               </w:rPr>
             </w:pPr>
-            <w:proofErr w:type="gramStart"/>
-            <w:r>
-              <w:rPr>
-                <w:rFonts w:asciiTheme="minorEastAsia" w:eastAsiaTheme="minorEastAsia" w:hAnsiTheme="minorEastAsia" w:hint="eastAsia"/>
-              </w:rPr>
-              <w:t>VARCHAR(</w:t>
-            </w:r>
-            <w:proofErr w:type="gramEnd"/>
-            <w:r>
-              <w:rPr>
-                <w:rFonts w:asciiTheme="minorEastAsia" w:eastAsiaTheme="minorEastAsia" w:hAnsiTheme="minorEastAsia" w:hint="eastAsia"/>
-              </w:rPr>
-              <w:t>50)</w:t>
+            <w:r>
+              <w:rPr>
+                <w:rFonts w:asciiTheme="minorEastAsia" w:eastAsiaTheme="minorEastAsia" w:hAnsiTheme="minorEastAsia" w:hint="eastAsia"/>
+              </w:rPr>
+              <w:t>VARCHAR(50)</w:t>
             </w:r>
           </w:p>
         </w:tc>
@@ -24237,7 +23755,6 @@
                 <w:rFonts w:asciiTheme="minorEastAsia" w:eastAsiaTheme="minorEastAsia" w:hAnsiTheme="minorEastAsia" w:hint="eastAsia"/>
               </w:rPr>
             </w:pPr>
-            <w:proofErr w:type="gramStart"/>
             <w:r>
               <w:rPr>
                 <w:rFonts w:asciiTheme="minorEastAsia" w:eastAsiaTheme="minorEastAsia" w:hAnsiTheme="minorEastAsia" w:hint="eastAsia"/>
@@ -24247,7 +23764,6 @@
               </w:rPr>
               <w:t>外键</w:t>
             </w:r>
-            <w:proofErr w:type="gramEnd"/>
           </w:p>
         </w:tc>
         <w:tc>
@@ -24485,7 +24001,6 @@
                 <w:rFonts w:asciiTheme="minorEastAsia" w:eastAsiaTheme="minorEastAsia" w:hAnsiTheme="minorEastAsia" w:hint="eastAsia"/>
               </w:rPr>
             </w:pPr>
-            <w:proofErr w:type="gramStart"/>
             <w:r>
               <w:rPr>
                 <w:rFonts w:asciiTheme="minorEastAsia" w:eastAsiaTheme="minorEastAsia" w:hAnsiTheme="minorEastAsia" w:hint="eastAsia"/>
@@ -24496,14 +24011,7 @@
               <w:rPr>
                 <w:rFonts w:asciiTheme="minorEastAsia" w:eastAsiaTheme="minorEastAsia" w:hAnsiTheme="minorEastAsia" w:hint="eastAsia"/>
               </w:rPr>
-              <w:t>(</w:t>
-            </w:r>
-            <w:proofErr w:type="gramEnd"/>
-            <w:r>
-              <w:rPr>
-                <w:rFonts w:asciiTheme="minorEastAsia" w:eastAsiaTheme="minorEastAsia" w:hAnsiTheme="minorEastAsia" w:hint="eastAsia"/>
-              </w:rPr>
-              <w:t>50)</w:t>
+              <w:t>(50)</w:t>
             </w:r>
           </w:p>
         </w:tc>
@@ -24630,7 +24138,6 @@
                 <w:rFonts w:asciiTheme="minorEastAsia" w:eastAsiaTheme="minorEastAsia" w:hAnsiTheme="minorEastAsia" w:hint="eastAsia"/>
               </w:rPr>
             </w:pPr>
-            <w:proofErr w:type="gramStart"/>
             <w:r>
               <w:rPr>
                 <w:rFonts w:asciiTheme="minorEastAsia" w:eastAsiaTheme="minorEastAsia" w:hAnsiTheme="minorEastAsia" w:hint="eastAsia"/>
@@ -24641,14 +24148,7 @@
               <w:rPr>
                 <w:rFonts w:asciiTheme="minorEastAsia" w:eastAsiaTheme="minorEastAsia" w:hAnsiTheme="minorEastAsia" w:hint="eastAsia"/>
               </w:rPr>
-              <w:t>(</w:t>
-            </w:r>
-            <w:proofErr w:type="gramEnd"/>
-            <w:r>
-              <w:rPr>
-                <w:rFonts w:asciiTheme="minorEastAsia" w:eastAsiaTheme="minorEastAsia" w:hAnsiTheme="minorEastAsia" w:hint="eastAsia"/>
-              </w:rPr>
-              <w:t>50)</w:t>
+              <w:t>(50)</w:t>
             </w:r>
           </w:p>
         </w:tc>
@@ -24749,7 +24249,6 @@
                 <w:rFonts w:asciiTheme="minorEastAsia" w:eastAsiaTheme="minorEastAsia" w:hAnsiTheme="minorEastAsia" w:hint="eastAsia"/>
               </w:rPr>
             </w:pPr>
-            <w:proofErr w:type="gramStart"/>
             <w:r>
               <w:rPr>
                 <w:rFonts w:asciiTheme="minorEastAsia" w:eastAsiaTheme="minorEastAsia" w:hAnsiTheme="minorEastAsia" w:hint="eastAsia"/>
@@ -24762,7 +24261,6 @@
               </w:rPr>
               <w:t>(</w:t>
             </w:r>
-            <w:proofErr w:type="gramEnd"/>
             <w:r>
               <w:rPr>
                 <w:rFonts w:asciiTheme="minorEastAsia" w:eastAsiaTheme="minorEastAsia" w:hAnsiTheme="minorEastAsia" w:hint="eastAsia"/>
@@ -24888,7 +24386,6 @@
                 <w:rFonts w:asciiTheme="minorEastAsia" w:eastAsiaTheme="minorEastAsia" w:hAnsiTheme="minorEastAsia" w:hint="eastAsia"/>
               </w:rPr>
             </w:pPr>
-            <w:proofErr w:type="gramStart"/>
             <w:r>
               <w:rPr>
                 <w:rFonts w:asciiTheme="minorEastAsia" w:eastAsiaTheme="minorEastAsia" w:hAnsiTheme="minorEastAsia" w:hint="eastAsia"/>
@@ -24901,7 +24398,6 @@
               </w:rPr>
               <w:t>(</w:t>
             </w:r>
-            <w:proofErr w:type="gramEnd"/>
             <w:r>
               <w:rPr>
                 <w:rFonts w:asciiTheme="minorEastAsia" w:eastAsiaTheme="minorEastAsia" w:hAnsiTheme="minorEastAsia" w:hint="eastAsia"/>
@@ -25116,19 +24612,11 @@
                 <w:rFonts w:asciiTheme="minorEastAsia" w:eastAsiaTheme="minorEastAsia" w:hAnsiTheme="minorEastAsia" w:hint="eastAsia"/>
               </w:rPr>
             </w:pPr>
-            <w:proofErr w:type="gramStart"/>
-            <w:r>
-              <w:rPr>
-                <w:rFonts w:asciiTheme="minorEastAsia" w:eastAsiaTheme="minorEastAsia" w:hAnsiTheme="minorEastAsia" w:hint="eastAsia"/>
-              </w:rPr>
-              <w:t>VARCHAR(</w:t>
-            </w:r>
-            <w:proofErr w:type="gramEnd"/>
-            <w:r>
-              <w:rPr>
-                <w:rFonts w:asciiTheme="minorEastAsia" w:eastAsiaTheme="minorEastAsia" w:hAnsiTheme="minorEastAsia" w:hint="eastAsia"/>
-              </w:rPr>
-              <w:t>50)</w:t>
+            <w:r>
+              <w:rPr>
+                <w:rFonts w:asciiTheme="minorEastAsia" w:eastAsiaTheme="minorEastAsia" w:hAnsiTheme="minorEastAsia" w:hint="eastAsia"/>
+              </w:rPr>
+              <w:t>VARCHAR(50)</w:t>
             </w:r>
           </w:p>
         </w:tc>
@@ -25332,19 +24820,11 @@
                 <w:rFonts w:asciiTheme="minorEastAsia" w:eastAsiaTheme="minorEastAsia" w:hAnsiTheme="minorEastAsia" w:hint="eastAsia"/>
               </w:rPr>
             </w:pPr>
-            <w:proofErr w:type="gramStart"/>
-            <w:r>
-              <w:rPr>
-                <w:rFonts w:asciiTheme="minorEastAsia" w:eastAsiaTheme="minorEastAsia" w:hAnsiTheme="minorEastAsia" w:hint="eastAsia"/>
-              </w:rPr>
-              <w:t>VARCHAR(</w:t>
-            </w:r>
-            <w:proofErr w:type="gramEnd"/>
-            <w:r>
-              <w:rPr>
-                <w:rFonts w:asciiTheme="minorEastAsia" w:eastAsiaTheme="minorEastAsia" w:hAnsiTheme="minorEastAsia" w:hint="eastAsia"/>
-              </w:rPr>
-              <w:t>50)</w:t>
+            <w:r>
+              <w:rPr>
+                <w:rFonts w:asciiTheme="minorEastAsia" w:eastAsiaTheme="minorEastAsia" w:hAnsiTheme="minorEastAsia" w:hint="eastAsia"/>
+              </w:rPr>
+              <w:t>VARCHAR(50)</w:t>
             </w:r>
           </w:p>
         </w:tc>
@@ -25798,7 +25278,6 @@
                 <w:rFonts w:asciiTheme="minorEastAsia" w:eastAsiaTheme="minorEastAsia" w:hAnsiTheme="minorEastAsia" w:hint="eastAsia"/>
               </w:rPr>
             </w:pPr>
-            <w:proofErr w:type="gramStart"/>
             <w:r>
               <w:rPr>
                 <w:rFonts w:asciiTheme="minorEastAsia" w:eastAsiaTheme="minorEastAsia" w:hAnsiTheme="minorEastAsia" w:hint="eastAsia"/>
@@ -25808,7 +25287,6 @@
               </w:rPr>
               <w:t>外键</w:t>
             </w:r>
-            <w:proofErr w:type="gramEnd"/>
           </w:p>
         </w:tc>
         <w:tc>
@@ -26034,19 +25512,11 @@
                 <w:rFonts w:asciiTheme="minorEastAsia" w:eastAsiaTheme="minorEastAsia" w:hAnsiTheme="minorEastAsia" w:hint="eastAsia"/>
               </w:rPr>
             </w:pPr>
-            <w:proofErr w:type="gramStart"/>
-            <w:r>
-              <w:rPr>
-                <w:rFonts w:asciiTheme="minorEastAsia" w:eastAsiaTheme="minorEastAsia" w:hAnsiTheme="minorEastAsia" w:hint="eastAsia"/>
-              </w:rPr>
-              <w:t>VARCHAR(</w:t>
-            </w:r>
-            <w:proofErr w:type="gramEnd"/>
-            <w:r>
-              <w:rPr>
-                <w:rFonts w:asciiTheme="minorEastAsia" w:eastAsiaTheme="minorEastAsia" w:hAnsiTheme="minorEastAsia" w:hint="eastAsia"/>
-              </w:rPr>
-              <w:t>50)</w:t>
+            <w:r>
+              <w:rPr>
+                <w:rFonts w:asciiTheme="minorEastAsia" w:eastAsiaTheme="minorEastAsia" w:hAnsiTheme="minorEastAsia" w:hint="eastAsia"/>
+              </w:rPr>
+              <w:t>VARCHAR(50)</w:t>
             </w:r>
           </w:p>
         </w:tc>
@@ -26155,19 +25625,11 @@
                 <w:rFonts w:asciiTheme="minorEastAsia" w:eastAsiaTheme="minorEastAsia" w:hAnsiTheme="minorEastAsia" w:hint="eastAsia"/>
               </w:rPr>
             </w:pPr>
-            <w:proofErr w:type="gramStart"/>
-            <w:r>
-              <w:rPr>
-                <w:rFonts w:asciiTheme="minorEastAsia" w:eastAsiaTheme="minorEastAsia" w:hAnsiTheme="minorEastAsia" w:hint="eastAsia"/>
-              </w:rPr>
-              <w:t>VARCHAR(</w:t>
-            </w:r>
-            <w:proofErr w:type="gramEnd"/>
-            <w:r>
-              <w:rPr>
-                <w:rFonts w:asciiTheme="minorEastAsia" w:eastAsiaTheme="minorEastAsia" w:hAnsiTheme="minorEastAsia" w:hint="eastAsia"/>
-              </w:rPr>
-              <w:t>50)</w:t>
+            <w:r>
+              <w:rPr>
+                <w:rFonts w:asciiTheme="minorEastAsia" w:eastAsiaTheme="minorEastAsia" w:hAnsiTheme="minorEastAsia" w:hint="eastAsia"/>
+              </w:rPr>
+              <w:t>VARCHAR(50)</w:t>
             </w:r>
           </w:p>
         </w:tc>
@@ -26586,19 +26048,11 @@
                 <w:rFonts w:asciiTheme="minorEastAsia" w:eastAsiaTheme="minorEastAsia" w:hAnsiTheme="minorEastAsia" w:hint="eastAsia"/>
               </w:rPr>
             </w:pPr>
-            <w:proofErr w:type="gramStart"/>
-            <w:r>
-              <w:rPr>
-                <w:rFonts w:asciiTheme="minorEastAsia" w:eastAsiaTheme="minorEastAsia" w:hAnsiTheme="minorEastAsia" w:hint="eastAsia"/>
-              </w:rPr>
-              <w:t>VARCHAR(</w:t>
-            </w:r>
-            <w:proofErr w:type="gramEnd"/>
-            <w:r>
-              <w:rPr>
-                <w:rFonts w:asciiTheme="minorEastAsia" w:eastAsiaTheme="minorEastAsia" w:hAnsiTheme="minorEastAsia" w:hint="eastAsia"/>
-              </w:rPr>
-              <w:t>50)</w:t>
+            <w:r>
+              <w:rPr>
+                <w:rFonts w:asciiTheme="minorEastAsia" w:eastAsiaTheme="minorEastAsia" w:hAnsiTheme="minorEastAsia" w:hint="eastAsia"/>
+              </w:rPr>
+              <w:t>VARCHAR(50)</w:t>
             </w:r>
           </w:p>
         </w:tc>
@@ -26689,14 +26143,12 @@
                 <w:rFonts w:asciiTheme="minorEastAsia" w:eastAsiaTheme="minorEastAsia" w:hAnsiTheme="minorEastAsia" w:hint="eastAsia"/>
               </w:rPr>
             </w:pPr>
-            <w:proofErr w:type="gramStart"/>
             <w:r>
               <w:rPr>
                 <w:rFonts w:asciiTheme="minorEastAsia" w:eastAsiaTheme="minorEastAsia" w:hAnsiTheme="minorEastAsia" w:hint="eastAsia"/>
               </w:rPr>
               <w:t>VARCHAR(</w:t>
             </w:r>
-            <w:proofErr w:type="gramEnd"/>
             <w:r>
               <w:rPr>
                 <w:rFonts w:asciiTheme="minorEastAsia" w:eastAsiaTheme="minorEastAsia" w:hAnsiTheme="minorEastAsia" w:hint="eastAsia"/>
@@ -26804,19 +26256,11 @@
                 <w:rFonts w:asciiTheme="minorEastAsia" w:eastAsiaTheme="minorEastAsia" w:hAnsiTheme="minorEastAsia" w:hint="eastAsia"/>
               </w:rPr>
             </w:pPr>
-            <w:proofErr w:type="gramStart"/>
-            <w:r>
-              <w:rPr>
-                <w:rFonts w:asciiTheme="minorEastAsia" w:eastAsiaTheme="minorEastAsia" w:hAnsiTheme="minorEastAsia" w:hint="eastAsia"/>
-              </w:rPr>
-              <w:t>VARCHAR(</w:t>
-            </w:r>
-            <w:proofErr w:type="gramEnd"/>
-            <w:r>
-              <w:rPr>
-                <w:rFonts w:asciiTheme="minorEastAsia" w:eastAsiaTheme="minorEastAsia" w:hAnsiTheme="minorEastAsia" w:hint="eastAsia"/>
-              </w:rPr>
-              <w:t>50)</w:t>
+            <w:r>
+              <w:rPr>
+                <w:rFonts w:asciiTheme="minorEastAsia" w:eastAsiaTheme="minorEastAsia" w:hAnsiTheme="minorEastAsia" w:hint="eastAsia"/>
+              </w:rPr>
+              <w:t>VARCHAR(50)</w:t>
             </w:r>
           </w:p>
         </w:tc>
@@ -27121,19 +26565,11 @@
                 <w:rFonts w:asciiTheme="minorEastAsia" w:eastAsiaTheme="minorEastAsia" w:hAnsiTheme="minorEastAsia" w:hint="eastAsia"/>
               </w:rPr>
             </w:pPr>
-            <w:proofErr w:type="gramStart"/>
-            <w:r>
-              <w:rPr>
-                <w:rFonts w:asciiTheme="minorEastAsia" w:eastAsiaTheme="minorEastAsia" w:hAnsiTheme="minorEastAsia" w:hint="eastAsia"/>
-              </w:rPr>
-              <w:t>VARCHAR(</w:t>
-            </w:r>
-            <w:proofErr w:type="gramEnd"/>
-            <w:r>
-              <w:rPr>
-                <w:rFonts w:asciiTheme="minorEastAsia" w:eastAsiaTheme="minorEastAsia" w:hAnsiTheme="minorEastAsia" w:hint="eastAsia"/>
-              </w:rPr>
-              <w:t>50)</w:t>
+            <w:r>
+              <w:rPr>
+                <w:rFonts w:asciiTheme="minorEastAsia" w:eastAsiaTheme="minorEastAsia" w:hAnsiTheme="minorEastAsia" w:hint="eastAsia"/>
+              </w:rPr>
+              <w:t>VARCHAR(50)</w:t>
             </w:r>
           </w:p>
         </w:tc>
@@ -27337,19 +26773,11 @@
                 <w:rFonts w:asciiTheme="minorEastAsia" w:eastAsiaTheme="minorEastAsia" w:hAnsiTheme="minorEastAsia" w:hint="eastAsia"/>
               </w:rPr>
             </w:pPr>
-            <w:proofErr w:type="gramStart"/>
-            <w:r>
-              <w:rPr>
-                <w:rFonts w:asciiTheme="minorEastAsia" w:eastAsiaTheme="minorEastAsia" w:hAnsiTheme="minorEastAsia" w:hint="eastAsia"/>
-              </w:rPr>
-              <w:t>VARCHAR(</w:t>
-            </w:r>
-            <w:proofErr w:type="gramEnd"/>
-            <w:r>
-              <w:rPr>
-                <w:rFonts w:asciiTheme="minorEastAsia" w:eastAsiaTheme="minorEastAsia" w:hAnsiTheme="minorEastAsia" w:hint="eastAsia"/>
-              </w:rPr>
-              <w:t>50)</w:t>
+            <w:r>
+              <w:rPr>
+                <w:rFonts w:asciiTheme="minorEastAsia" w:eastAsiaTheme="minorEastAsia" w:hAnsiTheme="minorEastAsia" w:hint="eastAsia"/>
+              </w:rPr>
+              <w:t>VARCHAR(50)</w:t>
             </w:r>
           </w:p>
         </w:tc>
@@ -27795,7 +27223,6 @@
                 <w:rFonts w:asciiTheme="minorEastAsia" w:eastAsiaTheme="minorEastAsia" w:hAnsiTheme="minorEastAsia" w:hint="eastAsia"/>
               </w:rPr>
             </w:pPr>
-            <w:proofErr w:type="gramStart"/>
             <w:r>
               <w:rPr>
                 <w:rFonts w:asciiTheme="minorEastAsia" w:eastAsiaTheme="minorEastAsia" w:hAnsiTheme="minorEastAsia" w:hint="eastAsia"/>
@@ -27805,7 +27232,6 @@
               </w:rPr>
               <w:t>外键</w:t>
             </w:r>
-            <w:proofErr w:type="gramEnd"/>
           </w:p>
         </w:tc>
         <w:tc>
@@ -28031,19 +27457,11 @@
                 <w:rFonts w:asciiTheme="minorEastAsia" w:eastAsiaTheme="minorEastAsia" w:hAnsiTheme="minorEastAsia" w:hint="eastAsia"/>
               </w:rPr>
             </w:pPr>
-            <w:proofErr w:type="gramStart"/>
-            <w:r>
-              <w:rPr>
-                <w:rFonts w:asciiTheme="minorEastAsia" w:eastAsiaTheme="minorEastAsia" w:hAnsiTheme="minorEastAsia" w:hint="eastAsia"/>
-              </w:rPr>
-              <w:t>VARCHAR(</w:t>
-            </w:r>
-            <w:proofErr w:type="gramEnd"/>
-            <w:r>
-              <w:rPr>
-                <w:rFonts w:asciiTheme="minorEastAsia" w:eastAsiaTheme="minorEastAsia" w:hAnsiTheme="minorEastAsia" w:hint="eastAsia"/>
-              </w:rPr>
-              <w:t>50)</w:t>
+            <w:r>
+              <w:rPr>
+                <w:rFonts w:asciiTheme="minorEastAsia" w:eastAsiaTheme="minorEastAsia" w:hAnsiTheme="minorEastAsia" w:hint="eastAsia"/>
+              </w:rPr>
+              <w:t>VARCHAR(50)</w:t>
             </w:r>
           </w:p>
         </w:tc>
@@ -28152,19 +27570,11 @@
                 <w:rFonts w:asciiTheme="minorEastAsia" w:eastAsiaTheme="minorEastAsia" w:hAnsiTheme="minorEastAsia" w:hint="eastAsia"/>
               </w:rPr>
             </w:pPr>
-            <w:proofErr w:type="gramStart"/>
-            <w:r>
-              <w:rPr>
-                <w:rFonts w:asciiTheme="minorEastAsia" w:eastAsiaTheme="minorEastAsia" w:hAnsiTheme="minorEastAsia" w:hint="eastAsia"/>
-              </w:rPr>
-              <w:t>VARCHAR(</w:t>
-            </w:r>
-            <w:proofErr w:type="gramEnd"/>
-            <w:r>
-              <w:rPr>
-                <w:rFonts w:asciiTheme="minorEastAsia" w:eastAsiaTheme="minorEastAsia" w:hAnsiTheme="minorEastAsia" w:hint="eastAsia"/>
-              </w:rPr>
-              <w:t>50)</w:t>
+            <w:r>
+              <w:rPr>
+                <w:rFonts w:asciiTheme="minorEastAsia" w:eastAsiaTheme="minorEastAsia" w:hAnsiTheme="minorEastAsia" w:hint="eastAsia"/>
+              </w:rPr>
+              <w:t>VARCHAR(50)</w:t>
             </w:r>
           </w:p>
         </w:tc>
@@ -28261,19 +27671,11 @@
                 <w:rFonts w:asciiTheme="minorEastAsia" w:eastAsiaTheme="minorEastAsia" w:hAnsiTheme="minorEastAsia" w:hint="eastAsia"/>
               </w:rPr>
             </w:pPr>
-            <w:proofErr w:type="gramStart"/>
-            <w:r>
-              <w:rPr>
-                <w:rFonts w:asciiTheme="minorEastAsia" w:eastAsiaTheme="minorEastAsia" w:hAnsiTheme="minorEastAsia" w:hint="eastAsia"/>
-              </w:rPr>
-              <w:t>VARCHAR(</w:t>
-            </w:r>
-            <w:proofErr w:type="gramEnd"/>
-            <w:r>
-              <w:rPr>
-                <w:rFonts w:asciiTheme="minorEastAsia" w:eastAsiaTheme="minorEastAsia" w:hAnsiTheme="minorEastAsia" w:hint="eastAsia"/>
-              </w:rPr>
-              <w:t>50)</w:t>
+            <w:r>
+              <w:rPr>
+                <w:rFonts w:asciiTheme="minorEastAsia" w:eastAsiaTheme="minorEastAsia" w:hAnsiTheme="minorEastAsia" w:hint="eastAsia"/>
+              </w:rPr>
+              <w:t>VARCHAR(50)</w:t>
             </w:r>
           </w:p>
         </w:tc>
@@ -28370,19 +27772,11 @@
                 <w:rFonts w:asciiTheme="minorEastAsia" w:eastAsiaTheme="minorEastAsia" w:hAnsiTheme="minorEastAsia" w:hint="eastAsia"/>
               </w:rPr>
             </w:pPr>
-            <w:proofErr w:type="gramStart"/>
-            <w:r>
-              <w:rPr>
-                <w:rFonts w:asciiTheme="minorEastAsia" w:eastAsiaTheme="minorEastAsia" w:hAnsiTheme="minorEastAsia" w:hint="eastAsia"/>
-              </w:rPr>
-              <w:t>VARCHAR(</w:t>
-            </w:r>
-            <w:proofErr w:type="gramEnd"/>
-            <w:r>
-              <w:rPr>
-                <w:rFonts w:asciiTheme="minorEastAsia" w:eastAsiaTheme="minorEastAsia" w:hAnsiTheme="minorEastAsia" w:hint="eastAsia"/>
-              </w:rPr>
-              <w:t>50)</w:t>
+            <w:r>
+              <w:rPr>
+                <w:rFonts w:asciiTheme="minorEastAsia" w:eastAsiaTheme="minorEastAsia" w:hAnsiTheme="minorEastAsia" w:hint="eastAsia"/>
+              </w:rPr>
+              <w:t>VARCHAR(50)</w:t>
             </w:r>
           </w:p>
         </w:tc>
@@ -28592,19 +27986,11 @@
                 <w:rFonts w:asciiTheme="minorEastAsia" w:eastAsiaTheme="minorEastAsia" w:hAnsiTheme="minorEastAsia" w:hint="eastAsia"/>
               </w:rPr>
             </w:pPr>
-            <w:proofErr w:type="gramStart"/>
-            <w:r>
-              <w:rPr>
-                <w:rFonts w:asciiTheme="minorEastAsia" w:eastAsiaTheme="minorEastAsia" w:hAnsiTheme="minorEastAsia" w:hint="eastAsia"/>
-              </w:rPr>
-              <w:t>VARCHAR(</w:t>
-            </w:r>
-            <w:proofErr w:type="gramEnd"/>
-            <w:r>
-              <w:rPr>
-                <w:rFonts w:asciiTheme="minorEastAsia" w:eastAsiaTheme="minorEastAsia" w:hAnsiTheme="minorEastAsia" w:hint="eastAsia"/>
-              </w:rPr>
-              <w:t>50)</w:t>
+            <w:r>
+              <w:rPr>
+                <w:rFonts w:asciiTheme="minorEastAsia" w:eastAsiaTheme="minorEastAsia" w:hAnsiTheme="minorEastAsia" w:hint="eastAsia"/>
+              </w:rPr>
+              <w:t>VARCHAR(50)</w:t>
             </w:r>
           </w:p>
         </w:tc>
@@ -28808,19 +28194,11 @@
                 <w:rFonts w:asciiTheme="minorEastAsia" w:eastAsiaTheme="minorEastAsia" w:hAnsiTheme="minorEastAsia" w:hint="eastAsia"/>
               </w:rPr>
             </w:pPr>
-            <w:proofErr w:type="gramStart"/>
-            <w:r>
-              <w:rPr>
-                <w:rFonts w:asciiTheme="minorEastAsia" w:eastAsiaTheme="minorEastAsia" w:hAnsiTheme="minorEastAsia" w:hint="eastAsia"/>
-              </w:rPr>
-              <w:t>VARCHAR(</w:t>
-            </w:r>
-            <w:proofErr w:type="gramEnd"/>
-            <w:r>
-              <w:rPr>
-                <w:rFonts w:asciiTheme="minorEastAsia" w:eastAsiaTheme="minorEastAsia" w:hAnsiTheme="minorEastAsia" w:hint="eastAsia"/>
-              </w:rPr>
-              <w:t>50)</w:t>
+            <w:r>
+              <w:rPr>
+                <w:rFonts w:asciiTheme="minorEastAsia" w:eastAsiaTheme="minorEastAsia" w:hAnsiTheme="minorEastAsia" w:hint="eastAsia"/>
+              </w:rPr>
+              <w:t>VARCHAR(50)</w:t>
             </w:r>
           </w:p>
         </w:tc>
@@ -29278,7 +28656,6 @@
                 <w:rFonts w:asciiTheme="minorEastAsia" w:eastAsiaTheme="minorEastAsia" w:hAnsiTheme="minorEastAsia" w:hint="eastAsia"/>
               </w:rPr>
             </w:pPr>
-            <w:proofErr w:type="gramStart"/>
             <w:r>
               <w:rPr>
                 <w:rFonts w:asciiTheme="minorEastAsia" w:eastAsiaTheme="minorEastAsia" w:hAnsiTheme="minorEastAsia" w:hint="eastAsia"/>
@@ -29288,7 +28665,6 @@
               </w:rPr>
               <w:t>外键</w:t>
             </w:r>
-            <w:proofErr w:type="gramEnd"/>
           </w:p>
         </w:tc>
         <w:tc>
@@ -29508,19 +28884,11 @@
                 <w:rFonts w:asciiTheme="minorEastAsia" w:eastAsiaTheme="minorEastAsia" w:hAnsiTheme="minorEastAsia" w:hint="eastAsia"/>
               </w:rPr>
             </w:pPr>
-            <w:proofErr w:type="gramStart"/>
-            <w:r>
-              <w:rPr>
-                <w:rFonts w:asciiTheme="minorEastAsia" w:eastAsiaTheme="minorEastAsia" w:hAnsiTheme="minorEastAsia" w:hint="eastAsia"/>
-              </w:rPr>
-              <w:t>VARCHAR(</w:t>
-            </w:r>
-            <w:proofErr w:type="gramEnd"/>
-            <w:r>
-              <w:rPr>
-                <w:rFonts w:asciiTheme="minorEastAsia" w:eastAsiaTheme="minorEastAsia" w:hAnsiTheme="minorEastAsia" w:hint="eastAsia"/>
-              </w:rPr>
-              <w:t>50)</w:t>
+            <w:r>
+              <w:rPr>
+                <w:rFonts w:asciiTheme="minorEastAsia" w:eastAsiaTheme="minorEastAsia" w:hAnsiTheme="minorEastAsia" w:hint="eastAsia"/>
+              </w:rPr>
+              <w:t>VARCHAR(50)</w:t>
             </w:r>
           </w:p>
         </w:tc>
@@ -29617,19 +28985,11 @@
                 <w:rFonts w:asciiTheme="minorEastAsia" w:eastAsiaTheme="minorEastAsia" w:hAnsiTheme="minorEastAsia" w:hint="eastAsia"/>
               </w:rPr>
             </w:pPr>
-            <w:proofErr w:type="gramStart"/>
-            <w:r>
-              <w:rPr>
-                <w:rFonts w:asciiTheme="minorEastAsia" w:eastAsiaTheme="minorEastAsia" w:hAnsiTheme="minorEastAsia" w:hint="eastAsia"/>
-              </w:rPr>
-              <w:t>VARCHAR(</w:t>
-            </w:r>
-            <w:proofErr w:type="gramEnd"/>
-            <w:r>
-              <w:rPr>
-                <w:rFonts w:asciiTheme="minorEastAsia" w:eastAsiaTheme="minorEastAsia" w:hAnsiTheme="minorEastAsia" w:hint="eastAsia"/>
-              </w:rPr>
-              <w:t>50)</w:t>
+            <w:r>
+              <w:rPr>
+                <w:rFonts w:asciiTheme="minorEastAsia" w:eastAsiaTheme="minorEastAsia" w:hAnsiTheme="minorEastAsia" w:hint="eastAsia"/>
+              </w:rPr>
+              <w:t>VARCHAR(50)</w:t>
             </w:r>
           </w:p>
         </w:tc>
@@ -29718,19 +29078,11 @@
                 <w:rFonts w:asciiTheme="minorEastAsia" w:eastAsiaTheme="minorEastAsia" w:hAnsiTheme="minorEastAsia" w:hint="eastAsia"/>
               </w:rPr>
             </w:pPr>
-            <w:proofErr w:type="gramStart"/>
-            <w:r>
-              <w:rPr>
-                <w:rFonts w:asciiTheme="minorEastAsia" w:eastAsiaTheme="minorEastAsia" w:hAnsiTheme="minorEastAsia" w:hint="eastAsia"/>
-              </w:rPr>
-              <w:t>VARCHAR(</w:t>
-            </w:r>
-            <w:proofErr w:type="gramEnd"/>
-            <w:r>
-              <w:rPr>
-                <w:rFonts w:asciiTheme="minorEastAsia" w:eastAsiaTheme="minorEastAsia" w:hAnsiTheme="minorEastAsia" w:hint="eastAsia"/>
-              </w:rPr>
-              <w:t>100)</w:t>
+            <w:r>
+              <w:rPr>
+                <w:rFonts w:asciiTheme="minorEastAsia" w:eastAsiaTheme="minorEastAsia" w:hAnsiTheme="minorEastAsia" w:hint="eastAsia"/>
+              </w:rPr>
+              <w:t>VARCHAR(100)</w:t>
             </w:r>
           </w:p>
         </w:tc>
@@ -29821,19 +29173,11 @@
                 <w:rFonts w:asciiTheme="minorEastAsia" w:eastAsiaTheme="minorEastAsia" w:hAnsiTheme="minorEastAsia" w:hint="eastAsia"/>
               </w:rPr>
             </w:pPr>
-            <w:proofErr w:type="gramStart"/>
-            <w:r>
-              <w:rPr>
-                <w:rFonts w:asciiTheme="minorEastAsia" w:eastAsiaTheme="minorEastAsia" w:hAnsiTheme="minorEastAsia" w:hint="eastAsia"/>
-              </w:rPr>
-              <w:t>VARCHAR(</w:t>
-            </w:r>
-            <w:proofErr w:type="gramEnd"/>
-            <w:r>
-              <w:rPr>
-                <w:rFonts w:asciiTheme="minorEastAsia" w:eastAsiaTheme="minorEastAsia" w:hAnsiTheme="minorEastAsia" w:hint="eastAsia"/>
-              </w:rPr>
-              <w:t>50)</w:t>
+            <w:r>
+              <w:rPr>
+                <w:rFonts w:asciiTheme="minorEastAsia" w:eastAsiaTheme="minorEastAsia" w:hAnsiTheme="minorEastAsia" w:hint="eastAsia"/>
+              </w:rPr>
+              <w:t>VARCHAR(50)</w:t>
             </w:r>
           </w:p>
         </w:tc>
@@ -30037,19 +29381,11 @@
                 <w:rFonts w:asciiTheme="minorEastAsia" w:eastAsiaTheme="minorEastAsia" w:hAnsiTheme="minorEastAsia" w:hint="eastAsia"/>
               </w:rPr>
             </w:pPr>
-            <w:proofErr w:type="gramStart"/>
-            <w:r>
-              <w:rPr>
-                <w:rFonts w:asciiTheme="minorEastAsia" w:eastAsiaTheme="minorEastAsia" w:hAnsiTheme="minorEastAsia" w:hint="eastAsia"/>
-              </w:rPr>
-              <w:t>VARCHAR(</w:t>
-            </w:r>
-            <w:proofErr w:type="gramEnd"/>
-            <w:r>
-              <w:rPr>
-                <w:rFonts w:asciiTheme="minorEastAsia" w:eastAsiaTheme="minorEastAsia" w:hAnsiTheme="minorEastAsia" w:hint="eastAsia"/>
-              </w:rPr>
-              <w:t>50)</w:t>
+            <w:r>
+              <w:rPr>
+                <w:rFonts w:asciiTheme="minorEastAsia" w:eastAsiaTheme="minorEastAsia" w:hAnsiTheme="minorEastAsia" w:hint="eastAsia"/>
+              </w:rPr>
+              <w:t>VARCHAR(50)</w:t>
             </w:r>
           </w:p>
         </w:tc>
@@ -30253,19 +29589,11 @@
                 <w:rFonts w:asciiTheme="minorEastAsia" w:eastAsiaTheme="minorEastAsia" w:hAnsiTheme="minorEastAsia" w:hint="eastAsia"/>
               </w:rPr>
             </w:pPr>
-            <w:proofErr w:type="gramStart"/>
-            <w:r>
-              <w:rPr>
-                <w:rFonts w:asciiTheme="minorEastAsia" w:eastAsiaTheme="minorEastAsia" w:hAnsiTheme="minorEastAsia" w:hint="eastAsia"/>
-              </w:rPr>
-              <w:t>VARCHAR(</w:t>
-            </w:r>
-            <w:proofErr w:type="gramEnd"/>
-            <w:r>
-              <w:rPr>
-                <w:rFonts w:asciiTheme="minorEastAsia" w:eastAsiaTheme="minorEastAsia" w:hAnsiTheme="minorEastAsia" w:hint="eastAsia"/>
-              </w:rPr>
-              <w:t>50)</w:t>
+            <w:r>
+              <w:rPr>
+                <w:rFonts w:asciiTheme="minorEastAsia" w:eastAsiaTheme="minorEastAsia" w:hAnsiTheme="minorEastAsia" w:hint="eastAsia"/>
+              </w:rPr>
+              <w:t>VARCHAR(50)</w:t>
             </w:r>
           </w:p>
         </w:tc>
@@ -30667,27 +29995,13 @@
               <w:rPr>
                 <w:rFonts w:asciiTheme="minorEastAsia" w:eastAsiaTheme="minorEastAsia" w:hAnsiTheme="minorEastAsia" w:hint="eastAsia"/>
               </w:rPr>
-              <w:t>lookup_</w:t>
-            </w:r>
-            <w:proofErr w:type="gramStart"/>
-            <w:r>
-              <w:rPr>
-                <w:rFonts w:asciiTheme="minorEastAsia" w:eastAsiaTheme="minorEastAsia" w:hAnsiTheme="minorEastAsia" w:hint="eastAsia"/>
-              </w:rPr>
-              <w:t>id</w:t>
-            </w:r>
-            <w:r>
-              <w:rPr>
-                <w:rFonts w:asciiTheme="minorEastAsia" w:eastAsiaTheme="minorEastAsia" w:hAnsiTheme="minorEastAsia" w:hint="eastAsia"/>
-              </w:rPr>
-              <w:t>,lookup</w:t>
-            </w:r>
-            <w:proofErr w:type="gramEnd"/>
-            <w:r>
-              <w:rPr>
-                <w:rFonts w:asciiTheme="minorEastAsia" w:eastAsiaTheme="minorEastAsia" w:hAnsiTheme="minorEastAsia" w:hint="eastAsia"/>
-              </w:rPr>
-              <w:t>_value</w:t>
+              <w:t>lookup_id</w:t>
+            </w:r>
+            <w:r>
+              <w:rPr>
+                <w:rFonts w:asciiTheme="minorEastAsia" w:eastAsiaTheme="minorEastAsia" w:hAnsiTheme="minorEastAsia" w:hint="eastAsia"/>
+              </w:rPr>
+              <w:t>,lookup_value</w:t>
             </w:r>
             <w:proofErr w:type="spellEnd"/>
           </w:p>
@@ -30751,7 +30065,6 @@
                 <w:rFonts w:asciiTheme="minorEastAsia" w:eastAsiaTheme="minorEastAsia" w:hAnsiTheme="minorEastAsia" w:hint="eastAsia"/>
               </w:rPr>
             </w:pPr>
-            <w:proofErr w:type="gramStart"/>
             <w:r>
               <w:rPr>
                 <w:rFonts w:asciiTheme="minorEastAsia" w:eastAsiaTheme="minorEastAsia" w:hAnsiTheme="minorEastAsia" w:hint="eastAsia"/>
@@ -30761,7 +30074,6 @@
               </w:rPr>
               <w:t>外键</w:t>
             </w:r>
-            <w:proofErr w:type="gramEnd"/>
           </w:p>
         </w:tc>
         <w:tc>
@@ -30981,19 +30293,11 @@
                 <w:rFonts w:asciiTheme="minorEastAsia" w:eastAsiaTheme="minorEastAsia" w:hAnsiTheme="minorEastAsia" w:hint="eastAsia"/>
               </w:rPr>
             </w:pPr>
-            <w:proofErr w:type="gramStart"/>
-            <w:r>
-              <w:rPr>
-                <w:rFonts w:asciiTheme="minorEastAsia" w:eastAsiaTheme="minorEastAsia" w:hAnsiTheme="minorEastAsia" w:hint="eastAsia"/>
-              </w:rPr>
-              <w:t>VARCHAR(</w:t>
-            </w:r>
-            <w:proofErr w:type="gramEnd"/>
-            <w:r>
-              <w:rPr>
-                <w:rFonts w:asciiTheme="minorEastAsia" w:eastAsiaTheme="minorEastAsia" w:hAnsiTheme="minorEastAsia" w:hint="eastAsia"/>
-              </w:rPr>
-              <w:t>50)</w:t>
+            <w:r>
+              <w:rPr>
+                <w:rFonts w:asciiTheme="minorEastAsia" w:eastAsiaTheme="minorEastAsia" w:hAnsiTheme="minorEastAsia" w:hint="eastAsia"/>
+              </w:rPr>
+              <w:t>VARCHAR(50)</w:t>
             </w:r>
           </w:p>
         </w:tc>
@@ -31090,19 +30394,11 @@
                 <w:rFonts w:asciiTheme="minorEastAsia" w:eastAsiaTheme="minorEastAsia" w:hAnsiTheme="minorEastAsia" w:hint="eastAsia"/>
               </w:rPr>
             </w:pPr>
-            <w:proofErr w:type="gramStart"/>
-            <w:r>
-              <w:rPr>
-                <w:rFonts w:asciiTheme="minorEastAsia" w:eastAsiaTheme="minorEastAsia" w:hAnsiTheme="minorEastAsia" w:hint="eastAsia"/>
-              </w:rPr>
-              <w:t>VARCHAR(</w:t>
-            </w:r>
-            <w:proofErr w:type="gramEnd"/>
-            <w:r>
-              <w:rPr>
-                <w:rFonts w:asciiTheme="minorEastAsia" w:eastAsiaTheme="minorEastAsia" w:hAnsiTheme="minorEastAsia" w:hint="eastAsia"/>
-              </w:rPr>
-              <w:t>50)</w:t>
+            <w:r>
+              <w:rPr>
+                <w:rFonts w:asciiTheme="minorEastAsia" w:eastAsiaTheme="minorEastAsia" w:hAnsiTheme="minorEastAsia" w:hint="eastAsia"/>
+              </w:rPr>
+              <w:t>VARCHAR(50)</w:t>
             </w:r>
           </w:p>
         </w:tc>
@@ -31205,19 +30501,11 @@
                 <w:rFonts w:asciiTheme="minorEastAsia" w:eastAsiaTheme="minorEastAsia" w:hAnsiTheme="minorEastAsia" w:hint="eastAsia"/>
               </w:rPr>
             </w:pPr>
-            <w:proofErr w:type="gramStart"/>
-            <w:r>
-              <w:rPr>
-                <w:rFonts w:asciiTheme="minorEastAsia" w:eastAsiaTheme="minorEastAsia" w:hAnsiTheme="minorEastAsia" w:hint="eastAsia"/>
-              </w:rPr>
-              <w:t>VARCHAR(</w:t>
-            </w:r>
-            <w:proofErr w:type="gramEnd"/>
-            <w:r>
-              <w:rPr>
-                <w:rFonts w:asciiTheme="minorEastAsia" w:eastAsiaTheme="minorEastAsia" w:hAnsiTheme="minorEastAsia" w:hint="eastAsia"/>
-              </w:rPr>
-              <w:t>50)</w:t>
+            <w:r>
+              <w:rPr>
+                <w:rFonts w:asciiTheme="minorEastAsia" w:eastAsiaTheme="minorEastAsia" w:hAnsiTheme="minorEastAsia" w:hint="eastAsia"/>
+              </w:rPr>
+              <w:t>VARCHAR(50)</w:t>
             </w:r>
           </w:p>
         </w:tc>
@@ -31312,19 +30600,11 @@
                 <w:rFonts w:asciiTheme="minorEastAsia" w:eastAsiaTheme="minorEastAsia" w:hAnsiTheme="minorEastAsia" w:hint="eastAsia"/>
               </w:rPr>
             </w:pPr>
-            <w:proofErr w:type="gramStart"/>
-            <w:r>
-              <w:rPr>
-                <w:rFonts w:asciiTheme="minorEastAsia" w:eastAsiaTheme="minorEastAsia" w:hAnsiTheme="minorEastAsia" w:hint="eastAsia"/>
-              </w:rPr>
-              <w:t>VARCHAR(</w:t>
-            </w:r>
-            <w:proofErr w:type="gramEnd"/>
-            <w:r>
-              <w:rPr>
-                <w:rFonts w:asciiTheme="minorEastAsia" w:eastAsiaTheme="minorEastAsia" w:hAnsiTheme="minorEastAsia" w:hint="eastAsia"/>
-              </w:rPr>
-              <w:t>100)</w:t>
+            <w:r>
+              <w:rPr>
+                <w:rFonts w:asciiTheme="minorEastAsia" w:eastAsiaTheme="minorEastAsia" w:hAnsiTheme="minorEastAsia" w:hint="eastAsia"/>
+              </w:rPr>
+              <w:t>VARCHAR(100)</w:t>
             </w:r>
           </w:p>
         </w:tc>
@@ -31616,19 +30896,11 @@
                 <w:rFonts w:asciiTheme="minorEastAsia" w:eastAsiaTheme="minorEastAsia" w:hAnsiTheme="minorEastAsia" w:hint="eastAsia"/>
               </w:rPr>
             </w:pPr>
-            <w:proofErr w:type="gramStart"/>
-            <w:r>
-              <w:rPr>
-                <w:rFonts w:asciiTheme="minorEastAsia" w:eastAsiaTheme="minorEastAsia" w:hAnsiTheme="minorEastAsia" w:hint="eastAsia"/>
-              </w:rPr>
-              <w:t>VARCHAR(</w:t>
-            </w:r>
-            <w:proofErr w:type="gramEnd"/>
-            <w:r>
-              <w:rPr>
-                <w:rFonts w:asciiTheme="minorEastAsia" w:eastAsiaTheme="minorEastAsia" w:hAnsiTheme="minorEastAsia" w:hint="eastAsia"/>
-              </w:rPr>
-              <w:t>50)</w:t>
+            <w:r>
+              <w:rPr>
+                <w:rFonts w:asciiTheme="minorEastAsia" w:eastAsiaTheme="minorEastAsia" w:hAnsiTheme="minorEastAsia" w:hint="eastAsia"/>
+              </w:rPr>
+              <w:t>VARCHAR(50)</w:t>
             </w:r>
           </w:p>
         </w:tc>
@@ -31832,19 +31104,11 @@
                 <w:rFonts w:asciiTheme="minorEastAsia" w:eastAsiaTheme="minorEastAsia" w:hAnsiTheme="minorEastAsia" w:hint="eastAsia"/>
               </w:rPr>
             </w:pPr>
-            <w:proofErr w:type="gramStart"/>
-            <w:r>
-              <w:rPr>
-                <w:rFonts w:asciiTheme="minorEastAsia" w:eastAsiaTheme="minorEastAsia" w:hAnsiTheme="minorEastAsia" w:hint="eastAsia"/>
-              </w:rPr>
-              <w:t>VARCHAR(</w:t>
-            </w:r>
-            <w:proofErr w:type="gramEnd"/>
-            <w:r>
-              <w:rPr>
-                <w:rFonts w:asciiTheme="minorEastAsia" w:eastAsiaTheme="minorEastAsia" w:hAnsiTheme="minorEastAsia" w:hint="eastAsia"/>
-              </w:rPr>
-              <w:t>50)</w:t>
+            <w:r>
+              <w:rPr>
+                <w:rFonts w:asciiTheme="minorEastAsia" w:eastAsiaTheme="minorEastAsia" w:hAnsiTheme="minorEastAsia" w:hint="eastAsia"/>
+              </w:rPr>
+              <w:t>VARCHAR(50)</w:t>
             </w:r>
           </w:p>
         </w:tc>
@@ -32290,7 +31554,6 @@
                 <w:rFonts w:asciiTheme="minorEastAsia" w:eastAsiaTheme="minorEastAsia" w:hAnsiTheme="minorEastAsia" w:hint="eastAsia"/>
               </w:rPr>
             </w:pPr>
-            <w:proofErr w:type="gramStart"/>
             <w:r>
               <w:rPr>
                 <w:rFonts w:asciiTheme="minorEastAsia" w:eastAsiaTheme="minorEastAsia" w:hAnsiTheme="minorEastAsia" w:hint="eastAsia"/>
@@ -32300,7 +31563,6 @@
               </w:rPr>
               <w:t>外键</w:t>
             </w:r>
-            <w:proofErr w:type="gramEnd"/>
           </w:p>
         </w:tc>
         <w:tc>
@@ -32526,19 +31788,11 @@
                 <w:rFonts w:asciiTheme="minorEastAsia" w:eastAsiaTheme="minorEastAsia" w:hAnsiTheme="minorEastAsia" w:hint="eastAsia"/>
               </w:rPr>
             </w:pPr>
-            <w:proofErr w:type="gramStart"/>
-            <w:r>
-              <w:rPr>
-                <w:rFonts w:asciiTheme="minorEastAsia" w:eastAsiaTheme="minorEastAsia" w:hAnsiTheme="minorEastAsia" w:hint="eastAsia"/>
-              </w:rPr>
-              <w:t>VARCHAR(</w:t>
-            </w:r>
-            <w:proofErr w:type="gramEnd"/>
-            <w:r>
-              <w:rPr>
-                <w:rFonts w:asciiTheme="minorEastAsia" w:eastAsiaTheme="minorEastAsia" w:hAnsiTheme="minorEastAsia" w:hint="eastAsia"/>
-              </w:rPr>
-              <w:t>50)</w:t>
+            <w:r>
+              <w:rPr>
+                <w:rFonts w:asciiTheme="minorEastAsia" w:eastAsiaTheme="minorEastAsia" w:hAnsiTheme="minorEastAsia" w:hint="eastAsia"/>
+              </w:rPr>
+              <w:t>VARCHAR(50)</w:t>
             </w:r>
           </w:p>
         </w:tc>
@@ -32647,19 +31901,11 @@
                 <w:rFonts w:asciiTheme="minorEastAsia" w:eastAsiaTheme="minorEastAsia" w:hAnsiTheme="minorEastAsia" w:hint="eastAsia"/>
               </w:rPr>
             </w:pPr>
-            <w:proofErr w:type="gramStart"/>
-            <w:r>
-              <w:rPr>
-                <w:rFonts w:asciiTheme="minorEastAsia" w:eastAsiaTheme="minorEastAsia" w:hAnsiTheme="minorEastAsia" w:hint="eastAsia"/>
-              </w:rPr>
-              <w:t>VARCHAR(</w:t>
-            </w:r>
-            <w:proofErr w:type="gramEnd"/>
-            <w:r>
-              <w:rPr>
-                <w:rFonts w:asciiTheme="minorEastAsia" w:eastAsiaTheme="minorEastAsia" w:hAnsiTheme="minorEastAsia" w:hint="eastAsia"/>
-              </w:rPr>
-              <w:t>50)</w:t>
+            <w:r>
+              <w:rPr>
+                <w:rFonts w:asciiTheme="minorEastAsia" w:eastAsiaTheme="minorEastAsia" w:hAnsiTheme="minorEastAsia" w:hint="eastAsia"/>
+              </w:rPr>
+              <w:t>VARCHAR(50)</w:t>
             </w:r>
           </w:p>
         </w:tc>
@@ -32750,14 +31996,12 @@
                 <w:rFonts w:asciiTheme="minorEastAsia" w:eastAsiaTheme="minorEastAsia" w:hAnsiTheme="minorEastAsia" w:hint="eastAsia"/>
               </w:rPr>
             </w:pPr>
-            <w:proofErr w:type="gramStart"/>
             <w:r>
               <w:rPr>
                 <w:rFonts w:asciiTheme="minorEastAsia" w:eastAsiaTheme="minorEastAsia" w:hAnsiTheme="minorEastAsia" w:hint="eastAsia"/>
               </w:rPr>
               <w:t>VARCHAR(</w:t>
             </w:r>
-            <w:proofErr w:type="gramEnd"/>
             <w:r>
               <w:rPr>
                 <w:rFonts w:asciiTheme="minorEastAsia" w:eastAsiaTheme="minorEastAsia" w:hAnsiTheme="minorEastAsia" w:hint="eastAsia"/>
@@ -32863,19 +32107,11 @@
                 <w:rFonts w:asciiTheme="minorEastAsia" w:eastAsiaTheme="minorEastAsia" w:hAnsiTheme="minorEastAsia" w:hint="eastAsia"/>
               </w:rPr>
             </w:pPr>
-            <w:proofErr w:type="gramStart"/>
-            <w:r>
-              <w:rPr>
-                <w:rFonts w:asciiTheme="minorEastAsia" w:eastAsiaTheme="minorEastAsia" w:hAnsiTheme="minorEastAsia" w:hint="eastAsia"/>
-              </w:rPr>
-              <w:t>VARCHAR(</w:t>
-            </w:r>
-            <w:proofErr w:type="gramEnd"/>
-            <w:r>
-              <w:rPr>
-                <w:rFonts w:asciiTheme="minorEastAsia" w:eastAsiaTheme="minorEastAsia" w:hAnsiTheme="minorEastAsia" w:hint="eastAsia"/>
-              </w:rPr>
-              <w:t>100)</w:t>
+            <w:r>
+              <w:rPr>
+                <w:rFonts w:asciiTheme="minorEastAsia" w:eastAsiaTheme="minorEastAsia" w:hAnsiTheme="minorEastAsia" w:hint="eastAsia"/>
+              </w:rPr>
+              <w:t>VARCHAR(100)</w:t>
             </w:r>
           </w:p>
         </w:tc>
@@ -32964,14 +32200,12 @@
                 <w:rFonts w:asciiTheme="minorEastAsia" w:eastAsiaTheme="minorEastAsia" w:hAnsiTheme="minorEastAsia" w:hint="eastAsia"/>
               </w:rPr>
             </w:pPr>
-            <w:proofErr w:type="gramStart"/>
             <w:r>
               <w:rPr>
                 <w:rFonts w:asciiTheme="minorEastAsia" w:eastAsiaTheme="minorEastAsia" w:hAnsiTheme="minorEastAsia" w:hint="eastAsia"/>
               </w:rPr>
               <w:t>VARCHAR(</w:t>
             </w:r>
-            <w:proofErr w:type="gramEnd"/>
             <w:r>
               <w:rPr>
                 <w:rFonts w:asciiTheme="minorEastAsia" w:eastAsiaTheme="minorEastAsia" w:hAnsiTheme="minorEastAsia" w:hint="eastAsia"/>
@@ -33079,14 +32313,12 @@
                 <w:rFonts w:asciiTheme="minorEastAsia" w:eastAsiaTheme="minorEastAsia" w:hAnsiTheme="minorEastAsia" w:hint="eastAsia"/>
               </w:rPr>
             </w:pPr>
-            <w:proofErr w:type="gramStart"/>
             <w:r>
               <w:rPr>
                 <w:rFonts w:asciiTheme="minorEastAsia" w:eastAsiaTheme="minorEastAsia" w:hAnsiTheme="minorEastAsia" w:hint="eastAsia"/>
               </w:rPr>
               <w:t>VARCHAR(</w:t>
             </w:r>
-            <w:proofErr w:type="gramEnd"/>
             <w:r>
               <w:rPr>
                 <w:rFonts w:asciiTheme="minorEastAsia" w:eastAsiaTheme="minorEastAsia" w:hAnsiTheme="minorEastAsia" w:hint="eastAsia"/>
@@ -33563,19 +32795,11 @@
                 <w:rFonts w:asciiTheme="minorEastAsia" w:eastAsiaTheme="minorEastAsia" w:hAnsiTheme="minorEastAsia" w:hint="eastAsia"/>
               </w:rPr>
             </w:pPr>
-            <w:proofErr w:type="gramStart"/>
-            <w:r>
-              <w:rPr>
-                <w:rFonts w:asciiTheme="minorEastAsia" w:eastAsiaTheme="minorEastAsia" w:hAnsiTheme="minorEastAsia" w:hint="eastAsia"/>
-              </w:rPr>
-              <w:t>VARCHAR(</w:t>
-            </w:r>
-            <w:proofErr w:type="gramEnd"/>
-            <w:r>
-              <w:rPr>
-                <w:rFonts w:asciiTheme="minorEastAsia" w:eastAsiaTheme="minorEastAsia" w:hAnsiTheme="minorEastAsia" w:hint="eastAsia"/>
-              </w:rPr>
-              <w:t>50)</w:t>
+            <w:r>
+              <w:rPr>
+                <w:rFonts w:asciiTheme="minorEastAsia" w:eastAsiaTheme="minorEastAsia" w:hAnsiTheme="minorEastAsia" w:hint="eastAsia"/>
+              </w:rPr>
+              <w:t>VARCHAR(50)</w:t>
             </w:r>
           </w:p>
         </w:tc>
@@ -33779,19 +33003,11 @@
                 <w:rFonts w:asciiTheme="minorEastAsia" w:eastAsiaTheme="minorEastAsia" w:hAnsiTheme="minorEastAsia" w:hint="eastAsia"/>
               </w:rPr>
             </w:pPr>
-            <w:proofErr w:type="gramStart"/>
-            <w:r>
-              <w:rPr>
-                <w:rFonts w:asciiTheme="minorEastAsia" w:eastAsiaTheme="minorEastAsia" w:hAnsiTheme="minorEastAsia" w:hint="eastAsia"/>
-              </w:rPr>
-              <w:t>VARCHAR(</w:t>
-            </w:r>
-            <w:proofErr w:type="gramEnd"/>
-            <w:r>
-              <w:rPr>
-                <w:rFonts w:asciiTheme="minorEastAsia" w:eastAsiaTheme="minorEastAsia" w:hAnsiTheme="minorEastAsia" w:hint="eastAsia"/>
-              </w:rPr>
-              <w:t>50)</w:t>
+            <w:r>
+              <w:rPr>
+                <w:rFonts w:asciiTheme="minorEastAsia" w:eastAsiaTheme="minorEastAsia" w:hAnsiTheme="minorEastAsia" w:hint="eastAsia"/>
+              </w:rPr>
+              <w:t>VARCHAR(50)</w:t>
             </w:r>
           </w:p>
         </w:tc>
@@ -34243,7 +33459,6 @@
                 <w:rFonts w:asciiTheme="minorEastAsia" w:eastAsiaTheme="minorEastAsia" w:hAnsiTheme="minorEastAsia" w:hint="eastAsia"/>
               </w:rPr>
             </w:pPr>
-            <w:proofErr w:type="gramStart"/>
             <w:r>
               <w:rPr>
                 <w:rFonts w:asciiTheme="minorEastAsia" w:eastAsiaTheme="minorEastAsia" w:hAnsiTheme="minorEastAsia" w:hint="eastAsia"/>
@@ -34253,7 +33468,6 @@
               </w:rPr>
               <w:t>外键</w:t>
             </w:r>
-            <w:proofErr w:type="gramEnd"/>
           </w:p>
         </w:tc>
         <w:tc>
@@ -34479,19 +33693,11 @@
                 <w:rFonts w:asciiTheme="minorEastAsia" w:eastAsiaTheme="minorEastAsia" w:hAnsiTheme="minorEastAsia" w:hint="eastAsia"/>
               </w:rPr>
             </w:pPr>
-            <w:proofErr w:type="gramStart"/>
-            <w:r>
-              <w:rPr>
-                <w:rFonts w:asciiTheme="minorEastAsia" w:eastAsiaTheme="minorEastAsia" w:hAnsiTheme="minorEastAsia" w:hint="eastAsia"/>
-              </w:rPr>
-              <w:t>VARCHAR(</w:t>
-            </w:r>
-            <w:proofErr w:type="gramEnd"/>
-            <w:r>
-              <w:rPr>
-                <w:rFonts w:asciiTheme="minorEastAsia" w:eastAsiaTheme="minorEastAsia" w:hAnsiTheme="minorEastAsia" w:hint="eastAsia"/>
-              </w:rPr>
-              <w:t>50)</w:t>
+            <w:r>
+              <w:rPr>
+                <w:rFonts w:asciiTheme="minorEastAsia" w:eastAsiaTheme="minorEastAsia" w:hAnsiTheme="minorEastAsia" w:hint="eastAsia"/>
+              </w:rPr>
+              <w:t>VARCHAR(50)</w:t>
             </w:r>
           </w:p>
         </w:tc>
@@ -34600,19 +33806,11 @@
                 <w:rFonts w:asciiTheme="minorEastAsia" w:eastAsiaTheme="minorEastAsia" w:hAnsiTheme="minorEastAsia" w:hint="eastAsia"/>
               </w:rPr>
             </w:pPr>
-            <w:proofErr w:type="gramStart"/>
-            <w:r>
-              <w:rPr>
-                <w:rFonts w:asciiTheme="minorEastAsia" w:eastAsiaTheme="minorEastAsia" w:hAnsiTheme="minorEastAsia" w:hint="eastAsia"/>
-              </w:rPr>
-              <w:t>VARCHAR(</w:t>
-            </w:r>
-            <w:proofErr w:type="gramEnd"/>
-            <w:r>
-              <w:rPr>
-                <w:rFonts w:asciiTheme="minorEastAsia" w:eastAsiaTheme="minorEastAsia" w:hAnsiTheme="minorEastAsia" w:hint="eastAsia"/>
-              </w:rPr>
-              <w:t>50)</w:t>
+            <w:r>
+              <w:rPr>
+                <w:rFonts w:asciiTheme="minorEastAsia" w:eastAsiaTheme="minorEastAsia" w:hAnsiTheme="minorEastAsia" w:hint="eastAsia"/>
+              </w:rPr>
+              <w:t>VARCHAR(50)</w:t>
             </w:r>
           </w:p>
         </w:tc>
@@ -34707,19 +33905,11 @@
                 <w:rFonts w:asciiTheme="minorEastAsia" w:eastAsiaTheme="minorEastAsia" w:hAnsiTheme="minorEastAsia" w:hint="eastAsia"/>
               </w:rPr>
             </w:pPr>
-            <w:proofErr w:type="gramStart"/>
-            <w:r>
-              <w:rPr>
-                <w:rFonts w:asciiTheme="minorEastAsia" w:eastAsiaTheme="minorEastAsia" w:hAnsiTheme="minorEastAsia" w:hint="eastAsia"/>
-              </w:rPr>
-              <w:t>VARCHAR(</w:t>
-            </w:r>
-            <w:proofErr w:type="gramEnd"/>
-            <w:r>
-              <w:rPr>
-                <w:rFonts w:asciiTheme="minorEastAsia" w:eastAsiaTheme="minorEastAsia" w:hAnsiTheme="minorEastAsia" w:hint="eastAsia"/>
-              </w:rPr>
-              <w:t>50)</w:t>
+            <w:r>
+              <w:rPr>
+                <w:rFonts w:asciiTheme="minorEastAsia" w:eastAsiaTheme="minorEastAsia" w:hAnsiTheme="minorEastAsia" w:hint="eastAsia"/>
+              </w:rPr>
+              <w:t>VARCHAR(50)</w:t>
             </w:r>
           </w:p>
         </w:tc>
@@ -34808,19 +33998,11 @@
                 <w:rFonts w:asciiTheme="minorEastAsia" w:eastAsiaTheme="minorEastAsia" w:hAnsiTheme="minorEastAsia" w:hint="eastAsia"/>
               </w:rPr>
             </w:pPr>
-            <w:proofErr w:type="gramStart"/>
-            <w:r>
-              <w:rPr>
-                <w:rFonts w:asciiTheme="minorEastAsia" w:eastAsiaTheme="minorEastAsia" w:hAnsiTheme="minorEastAsia" w:hint="eastAsia"/>
-              </w:rPr>
-              <w:t>VARCHAR(</w:t>
-            </w:r>
-            <w:proofErr w:type="gramEnd"/>
-            <w:r>
-              <w:rPr>
-                <w:rFonts w:asciiTheme="minorEastAsia" w:eastAsiaTheme="minorEastAsia" w:hAnsiTheme="minorEastAsia" w:hint="eastAsia"/>
-              </w:rPr>
-              <w:t>50)</w:t>
+            <w:r>
+              <w:rPr>
+                <w:rFonts w:asciiTheme="minorEastAsia" w:eastAsiaTheme="minorEastAsia" w:hAnsiTheme="minorEastAsia" w:hint="eastAsia"/>
+              </w:rPr>
+              <w:t>VARCHAR(50)</w:t>
             </w:r>
           </w:p>
         </w:tc>
@@ -34911,19 +34093,11 @@
                 <w:rFonts w:asciiTheme="minorEastAsia" w:eastAsiaTheme="minorEastAsia" w:hAnsiTheme="minorEastAsia" w:hint="eastAsia"/>
               </w:rPr>
             </w:pPr>
-            <w:proofErr w:type="gramStart"/>
-            <w:r>
-              <w:rPr>
-                <w:rFonts w:asciiTheme="minorEastAsia" w:eastAsiaTheme="minorEastAsia" w:hAnsiTheme="minorEastAsia" w:hint="eastAsia"/>
-              </w:rPr>
-              <w:t>VARCHAR(</w:t>
-            </w:r>
-            <w:proofErr w:type="gramEnd"/>
-            <w:r>
-              <w:rPr>
-                <w:rFonts w:asciiTheme="minorEastAsia" w:eastAsiaTheme="minorEastAsia" w:hAnsiTheme="minorEastAsia" w:hint="eastAsia"/>
-              </w:rPr>
-              <w:t>50)</w:t>
+            <w:r>
+              <w:rPr>
+                <w:rFonts w:asciiTheme="minorEastAsia" w:eastAsiaTheme="minorEastAsia" w:hAnsiTheme="minorEastAsia" w:hint="eastAsia"/>
+              </w:rPr>
+              <w:t>VARCHAR(50)</w:t>
             </w:r>
           </w:p>
         </w:tc>
@@ -35032,19 +34206,11 @@
                 <w:rFonts w:asciiTheme="minorEastAsia" w:eastAsiaTheme="minorEastAsia" w:hAnsiTheme="minorEastAsia" w:hint="eastAsia"/>
               </w:rPr>
             </w:pPr>
-            <w:proofErr w:type="gramStart"/>
-            <w:r>
-              <w:rPr>
-                <w:rFonts w:asciiTheme="minorEastAsia" w:eastAsiaTheme="minorEastAsia" w:hAnsiTheme="minorEastAsia" w:hint="eastAsia"/>
-              </w:rPr>
-              <w:t>VARCHAR(</w:t>
-            </w:r>
-            <w:proofErr w:type="gramEnd"/>
-            <w:r>
-              <w:rPr>
-                <w:rFonts w:asciiTheme="minorEastAsia" w:eastAsiaTheme="minorEastAsia" w:hAnsiTheme="minorEastAsia" w:hint="eastAsia"/>
-              </w:rPr>
-              <w:t>50)</w:t>
+            <w:r>
+              <w:rPr>
+                <w:rFonts w:asciiTheme="minorEastAsia" w:eastAsiaTheme="minorEastAsia" w:hAnsiTheme="minorEastAsia" w:hint="eastAsia"/>
+              </w:rPr>
+              <w:t>VARCHAR(50)</w:t>
             </w:r>
           </w:p>
         </w:tc>
@@ -35147,14 +34313,12 @@
                 <w:rFonts w:asciiTheme="minorEastAsia" w:eastAsiaTheme="minorEastAsia" w:hAnsiTheme="minorEastAsia" w:hint="eastAsia"/>
               </w:rPr>
             </w:pPr>
-            <w:proofErr w:type="gramStart"/>
             <w:r>
               <w:rPr>
                 <w:rFonts w:asciiTheme="minorEastAsia" w:eastAsiaTheme="minorEastAsia" w:hAnsiTheme="minorEastAsia" w:hint="eastAsia"/>
               </w:rPr>
               <w:t>VARCHAR(</w:t>
             </w:r>
-            <w:proofErr w:type="gramEnd"/>
             <w:r>
               <w:rPr>
                 <w:rFonts w:asciiTheme="minorEastAsia" w:eastAsiaTheme="minorEastAsia" w:hAnsiTheme="minorEastAsia" w:hint="eastAsia"/>
@@ -35917,19 +35081,11 @@
                 <w:rFonts w:asciiTheme="minorEastAsia" w:eastAsiaTheme="minorEastAsia" w:hAnsiTheme="minorEastAsia" w:hint="eastAsia"/>
               </w:rPr>
             </w:pPr>
-            <w:proofErr w:type="gramStart"/>
-            <w:r>
-              <w:rPr>
-                <w:rFonts w:asciiTheme="minorEastAsia" w:eastAsiaTheme="minorEastAsia" w:hAnsiTheme="minorEastAsia" w:hint="eastAsia"/>
-              </w:rPr>
-              <w:t>VARCHAR(</w:t>
-            </w:r>
-            <w:proofErr w:type="gramEnd"/>
-            <w:r>
-              <w:rPr>
-                <w:rFonts w:asciiTheme="minorEastAsia" w:eastAsiaTheme="minorEastAsia" w:hAnsiTheme="minorEastAsia" w:hint="eastAsia"/>
-              </w:rPr>
-              <w:t>50)</w:t>
+            <w:r>
+              <w:rPr>
+                <w:rFonts w:asciiTheme="minorEastAsia" w:eastAsiaTheme="minorEastAsia" w:hAnsiTheme="minorEastAsia" w:hint="eastAsia"/>
+              </w:rPr>
+              <w:t>VARCHAR(50)</w:t>
             </w:r>
           </w:p>
         </w:tc>
@@ -36133,19 +35289,11 @@
                 <w:rFonts w:asciiTheme="minorEastAsia" w:eastAsiaTheme="minorEastAsia" w:hAnsiTheme="minorEastAsia" w:hint="eastAsia"/>
               </w:rPr>
             </w:pPr>
-            <w:proofErr w:type="gramStart"/>
-            <w:r>
-              <w:rPr>
-                <w:rFonts w:asciiTheme="minorEastAsia" w:eastAsiaTheme="minorEastAsia" w:hAnsiTheme="minorEastAsia" w:hint="eastAsia"/>
-              </w:rPr>
-              <w:t>VARCHAR(</w:t>
-            </w:r>
-            <w:proofErr w:type="gramEnd"/>
-            <w:r>
-              <w:rPr>
-                <w:rFonts w:asciiTheme="minorEastAsia" w:eastAsiaTheme="minorEastAsia" w:hAnsiTheme="minorEastAsia" w:hint="eastAsia"/>
-              </w:rPr>
-              <w:t>50)</w:t>
+            <w:r>
+              <w:rPr>
+                <w:rFonts w:asciiTheme="minorEastAsia" w:eastAsiaTheme="minorEastAsia" w:hAnsiTheme="minorEastAsia" w:hint="eastAsia"/>
+              </w:rPr>
+              <w:t>VARCHAR(50)</w:t>
             </w:r>
           </w:p>
         </w:tc>
@@ -36597,7 +35745,6 @@
                 <w:rFonts w:asciiTheme="minorEastAsia" w:eastAsiaTheme="minorEastAsia" w:hAnsiTheme="minorEastAsia" w:hint="eastAsia"/>
               </w:rPr>
             </w:pPr>
-            <w:proofErr w:type="gramStart"/>
             <w:r>
               <w:rPr>
                 <w:rFonts w:asciiTheme="minorEastAsia" w:eastAsiaTheme="minorEastAsia" w:hAnsiTheme="minorEastAsia" w:hint="eastAsia"/>
@@ -36608,7 +35755,6 @@
               <w:lastRenderedPageBreak/>
               <w:t>外键</w:t>
             </w:r>
-            <w:proofErr w:type="gramEnd"/>
           </w:p>
         </w:tc>
         <w:tc>
@@ -36834,19 +35980,11 @@
                 <w:rFonts w:asciiTheme="minorEastAsia" w:eastAsiaTheme="minorEastAsia" w:hAnsiTheme="minorEastAsia" w:hint="eastAsia"/>
               </w:rPr>
             </w:pPr>
-            <w:proofErr w:type="gramStart"/>
-            <w:r>
-              <w:rPr>
-                <w:rFonts w:asciiTheme="minorEastAsia" w:eastAsiaTheme="minorEastAsia" w:hAnsiTheme="minorEastAsia" w:hint="eastAsia"/>
-              </w:rPr>
-              <w:t>VARCHAR(</w:t>
-            </w:r>
-            <w:proofErr w:type="gramEnd"/>
-            <w:r>
-              <w:rPr>
-                <w:rFonts w:asciiTheme="minorEastAsia" w:eastAsiaTheme="minorEastAsia" w:hAnsiTheme="minorEastAsia" w:hint="eastAsia"/>
-              </w:rPr>
-              <w:t>50)</w:t>
+            <w:r>
+              <w:rPr>
+                <w:rFonts w:asciiTheme="minorEastAsia" w:eastAsiaTheme="minorEastAsia" w:hAnsiTheme="minorEastAsia" w:hint="eastAsia"/>
+              </w:rPr>
+              <w:t>VARCHAR(50)</w:t>
             </w:r>
           </w:p>
         </w:tc>
@@ -36955,19 +36093,11 @@
                 <w:rFonts w:asciiTheme="minorEastAsia" w:eastAsiaTheme="minorEastAsia" w:hAnsiTheme="minorEastAsia" w:hint="eastAsia"/>
               </w:rPr>
             </w:pPr>
-            <w:proofErr w:type="gramStart"/>
-            <w:r>
-              <w:rPr>
-                <w:rFonts w:asciiTheme="minorEastAsia" w:eastAsiaTheme="minorEastAsia" w:hAnsiTheme="minorEastAsia" w:hint="eastAsia"/>
-              </w:rPr>
-              <w:t>VARCHAR(</w:t>
-            </w:r>
-            <w:proofErr w:type="gramEnd"/>
-            <w:r>
-              <w:rPr>
-                <w:rFonts w:asciiTheme="minorEastAsia" w:eastAsiaTheme="minorEastAsia" w:hAnsiTheme="minorEastAsia" w:hint="eastAsia"/>
-              </w:rPr>
-              <w:t>50)</w:t>
+            <w:r>
+              <w:rPr>
+                <w:rFonts w:asciiTheme="minorEastAsia" w:eastAsiaTheme="minorEastAsia" w:hAnsiTheme="minorEastAsia" w:hint="eastAsia"/>
+              </w:rPr>
+              <w:t>VARCHAR(50)</w:t>
             </w:r>
           </w:p>
         </w:tc>
@@ -37064,19 +36194,11 @@
                 <w:rFonts w:asciiTheme="minorEastAsia" w:eastAsiaTheme="minorEastAsia" w:hAnsiTheme="minorEastAsia" w:hint="eastAsia"/>
               </w:rPr>
             </w:pPr>
-            <w:proofErr w:type="gramStart"/>
-            <w:r>
-              <w:rPr>
-                <w:rFonts w:asciiTheme="minorEastAsia" w:eastAsiaTheme="minorEastAsia" w:hAnsiTheme="minorEastAsia" w:hint="eastAsia"/>
-              </w:rPr>
-              <w:t>VARCHAR(</w:t>
-            </w:r>
-            <w:proofErr w:type="gramEnd"/>
-            <w:r>
-              <w:rPr>
-                <w:rFonts w:asciiTheme="minorEastAsia" w:eastAsiaTheme="minorEastAsia" w:hAnsiTheme="minorEastAsia" w:hint="eastAsia"/>
-              </w:rPr>
-              <w:t>50)</w:t>
+            <w:r>
+              <w:rPr>
+                <w:rFonts w:asciiTheme="minorEastAsia" w:eastAsiaTheme="minorEastAsia" w:hAnsiTheme="minorEastAsia" w:hint="eastAsia"/>
+              </w:rPr>
+              <w:t>VARCHAR(50)</w:t>
             </w:r>
           </w:p>
         </w:tc>
@@ -37165,19 +36287,11 @@
                 <w:rFonts w:asciiTheme="minorEastAsia" w:eastAsiaTheme="minorEastAsia" w:hAnsiTheme="minorEastAsia" w:hint="eastAsia"/>
               </w:rPr>
             </w:pPr>
-            <w:proofErr w:type="gramStart"/>
-            <w:r>
-              <w:rPr>
-                <w:rFonts w:asciiTheme="minorEastAsia" w:eastAsiaTheme="minorEastAsia" w:hAnsiTheme="minorEastAsia" w:hint="eastAsia"/>
-              </w:rPr>
-              <w:t>VARCHAR(</w:t>
-            </w:r>
-            <w:proofErr w:type="gramEnd"/>
-            <w:r>
-              <w:rPr>
-                <w:rFonts w:asciiTheme="minorEastAsia" w:eastAsiaTheme="minorEastAsia" w:hAnsiTheme="minorEastAsia" w:hint="eastAsia"/>
-              </w:rPr>
-              <w:t>50)</w:t>
+            <w:r>
+              <w:rPr>
+                <w:rFonts w:asciiTheme="minorEastAsia" w:eastAsiaTheme="minorEastAsia" w:hAnsiTheme="minorEastAsia" w:hint="eastAsia"/>
+              </w:rPr>
+              <w:t>VARCHAR(50)</w:t>
             </w:r>
           </w:p>
         </w:tc>
@@ -37266,19 +36380,11 @@
                 <w:rFonts w:asciiTheme="minorEastAsia" w:eastAsiaTheme="minorEastAsia" w:hAnsiTheme="minorEastAsia" w:hint="eastAsia"/>
               </w:rPr>
             </w:pPr>
-            <w:proofErr w:type="gramStart"/>
-            <w:r>
-              <w:rPr>
-                <w:rFonts w:asciiTheme="minorEastAsia" w:eastAsiaTheme="minorEastAsia" w:hAnsiTheme="minorEastAsia" w:hint="eastAsia"/>
-              </w:rPr>
-              <w:t>VARCHAR(</w:t>
-            </w:r>
-            <w:proofErr w:type="gramEnd"/>
-            <w:r>
-              <w:rPr>
-                <w:rFonts w:asciiTheme="minorEastAsia" w:eastAsiaTheme="minorEastAsia" w:hAnsiTheme="minorEastAsia" w:hint="eastAsia"/>
-              </w:rPr>
-              <w:t>50)</w:t>
+            <w:r>
+              <w:rPr>
+                <w:rFonts w:asciiTheme="minorEastAsia" w:eastAsiaTheme="minorEastAsia" w:hAnsiTheme="minorEastAsia" w:hint="eastAsia"/>
+              </w:rPr>
+              <w:t>VARCHAR(50)</w:t>
             </w:r>
           </w:p>
         </w:tc>
@@ -37504,14 +36610,12 @@
                 <w:rFonts w:asciiTheme="minorEastAsia" w:eastAsiaTheme="minorEastAsia" w:hAnsiTheme="minorEastAsia" w:hint="eastAsia"/>
               </w:rPr>
             </w:pPr>
-            <w:proofErr w:type="gramStart"/>
             <w:r>
               <w:rPr>
                 <w:rFonts w:asciiTheme="minorEastAsia" w:eastAsiaTheme="minorEastAsia" w:hAnsiTheme="minorEastAsia" w:hint="eastAsia"/>
               </w:rPr>
               <w:t>VARCHAR(</w:t>
             </w:r>
-            <w:proofErr w:type="gramEnd"/>
             <w:r>
               <w:rPr>
                 <w:rFonts w:asciiTheme="minorEastAsia" w:eastAsiaTheme="minorEastAsia" w:hAnsiTheme="minorEastAsia" w:hint="eastAsia"/>
@@ -37839,19 +36943,11 @@
                 <w:rFonts w:asciiTheme="minorEastAsia" w:eastAsiaTheme="minorEastAsia" w:hAnsiTheme="minorEastAsia" w:hint="eastAsia"/>
               </w:rPr>
             </w:pPr>
-            <w:proofErr w:type="gramStart"/>
-            <w:r>
-              <w:rPr>
-                <w:rFonts w:asciiTheme="minorEastAsia" w:eastAsiaTheme="minorEastAsia" w:hAnsiTheme="minorEastAsia" w:hint="eastAsia"/>
-              </w:rPr>
-              <w:t>VARCHAR(</w:t>
-            </w:r>
-            <w:proofErr w:type="gramEnd"/>
-            <w:r>
-              <w:rPr>
-                <w:rFonts w:asciiTheme="minorEastAsia" w:eastAsiaTheme="minorEastAsia" w:hAnsiTheme="minorEastAsia" w:hint="eastAsia"/>
-              </w:rPr>
-              <w:t>50)</w:t>
+            <w:r>
+              <w:rPr>
+                <w:rFonts w:asciiTheme="minorEastAsia" w:eastAsiaTheme="minorEastAsia" w:hAnsiTheme="minorEastAsia" w:hint="eastAsia"/>
+              </w:rPr>
+              <w:t>VARCHAR(50)</w:t>
             </w:r>
           </w:p>
         </w:tc>
@@ -38055,19 +37151,11 @@
                 <w:rFonts w:asciiTheme="minorEastAsia" w:eastAsiaTheme="minorEastAsia" w:hAnsiTheme="minorEastAsia" w:hint="eastAsia"/>
               </w:rPr>
             </w:pPr>
-            <w:proofErr w:type="gramStart"/>
-            <w:r>
-              <w:rPr>
-                <w:rFonts w:asciiTheme="minorEastAsia" w:eastAsiaTheme="minorEastAsia" w:hAnsiTheme="minorEastAsia" w:hint="eastAsia"/>
-              </w:rPr>
-              <w:t>VARCHAR(</w:t>
-            </w:r>
-            <w:proofErr w:type="gramEnd"/>
-            <w:r>
-              <w:rPr>
-                <w:rFonts w:asciiTheme="minorEastAsia" w:eastAsiaTheme="minorEastAsia" w:hAnsiTheme="minorEastAsia" w:hint="eastAsia"/>
-              </w:rPr>
-              <w:t>50)</w:t>
+            <w:r>
+              <w:rPr>
+                <w:rFonts w:asciiTheme="minorEastAsia" w:eastAsiaTheme="minorEastAsia" w:hAnsiTheme="minorEastAsia" w:hint="eastAsia"/>
+              </w:rPr>
+              <w:t>VARCHAR(50)</w:t>
             </w:r>
           </w:p>
         </w:tc>
@@ -38313,7 +37401,7 @@
           <w:numId w:val="6"/>
         </w:numPr>
         <w:rPr>
-          <w:rFonts w:asciiTheme="minorEastAsia" w:eastAsiaTheme="minorEastAsia" w:hAnsiTheme="minorEastAsia" w:hint="eastAsia"/>
+          <w:rFonts w:asciiTheme="minorEastAsia" w:eastAsiaTheme="minorEastAsia" w:hAnsiTheme="minorEastAsia"/>
         </w:rPr>
       </w:pPr>
       <w:proofErr w:type="spellStart"/>
@@ -38328,95 +37416,85 @@
     <w:tbl>
       <w:tblPr>
         <w:tblStyle w:val="af9"/>
-        <w:tblW w:w="10065" w:type="dxa"/>
-        <w:tblInd w:w="108" w:type="dxa"/>
+        <w:tblW w:w="10060" w:type="dxa"/>
         <w:tblLook w:val="04A0" w:firstRow="1" w:lastRow="0" w:firstColumn="1" w:lastColumn="0" w:noHBand="0" w:noVBand="1"/>
       </w:tblPr>
       <w:tblGrid>
-        <w:gridCol w:w="1330"/>
-        <w:gridCol w:w="2562"/>
-        <w:gridCol w:w="2286"/>
-        <w:gridCol w:w="1651"/>
-        <w:gridCol w:w="2236"/>
+        <w:gridCol w:w="1271"/>
+        <w:gridCol w:w="1843"/>
+        <w:gridCol w:w="2268"/>
+        <w:gridCol w:w="1417"/>
+        <w:gridCol w:w="3261"/>
       </w:tblGrid>
       <w:tr>
         <w:tc>
           <w:tcPr>
-            <w:tcW w:w="1330" w:type="dxa"/>
+            <w:tcW w:w="1271" w:type="dxa"/>
+            <w:shd w:val="clear" w:color="auto" w:fill="D9D9D9" w:themeFill="background1" w:themeFillShade="D9"/>
+          </w:tcPr>
+          <w:p>
+            <w:r>
+              <w:rPr>
+                <w:rFonts w:asciiTheme="minorEastAsia" w:eastAsiaTheme="minorEastAsia" w:hAnsiTheme="minorEastAsia" w:hint="eastAsia"/>
+                <w:b/>
+                <w:color w:val="000000"/>
+              </w:rPr>
+              <w:t>参数类型</w:t>
+            </w:r>
+          </w:p>
+        </w:tc>
+        <w:tc>
+          <w:tcPr>
+            <w:tcW w:w="4111" w:type="dxa"/>
+            <w:gridSpan w:val="2"/>
+          </w:tcPr>
+          <w:p>
+            <w:proofErr w:type="spellStart"/>
+            <w:r>
+              <w:rPr>
+                <w:rFonts w:asciiTheme="minorEastAsia" w:eastAsiaTheme="minorEastAsia" w:hAnsiTheme="minorEastAsia" w:hint="eastAsia"/>
+              </w:rPr>
+              <w:t>DataStatus</w:t>
+            </w:r>
+            <w:proofErr w:type="spellEnd"/>
+          </w:p>
+        </w:tc>
+        <w:tc>
+          <w:tcPr>
+            <w:tcW w:w="1417" w:type="dxa"/>
             <w:tcBorders>
               <w:bottom w:val="single" w:sz="4" w:space="0" w:color="auto"/>
             </w:tcBorders>
             <w:shd w:val="clear" w:color="auto" w:fill="D9D9D9" w:themeFill="background1" w:themeFillShade="D9"/>
           </w:tcPr>
           <w:p>
-            <w:pPr>
-              <w:jc w:val="left"/>
-              <w:rPr>
-                <w:rFonts w:asciiTheme="minorEastAsia" w:eastAsiaTheme="minorEastAsia" w:hAnsiTheme="minorEastAsia" w:hint="eastAsia"/>
-              </w:rPr>
-            </w:pPr>
             <w:r>
               <w:rPr>
                 <w:rFonts w:asciiTheme="minorEastAsia" w:eastAsiaTheme="minorEastAsia" w:hAnsiTheme="minorEastAsia" w:hint="eastAsia"/>
                 <w:b/>
                 <w:color w:val="000000"/>
               </w:rPr>
-              <w:t>参数类型</w:t>
-            </w:r>
-          </w:p>
-        </w:tc>
-        <w:tc>
-          <w:tcPr>
-            <w:tcW w:w="2562" w:type="dxa"/>
-          </w:tcPr>
-          <w:p>
-            <w:pPr>
-              <w:rPr>
-                <w:rFonts w:asciiTheme="minorEastAsia" w:eastAsiaTheme="minorEastAsia" w:hAnsiTheme="minorEastAsia" w:hint="eastAsia"/>
-              </w:rPr>
-            </w:pPr>
-            <w:proofErr w:type="spellStart"/>
-            <w:r>
-              <w:rPr>
-                <w:rFonts w:asciiTheme="minorEastAsia" w:eastAsiaTheme="minorEastAsia" w:hAnsiTheme="minorEastAsia" w:hint="eastAsia"/>
-              </w:rPr>
-              <w:t>DataStatus</w:t>
-            </w:r>
-            <w:proofErr w:type="spellEnd"/>
-          </w:p>
-        </w:tc>
-        <w:tc>
-          <w:tcPr>
-            <w:tcW w:w="2286" w:type="dxa"/>
-            <w:shd w:val="clear" w:color="auto" w:fill="D9D9D9" w:themeFill="background1" w:themeFillShade="D9"/>
-          </w:tcPr>
-          <w:p>
-            <w:pPr>
-              <w:rPr>
-                <w:rFonts w:asciiTheme="minorEastAsia" w:eastAsiaTheme="minorEastAsia" w:hAnsiTheme="minorEastAsia" w:hint="eastAsia"/>
-              </w:rPr>
-            </w:pPr>
+              <w:t>参数</w:t>
+            </w:r>
             <w:r>
               <w:rPr>
                 <w:rFonts w:asciiTheme="minorEastAsia" w:eastAsiaTheme="minorEastAsia" w:hAnsiTheme="minorEastAsia" w:hint="eastAsia"/>
                 <w:b/>
                 <w:color w:val="000000"/>
               </w:rPr>
-              <w:t>类型名称</w:t>
-            </w:r>
-          </w:p>
-        </w:tc>
-        <w:tc>
-          <w:tcPr>
-            <w:tcW w:w="3887" w:type="dxa"/>
-            <w:gridSpan w:val="2"/>
-          </w:tcPr>
-          <w:p>
-            <w:pPr>
-              <w:rPr>
-                <w:rFonts w:asciiTheme="minorEastAsia" w:eastAsiaTheme="minorEastAsia" w:hAnsiTheme="minorEastAsia" w:hint="eastAsia"/>
-              </w:rPr>
-            </w:pPr>
+              <w:t>名称</w:t>
+            </w:r>
+          </w:p>
+        </w:tc>
+        <w:tc>
+          <w:tcPr>
+            <w:tcW w:w="3261" w:type="dxa"/>
+            <w:tcBorders>
+              <w:bottom w:val="single" w:sz="4" w:space="0" w:color="auto"/>
+            </w:tcBorders>
+            <w:shd w:val="clear" w:color="auto" w:fill="FFFFFF" w:themeFill="background1"/>
+          </w:tcPr>
+          <w:p>
             <w:r>
               <w:rPr>
                 <w:rFonts w:asciiTheme="minorEastAsia" w:eastAsiaTheme="minorEastAsia" w:hAnsiTheme="minorEastAsia" w:hint="eastAsia"/>
@@ -38429,19 +37507,13 @@
       <w:tr>
         <w:tc>
           <w:tcPr>
-            <w:tcW w:w="1330" w:type="dxa"/>
+            <w:tcW w:w="1271" w:type="dxa"/>
             <w:tcBorders>
-              <w:top w:val="single" w:sz="4" w:space="0" w:color="auto"/>
               <w:bottom w:val="single" w:sz="4" w:space="0" w:color="auto"/>
             </w:tcBorders>
             <w:shd w:val="clear" w:color="auto" w:fill="D9D9D9" w:themeFill="background1" w:themeFillShade="D9"/>
           </w:tcPr>
           <w:p>
-            <w:pPr>
-              <w:rPr>
-                <w:rFonts w:asciiTheme="minorEastAsia" w:eastAsiaTheme="minorEastAsia" w:hAnsiTheme="minorEastAsia" w:hint="eastAsia"/>
-              </w:rPr>
-            </w:pPr>
             <w:r>
               <w:rPr>
                 <w:rFonts w:asciiTheme="minorEastAsia" w:eastAsiaTheme="minorEastAsia" w:hAnsiTheme="minorEastAsia" w:hint="eastAsia"/>
@@ -38454,36 +37526,62 @@
         </w:tc>
         <w:tc>
           <w:tcPr>
-            <w:tcW w:w="8735" w:type="dxa"/>
-            <w:gridSpan w:val="4"/>
+            <w:tcW w:w="4111" w:type="dxa"/>
+            <w:gridSpan w:val="2"/>
             <w:tcBorders>
               <w:bottom w:val="single" w:sz="4" w:space="0" w:color="auto"/>
             </w:tcBorders>
           </w:tcPr>
-          <w:p>
-            <w:pPr>
-              <w:rPr>
-                <w:rFonts w:asciiTheme="minorEastAsia" w:eastAsiaTheme="minorEastAsia" w:hAnsiTheme="minorEastAsia" w:hint="eastAsia"/>
-              </w:rPr>
-            </w:pPr>
-          </w:p>
+          <w:p/>
+        </w:tc>
+        <w:tc>
+          <w:tcPr>
+            <w:tcW w:w="1417" w:type="dxa"/>
+            <w:tcBorders>
+              <w:bottom w:val="single" w:sz="4" w:space="0" w:color="auto"/>
+            </w:tcBorders>
+            <w:shd w:val="clear" w:color="auto" w:fill="D9D9D9" w:themeFill="background1" w:themeFillShade="D9"/>
+          </w:tcPr>
+          <w:p>
+            <w:pPr>
+              <w:rPr>
+                <w:rFonts w:hint="eastAsia"/>
+              </w:rPr>
+            </w:pPr>
+            <w:r>
+              <w:rPr>
+                <w:rFonts w:asciiTheme="minorEastAsia" w:eastAsiaTheme="minorEastAsia" w:hAnsiTheme="minorEastAsia" w:hint="eastAsia"/>
+                <w:b/>
+                <w:color w:val="000000"/>
+              </w:rPr>
+              <w:t>父亲</w:t>
+            </w:r>
+            <w:r>
+              <w:rPr>
+                <w:rFonts w:hint="eastAsia"/>
+              </w:rPr>
+              <w:t>ID</w:t>
+            </w:r>
+          </w:p>
+        </w:tc>
+        <w:tc>
+          <w:tcPr>
+            <w:tcW w:w="3261" w:type="dxa"/>
+            <w:tcBorders>
+              <w:bottom w:val="single" w:sz="4" w:space="0" w:color="auto"/>
+            </w:tcBorders>
+            <w:shd w:val="clear" w:color="auto" w:fill="FFFFFF" w:themeFill="background1"/>
+          </w:tcPr>
+          <w:p/>
         </w:tc>
       </w:tr>
       <w:tr>
         <w:tc>
           <w:tcPr>
-            <w:tcW w:w="1330" w:type="dxa"/>
-            <w:tcBorders>
-              <w:top w:val="single" w:sz="4" w:space="0" w:color="auto"/>
-            </w:tcBorders>
+            <w:tcW w:w="1271" w:type="dxa"/>
             <w:shd w:val="clear" w:color="auto" w:fill="D9D9D9" w:themeFill="background1" w:themeFillShade="D9"/>
           </w:tcPr>
           <w:p>
-            <w:pPr>
-              <w:rPr>
-                <w:rFonts w:asciiTheme="minorEastAsia" w:eastAsiaTheme="minorEastAsia" w:hAnsiTheme="minorEastAsia" w:hint="eastAsia"/>
-              </w:rPr>
-            </w:pPr>
             <w:r>
               <w:rPr>
                 <w:rFonts w:asciiTheme="minorEastAsia" w:eastAsiaTheme="minorEastAsia" w:hAnsiTheme="minorEastAsia" w:hint="eastAsia"/>
@@ -38496,15 +37594,10 @@
         </w:tc>
         <w:tc>
           <w:tcPr>
-            <w:tcW w:w="2562" w:type="dxa"/>
+            <w:tcW w:w="1843" w:type="dxa"/>
             <w:shd w:val="clear" w:color="auto" w:fill="D9D9D9" w:themeFill="background1" w:themeFillShade="D9"/>
           </w:tcPr>
           <w:p>
-            <w:pPr>
-              <w:rPr>
-                <w:rFonts w:asciiTheme="minorEastAsia" w:eastAsiaTheme="minorEastAsia" w:hAnsiTheme="minorEastAsia" w:hint="eastAsia"/>
-              </w:rPr>
-            </w:pPr>
             <w:r>
               <w:rPr>
                 <w:rFonts w:asciiTheme="minorEastAsia" w:eastAsiaTheme="minorEastAsia" w:hAnsiTheme="minorEastAsia" w:hint="eastAsia"/>
@@ -38517,64 +37610,62 @@
         </w:tc>
         <w:tc>
           <w:tcPr>
-            <w:tcW w:w="2286" w:type="dxa"/>
+            <w:tcW w:w="2268" w:type="dxa"/>
             <w:shd w:val="clear" w:color="auto" w:fill="D9D9D9" w:themeFill="background1" w:themeFillShade="D9"/>
           </w:tcPr>
           <w:p>
-            <w:pPr>
-              <w:rPr>
-                <w:rFonts w:asciiTheme="minorEastAsia" w:eastAsiaTheme="minorEastAsia" w:hAnsiTheme="minorEastAsia" w:hint="eastAsia"/>
-              </w:rPr>
-            </w:pPr>
             <w:r>
               <w:rPr>
                 <w:rFonts w:asciiTheme="minorEastAsia" w:eastAsiaTheme="minorEastAsia" w:hAnsiTheme="minorEastAsia" w:hint="eastAsia"/>
                 <w:b/>
                 <w:color w:val="000000"/>
               </w:rPr>
-              <w:t>参数名称</w:t>
-            </w:r>
-          </w:p>
-        </w:tc>
-        <w:tc>
-          <w:tcPr>
-            <w:tcW w:w="1651" w:type="dxa"/>
-            <w:shd w:val="clear" w:color="auto" w:fill="D9D9D9" w:themeFill="background1" w:themeFillShade="D9"/>
-          </w:tcPr>
-          <w:p>
-            <w:pPr>
-              <w:rPr>
-                <w:rFonts w:asciiTheme="minorEastAsia" w:eastAsiaTheme="minorEastAsia" w:hAnsiTheme="minorEastAsia" w:hint="eastAsia"/>
-              </w:rPr>
-            </w:pPr>
+              <w:t>参数</w:t>
+            </w:r>
             <w:r>
               <w:rPr>
                 <w:rFonts w:asciiTheme="minorEastAsia" w:eastAsiaTheme="minorEastAsia" w:hAnsiTheme="minorEastAsia" w:hint="eastAsia"/>
                 <w:b/>
                 <w:color w:val="000000"/>
               </w:rPr>
-              <w:t>类别</w:t>
-            </w:r>
-          </w:p>
-        </w:tc>
-        <w:tc>
-          <w:tcPr>
-            <w:tcW w:w="2236" w:type="dxa"/>
+              <w:t>文本</w:t>
+            </w:r>
+          </w:p>
+        </w:tc>
+        <w:tc>
+          <w:tcPr>
+            <w:tcW w:w="1417" w:type="dxa"/>
             <w:shd w:val="clear" w:color="auto" w:fill="D9D9D9" w:themeFill="background1" w:themeFillShade="D9"/>
           </w:tcPr>
           <w:p>
-            <w:pPr>
-              <w:rPr>
-                <w:rFonts w:asciiTheme="minorEastAsia" w:eastAsiaTheme="minorEastAsia" w:hAnsiTheme="minorEastAsia" w:hint="eastAsia"/>
-              </w:rPr>
-            </w:pPr>
             <w:r>
               <w:rPr>
                 <w:rFonts w:asciiTheme="minorEastAsia" w:eastAsiaTheme="minorEastAsia" w:hAnsiTheme="minorEastAsia" w:hint="eastAsia"/>
                 <w:b/>
                 <w:color w:val="000000"/>
               </w:rPr>
-              <w:t>参数值描述</w:t>
+              <w:t>类别</w:t>
+            </w:r>
+          </w:p>
+        </w:tc>
+        <w:tc>
+          <w:tcPr>
+            <w:tcW w:w="3261" w:type="dxa"/>
+            <w:shd w:val="clear" w:color="auto" w:fill="D9D9D9" w:themeFill="background1" w:themeFillShade="D9"/>
+          </w:tcPr>
+          <w:p>
+            <w:pPr>
+              <w:rPr>
+                <w:rFonts w:hint="eastAsia"/>
+              </w:rPr>
+            </w:pPr>
+            <w:r>
+              <w:rPr>
+                <w:rFonts w:asciiTheme="minorEastAsia" w:eastAsiaTheme="minorEastAsia" w:hAnsiTheme="minorEastAsia" w:hint="eastAsia"/>
+                <w:b/>
+                <w:color w:val="000000"/>
+              </w:rPr>
+              <w:t>枚举名称</w:t>
             </w:r>
           </w:p>
         </w:tc>
@@ -38582,38 +37673,58 @@
       <w:tr>
         <w:tc>
           <w:tcPr>
-            <w:tcW w:w="1330" w:type="dxa"/>
-          </w:tcPr>
-          <w:p>
-            <w:pPr>
-              <w:jc w:val="center"/>
+            <w:tcW w:w="1271" w:type="dxa"/>
+          </w:tcPr>
+          <w:p>
+            <w:r>
               <w:rPr>
                 <w:rFonts w:asciiTheme="minorEastAsia" w:eastAsiaTheme="minorEastAsia" w:hAnsiTheme="minorEastAsia" w:hint="eastAsia"/>
                 <w:szCs w:val="18"/>
               </w:rPr>
-            </w:pPr>
-            <w:r>
-              <w:rPr>
-                <w:rFonts w:asciiTheme="minorEastAsia" w:eastAsiaTheme="minorEastAsia" w:hAnsiTheme="minorEastAsia" w:hint="eastAsia"/>
-                <w:szCs w:val="18"/>
-              </w:rPr>
               <w:t>1</w:t>
             </w:r>
           </w:p>
         </w:tc>
         <w:tc>
           <w:tcPr>
-            <w:tcW w:w="2562" w:type="dxa"/>
-          </w:tcPr>
-          <w:p>
-            <w:pPr>
+            <w:tcW w:w="1843" w:type="dxa"/>
+          </w:tcPr>
+          <w:p>
+            <w:r>
+              <w:rPr>
+                <w:rFonts w:asciiTheme="minorEastAsia" w:eastAsiaTheme="minorEastAsia" w:hAnsiTheme="minorEastAsia" w:hint="eastAsia"/>
+              </w:rPr>
+              <w:t>1</w:t>
+            </w:r>
+          </w:p>
+        </w:tc>
+        <w:tc>
+          <w:tcPr>
+            <w:tcW w:w="2268" w:type="dxa"/>
+          </w:tcPr>
+          <w:p>
+            <w:r>
               <w:rPr>
                 <w:rFonts w:asciiTheme="minorEastAsia" w:eastAsiaTheme="minorEastAsia" w:hAnsiTheme="minorEastAsia" w:cs="宋体" w:hint="eastAsia"/>
                 <w:bCs/>
                 <w:kern w:val="0"/>
                 <w:szCs w:val="18"/>
               </w:rPr>
-            </w:pPr>
+              <w:t>有效</w:t>
+            </w:r>
+          </w:p>
+        </w:tc>
+        <w:tc>
+          <w:tcPr>
+            <w:tcW w:w="1417" w:type="dxa"/>
+          </w:tcPr>
+          <w:p/>
+        </w:tc>
+        <w:tc>
+          <w:tcPr>
+            <w:tcW w:w="3261" w:type="dxa"/>
+          </w:tcPr>
+          <w:p>
             <w:r>
               <w:rPr>
                 <w:rFonts w:asciiTheme="minorEastAsia" w:eastAsiaTheme="minorEastAsia" w:hAnsiTheme="minorEastAsia" w:cs="宋体" w:hint="eastAsia"/>
@@ -38625,63 +37736,68 @@
             </w:r>
           </w:p>
         </w:tc>
-        <w:tc>
-          <w:tcPr>
-            <w:tcW w:w="2286" w:type="dxa"/>
-          </w:tcPr>
-          <w:p>
-            <w:pPr>
+      </w:tr>
+      <w:tr>
+        <w:tc>
+          <w:tcPr>
+            <w:tcW w:w="1271" w:type="dxa"/>
+          </w:tcPr>
+          <w:p>
+            <w:r>
+              <w:rPr>
+                <w:rFonts w:asciiTheme="minorEastAsia" w:eastAsiaTheme="minorEastAsia" w:hAnsiTheme="minorEastAsia" w:hint="eastAsia"/>
+                <w:szCs w:val="18"/>
+              </w:rPr>
+              <w:t>2</w:t>
+            </w:r>
+          </w:p>
+        </w:tc>
+        <w:tc>
+          <w:tcPr>
+            <w:tcW w:w="1843" w:type="dxa"/>
+          </w:tcPr>
+          <w:p>
+            <w:r>
+              <w:rPr>
+                <w:rFonts w:asciiTheme="minorEastAsia" w:eastAsiaTheme="minorEastAsia" w:hAnsiTheme="minorEastAsia" w:hint="eastAsia"/>
+              </w:rPr>
+              <w:t>2</w:t>
+            </w:r>
+          </w:p>
+        </w:tc>
+        <w:tc>
+          <w:tcPr>
+            <w:tcW w:w="2268" w:type="dxa"/>
+          </w:tcPr>
+          <w:p>
+            <w:r>
               <w:rPr>
                 <w:rFonts w:asciiTheme="minorEastAsia" w:eastAsiaTheme="minorEastAsia" w:hAnsiTheme="minorEastAsia" w:cs="宋体" w:hint="eastAsia"/>
                 <w:bCs/>
                 <w:kern w:val="0"/>
                 <w:szCs w:val="18"/>
               </w:rPr>
-            </w:pPr>
-            <w:r>
-              <w:rPr>
-                <w:rFonts w:asciiTheme="minorEastAsia" w:eastAsiaTheme="minorEastAsia" w:hAnsiTheme="minorEastAsia" w:cs="宋体" w:hint="eastAsia"/>
-                <w:bCs/>
-                <w:kern w:val="0"/>
+              <w:t>禁用</w:t>
+            </w:r>
+          </w:p>
+        </w:tc>
+        <w:tc>
+          <w:tcPr>
+            <w:tcW w:w="1417" w:type="dxa"/>
+          </w:tcPr>
+          <w:p/>
+        </w:tc>
+        <w:tc>
+          <w:tcPr>
+            <w:tcW w:w="3261" w:type="dxa"/>
+          </w:tcPr>
+          <w:p>
+            <w:r>
+              <w:rPr>
+                <w:rFonts w:asciiTheme="minorEastAsia" w:eastAsiaTheme="minorEastAsia" w:hAnsiTheme="minorEastAsia" w:hint="eastAsia"/>
                 <w:szCs w:val="18"/>
               </w:rPr>
-              <w:t>有效</w:t>
-            </w:r>
-          </w:p>
-        </w:tc>
-        <w:tc>
-          <w:tcPr>
-            <w:tcW w:w="1651" w:type="dxa"/>
-          </w:tcPr>
-          <w:p>
-            <w:pPr>
-              <w:rPr>
-                <w:rFonts w:asciiTheme="minorEastAsia" w:eastAsiaTheme="minorEastAsia" w:hAnsiTheme="minorEastAsia" w:cs="宋体" w:hint="eastAsia"/>
-                <w:bCs/>
-                <w:kern w:val="0"/>
-                <w:szCs w:val="18"/>
-              </w:rPr>
-            </w:pPr>
-          </w:p>
-        </w:tc>
-        <w:tc>
-          <w:tcPr>
-            <w:tcW w:w="2236" w:type="dxa"/>
-          </w:tcPr>
-          <w:p>
-            <w:pPr>
-              <w:rPr>
-                <w:rFonts w:asciiTheme="minorEastAsia" w:eastAsiaTheme="minorEastAsia" w:hAnsiTheme="minorEastAsia" w:hint="eastAsia"/>
-              </w:rPr>
-            </w:pPr>
-            <w:r>
-              <w:rPr>
-                <w:rFonts w:asciiTheme="minorEastAsia" w:eastAsiaTheme="minorEastAsia" w:hAnsiTheme="minorEastAsia" w:cs="宋体" w:hint="eastAsia"/>
-                <w:bCs/>
-                <w:kern w:val="0"/>
-                <w:szCs w:val="18"/>
-              </w:rPr>
-              <w:t>有效</w:t>
+              <w:t>Disabled</w:t>
             </w:r>
           </w:p>
         </w:tc>
@@ -38689,196 +37805,61 @@
       <w:tr>
         <w:tc>
           <w:tcPr>
-            <w:tcW w:w="1330" w:type="dxa"/>
-          </w:tcPr>
-          <w:p>
-            <w:pPr>
-              <w:jc w:val="center"/>
+            <w:tcW w:w="1271" w:type="dxa"/>
+          </w:tcPr>
+          <w:p>
+            <w:r>
               <w:rPr>
                 <w:rFonts w:asciiTheme="minorEastAsia" w:eastAsiaTheme="minorEastAsia" w:hAnsiTheme="minorEastAsia" w:hint="eastAsia"/>
                 <w:szCs w:val="18"/>
               </w:rPr>
-            </w:pPr>
+              <w:t>3</w:t>
+            </w:r>
+          </w:p>
+        </w:tc>
+        <w:tc>
+          <w:tcPr>
+            <w:tcW w:w="1843" w:type="dxa"/>
+          </w:tcPr>
+          <w:p>
+            <w:r>
+              <w:rPr>
+                <w:rFonts w:asciiTheme="minorEastAsia" w:eastAsiaTheme="minorEastAsia" w:hAnsiTheme="minorEastAsia" w:hint="eastAsia"/>
+              </w:rPr>
+              <w:t>3</w:t>
+            </w:r>
+          </w:p>
+        </w:tc>
+        <w:tc>
+          <w:tcPr>
+            <w:tcW w:w="2268" w:type="dxa"/>
+          </w:tcPr>
+          <w:p>
+            <w:r>
+              <w:rPr>
+                <w:rFonts w:asciiTheme="minorEastAsia" w:eastAsiaTheme="minorEastAsia" w:hAnsiTheme="minorEastAsia" w:hint="eastAsia"/>
+              </w:rPr>
+              <w:t>已删除</w:t>
+            </w:r>
+          </w:p>
+        </w:tc>
+        <w:tc>
+          <w:tcPr>
+            <w:tcW w:w="1417" w:type="dxa"/>
+          </w:tcPr>
+          <w:p/>
+        </w:tc>
+        <w:tc>
+          <w:tcPr>
+            <w:tcW w:w="3261" w:type="dxa"/>
+          </w:tcPr>
+          <w:p>
             <w:r>
               <w:rPr>
                 <w:rFonts w:asciiTheme="minorEastAsia" w:eastAsiaTheme="minorEastAsia" w:hAnsiTheme="minorEastAsia" w:hint="eastAsia"/>
                 <w:szCs w:val="18"/>
               </w:rPr>
-              <w:t>2</w:t>
-            </w:r>
-          </w:p>
-        </w:tc>
-        <w:tc>
-          <w:tcPr>
-            <w:tcW w:w="2562" w:type="dxa"/>
-          </w:tcPr>
-          <w:p>
-            <w:pPr>
-              <w:rPr>
-                <w:rFonts w:asciiTheme="minorEastAsia" w:eastAsiaTheme="minorEastAsia" w:hAnsiTheme="minorEastAsia" w:hint="eastAsia"/>
-                <w:szCs w:val="18"/>
-              </w:rPr>
-            </w:pPr>
-            <w:r>
-              <w:rPr>
-                <w:rFonts w:asciiTheme="minorEastAsia" w:eastAsiaTheme="minorEastAsia" w:hAnsiTheme="minorEastAsia" w:hint="eastAsia"/>
-                <w:szCs w:val="18"/>
-              </w:rPr>
-              <w:t>Disabled</w:t>
-            </w:r>
-          </w:p>
-        </w:tc>
-        <w:tc>
-          <w:tcPr>
-            <w:tcW w:w="2286" w:type="dxa"/>
-          </w:tcPr>
-          <w:p>
-            <w:pPr>
-              <w:rPr>
-                <w:rFonts w:asciiTheme="minorEastAsia" w:eastAsiaTheme="minorEastAsia" w:hAnsiTheme="minorEastAsia" w:cs="宋体" w:hint="eastAsia"/>
-                <w:bCs/>
-                <w:kern w:val="0"/>
-                <w:szCs w:val="18"/>
-              </w:rPr>
-            </w:pPr>
-            <w:r>
-              <w:rPr>
-                <w:rFonts w:asciiTheme="minorEastAsia" w:eastAsiaTheme="minorEastAsia" w:hAnsiTheme="minorEastAsia" w:cs="宋体" w:hint="eastAsia"/>
-                <w:bCs/>
-                <w:kern w:val="0"/>
-                <w:szCs w:val="18"/>
-              </w:rPr>
-              <w:t>禁用</w:t>
-            </w:r>
-          </w:p>
-        </w:tc>
-        <w:tc>
-          <w:tcPr>
-            <w:tcW w:w="1651" w:type="dxa"/>
-          </w:tcPr>
-          <w:p>
-            <w:pPr>
-              <w:rPr>
-                <w:rFonts w:asciiTheme="minorEastAsia" w:eastAsiaTheme="minorEastAsia" w:hAnsiTheme="minorEastAsia" w:cs="宋体" w:hint="eastAsia"/>
-                <w:bCs/>
-                <w:kern w:val="0"/>
-                <w:szCs w:val="18"/>
-              </w:rPr>
-            </w:pPr>
-          </w:p>
-        </w:tc>
-        <w:tc>
-          <w:tcPr>
-            <w:tcW w:w="2236" w:type="dxa"/>
-          </w:tcPr>
-          <w:p>
-            <w:pPr>
-              <w:rPr>
-                <w:rFonts w:asciiTheme="minorEastAsia" w:eastAsiaTheme="minorEastAsia" w:hAnsiTheme="minorEastAsia" w:hint="eastAsia"/>
-              </w:rPr>
-            </w:pPr>
-            <w:r>
-              <w:rPr>
-                <w:rFonts w:asciiTheme="minorEastAsia" w:eastAsiaTheme="minorEastAsia" w:hAnsiTheme="minorEastAsia" w:cs="宋体" w:hint="eastAsia"/>
-                <w:bCs/>
-                <w:kern w:val="0"/>
-                <w:szCs w:val="18"/>
-              </w:rPr>
-              <w:t>禁用</w:t>
-            </w:r>
-          </w:p>
-        </w:tc>
-      </w:tr>
-      <w:tr>
-        <w:tc>
-          <w:tcPr>
-            <w:tcW w:w="1330" w:type="dxa"/>
-          </w:tcPr>
-          <w:p>
-            <w:pPr>
-              <w:jc w:val="center"/>
-              <w:rPr>
-                <w:rFonts w:asciiTheme="minorEastAsia" w:eastAsiaTheme="minorEastAsia" w:hAnsiTheme="minorEastAsia" w:hint="eastAsia"/>
-                <w:szCs w:val="18"/>
-              </w:rPr>
-            </w:pPr>
-            <w:r>
-              <w:rPr>
-                <w:rFonts w:asciiTheme="minorEastAsia" w:eastAsiaTheme="minorEastAsia" w:hAnsiTheme="minorEastAsia" w:hint="eastAsia"/>
-                <w:szCs w:val="18"/>
-              </w:rPr>
-              <w:t>3</w:t>
-            </w:r>
-          </w:p>
-        </w:tc>
-        <w:tc>
-          <w:tcPr>
-            <w:tcW w:w="2562" w:type="dxa"/>
-          </w:tcPr>
-          <w:p>
-            <w:pPr>
-              <w:tabs>
-                <w:tab w:val="left" w:pos="780"/>
-              </w:tabs>
-              <w:rPr>
-                <w:rFonts w:asciiTheme="minorEastAsia" w:eastAsiaTheme="minorEastAsia" w:hAnsiTheme="minorEastAsia" w:hint="eastAsia"/>
-                <w:szCs w:val="18"/>
-              </w:rPr>
-            </w:pPr>
-            <w:r>
-              <w:rPr>
-                <w:rFonts w:asciiTheme="minorEastAsia" w:eastAsiaTheme="minorEastAsia" w:hAnsiTheme="minorEastAsia" w:hint="eastAsia"/>
-                <w:szCs w:val="18"/>
-              </w:rPr>
               <w:t>Deleted</w:t>
-            </w:r>
-          </w:p>
-        </w:tc>
-        <w:tc>
-          <w:tcPr>
-            <w:tcW w:w="2286" w:type="dxa"/>
-          </w:tcPr>
-          <w:p>
-            <w:pPr>
-              <w:rPr>
-                <w:rFonts w:asciiTheme="minorEastAsia" w:eastAsiaTheme="minorEastAsia" w:hAnsiTheme="minorEastAsia" w:hint="eastAsia"/>
-              </w:rPr>
-            </w:pPr>
-            <w:r>
-              <w:rPr>
-                <w:rFonts w:asciiTheme="minorEastAsia" w:eastAsiaTheme="minorEastAsia" w:hAnsiTheme="minorEastAsia" w:hint="eastAsia"/>
-              </w:rPr>
-              <w:t>已删除</w:t>
-            </w:r>
-          </w:p>
-        </w:tc>
-        <w:tc>
-          <w:tcPr>
-            <w:tcW w:w="1651" w:type="dxa"/>
-          </w:tcPr>
-          <w:p>
-            <w:pPr>
-              <w:rPr>
-                <w:rFonts w:asciiTheme="minorEastAsia" w:eastAsiaTheme="minorEastAsia" w:hAnsiTheme="minorEastAsia" w:hint="eastAsia"/>
-              </w:rPr>
-            </w:pPr>
-          </w:p>
-        </w:tc>
-        <w:tc>
-          <w:tcPr>
-            <w:tcW w:w="2236" w:type="dxa"/>
-          </w:tcPr>
-          <w:p>
-            <w:pPr>
-              <w:rPr>
-                <w:rFonts w:asciiTheme="minorEastAsia" w:eastAsiaTheme="minorEastAsia" w:hAnsiTheme="minorEastAsia" w:hint="eastAsia"/>
-              </w:rPr>
-            </w:pPr>
-            <w:r>
-              <w:rPr>
-                <w:rFonts w:asciiTheme="minorEastAsia" w:eastAsiaTheme="minorEastAsia" w:hAnsiTheme="minorEastAsia" w:hint="eastAsia"/>
-              </w:rPr>
-              <w:t>已删除</w:t>
             </w:r>
           </w:p>
         </w:tc>
@@ -38892,7 +37873,7 @@
           <w:numId w:val="6"/>
         </w:numPr>
         <w:rPr>
-          <w:rFonts w:asciiTheme="minorEastAsia" w:eastAsiaTheme="minorEastAsia" w:hAnsiTheme="minorEastAsia" w:hint="eastAsia"/>
+          <w:rFonts w:asciiTheme="minorEastAsia" w:eastAsiaTheme="minorEastAsia" w:hAnsiTheme="minorEastAsia"/>
         </w:rPr>
       </w:pPr>
       <w:proofErr w:type="spellStart"/>
@@ -38900,13 +37881,7 @@
         <w:rPr>
           <w:rFonts w:asciiTheme="minorEastAsia" w:eastAsiaTheme="minorEastAsia" w:hAnsiTheme="minorEastAsia" w:hint="eastAsia"/>
         </w:rPr>
-        <w:t>C</w:t>
-      </w:r>
-      <w:r>
-        <w:rPr>
-          <w:rFonts w:asciiTheme="minorEastAsia" w:eastAsiaTheme="minorEastAsia" w:hAnsiTheme="minorEastAsia"/>
-        </w:rPr>
-        <w:t>ompletion</w:t>
+        <w:t>Resource</w:t>
       </w:r>
       <w:r>
         <w:rPr>
@@ -38919,124 +37894,93 @@
     <w:tbl>
       <w:tblPr>
         <w:tblStyle w:val="af9"/>
-        <w:tblW w:w="10065" w:type="dxa"/>
-        <w:tblInd w:w="108" w:type="dxa"/>
+        <w:tblW w:w="10060" w:type="dxa"/>
         <w:tblLook w:val="04A0" w:firstRow="1" w:lastRow="0" w:firstColumn="1" w:lastColumn="0" w:noHBand="0" w:noVBand="1"/>
       </w:tblPr>
       <w:tblGrid>
-        <w:gridCol w:w="1330"/>
-        <w:gridCol w:w="2562"/>
-        <w:gridCol w:w="2286"/>
-        <w:gridCol w:w="1651"/>
-        <w:gridCol w:w="2236"/>
+        <w:gridCol w:w="1271"/>
+        <w:gridCol w:w="1843"/>
+        <w:gridCol w:w="2268"/>
+        <w:gridCol w:w="1417"/>
+        <w:gridCol w:w="3261"/>
       </w:tblGrid>
       <w:tr>
         <w:tc>
           <w:tcPr>
-            <w:tcW w:w="1330" w:type="dxa"/>
+            <w:tcW w:w="1271" w:type="dxa"/>
+            <w:shd w:val="clear" w:color="auto" w:fill="D9D9D9" w:themeFill="background1" w:themeFillShade="D9"/>
+          </w:tcPr>
+          <w:p>
+            <w:r>
+              <w:rPr>
+                <w:rFonts w:asciiTheme="minorEastAsia" w:eastAsiaTheme="minorEastAsia" w:hAnsiTheme="minorEastAsia" w:hint="eastAsia"/>
+                <w:b/>
+                <w:color w:val="000000"/>
+              </w:rPr>
+              <w:t>参数类型</w:t>
+            </w:r>
+          </w:p>
+        </w:tc>
+        <w:tc>
+          <w:tcPr>
+            <w:tcW w:w="4111" w:type="dxa"/>
+            <w:gridSpan w:val="2"/>
+          </w:tcPr>
+          <w:p>
+            <w:proofErr w:type="spellStart"/>
+            <w:r>
+              <w:rPr>
+                <w:rFonts w:hint="eastAsia"/>
+              </w:rPr>
+              <w:t>ResourceType</w:t>
+            </w:r>
+            <w:proofErr w:type="spellEnd"/>
+            <w:r>
+              <w:t xml:space="preserve"> </w:t>
+            </w:r>
+          </w:p>
+        </w:tc>
+        <w:tc>
+          <w:tcPr>
+            <w:tcW w:w="1417" w:type="dxa"/>
             <w:tcBorders>
               <w:bottom w:val="single" w:sz="4" w:space="0" w:color="auto"/>
             </w:tcBorders>
             <w:shd w:val="clear" w:color="auto" w:fill="D9D9D9" w:themeFill="background1" w:themeFillShade="D9"/>
           </w:tcPr>
           <w:p>
-            <w:pPr>
-              <w:jc w:val="left"/>
-              <w:rPr>
-                <w:rFonts w:asciiTheme="minorEastAsia" w:eastAsiaTheme="minorEastAsia" w:hAnsiTheme="minorEastAsia" w:hint="eastAsia"/>
-              </w:rPr>
-            </w:pPr>
             <w:r>
               <w:rPr>
                 <w:rFonts w:asciiTheme="minorEastAsia" w:eastAsiaTheme="minorEastAsia" w:hAnsiTheme="minorEastAsia" w:hint="eastAsia"/>
                 <w:b/>
                 <w:color w:val="000000"/>
               </w:rPr>
-              <w:t>参数类型</w:t>
-            </w:r>
-          </w:p>
-        </w:tc>
-        <w:tc>
-          <w:tcPr>
-            <w:tcW w:w="2562" w:type="dxa"/>
-          </w:tcPr>
-          <w:p>
-            <w:pPr>
-              <w:rPr>
-                <w:rFonts w:asciiTheme="minorEastAsia" w:eastAsiaTheme="minorEastAsia" w:hAnsiTheme="minorEastAsia" w:hint="eastAsia"/>
-              </w:rPr>
-            </w:pPr>
-            <w:proofErr w:type="spellStart"/>
-            <w:r>
-              <w:rPr>
-                <w:rFonts w:asciiTheme="minorEastAsia" w:eastAsiaTheme="minorEastAsia" w:hAnsiTheme="minorEastAsia" w:hint="eastAsia"/>
-              </w:rPr>
-              <w:t>C</w:t>
-            </w:r>
-            <w:r>
-              <w:rPr>
-                <w:rFonts w:asciiTheme="minorEastAsia" w:eastAsiaTheme="minorEastAsia" w:hAnsiTheme="minorEastAsia"/>
-              </w:rPr>
-              <w:t>ompletion</w:t>
-            </w:r>
-            <w:r>
-              <w:rPr>
-                <w:rFonts w:asciiTheme="minorEastAsia" w:eastAsiaTheme="minorEastAsia" w:hAnsiTheme="minorEastAsia" w:hint="eastAsia"/>
-              </w:rPr>
-              <w:t>Type</w:t>
-            </w:r>
-            <w:proofErr w:type="spellEnd"/>
-          </w:p>
-        </w:tc>
-        <w:tc>
-          <w:tcPr>
-            <w:tcW w:w="2286" w:type="dxa"/>
-            <w:shd w:val="clear" w:color="auto" w:fill="D9D9D9" w:themeFill="background1" w:themeFillShade="D9"/>
-          </w:tcPr>
-          <w:p>
-            <w:pPr>
-              <w:rPr>
-                <w:rFonts w:asciiTheme="minorEastAsia" w:eastAsiaTheme="minorEastAsia" w:hAnsiTheme="minorEastAsia" w:hint="eastAsia"/>
-              </w:rPr>
-            </w:pPr>
+              <w:t>参数</w:t>
+            </w:r>
             <w:r>
               <w:rPr>
                 <w:rFonts w:asciiTheme="minorEastAsia" w:eastAsiaTheme="minorEastAsia" w:hAnsiTheme="minorEastAsia" w:hint="eastAsia"/>
                 <w:b/>
                 <w:color w:val="000000"/>
               </w:rPr>
-              <w:t>类型名称</w:t>
-            </w:r>
-          </w:p>
-        </w:tc>
-        <w:tc>
-          <w:tcPr>
-            <w:tcW w:w="3887" w:type="dxa"/>
-            <w:gridSpan w:val="2"/>
-          </w:tcPr>
-          <w:p>
-            <w:pPr>
-              <w:rPr>
-                <w:rFonts w:asciiTheme="minorEastAsia" w:eastAsiaTheme="minorEastAsia" w:hAnsiTheme="minorEastAsia" w:hint="eastAsia"/>
-              </w:rPr>
-            </w:pPr>
-            <w:r>
-              <w:rPr>
-                <w:rFonts w:asciiTheme="minorEastAsia" w:eastAsiaTheme="minorEastAsia" w:hAnsiTheme="minorEastAsia" w:cs="宋体" w:hint="eastAsia"/>
-                <w:bCs/>
-                <w:kern w:val="0"/>
-                <w:szCs w:val="18"/>
-              </w:rPr>
-              <w:t>完成</w:t>
-            </w:r>
-            <w:r>
-              <w:rPr>
-                <w:rFonts w:asciiTheme="minorEastAsia" w:eastAsiaTheme="minorEastAsia" w:hAnsiTheme="minorEastAsia" w:cs="宋体" w:hint="eastAsia"/>
-                <w:bCs/>
-                <w:kern w:val="0"/>
-                <w:szCs w:val="18"/>
-              </w:rPr>
-              <w:t>类型</w:t>
+              <w:t>名称</w:t>
+            </w:r>
+          </w:p>
+        </w:tc>
+        <w:tc>
+          <w:tcPr>
+            <w:tcW w:w="3261" w:type="dxa"/>
+            <w:tcBorders>
+              <w:bottom w:val="single" w:sz="4" w:space="0" w:color="auto"/>
+            </w:tcBorders>
+            <w:shd w:val="clear" w:color="auto" w:fill="FFFFFF" w:themeFill="background1"/>
+          </w:tcPr>
+          <w:p>
+            <w:r>
+              <w:rPr>
+                <w:rFonts w:hint="eastAsia"/>
+              </w:rPr>
+              <w:t>资源类型</w:t>
             </w:r>
           </w:p>
         </w:tc>
@@ -39044,19 +37988,13 @@
       <w:tr>
         <w:tc>
           <w:tcPr>
-            <w:tcW w:w="1330" w:type="dxa"/>
+            <w:tcW w:w="1271" w:type="dxa"/>
             <w:tcBorders>
-              <w:top w:val="single" w:sz="4" w:space="0" w:color="auto"/>
               <w:bottom w:val="single" w:sz="4" w:space="0" w:color="auto"/>
             </w:tcBorders>
             <w:shd w:val="clear" w:color="auto" w:fill="D9D9D9" w:themeFill="background1" w:themeFillShade="D9"/>
           </w:tcPr>
           <w:p>
-            <w:pPr>
-              <w:rPr>
-                <w:rFonts w:asciiTheme="minorEastAsia" w:eastAsiaTheme="minorEastAsia" w:hAnsiTheme="minorEastAsia" w:hint="eastAsia"/>
-              </w:rPr>
-            </w:pPr>
             <w:r>
               <w:rPr>
                 <w:rFonts w:asciiTheme="minorEastAsia" w:eastAsiaTheme="minorEastAsia" w:hAnsiTheme="minorEastAsia" w:hint="eastAsia"/>
@@ -39069,36 +38007,62 @@
         </w:tc>
         <w:tc>
           <w:tcPr>
-            <w:tcW w:w="8735" w:type="dxa"/>
-            <w:gridSpan w:val="4"/>
+            <w:tcW w:w="4111" w:type="dxa"/>
+            <w:gridSpan w:val="2"/>
             <w:tcBorders>
               <w:bottom w:val="single" w:sz="4" w:space="0" w:color="auto"/>
             </w:tcBorders>
           </w:tcPr>
-          <w:p>
-            <w:pPr>
-              <w:rPr>
-                <w:rFonts w:asciiTheme="minorEastAsia" w:eastAsiaTheme="minorEastAsia" w:hAnsiTheme="minorEastAsia" w:hint="eastAsia"/>
-              </w:rPr>
-            </w:pPr>
-          </w:p>
+          <w:p/>
+        </w:tc>
+        <w:tc>
+          <w:tcPr>
+            <w:tcW w:w="1417" w:type="dxa"/>
+            <w:tcBorders>
+              <w:bottom w:val="single" w:sz="4" w:space="0" w:color="auto"/>
+            </w:tcBorders>
+            <w:shd w:val="clear" w:color="auto" w:fill="D9D9D9" w:themeFill="background1" w:themeFillShade="D9"/>
+          </w:tcPr>
+          <w:p>
+            <w:pPr>
+              <w:rPr>
+                <w:rFonts w:hint="eastAsia"/>
+              </w:rPr>
+            </w:pPr>
+            <w:r>
+              <w:rPr>
+                <w:rFonts w:asciiTheme="minorEastAsia" w:eastAsiaTheme="minorEastAsia" w:hAnsiTheme="minorEastAsia" w:hint="eastAsia"/>
+                <w:b/>
+                <w:color w:val="000000"/>
+              </w:rPr>
+              <w:t>父亲</w:t>
+            </w:r>
+            <w:r>
+              <w:rPr>
+                <w:rFonts w:hint="eastAsia"/>
+              </w:rPr>
+              <w:t>ID</w:t>
+            </w:r>
+          </w:p>
+        </w:tc>
+        <w:tc>
+          <w:tcPr>
+            <w:tcW w:w="3261" w:type="dxa"/>
+            <w:tcBorders>
+              <w:bottom w:val="single" w:sz="4" w:space="0" w:color="auto"/>
+            </w:tcBorders>
+            <w:shd w:val="clear" w:color="auto" w:fill="FFFFFF" w:themeFill="background1"/>
+          </w:tcPr>
+          <w:p/>
         </w:tc>
       </w:tr>
       <w:tr>
         <w:tc>
           <w:tcPr>
-            <w:tcW w:w="1330" w:type="dxa"/>
-            <w:tcBorders>
-              <w:top w:val="single" w:sz="4" w:space="0" w:color="auto"/>
-            </w:tcBorders>
+            <w:tcW w:w="1271" w:type="dxa"/>
             <w:shd w:val="clear" w:color="auto" w:fill="D9D9D9" w:themeFill="background1" w:themeFillShade="D9"/>
           </w:tcPr>
           <w:p>
-            <w:pPr>
-              <w:rPr>
-                <w:rFonts w:asciiTheme="minorEastAsia" w:eastAsiaTheme="minorEastAsia" w:hAnsiTheme="minorEastAsia" w:hint="eastAsia"/>
-              </w:rPr>
-            </w:pPr>
             <w:r>
               <w:rPr>
                 <w:rFonts w:asciiTheme="minorEastAsia" w:eastAsiaTheme="minorEastAsia" w:hAnsiTheme="minorEastAsia" w:hint="eastAsia"/>
@@ -39111,15 +38075,10 @@
         </w:tc>
         <w:tc>
           <w:tcPr>
-            <w:tcW w:w="2562" w:type="dxa"/>
+            <w:tcW w:w="1843" w:type="dxa"/>
             <w:shd w:val="clear" w:color="auto" w:fill="D9D9D9" w:themeFill="background1" w:themeFillShade="D9"/>
           </w:tcPr>
           <w:p>
-            <w:pPr>
-              <w:rPr>
-                <w:rFonts w:asciiTheme="minorEastAsia" w:eastAsiaTheme="minorEastAsia" w:hAnsiTheme="minorEastAsia" w:hint="eastAsia"/>
-              </w:rPr>
-            </w:pPr>
             <w:r>
               <w:rPr>
                 <w:rFonts w:asciiTheme="minorEastAsia" w:eastAsiaTheme="minorEastAsia" w:hAnsiTheme="minorEastAsia" w:hint="eastAsia"/>
@@ -39132,80 +38091,62 @@
         </w:tc>
         <w:tc>
           <w:tcPr>
-            <w:tcW w:w="2286" w:type="dxa"/>
+            <w:tcW w:w="2268" w:type="dxa"/>
             <w:shd w:val="clear" w:color="auto" w:fill="D9D9D9" w:themeFill="background1" w:themeFillShade="D9"/>
           </w:tcPr>
           <w:p>
-            <w:pPr>
-              <w:rPr>
-                <w:rFonts w:asciiTheme="minorEastAsia" w:eastAsiaTheme="minorEastAsia" w:hAnsiTheme="minorEastAsia" w:hint="eastAsia"/>
-              </w:rPr>
-            </w:pPr>
             <w:r>
               <w:rPr>
                 <w:rFonts w:asciiTheme="minorEastAsia" w:eastAsiaTheme="minorEastAsia" w:hAnsiTheme="minorEastAsia" w:hint="eastAsia"/>
                 <w:b/>
                 <w:color w:val="000000"/>
               </w:rPr>
-              <w:t>参数名称</w:t>
-            </w:r>
-          </w:p>
-        </w:tc>
-        <w:tc>
-          <w:tcPr>
-            <w:tcW w:w="1651" w:type="dxa"/>
-            <w:shd w:val="clear" w:color="auto" w:fill="D9D9D9" w:themeFill="background1" w:themeFillShade="D9"/>
-          </w:tcPr>
-          <w:p>
-            <w:pPr>
-              <w:rPr>
-                <w:rFonts w:asciiTheme="minorEastAsia" w:eastAsiaTheme="minorEastAsia" w:hAnsiTheme="minorEastAsia" w:hint="eastAsia"/>
-              </w:rPr>
-            </w:pPr>
+              <w:t>参数</w:t>
+            </w:r>
             <w:r>
               <w:rPr>
                 <w:rFonts w:asciiTheme="minorEastAsia" w:eastAsiaTheme="minorEastAsia" w:hAnsiTheme="minorEastAsia" w:hint="eastAsia"/>
                 <w:b/>
                 <w:color w:val="000000"/>
               </w:rPr>
-              <w:t>类别</w:t>
-            </w:r>
-          </w:p>
-        </w:tc>
-        <w:tc>
-          <w:tcPr>
-            <w:tcW w:w="2236" w:type="dxa"/>
+              <w:t>文本</w:t>
+            </w:r>
+          </w:p>
+        </w:tc>
+        <w:tc>
+          <w:tcPr>
+            <w:tcW w:w="1417" w:type="dxa"/>
             <w:shd w:val="clear" w:color="auto" w:fill="D9D9D9" w:themeFill="background1" w:themeFillShade="D9"/>
           </w:tcPr>
           <w:p>
-            <w:pPr>
-              <w:rPr>
-                <w:rFonts w:asciiTheme="minorEastAsia" w:eastAsiaTheme="minorEastAsia" w:hAnsiTheme="minorEastAsia" w:hint="eastAsia"/>
-              </w:rPr>
-            </w:pPr>
             <w:r>
               <w:rPr>
                 <w:rFonts w:asciiTheme="minorEastAsia" w:eastAsiaTheme="minorEastAsia" w:hAnsiTheme="minorEastAsia" w:hint="eastAsia"/>
                 <w:b/>
                 <w:color w:val="000000"/>
               </w:rPr>
-              <w:t>参数</w:t>
-            </w:r>
+              <w:t>类别</w:t>
+            </w:r>
+          </w:p>
+        </w:tc>
+        <w:tc>
+          <w:tcPr>
+            <w:tcW w:w="3261" w:type="dxa"/>
+            <w:shd w:val="clear" w:color="auto" w:fill="D9D9D9" w:themeFill="background1" w:themeFillShade="D9"/>
+          </w:tcPr>
+          <w:p>
+            <w:pPr>
+              <w:rPr>
+                <w:rFonts w:hint="eastAsia"/>
+              </w:rPr>
+            </w:pPr>
             <w:r>
               <w:rPr>
                 <w:rFonts w:asciiTheme="minorEastAsia" w:eastAsiaTheme="minorEastAsia" w:hAnsiTheme="minorEastAsia" w:hint="eastAsia"/>
                 <w:b/>
                 <w:color w:val="000000"/>
               </w:rPr>
-              <w:t>值</w:t>
-            </w:r>
-            <w:r>
-              <w:rPr>
-                <w:rFonts w:asciiTheme="minorEastAsia" w:eastAsiaTheme="minorEastAsia" w:hAnsiTheme="minorEastAsia" w:hint="eastAsia"/>
-                <w:b/>
-                <w:color w:val="000000"/>
-              </w:rPr>
-              <w:t>描述</w:t>
+              <w:t>枚举名称</w:t>
             </w:r>
           </w:p>
         </w:tc>
@@ -39213,106 +38154,60 @@
       <w:tr>
         <w:tc>
           <w:tcPr>
-            <w:tcW w:w="1330" w:type="dxa"/>
-          </w:tcPr>
-          <w:p>
-            <w:pPr>
-              <w:jc w:val="center"/>
+            <w:tcW w:w="1271" w:type="dxa"/>
+          </w:tcPr>
+          <w:p>
+            <w:r>
               <w:rPr>
                 <w:rFonts w:asciiTheme="minorEastAsia" w:eastAsiaTheme="minorEastAsia" w:hAnsiTheme="minorEastAsia" w:hint="eastAsia"/>
                 <w:szCs w:val="18"/>
               </w:rPr>
-            </w:pPr>
-            <w:r>
-              <w:rPr>
-                <w:rFonts w:asciiTheme="minorEastAsia" w:eastAsiaTheme="minorEastAsia" w:hAnsiTheme="minorEastAsia" w:hint="eastAsia"/>
-                <w:szCs w:val="18"/>
-              </w:rPr>
               <w:t>1</w:t>
             </w:r>
           </w:p>
         </w:tc>
         <w:tc>
           <w:tcPr>
-            <w:tcW w:w="2562" w:type="dxa"/>
-          </w:tcPr>
-          <w:p>
-            <w:pPr>
-              <w:rPr>
-                <w:rFonts w:asciiTheme="minorEastAsia" w:eastAsiaTheme="minorEastAsia" w:hAnsiTheme="minorEastAsia" w:cs="宋体" w:hint="eastAsia"/>
-                <w:bCs/>
-                <w:kern w:val="0"/>
-                <w:szCs w:val="18"/>
-              </w:rPr>
-            </w:pPr>
-            <w:r>
-              <w:rPr>
-                <w:rFonts w:asciiTheme="minorEastAsia" w:eastAsiaTheme="minorEastAsia" w:hAnsiTheme="minorEastAsia" w:cs="宋体" w:hint="eastAsia"/>
-                <w:bCs/>
-                <w:kern w:val="0"/>
-                <w:szCs w:val="18"/>
-              </w:rPr>
-              <w:t>None</w:t>
-            </w:r>
-          </w:p>
-        </w:tc>
-        <w:tc>
-          <w:tcPr>
-            <w:tcW w:w="2286" w:type="dxa"/>
-          </w:tcPr>
-          <w:p>
-            <w:pPr>
-              <w:rPr>
-                <w:rFonts w:asciiTheme="minorEastAsia" w:eastAsiaTheme="minorEastAsia" w:hAnsiTheme="minorEastAsia" w:cs="宋体" w:hint="eastAsia"/>
-                <w:bCs/>
-                <w:kern w:val="0"/>
-                <w:szCs w:val="18"/>
-              </w:rPr>
-            </w:pPr>
-            <w:r>
-              <w:rPr>
-                <w:rFonts w:asciiTheme="minorEastAsia" w:eastAsiaTheme="minorEastAsia" w:hAnsiTheme="minorEastAsia" w:cs="宋体" w:hint="eastAsia"/>
-                <w:bCs/>
-                <w:kern w:val="0"/>
-                <w:szCs w:val="18"/>
-              </w:rPr>
-              <w:t>继续</w:t>
-            </w:r>
-          </w:p>
-        </w:tc>
-        <w:tc>
-          <w:tcPr>
-            <w:tcW w:w="1651" w:type="dxa"/>
-          </w:tcPr>
-          <w:p>
-            <w:pPr>
-              <w:rPr>
-                <w:rFonts w:asciiTheme="minorEastAsia" w:eastAsiaTheme="minorEastAsia" w:hAnsiTheme="minorEastAsia" w:cs="宋体" w:hint="eastAsia"/>
-                <w:bCs/>
-                <w:kern w:val="0"/>
-                <w:szCs w:val="18"/>
-              </w:rPr>
-            </w:pPr>
-          </w:p>
-        </w:tc>
-        <w:tc>
-          <w:tcPr>
-            <w:tcW w:w="2236" w:type="dxa"/>
-          </w:tcPr>
-          <w:p>
-            <w:pPr>
-              <w:rPr>
-                <w:rFonts w:asciiTheme="minorEastAsia" w:eastAsiaTheme="minorEastAsia" w:hAnsiTheme="minorEastAsia" w:hint="eastAsia"/>
-              </w:rPr>
-            </w:pPr>
-            <w:r>
-              <w:rPr>
-                <w:rFonts w:asciiTheme="minorEastAsia" w:eastAsiaTheme="minorEastAsia" w:hAnsiTheme="minorEastAsia" w:cs="宋体" w:hint="eastAsia"/>
-                <w:bCs/>
-                <w:kern w:val="0"/>
-                <w:szCs w:val="18"/>
-              </w:rPr>
-              <w:t>继续</w:t>
+            <w:tcW w:w="1843" w:type="dxa"/>
+          </w:tcPr>
+          <w:p>
+            <w:r>
+              <w:rPr>
+                <w:rFonts w:asciiTheme="minorEastAsia" w:eastAsiaTheme="minorEastAsia" w:hAnsiTheme="minorEastAsia" w:hint="eastAsia"/>
+              </w:rPr>
+              <w:t>1</w:t>
+            </w:r>
+          </w:p>
+        </w:tc>
+        <w:tc>
+          <w:tcPr>
+            <w:tcW w:w="2268" w:type="dxa"/>
+          </w:tcPr>
+          <w:p>
+            <w:r>
+              <w:rPr>
+                <w:rFonts w:hint="eastAsia"/>
+              </w:rPr>
+              <w:t>菜单</w:t>
+            </w:r>
+          </w:p>
+        </w:tc>
+        <w:tc>
+          <w:tcPr>
+            <w:tcW w:w="1417" w:type="dxa"/>
+          </w:tcPr>
+          <w:p/>
+        </w:tc>
+        <w:tc>
+          <w:tcPr>
+            <w:tcW w:w="3261" w:type="dxa"/>
+          </w:tcPr>
+          <w:p>
+            <w:r>
+              <w:rPr>
+                <w:rFonts w:asciiTheme="minorEastAsia" w:eastAsiaTheme="minorEastAsia" w:hAnsiTheme="minorEastAsia" w:hint="eastAsia"/>
+              </w:rPr>
+              <w:t>Menu</w:t>
             </w:r>
           </w:p>
         </w:tc>
@@ -39320,201 +38215,225 @@
       <w:tr>
         <w:tc>
           <w:tcPr>
-            <w:tcW w:w="1330" w:type="dxa"/>
-          </w:tcPr>
-          <w:p>
-            <w:pPr>
-              <w:jc w:val="center"/>
+            <w:tcW w:w="1271" w:type="dxa"/>
+          </w:tcPr>
+          <w:p>
+            <w:r>
               <w:rPr>
                 <w:rFonts w:asciiTheme="minorEastAsia" w:eastAsiaTheme="minorEastAsia" w:hAnsiTheme="minorEastAsia" w:hint="eastAsia"/>
                 <w:szCs w:val="18"/>
               </w:rPr>
-            </w:pPr>
-            <w:r>
-              <w:rPr>
-                <w:rFonts w:asciiTheme="minorEastAsia" w:eastAsiaTheme="minorEastAsia" w:hAnsiTheme="minorEastAsia" w:hint="eastAsia"/>
-                <w:szCs w:val="18"/>
-              </w:rPr>
               <w:t>2</w:t>
             </w:r>
           </w:p>
         </w:tc>
         <w:tc>
           <w:tcPr>
-            <w:tcW w:w="2562" w:type="dxa"/>
-          </w:tcPr>
-          <w:p>
-            <w:pPr>
-              <w:rPr>
-                <w:rFonts w:asciiTheme="minorEastAsia" w:eastAsiaTheme="minorEastAsia" w:hAnsiTheme="minorEastAsia" w:hint="eastAsia"/>
-                <w:szCs w:val="18"/>
-              </w:rPr>
-            </w:pPr>
-            <w:r>
-              <w:rPr>
-                <w:rFonts w:asciiTheme="minorEastAsia" w:eastAsiaTheme="minorEastAsia" w:hAnsiTheme="minorEastAsia" w:hint="eastAsia"/>
-                <w:szCs w:val="18"/>
-              </w:rPr>
-              <w:t>Warn</w:t>
-            </w:r>
-          </w:p>
-        </w:tc>
-        <w:tc>
-          <w:tcPr>
-            <w:tcW w:w="2286" w:type="dxa"/>
-          </w:tcPr>
-          <w:p>
-            <w:pPr>
-              <w:rPr>
-                <w:rFonts w:asciiTheme="minorEastAsia" w:eastAsiaTheme="minorEastAsia" w:hAnsiTheme="minorEastAsia" w:cs="宋体" w:hint="eastAsia"/>
-                <w:bCs/>
-                <w:kern w:val="0"/>
-                <w:szCs w:val="18"/>
-              </w:rPr>
-            </w:pPr>
-            <w:r>
-              <w:rPr>
-                <w:rFonts w:asciiTheme="minorEastAsia" w:eastAsiaTheme="minorEastAsia" w:hAnsiTheme="minorEastAsia" w:cs="宋体" w:hint="eastAsia"/>
-                <w:bCs/>
-                <w:kern w:val="0"/>
-                <w:szCs w:val="18"/>
-              </w:rPr>
-              <w:t>警告</w:t>
-            </w:r>
-          </w:p>
-        </w:tc>
-        <w:tc>
-          <w:tcPr>
-            <w:tcW w:w="1651" w:type="dxa"/>
-          </w:tcPr>
-          <w:p>
-            <w:pPr>
-              <w:rPr>
-                <w:rFonts w:asciiTheme="minorEastAsia" w:eastAsiaTheme="minorEastAsia" w:hAnsiTheme="minorEastAsia" w:cs="宋体" w:hint="eastAsia"/>
-                <w:bCs/>
-                <w:kern w:val="0"/>
-                <w:szCs w:val="18"/>
-              </w:rPr>
-            </w:pPr>
-          </w:p>
-        </w:tc>
-        <w:tc>
-          <w:tcPr>
-            <w:tcW w:w="2236" w:type="dxa"/>
-          </w:tcPr>
-          <w:p>
-            <w:pPr>
-              <w:rPr>
-                <w:rFonts w:asciiTheme="minorEastAsia" w:eastAsiaTheme="minorEastAsia" w:hAnsiTheme="minorEastAsia" w:hint="eastAsia"/>
-              </w:rPr>
-            </w:pPr>
-            <w:r>
-              <w:rPr>
-                <w:rFonts w:asciiTheme="minorEastAsia" w:eastAsiaTheme="minorEastAsia" w:hAnsiTheme="minorEastAsia" w:cs="宋体" w:hint="eastAsia"/>
-                <w:bCs/>
-                <w:kern w:val="0"/>
-                <w:szCs w:val="18"/>
-              </w:rPr>
-              <w:t>警告</w:t>
-            </w:r>
+            <w:tcW w:w="1843" w:type="dxa"/>
+          </w:tcPr>
+          <w:p>
+            <w:r>
+              <w:rPr>
+                <w:rFonts w:asciiTheme="minorEastAsia" w:eastAsiaTheme="minorEastAsia" w:hAnsiTheme="minorEastAsia" w:hint="eastAsia"/>
+              </w:rPr>
+              <w:t>2</w:t>
+            </w:r>
+          </w:p>
+        </w:tc>
+        <w:tc>
+          <w:tcPr>
+            <w:tcW w:w="2268" w:type="dxa"/>
+          </w:tcPr>
+          <w:p>
+            <w:r>
+              <w:rPr>
+                <w:rFonts w:hint="eastAsia"/>
+              </w:rPr>
+              <w:t>菜单项</w:t>
+            </w:r>
+          </w:p>
+        </w:tc>
+        <w:tc>
+          <w:tcPr>
+            <w:tcW w:w="1417" w:type="dxa"/>
+          </w:tcPr>
+          <w:p/>
+        </w:tc>
+        <w:tc>
+          <w:tcPr>
+            <w:tcW w:w="3261" w:type="dxa"/>
+          </w:tcPr>
+          <w:p>
+            <w:proofErr w:type="spellStart"/>
+            <w:r>
+              <w:rPr>
+                <w:rFonts w:asciiTheme="minorEastAsia" w:eastAsiaTheme="minorEastAsia" w:hAnsiTheme="minorEastAsia" w:hint="eastAsia"/>
+              </w:rPr>
+              <w:t>MenuItem</w:t>
+            </w:r>
+            <w:proofErr w:type="spellEnd"/>
           </w:p>
         </w:tc>
       </w:tr>
       <w:tr>
         <w:tc>
           <w:tcPr>
-            <w:tcW w:w="1330" w:type="dxa"/>
-          </w:tcPr>
-          <w:p>
-            <w:pPr>
-              <w:jc w:val="center"/>
+            <w:tcW w:w="1271" w:type="dxa"/>
+          </w:tcPr>
+          <w:p>
+            <w:r>
               <w:rPr>
                 <w:rFonts w:asciiTheme="minorEastAsia" w:eastAsiaTheme="minorEastAsia" w:hAnsiTheme="minorEastAsia" w:hint="eastAsia"/>
                 <w:szCs w:val="18"/>
               </w:rPr>
-            </w:pPr>
-            <w:r>
+              <w:t>3</w:t>
+            </w:r>
+          </w:p>
+        </w:tc>
+        <w:tc>
+          <w:tcPr>
+            <w:tcW w:w="1843" w:type="dxa"/>
+          </w:tcPr>
+          <w:p>
+            <w:r>
+              <w:rPr>
+                <w:rFonts w:asciiTheme="minorEastAsia" w:eastAsiaTheme="minorEastAsia" w:hAnsiTheme="minorEastAsia" w:hint="eastAsia"/>
+              </w:rPr>
+              <w:t>3</w:t>
+            </w:r>
+          </w:p>
+        </w:tc>
+        <w:tc>
+          <w:tcPr>
+            <w:tcW w:w="2268" w:type="dxa"/>
+          </w:tcPr>
+          <w:p>
+            <w:r>
+              <w:rPr>
+                <w:rFonts w:hint="eastAsia"/>
+              </w:rPr>
+              <w:t>页面</w:t>
+            </w:r>
+          </w:p>
+        </w:tc>
+        <w:tc>
+          <w:tcPr>
+            <w:tcW w:w="1417" w:type="dxa"/>
+          </w:tcPr>
+          <w:p/>
+        </w:tc>
+        <w:tc>
+          <w:tcPr>
+            <w:tcW w:w="3261" w:type="dxa"/>
+          </w:tcPr>
+          <w:p>
+            <w:r>
+              <w:rPr>
+                <w:rFonts w:asciiTheme="minorEastAsia" w:eastAsiaTheme="minorEastAsia" w:hAnsiTheme="minorEastAsia" w:hint="eastAsia"/>
+              </w:rPr>
+              <w:t>Page</w:t>
+            </w:r>
+          </w:p>
+        </w:tc>
+      </w:tr>
+      <w:tr>
+        <w:tc>
+          <w:tcPr>
+            <w:tcW w:w="1271" w:type="dxa"/>
+          </w:tcPr>
+          <w:p>
+            <w:pPr>
               <w:rPr>
                 <w:rFonts w:asciiTheme="minorEastAsia" w:eastAsiaTheme="minorEastAsia" w:hAnsiTheme="minorEastAsia" w:hint="eastAsia"/>
                 <w:szCs w:val="18"/>
               </w:rPr>
-              <w:t>3</w:t>
-            </w:r>
-          </w:p>
-        </w:tc>
-        <w:tc>
-          <w:tcPr>
-            <w:tcW w:w="2562" w:type="dxa"/>
-          </w:tcPr>
-          <w:p>
-            <w:pPr>
-              <w:tabs>
-                <w:tab w:val="left" w:pos="780"/>
-              </w:tabs>
+            </w:pPr>
+            <w:r>
               <w:rPr>
                 <w:rFonts w:asciiTheme="minorEastAsia" w:eastAsiaTheme="minorEastAsia" w:hAnsiTheme="minorEastAsia" w:hint="eastAsia"/>
                 <w:szCs w:val="18"/>
               </w:rPr>
-            </w:pPr>
-            <w:r>
+              <w:t>4</w:t>
+            </w:r>
+          </w:p>
+        </w:tc>
+        <w:tc>
+          <w:tcPr>
+            <w:tcW w:w="1843" w:type="dxa"/>
+          </w:tcPr>
+          <w:p>
+            <w:pPr>
               <w:rPr>
                 <w:rFonts w:asciiTheme="minorEastAsia" w:eastAsiaTheme="minorEastAsia" w:hAnsiTheme="minorEastAsia" w:hint="eastAsia"/>
                 <w:szCs w:val="18"/>
               </w:rPr>
-              <w:t>Break</w:t>
-            </w:r>
-          </w:p>
-        </w:tc>
-        <w:tc>
-          <w:tcPr>
-            <w:tcW w:w="2286" w:type="dxa"/>
-          </w:tcPr>
-          <w:p>
-            <w:pPr>
-              <w:rPr>
-                <w:rFonts w:asciiTheme="minorEastAsia" w:eastAsiaTheme="minorEastAsia" w:hAnsiTheme="minorEastAsia" w:hint="eastAsia"/>
-              </w:rPr>
-            </w:pPr>
-            <w:r>
-              <w:rPr>
-                <w:rFonts w:asciiTheme="minorEastAsia" w:eastAsiaTheme="minorEastAsia" w:hAnsiTheme="minorEastAsia" w:hint="eastAsia"/>
-              </w:rPr>
-              <w:t>终止</w:t>
-            </w:r>
-          </w:p>
-        </w:tc>
-        <w:tc>
-          <w:tcPr>
-            <w:tcW w:w="1651" w:type="dxa"/>
-          </w:tcPr>
-          <w:p>
-            <w:pPr>
-              <w:rPr>
-                <w:rFonts w:asciiTheme="minorEastAsia" w:eastAsiaTheme="minorEastAsia" w:hAnsiTheme="minorEastAsia" w:hint="eastAsia"/>
-              </w:rPr>
-            </w:pPr>
-          </w:p>
-        </w:tc>
-        <w:tc>
-          <w:tcPr>
-            <w:tcW w:w="2236" w:type="dxa"/>
-          </w:tcPr>
-          <w:p>
-            <w:pPr>
-              <w:rPr>
-                <w:rFonts w:asciiTheme="minorEastAsia" w:eastAsiaTheme="minorEastAsia" w:hAnsiTheme="minorEastAsia" w:hint="eastAsia"/>
-              </w:rPr>
-            </w:pPr>
-            <w:r>
-              <w:rPr>
-                <w:rFonts w:asciiTheme="minorEastAsia" w:eastAsiaTheme="minorEastAsia" w:hAnsiTheme="minorEastAsia" w:hint="eastAsia"/>
-              </w:rPr>
-              <w:t>终止</w:t>
+            </w:pPr>
+            <w:r>
+              <w:rPr>
+                <w:rFonts w:asciiTheme="minorEastAsia" w:eastAsiaTheme="minorEastAsia" w:hAnsiTheme="minorEastAsia" w:hint="eastAsia"/>
+              </w:rPr>
+              <w:t>4</w:t>
+            </w:r>
+          </w:p>
+        </w:tc>
+        <w:tc>
+          <w:tcPr>
+            <w:tcW w:w="2268" w:type="dxa"/>
+          </w:tcPr>
+          <w:p>
+            <w:pPr>
+              <w:rPr>
+                <w:rFonts w:asciiTheme="minorEastAsia" w:eastAsiaTheme="minorEastAsia" w:hAnsiTheme="minorEastAsia" w:hint="eastAsia"/>
+              </w:rPr>
+            </w:pPr>
+            <w:r>
+              <w:rPr>
+                <w:rFonts w:asciiTheme="minorEastAsia" w:eastAsiaTheme="minorEastAsia" w:hAnsiTheme="minorEastAsia" w:hint="eastAsia"/>
+              </w:rPr>
+              <w:t>操作按钮</w:t>
+            </w:r>
+          </w:p>
+        </w:tc>
+        <w:tc>
+          <w:tcPr>
+            <w:tcW w:w="1417" w:type="dxa"/>
+          </w:tcPr>
+          <w:p/>
+        </w:tc>
+        <w:tc>
+          <w:tcPr>
+            <w:tcW w:w="3261" w:type="dxa"/>
+          </w:tcPr>
+          <w:p>
+            <w:pPr>
+              <w:rPr>
+                <w:rFonts w:asciiTheme="minorEastAsia" w:eastAsiaTheme="minorEastAsia" w:hAnsiTheme="minorEastAsia" w:hint="eastAsia"/>
+              </w:rPr>
+            </w:pPr>
+            <w:r>
+              <w:rPr>
+                <w:rFonts w:asciiTheme="minorEastAsia" w:eastAsiaTheme="minorEastAsia" w:hAnsiTheme="minorEastAsia" w:hint="eastAsia"/>
+              </w:rPr>
+              <w:t>Operation</w:t>
             </w:r>
           </w:p>
         </w:tc>
       </w:tr>
     </w:tbl>
+    <w:p>
+      <w:pPr>
+        <w:rPr>
+          <w:rFonts w:hint="eastAsia"/>
+        </w:rPr>
+      </w:pPr>
+    </w:p>
+    <w:p>
+      <w:pPr>
+        <w:rPr>
+          <w:rFonts w:hint="eastAsia"/>
+        </w:rPr>
+      </w:pPr>
+    </w:p>
     <w:p>
       <w:pPr>
         <w:pStyle w:val="3"/>
@@ -40356,7 +39275,6 @@
               </w:rPr>
             </w:pPr>
             <w:proofErr w:type="spellStart"/>
-            <w:proofErr w:type="gramStart"/>
             <w:r>
               <w:rPr>
                 <w:rFonts w:asciiTheme="minorEastAsia" w:eastAsiaTheme="minorEastAsia" w:hAnsiTheme="minorEastAsia"/>
@@ -40365,7 +39283,6 @@
               <w:t>offer.write</w:t>
             </w:r>
             <w:proofErr w:type="spellEnd"/>
-            <w:proofErr w:type="gramEnd"/>
           </w:p>
         </w:tc>
         <w:tc>
@@ -40445,7 +39362,6 @@
               </w:rPr>
             </w:pPr>
             <w:proofErr w:type="spellStart"/>
-            <w:proofErr w:type="gramStart"/>
             <w:r>
               <w:rPr>
                 <w:rFonts w:asciiTheme="minorEastAsia" w:eastAsiaTheme="minorEastAsia" w:hAnsiTheme="minorEastAsia"/>
@@ -40468,7 +39384,6 @@
               <w:t>.read</w:t>
             </w:r>
             <w:proofErr w:type="spellEnd"/>
-            <w:proofErr w:type="gramEnd"/>
           </w:p>
         </w:tc>
         <w:tc>
@@ -40538,6 +39453,7 @@
                 <w:rFonts w:asciiTheme="minorEastAsia" w:eastAsiaTheme="minorEastAsia" w:hAnsiTheme="minorEastAsia"/>
                 <w:szCs w:val="18"/>
               </w:rPr>
+              <w:lastRenderedPageBreak/>
               <w:t>4</w:t>
             </w:r>
           </w:p>
@@ -40554,7 +39470,6 @@
               </w:rPr>
             </w:pPr>
             <w:proofErr w:type="spellStart"/>
-            <w:proofErr w:type="gramStart"/>
             <w:r>
               <w:rPr>
                 <w:rFonts w:asciiTheme="minorEastAsia" w:eastAsiaTheme="minorEastAsia" w:hAnsiTheme="minorEastAsia"/>
@@ -40577,7 +39492,6 @@
               <w:t>.write</w:t>
             </w:r>
             <w:proofErr w:type="spellEnd"/>
-            <w:proofErr w:type="gramEnd"/>
           </w:p>
         </w:tc>
         <w:tc>
@@ -40669,7 +39583,6 @@
               </w:rPr>
             </w:pPr>
             <w:proofErr w:type="spellStart"/>
-            <w:proofErr w:type="gramStart"/>
             <w:r>
               <w:rPr>
                 <w:rFonts w:asciiTheme="minorEastAsia" w:eastAsiaTheme="minorEastAsia" w:hAnsiTheme="minorEastAsia"/>
@@ -40685,7 +39598,6 @@
               <w:t>.read</w:t>
             </w:r>
             <w:proofErr w:type="spellEnd"/>
-            <w:proofErr w:type="gramEnd"/>
           </w:p>
         </w:tc>
         <w:tc>
@@ -40779,7 +39691,6 @@
               </w:rPr>
             </w:pPr>
             <w:proofErr w:type="spellStart"/>
-            <w:proofErr w:type="gramStart"/>
             <w:r>
               <w:rPr>
                 <w:rFonts w:asciiTheme="minorEastAsia" w:eastAsiaTheme="minorEastAsia" w:hAnsiTheme="minorEastAsia"/>
@@ -40795,7 +39706,6 @@
               <w:t>.write</w:t>
             </w:r>
             <w:proofErr w:type="spellEnd"/>
-            <w:proofErr w:type="gramEnd"/>
           </w:p>
         </w:tc>
         <w:tc>
@@ -42961,6 +41871,7 @@
               <w:rPr>
                 <w:rFonts w:asciiTheme="minorEastAsia" w:eastAsiaTheme="minorEastAsia" w:hAnsiTheme="minorEastAsia" w:hint="eastAsia"/>
               </w:rPr>
+              <w:lastRenderedPageBreak/>
               <w:t>查询_Click</w:t>
             </w:r>
           </w:p>
@@ -43071,7 +41982,6 @@
         <w:rPr>
           <w:rFonts w:asciiTheme="minorEastAsia" w:eastAsiaTheme="minorEastAsia" w:hAnsiTheme="minorEastAsia" w:hint="eastAsia"/>
         </w:rPr>
-        <w:lastRenderedPageBreak/>
         <w:t>ApplicationEdit.aspx</w:t>
       </w:r>
     </w:p>
@@ -44236,6 +43146,7 @@
           <w:i/>
           <w:color w:val="009900"/>
         </w:rPr>
+        <w:lastRenderedPageBreak/>
         <w:t xml:space="preserve"> </w:t>
       </w:r>
       <w:r>
@@ -45828,14 +44739,12 @@
                 <w:rFonts w:asciiTheme="minorEastAsia" w:eastAsiaTheme="minorEastAsia" w:hAnsiTheme="minorEastAsia" w:hint="eastAsia"/>
               </w:rPr>
             </w:pPr>
-            <w:proofErr w:type="spellStart"/>
             <w:r>
               <w:rPr>
                 <w:rFonts w:asciiTheme="minorEastAsia" w:eastAsiaTheme="minorEastAsia" w:hAnsiTheme="minorEastAsia"/>
               </w:rPr>
               <w:t>FUNCTION_Type</w:t>
             </w:r>
-            <w:proofErr w:type="spellEnd"/>
           </w:p>
         </w:tc>
         <w:tc>
@@ -46137,6 +45046,7 @@
           <w:i/>
           <w:color w:val="009900"/>
         </w:rPr>
+        <w:lastRenderedPageBreak/>
         <w:t xml:space="preserve"> </w:t>
       </w:r>
     </w:p>
@@ -46436,7 +45346,7 @@
 </file>
 
 <file path=word/endnotes.xml><?xml version="1.0" encoding="utf-8"?>
-<w:endnotes xmlns:wpc="http://schemas.microsoft.com/office/word/2010/wordprocessingCanvas" xmlns:cx="http://schemas.microsoft.com/office/drawing/2014/chartex" xmlns:cx1="http://schemas.microsoft.com/office/drawing/2015/9/8/chartex" xmlns:cx2="http://schemas.microsoft.com/office/drawing/2015/10/21/chartex" xmlns:cx3="http://schemas.microsoft.com/office/drawing/2016/5/9/chartex" xmlns:cx4="http://schemas.microsoft.com/office/drawing/2016/5/10/chartex" xmlns:cx5="http://schemas.microsoft.com/office/drawing/2016/5/11/chartex" xmlns:cx6="http://schemas.microsoft.com/office/drawing/2016/5/12/chartex" xmlns:cx7="http://schemas.microsoft.com/office/drawing/2016/5/13/chartex" xmlns:cx8="http://schemas.microsoft.com/office/drawing/2016/5/14/chartex" xmlns:mc="http://schemas.openxmlformats.org/markup-compatibility/2006" xmlns:aink="http://schemas.microsoft.com/office/drawing/2016/ink" xmlns:am3d="http://schemas.microsoft.com/office/drawing/2017/model3d" xmlns:o="urn:schemas-microsoft-com:office:office" xmlns:oel="http://schemas.microsoft.com/office/2019/extlst" xmlns:r="http://schemas.openxmlformats.org/officeDocument/2006/relationships" xmlns:m="http://schemas.openxmlformats.org/officeDocument/2006/math" xmlns:v="urn:schemas-microsoft-com:vml" xmlns:wp14="http://schemas.microsoft.com/office/word/2010/wordprocessingDrawing" xmlns:wp="http://schemas.openxmlformats.org/drawingml/2006/wordprocessingDrawing" xmlns:w10="urn:schemas-microsoft-com:office:word" xmlns:w="http://schemas.openxmlformats.org/wordprocessingml/2006/main" xmlns:w14="http://schemas.microsoft.com/office/word/2010/wordml" xmlns:w15="http://schemas.microsoft.com/office/word/2012/wordml" xmlns:w16cex="http://schemas.microsoft.com/office/word/2018/wordml/cex" xmlns:w16cid="http://schemas.microsoft.com/office/word/2016/wordml/cid" xmlns:w16="http://schemas.microsoft.com/office/word/2018/wordml" xmlns:w16du="http://schemas.microsoft.com/office/word/2023/wordml/word16du" xmlns:w16sdtdh="http://schemas.microsoft.com/office/word/2020/wordml/sdtdatahash" xmlns:w16se="http://schemas.microsoft.com/office/word/2015/wordml/symex" xmlns:wpg="http://schemas.microsoft.com/office/word/2010/wordprocessingGroup" xmlns:wpi="http://schemas.microsoft.com/office/word/2010/wordprocessingInk" xmlns:wne="http://schemas.microsoft.com/office/word/2006/wordml" xmlns:wps="http://schemas.microsoft.com/office/word/2010/wordprocessingShape" mc:Ignorable="w14 w15 w16se w16cid w16 w16cex w16sdtdh w16du wp14">
+<w:endnotes xmlns:wpc="http://schemas.microsoft.com/office/word/2010/wordprocessingCanvas" xmlns:cx="http://schemas.microsoft.com/office/drawing/2014/chartex" xmlns:cx1="http://schemas.microsoft.com/office/drawing/2015/9/8/chartex" xmlns:cx2="http://schemas.microsoft.com/office/drawing/2015/10/21/chartex" xmlns:cx3="http://schemas.microsoft.com/office/drawing/2016/5/9/chartex" xmlns:cx4="http://schemas.microsoft.com/office/drawing/2016/5/10/chartex" xmlns:cx5="http://schemas.microsoft.com/office/drawing/2016/5/11/chartex" xmlns:cx6="http://schemas.microsoft.com/office/drawing/2016/5/12/chartex" xmlns:cx7="http://schemas.microsoft.com/office/drawing/2016/5/13/chartex" xmlns:cx8="http://schemas.microsoft.com/office/drawing/2016/5/14/chartex" xmlns:mc="http://schemas.openxmlformats.org/markup-compatibility/2006" xmlns:aink="http://schemas.microsoft.com/office/drawing/2016/ink" xmlns:am3d="http://schemas.microsoft.com/office/drawing/2017/model3d" xmlns:o="urn:schemas-microsoft-com:office:office" xmlns:oel="http://schemas.microsoft.com/office/2019/extlst" xmlns:r="http://schemas.openxmlformats.org/officeDocument/2006/relationships" xmlns:m="http://schemas.openxmlformats.org/officeDocument/2006/math" xmlns:v="urn:schemas-microsoft-com:vml" xmlns:wp14="http://schemas.microsoft.com/office/word/2010/wordprocessingDrawing" xmlns:wp="http://schemas.openxmlformats.org/drawingml/2006/wordprocessingDrawing" xmlns:w10="urn:schemas-microsoft-com:office:word" xmlns:w="http://schemas.openxmlformats.org/wordprocessingml/2006/main" xmlns:w14="http://schemas.microsoft.com/office/word/2010/wordml" xmlns:w15="http://schemas.microsoft.com/office/word/2012/wordml" xmlns:w16cex="http://schemas.microsoft.com/office/word/2018/wordml/cex" xmlns:w16cid="http://schemas.microsoft.com/office/word/2016/wordml/cid" xmlns:w16="http://schemas.microsoft.com/office/word/2018/wordml" xmlns:w16du="http://schemas.microsoft.com/office/word/2023/wordml/word16du" xmlns:w16sdtdh="http://schemas.microsoft.com/office/word/2020/wordml/sdtdatahash" xmlns:w16sdtfl="http://schemas.microsoft.com/office/word/2024/wordml/sdtformatlock" xmlns:w16se="http://schemas.microsoft.com/office/word/2015/wordml/symex" xmlns:wpg="http://schemas.microsoft.com/office/word/2010/wordprocessingGroup" xmlns:wpi="http://schemas.microsoft.com/office/word/2010/wordprocessingInk" xmlns:wne="http://schemas.microsoft.com/office/word/2006/wordml" xmlns:wps="http://schemas.microsoft.com/office/word/2010/wordprocessingShape" mc:Ignorable="w14 w15 w16se w16cid w16 w16cex w16sdtdh w16sdtfl w16du wp14">
   <w:endnote w:type="separator" w:id="-1">
     <w:p>
       <w:r>
@@ -46455,7 +45365,7 @@
 </file>
 
 <file path=word/footer1.xml><?xml version="1.0" encoding="utf-8"?>
-<w:ftr xmlns:wpc="http://schemas.microsoft.com/office/word/2010/wordprocessingCanvas" xmlns:cx="http://schemas.microsoft.com/office/drawing/2014/chartex" xmlns:cx1="http://schemas.microsoft.com/office/drawing/2015/9/8/chartex" xmlns:cx2="http://schemas.microsoft.com/office/drawing/2015/10/21/chartex" xmlns:cx3="http://schemas.microsoft.com/office/drawing/2016/5/9/chartex" xmlns:cx4="http://schemas.microsoft.com/office/drawing/2016/5/10/chartex" xmlns:cx5="http://schemas.microsoft.com/office/drawing/2016/5/11/chartex" xmlns:cx6="http://schemas.microsoft.com/office/drawing/2016/5/12/chartex" xmlns:cx7="http://schemas.microsoft.com/office/drawing/2016/5/13/chartex" xmlns:cx8="http://schemas.microsoft.com/office/drawing/2016/5/14/chartex" xmlns:mc="http://schemas.openxmlformats.org/markup-compatibility/2006" xmlns:aink="http://schemas.microsoft.com/office/drawing/2016/ink" xmlns:am3d="http://schemas.microsoft.com/office/drawing/2017/model3d" xmlns:o="urn:schemas-microsoft-com:office:office" xmlns:oel="http://schemas.microsoft.com/office/2019/extlst" xmlns:r="http://schemas.openxmlformats.org/officeDocument/2006/relationships" xmlns:m="http://schemas.openxmlformats.org/officeDocument/2006/math" xmlns:v="urn:schemas-microsoft-com:vml" xmlns:wp14="http://schemas.microsoft.com/office/word/2010/wordprocessingDrawing" xmlns:wp="http://schemas.openxmlformats.org/drawingml/2006/wordprocessingDrawing" xmlns:w10="urn:schemas-microsoft-com:office:word" xmlns:w="http://schemas.openxmlformats.org/wordprocessingml/2006/main" xmlns:w14="http://schemas.microsoft.com/office/word/2010/wordml" xmlns:w15="http://schemas.microsoft.com/office/word/2012/wordml" xmlns:w16cex="http://schemas.microsoft.com/office/word/2018/wordml/cex" xmlns:w16cid="http://schemas.microsoft.com/office/word/2016/wordml/cid" xmlns:w16="http://schemas.microsoft.com/office/word/2018/wordml" xmlns:w16du="http://schemas.microsoft.com/office/word/2023/wordml/word16du" xmlns:w16sdtdh="http://schemas.microsoft.com/office/word/2020/wordml/sdtdatahash" xmlns:w16se="http://schemas.microsoft.com/office/word/2015/wordml/symex" xmlns:wpg="http://schemas.microsoft.com/office/word/2010/wordprocessingGroup" xmlns:wpi="http://schemas.microsoft.com/office/word/2010/wordprocessingInk" xmlns:wne="http://schemas.microsoft.com/office/word/2006/wordml" xmlns:wps="http://schemas.microsoft.com/office/word/2010/wordprocessingShape" mc:Ignorable="w14 w15 w16se w16cid w16 w16cex w16sdtdh w16du wp14">
+<w:ftr xmlns:wpc="http://schemas.microsoft.com/office/word/2010/wordprocessingCanvas" xmlns:cx="http://schemas.microsoft.com/office/drawing/2014/chartex" xmlns:cx1="http://schemas.microsoft.com/office/drawing/2015/9/8/chartex" xmlns:cx2="http://schemas.microsoft.com/office/drawing/2015/10/21/chartex" xmlns:cx3="http://schemas.microsoft.com/office/drawing/2016/5/9/chartex" xmlns:cx4="http://schemas.microsoft.com/office/drawing/2016/5/10/chartex" xmlns:cx5="http://schemas.microsoft.com/office/drawing/2016/5/11/chartex" xmlns:cx6="http://schemas.microsoft.com/office/drawing/2016/5/12/chartex" xmlns:cx7="http://schemas.microsoft.com/office/drawing/2016/5/13/chartex" xmlns:cx8="http://schemas.microsoft.com/office/drawing/2016/5/14/chartex" xmlns:mc="http://schemas.openxmlformats.org/markup-compatibility/2006" xmlns:aink="http://schemas.microsoft.com/office/drawing/2016/ink" xmlns:am3d="http://schemas.microsoft.com/office/drawing/2017/model3d" xmlns:o="urn:schemas-microsoft-com:office:office" xmlns:oel="http://schemas.microsoft.com/office/2019/extlst" xmlns:r="http://schemas.openxmlformats.org/officeDocument/2006/relationships" xmlns:m="http://schemas.openxmlformats.org/officeDocument/2006/math" xmlns:v="urn:schemas-microsoft-com:vml" xmlns:wp14="http://schemas.microsoft.com/office/word/2010/wordprocessingDrawing" xmlns:wp="http://schemas.openxmlformats.org/drawingml/2006/wordprocessingDrawing" xmlns:w10="urn:schemas-microsoft-com:office:word" xmlns:w="http://schemas.openxmlformats.org/wordprocessingml/2006/main" xmlns:w14="http://schemas.microsoft.com/office/word/2010/wordml" xmlns:w15="http://schemas.microsoft.com/office/word/2012/wordml" xmlns:w16cex="http://schemas.microsoft.com/office/word/2018/wordml/cex" xmlns:w16cid="http://schemas.microsoft.com/office/word/2016/wordml/cid" xmlns:w16="http://schemas.microsoft.com/office/word/2018/wordml" xmlns:w16du="http://schemas.microsoft.com/office/word/2023/wordml/word16du" xmlns:w16sdtdh="http://schemas.microsoft.com/office/word/2020/wordml/sdtdatahash" xmlns:w16sdtfl="http://schemas.microsoft.com/office/word/2024/wordml/sdtformatlock" xmlns:w16se="http://schemas.microsoft.com/office/word/2015/wordml/symex" xmlns:wpg="http://schemas.microsoft.com/office/word/2010/wordprocessingGroup" xmlns:wpi="http://schemas.microsoft.com/office/word/2010/wordprocessingInk" xmlns:wne="http://schemas.microsoft.com/office/word/2006/wordml" xmlns:wps="http://schemas.microsoft.com/office/word/2010/wordprocessingShape" mc:Ignorable="w14 w15 w16se w16cid w16 w16cex w16sdtdh w16sdtfl w16du wp14">
   <w:p>
     <w:pPr>
       <w:ind w:left="902"/>
@@ -46551,7 +45461,7 @@
 </file>
 
 <file path=word/footer2.xml><?xml version="1.0" encoding="utf-8"?>
-<w:ftr xmlns:wpc="http://schemas.microsoft.com/office/word/2010/wordprocessingCanvas" xmlns:cx="http://schemas.microsoft.com/office/drawing/2014/chartex" xmlns:cx1="http://schemas.microsoft.com/office/drawing/2015/9/8/chartex" xmlns:cx2="http://schemas.microsoft.com/office/drawing/2015/10/21/chartex" xmlns:cx3="http://schemas.microsoft.com/office/drawing/2016/5/9/chartex" xmlns:cx4="http://schemas.microsoft.com/office/drawing/2016/5/10/chartex" xmlns:cx5="http://schemas.microsoft.com/office/drawing/2016/5/11/chartex" xmlns:cx6="http://schemas.microsoft.com/office/drawing/2016/5/12/chartex" xmlns:cx7="http://schemas.microsoft.com/office/drawing/2016/5/13/chartex" xmlns:cx8="http://schemas.microsoft.com/office/drawing/2016/5/14/chartex" xmlns:mc="http://schemas.openxmlformats.org/markup-compatibility/2006" xmlns:aink="http://schemas.microsoft.com/office/drawing/2016/ink" xmlns:am3d="http://schemas.microsoft.com/office/drawing/2017/model3d" xmlns:o="urn:schemas-microsoft-com:office:office" xmlns:oel="http://schemas.microsoft.com/office/2019/extlst" xmlns:r="http://schemas.openxmlformats.org/officeDocument/2006/relationships" xmlns:m="http://schemas.openxmlformats.org/officeDocument/2006/math" xmlns:v="urn:schemas-microsoft-com:vml" xmlns:wp14="http://schemas.microsoft.com/office/word/2010/wordprocessingDrawing" xmlns:wp="http://schemas.openxmlformats.org/drawingml/2006/wordprocessingDrawing" xmlns:w10="urn:schemas-microsoft-com:office:word" xmlns:w="http://schemas.openxmlformats.org/wordprocessingml/2006/main" xmlns:w14="http://schemas.microsoft.com/office/word/2010/wordml" xmlns:w15="http://schemas.microsoft.com/office/word/2012/wordml" xmlns:w16cex="http://schemas.microsoft.com/office/word/2018/wordml/cex" xmlns:w16cid="http://schemas.microsoft.com/office/word/2016/wordml/cid" xmlns:w16="http://schemas.microsoft.com/office/word/2018/wordml" xmlns:w16du="http://schemas.microsoft.com/office/word/2023/wordml/word16du" xmlns:w16sdtdh="http://schemas.microsoft.com/office/word/2020/wordml/sdtdatahash" xmlns:w16se="http://schemas.microsoft.com/office/word/2015/wordml/symex" xmlns:wpg="http://schemas.microsoft.com/office/word/2010/wordprocessingGroup" xmlns:wpi="http://schemas.microsoft.com/office/word/2010/wordprocessingInk" xmlns:wne="http://schemas.microsoft.com/office/word/2006/wordml" xmlns:wps="http://schemas.microsoft.com/office/word/2010/wordprocessingShape" mc:Ignorable="w14 w15 w16se w16cid w16 w16cex w16sdtdh w16du wp14">
+<w:ftr xmlns:wpc="http://schemas.microsoft.com/office/word/2010/wordprocessingCanvas" xmlns:cx="http://schemas.microsoft.com/office/drawing/2014/chartex" xmlns:cx1="http://schemas.microsoft.com/office/drawing/2015/9/8/chartex" xmlns:cx2="http://schemas.microsoft.com/office/drawing/2015/10/21/chartex" xmlns:cx3="http://schemas.microsoft.com/office/drawing/2016/5/9/chartex" xmlns:cx4="http://schemas.microsoft.com/office/drawing/2016/5/10/chartex" xmlns:cx5="http://schemas.microsoft.com/office/drawing/2016/5/11/chartex" xmlns:cx6="http://schemas.microsoft.com/office/drawing/2016/5/12/chartex" xmlns:cx7="http://schemas.microsoft.com/office/drawing/2016/5/13/chartex" xmlns:cx8="http://schemas.microsoft.com/office/drawing/2016/5/14/chartex" xmlns:mc="http://schemas.openxmlformats.org/markup-compatibility/2006" xmlns:aink="http://schemas.microsoft.com/office/drawing/2016/ink" xmlns:am3d="http://schemas.microsoft.com/office/drawing/2017/model3d" xmlns:o="urn:schemas-microsoft-com:office:office" xmlns:oel="http://schemas.microsoft.com/office/2019/extlst" xmlns:r="http://schemas.openxmlformats.org/officeDocument/2006/relationships" xmlns:m="http://schemas.openxmlformats.org/officeDocument/2006/math" xmlns:v="urn:schemas-microsoft-com:vml" xmlns:wp14="http://schemas.microsoft.com/office/word/2010/wordprocessingDrawing" xmlns:wp="http://schemas.openxmlformats.org/drawingml/2006/wordprocessingDrawing" xmlns:w10="urn:schemas-microsoft-com:office:word" xmlns:w="http://schemas.openxmlformats.org/wordprocessingml/2006/main" xmlns:w14="http://schemas.microsoft.com/office/word/2010/wordml" xmlns:w15="http://schemas.microsoft.com/office/word/2012/wordml" xmlns:w16cex="http://schemas.microsoft.com/office/word/2018/wordml/cex" xmlns:w16cid="http://schemas.microsoft.com/office/word/2016/wordml/cid" xmlns:w16="http://schemas.microsoft.com/office/word/2018/wordml" xmlns:w16du="http://schemas.microsoft.com/office/word/2023/wordml/word16du" xmlns:w16sdtdh="http://schemas.microsoft.com/office/word/2020/wordml/sdtdatahash" xmlns:w16sdtfl="http://schemas.microsoft.com/office/word/2024/wordml/sdtformatlock" xmlns:w16se="http://schemas.microsoft.com/office/word/2015/wordml/symex" xmlns:wpg="http://schemas.microsoft.com/office/word/2010/wordprocessingGroup" xmlns:wpi="http://schemas.microsoft.com/office/word/2010/wordprocessingInk" xmlns:wne="http://schemas.microsoft.com/office/word/2006/wordml" xmlns:wps="http://schemas.microsoft.com/office/word/2010/wordprocessingShape" mc:Ignorable="w14 w15 w16se w16cid w16 w16cex w16sdtdh w16sdtfl w16du wp14">
   <w:p>
     <w:pPr>
       <w:pStyle w:val="a9"/>
@@ -46629,7 +45539,7 @@
 </file>
 
 <file path=word/footer3.xml><?xml version="1.0" encoding="utf-8"?>
-<w:ftr xmlns:wpc="http://schemas.microsoft.com/office/word/2010/wordprocessingCanvas" xmlns:cx="http://schemas.microsoft.com/office/drawing/2014/chartex" xmlns:cx1="http://schemas.microsoft.com/office/drawing/2015/9/8/chartex" xmlns:cx2="http://schemas.microsoft.com/office/drawing/2015/10/21/chartex" xmlns:cx3="http://schemas.microsoft.com/office/drawing/2016/5/9/chartex" xmlns:cx4="http://schemas.microsoft.com/office/drawing/2016/5/10/chartex" xmlns:cx5="http://schemas.microsoft.com/office/drawing/2016/5/11/chartex" xmlns:cx6="http://schemas.microsoft.com/office/drawing/2016/5/12/chartex" xmlns:cx7="http://schemas.microsoft.com/office/drawing/2016/5/13/chartex" xmlns:cx8="http://schemas.microsoft.com/office/drawing/2016/5/14/chartex" xmlns:mc="http://schemas.openxmlformats.org/markup-compatibility/2006" xmlns:aink="http://schemas.microsoft.com/office/drawing/2016/ink" xmlns:am3d="http://schemas.microsoft.com/office/drawing/2017/model3d" xmlns:o="urn:schemas-microsoft-com:office:office" xmlns:oel="http://schemas.microsoft.com/office/2019/extlst" xmlns:r="http://schemas.openxmlformats.org/officeDocument/2006/relationships" xmlns:m="http://schemas.openxmlformats.org/officeDocument/2006/math" xmlns:v="urn:schemas-microsoft-com:vml" xmlns:wp14="http://schemas.microsoft.com/office/word/2010/wordprocessingDrawing" xmlns:wp="http://schemas.openxmlformats.org/drawingml/2006/wordprocessingDrawing" xmlns:w10="urn:schemas-microsoft-com:office:word" xmlns:w="http://schemas.openxmlformats.org/wordprocessingml/2006/main" xmlns:w14="http://schemas.microsoft.com/office/word/2010/wordml" xmlns:w15="http://schemas.microsoft.com/office/word/2012/wordml" xmlns:w16cex="http://schemas.microsoft.com/office/word/2018/wordml/cex" xmlns:w16cid="http://schemas.microsoft.com/office/word/2016/wordml/cid" xmlns:w16="http://schemas.microsoft.com/office/word/2018/wordml" xmlns:w16du="http://schemas.microsoft.com/office/word/2023/wordml/word16du" xmlns:w16sdtdh="http://schemas.microsoft.com/office/word/2020/wordml/sdtdatahash" xmlns:w16se="http://schemas.microsoft.com/office/word/2015/wordml/symex" xmlns:wpg="http://schemas.microsoft.com/office/word/2010/wordprocessingGroup" xmlns:wpi="http://schemas.microsoft.com/office/word/2010/wordprocessingInk" xmlns:wne="http://schemas.microsoft.com/office/word/2006/wordml" xmlns:wps="http://schemas.microsoft.com/office/word/2010/wordprocessingShape" mc:Ignorable="w14 w15 w16se w16cid w16 w16cex w16sdtdh w16du wp14">
+<w:ftr xmlns:wpc="http://schemas.microsoft.com/office/word/2010/wordprocessingCanvas" xmlns:cx="http://schemas.microsoft.com/office/drawing/2014/chartex" xmlns:cx1="http://schemas.microsoft.com/office/drawing/2015/9/8/chartex" xmlns:cx2="http://schemas.microsoft.com/office/drawing/2015/10/21/chartex" xmlns:cx3="http://schemas.microsoft.com/office/drawing/2016/5/9/chartex" xmlns:cx4="http://schemas.microsoft.com/office/drawing/2016/5/10/chartex" xmlns:cx5="http://schemas.microsoft.com/office/drawing/2016/5/11/chartex" xmlns:cx6="http://schemas.microsoft.com/office/drawing/2016/5/12/chartex" xmlns:cx7="http://schemas.microsoft.com/office/drawing/2016/5/13/chartex" xmlns:cx8="http://schemas.microsoft.com/office/drawing/2016/5/14/chartex" xmlns:mc="http://schemas.openxmlformats.org/markup-compatibility/2006" xmlns:aink="http://schemas.microsoft.com/office/drawing/2016/ink" xmlns:am3d="http://schemas.microsoft.com/office/drawing/2017/model3d" xmlns:o="urn:schemas-microsoft-com:office:office" xmlns:oel="http://schemas.microsoft.com/office/2019/extlst" xmlns:r="http://schemas.openxmlformats.org/officeDocument/2006/relationships" xmlns:m="http://schemas.openxmlformats.org/officeDocument/2006/math" xmlns:v="urn:schemas-microsoft-com:vml" xmlns:wp14="http://schemas.microsoft.com/office/word/2010/wordprocessingDrawing" xmlns:wp="http://schemas.openxmlformats.org/drawingml/2006/wordprocessingDrawing" xmlns:w10="urn:schemas-microsoft-com:office:word" xmlns:w="http://schemas.openxmlformats.org/wordprocessingml/2006/main" xmlns:w14="http://schemas.microsoft.com/office/word/2010/wordml" xmlns:w15="http://schemas.microsoft.com/office/word/2012/wordml" xmlns:w16cex="http://schemas.microsoft.com/office/word/2018/wordml/cex" xmlns:w16cid="http://schemas.microsoft.com/office/word/2016/wordml/cid" xmlns:w16="http://schemas.microsoft.com/office/word/2018/wordml" xmlns:w16du="http://schemas.microsoft.com/office/word/2023/wordml/word16du" xmlns:w16sdtdh="http://schemas.microsoft.com/office/word/2020/wordml/sdtdatahash" xmlns:w16sdtfl="http://schemas.microsoft.com/office/word/2024/wordml/sdtformatlock" xmlns:w16se="http://schemas.microsoft.com/office/word/2015/wordml/symex" xmlns:wpg="http://schemas.microsoft.com/office/word/2010/wordprocessingGroup" xmlns:wpi="http://schemas.microsoft.com/office/word/2010/wordprocessingInk" xmlns:wne="http://schemas.microsoft.com/office/word/2006/wordml" xmlns:wps="http://schemas.microsoft.com/office/word/2010/wordprocessingShape" mc:Ignorable="w14 w15 w16se w16cid w16 w16cex w16sdtdh w16sdtfl w16du wp14">
   <w:p>
     <w:pPr>
       <w:pStyle w:val="a9"/>
@@ -46640,7 +45550,7 @@
 </file>
 
 <file path=word/footnotes.xml><?xml version="1.0" encoding="utf-8"?>
-<w:footnotes xmlns:wpc="http://schemas.microsoft.com/office/word/2010/wordprocessingCanvas" xmlns:cx="http://schemas.microsoft.com/office/drawing/2014/chartex" xmlns:cx1="http://schemas.microsoft.com/office/drawing/2015/9/8/chartex" xmlns:cx2="http://schemas.microsoft.com/office/drawing/2015/10/21/chartex" xmlns:cx3="http://schemas.microsoft.com/office/drawing/2016/5/9/chartex" xmlns:cx4="http://schemas.microsoft.com/office/drawing/2016/5/10/chartex" xmlns:cx5="http://schemas.microsoft.com/office/drawing/2016/5/11/chartex" xmlns:cx6="http://schemas.microsoft.com/office/drawing/2016/5/12/chartex" xmlns:cx7="http://schemas.microsoft.com/office/drawing/2016/5/13/chartex" xmlns:cx8="http://schemas.microsoft.com/office/drawing/2016/5/14/chartex" xmlns:mc="http://schemas.openxmlformats.org/markup-compatibility/2006" xmlns:aink="http://schemas.microsoft.com/office/drawing/2016/ink" xmlns:am3d="http://schemas.microsoft.com/office/drawing/2017/model3d" xmlns:o="urn:schemas-microsoft-com:office:office" xmlns:oel="http://schemas.microsoft.com/office/2019/extlst" xmlns:r="http://schemas.openxmlformats.org/officeDocument/2006/relationships" xmlns:m="http://schemas.openxmlformats.org/officeDocument/2006/math" xmlns:v="urn:schemas-microsoft-com:vml" xmlns:wp14="http://schemas.microsoft.com/office/word/2010/wordprocessingDrawing" xmlns:wp="http://schemas.openxmlformats.org/drawingml/2006/wordprocessingDrawing" xmlns:w10="urn:schemas-microsoft-com:office:word" xmlns:w="http://schemas.openxmlformats.org/wordprocessingml/2006/main" xmlns:w14="http://schemas.microsoft.com/office/word/2010/wordml" xmlns:w15="http://schemas.microsoft.com/office/word/2012/wordml" xmlns:w16cex="http://schemas.microsoft.com/office/word/2018/wordml/cex" xmlns:w16cid="http://schemas.microsoft.com/office/word/2016/wordml/cid" xmlns:w16="http://schemas.microsoft.com/office/word/2018/wordml" xmlns:w16du="http://schemas.microsoft.com/office/word/2023/wordml/word16du" xmlns:w16sdtdh="http://schemas.microsoft.com/office/word/2020/wordml/sdtdatahash" xmlns:w16se="http://schemas.microsoft.com/office/word/2015/wordml/symex" xmlns:wpg="http://schemas.microsoft.com/office/word/2010/wordprocessingGroup" xmlns:wpi="http://schemas.microsoft.com/office/word/2010/wordprocessingInk" xmlns:wne="http://schemas.microsoft.com/office/word/2006/wordml" xmlns:wps="http://schemas.microsoft.com/office/word/2010/wordprocessingShape" mc:Ignorable="w14 w15 w16se w16cid w16 w16cex w16sdtdh w16du wp14">
+<w:footnotes xmlns:wpc="http://schemas.microsoft.com/office/word/2010/wordprocessingCanvas" xmlns:cx="http://schemas.microsoft.com/office/drawing/2014/chartex" xmlns:cx1="http://schemas.microsoft.com/office/drawing/2015/9/8/chartex" xmlns:cx2="http://schemas.microsoft.com/office/drawing/2015/10/21/chartex" xmlns:cx3="http://schemas.microsoft.com/office/drawing/2016/5/9/chartex" xmlns:cx4="http://schemas.microsoft.com/office/drawing/2016/5/10/chartex" xmlns:cx5="http://schemas.microsoft.com/office/drawing/2016/5/11/chartex" xmlns:cx6="http://schemas.microsoft.com/office/drawing/2016/5/12/chartex" xmlns:cx7="http://schemas.microsoft.com/office/drawing/2016/5/13/chartex" xmlns:cx8="http://schemas.microsoft.com/office/drawing/2016/5/14/chartex" xmlns:mc="http://schemas.openxmlformats.org/markup-compatibility/2006" xmlns:aink="http://schemas.microsoft.com/office/drawing/2016/ink" xmlns:am3d="http://schemas.microsoft.com/office/drawing/2017/model3d" xmlns:o="urn:schemas-microsoft-com:office:office" xmlns:oel="http://schemas.microsoft.com/office/2019/extlst" xmlns:r="http://schemas.openxmlformats.org/officeDocument/2006/relationships" xmlns:m="http://schemas.openxmlformats.org/officeDocument/2006/math" xmlns:v="urn:schemas-microsoft-com:vml" xmlns:wp14="http://schemas.microsoft.com/office/word/2010/wordprocessingDrawing" xmlns:wp="http://schemas.openxmlformats.org/drawingml/2006/wordprocessingDrawing" xmlns:w10="urn:schemas-microsoft-com:office:word" xmlns:w="http://schemas.openxmlformats.org/wordprocessingml/2006/main" xmlns:w14="http://schemas.microsoft.com/office/word/2010/wordml" xmlns:w15="http://schemas.microsoft.com/office/word/2012/wordml" xmlns:w16cex="http://schemas.microsoft.com/office/word/2018/wordml/cex" xmlns:w16cid="http://schemas.microsoft.com/office/word/2016/wordml/cid" xmlns:w16="http://schemas.microsoft.com/office/word/2018/wordml" xmlns:w16du="http://schemas.microsoft.com/office/word/2023/wordml/word16du" xmlns:w16sdtdh="http://schemas.microsoft.com/office/word/2020/wordml/sdtdatahash" xmlns:w16sdtfl="http://schemas.microsoft.com/office/word/2024/wordml/sdtformatlock" xmlns:w16se="http://schemas.microsoft.com/office/word/2015/wordml/symex" xmlns:wpg="http://schemas.microsoft.com/office/word/2010/wordprocessingGroup" xmlns:wpi="http://schemas.microsoft.com/office/word/2010/wordprocessingInk" xmlns:wne="http://schemas.microsoft.com/office/word/2006/wordml" xmlns:wps="http://schemas.microsoft.com/office/word/2010/wordprocessingShape" mc:Ignorable="w14 w15 w16se w16cid w16 w16cex w16sdtdh w16sdtfl w16du wp14">
   <w:footnote w:type="separator" w:id="-1">
     <w:p>
       <w:r>
@@ -46659,7 +45569,7 @@
 </file>
 
 <file path=word/header1.xml><?xml version="1.0" encoding="utf-8"?>
-<w:hdr xmlns:wpc="http://schemas.microsoft.com/office/word/2010/wordprocessingCanvas" xmlns:cx="http://schemas.microsoft.com/office/drawing/2014/chartex" xmlns:cx1="http://schemas.microsoft.com/office/drawing/2015/9/8/chartex" xmlns:cx2="http://schemas.microsoft.com/office/drawing/2015/10/21/chartex" xmlns:cx3="http://schemas.microsoft.com/office/drawing/2016/5/9/chartex" xmlns:cx4="http://schemas.microsoft.com/office/drawing/2016/5/10/chartex" xmlns:cx5="http://schemas.microsoft.com/office/drawing/2016/5/11/chartex" xmlns:cx6="http://schemas.microsoft.com/office/drawing/2016/5/12/chartex" xmlns:cx7="http://schemas.microsoft.com/office/drawing/2016/5/13/chartex" xmlns:cx8="http://schemas.microsoft.com/office/drawing/2016/5/14/chartex" xmlns:mc="http://schemas.openxmlformats.org/markup-compatibility/2006" xmlns:aink="http://schemas.microsoft.com/office/drawing/2016/ink" xmlns:am3d="http://schemas.microsoft.com/office/drawing/2017/model3d" xmlns:o="urn:schemas-microsoft-com:office:office" xmlns:oel="http://schemas.microsoft.com/office/2019/extlst" xmlns:r="http://schemas.openxmlformats.org/officeDocument/2006/relationships" xmlns:m="http://schemas.openxmlformats.org/officeDocument/2006/math" xmlns:v="urn:schemas-microsoft-com:vml" xmlns:wp14="http://schemas.microsoft.com/office/word/2010/wordprocessingDrawing" xmlns:wp="http://schemas.openxmlformats.org/drawingml/2006/wordprocessingDrawing" xmlns:w10="urn:schemas-microsoft-com:office:word" xmlns:w="http://schemas.openxmlformats.org/wordprocessingml/2006/main" xmlns:w14="http://schemas.microsoft.com/office/word/2010/wordml" xmlns:w15="http://schemas.microsoft.com/office/word/2012/wordml" xmlns:w16cex="http://schemas.microsoft.com/office/word/2018/wordml/cex" xmlns:w16cid="http://schemas.microsoft.com/office/word/2016/wordml/cid" xmlns:w16="http://schemas.microsoft.com/office/word/2018/wordml" xmlns:w16du="http://schemas.microsoft.com/office/word/2023/wordml/word16du" xmlns:w16sdtdh="http://schemas.microsoft.com/office/word/2020/wordml/sdtdatahash" xmlns:w16se="http://schemas.microsoft.com/office/word/2015/wordml/symex" xmlns:wpg="http://schemas.microsoft.com/office/word/2010/wordprocessingGroup" xmlns:wpi="http://schemas.microsoft.com/office/word/2010/wordprocessingInk" xmlns:wne="http://schemas.microsoft.com/office/word/2006/wordml" xmlns:wps="http://schemas.microsoft.com/office/word/2010/wordprocessingShape" mc:Ignorable="w14 w15 w16se w16cid w16 w16cex w16sdtdh w16du wp14">
+<w:hdr xmlns:wpc="http://schemas.microsoft.com/office/word/2010/wordprocessingCanvas" xmlns:cx="http://schemas.microsoft.com/office/drawing/2014/chartex" xmlns:cx1="http://schemas.microsoft.com/office/drawing/2015/9/8/chartex" xmlns:cx2="http://schemas.microsoft.com/office/drawing/2015/10/21/chartex" xmlns:cx3="http://schemas.microsoft.com/office/drawing/2016/5/9/chartex" xmlns:cx4="http://schemas.microsoft.com/office/drawing/2016/5/10/chartex" xmlns:cx5="http://schemas.microsoft.com/office/drawing/2016/5/11/chartex" xmlns:cx6="http://schemas.microsoft.com/office/drawing/2016/5/12/chartex" xmlns:cx7="http://schemas.microsoft.com/office/drawing/2016/5/13/chartex" xmlns:cx8="http://schemas.microsoft.com/office/drawing/2016/5/14/chartex" xmlns:mc="http://schemas.openxmlformats.org/markup-compatibility/2006" xmlns:aink="http://schemas.microsoft.com/office/drawing/2016/ink" xmlns:am3d="http://schemas.microsoft.com/office/drawing/2017/model3d" xmlns:o="urn:schemas-microsoft-com:office:office" xmlns:oel="http://schemas.microsoft.com/office/2019/extlst" xmlns:r="http://schemas.openxmlformats.org/officeDocument/2006/relationships" xmlns:m="http://schemas.openxmlformats.org/officeDocument/2006/math" xmlns:v="urn:schemas-microsoft-com:vml" xmlns:wp14="http://schemas.microsoft.com/office/word/2010/wordprocessingDrawing" xmlns:wp="http://schemas.openxmlformats.org/drawingml/2006/wordprocessingDrawing" xmlns:w10="urn:schemas-microsoft-com:office:word" xmlns:w="http://schemas.openxmlformats.org/wordprocessingml/2006/main" xmlns:w14="http://schemas.microsoft.com/office/word/2010/wordml" xmlns:w15="http://schemas.microsoft.com/office/word/2012/wordml" xmlns:w16cex="http://schemas.microsoft.com/office/word/2018/wordml/cex" xmlns:w16cid="http://schemas.microsoft.com/office/word/2016/wordml/cid" xmlns:w16="http://schemas.microsoft.com/office/word/2018/wordml" xmlns:w16du="http://schemas.microsoft.com/office/word/2023/wordml/word16du" xmlns:w16sdtdh="http://schemas.microsoft.com/office/word/2020/wordml/sdtdatahash" xmlns:w16sdtfl="http://schemas.microsoft.com/office/word/2024/wordml/sdtformatlock" xmlns:w16se="http://schemas.microsoft.com/office/word/2015/wordml/symex" xmlns:wpg="http://schemas.microsoft.com/office/word/2010/wordprocessingGroup" xmlns:wpi="http://schemas.microsoft.com/office/word/2010/wordprocessingInk" xmlns:wne="http://schemas.microsoft.com/office/word/2006/wordml" xmlns:wps="http://schemas.microsoft.com/office/word/2010/wordprocessingShape" mc:Ignorable="w14 w15 w16se w16cid w16 w16cex w16sdtdh w16sdtfl w16du wp14">
   <w:p>
     <w:pPr>
       <w:ind w:left="902"/>
@@ -46726,7 +45636,7 @@
 </file>
 
 <file path=word/header2.xml><?xml version="1.0" encoding="utf-8"?>
-<w:hdr xmlns:wpc="http://schemas.microsoft.com/office/word/2010/wordprocessingCanvas" xmlns:cx="http://schemas.microsoft.com/office/drawing/2014/chartex" xmlns:cx1="http://schemas.microsoft.com/office/drawing/2015/9/8/chartex" xmlns:cx2="http://schemas.microsoft.com/office/drawing/2015/10/21/chartex" xmlns:cx3="http://schemas.microsoft.com/office/drawing/2016/5/9/chartex" xmlns:cx4="http://schemas.microsoft.com/office/drawing/2016/5/10/chartex" xmlns:cx5="http://schemas.microsoft.com/office/drawing/2016/5/11/chartex" xmlns:cx6="http://schemas.microsoft.com/office/drawing/2016/5/12/chartex" xmlns:cx7="http://schemas.microsoft.com/office/drawing/2016/5/13/chartex" xmlns:cx8="http://schemas.microsoft.com/office/drawing/2016/5/14/chartex" xmlns:mc="http://schemas.openxmlformats.org/markup-compatibility/2006" xmlns:aink="http://schemas.microsoft.com/office/drawing/2016/ink" xmlns:am3d="http://schemas.microsoft.com/office/drawing/2017/model3d" xmlns:o="urn:schemas-microsoft-com:office:office" xmlns:oel="http://schemas.microsoft.com/office/2019/extlst" xmlns:r="http://schemas.openxmlformats.org/officeDocument/2006/relationships" xmlns:m="http://schemas.openxmlformats.org/officeDocument/2006/math" xmlns:v="urn:schemas-microsoft-com:vml" xmlns:wp14="http://schemas.microsoft.com/office/word/2010/wordprocessingDrawing" xmlns:wp="http://schemas.openxmlformats.org/drawingml/2006/wordprocessingDrawing" xmlns:w10="urn:schemas-microsoft-com:office:word" xmlns:w="http://schemas.openxmlformats.org/wordprocessingml/2006/main" xmlns:w14="http://schemas.microsoft.com/office/word/2010/wordml" xmlns:w15="http://schemas.microsoft.com/office/word/2012/wordml" xmlns:w16cex="http://schemas.microsoft.com/office/word/2018/wordml/cex" xmlns:w16cid="http://schemas.microsoft.com/office/word/2016/wordml/cid" xmlns:w16="http://schemas.microsoft.com/office/word/2018/wordml" xmlns:w16du="http://schemas.microsoft.com/office/word/2023/wordml/word16du" xmlns:w16sdtdh="http://schemas.microsoft.com/office/word/2020/wordml/sdtdatahash" xmlns:w16se="http://schemas.microsoft.com/office/word/2015/wordml/symex" xmlns:wpg="http://schemas.microsoft.com/office/word/2010/wordprocessingGroup" xmlns:wpi="http://schemas.microsoft.com/office/word/2010/wordprocessingInk" xmlns:wne="http://schemas.microsoft.com/office/word/2006/wordml" xmlns:wps="http://schemas.microsoft.com/office/word/2010/wordprocessingShape" mc:Ignorable="w14 w15 w16se w16cid w16 w16cex w16sdtdh w16du wp14">
+<w:hdr xmlns:wpc="http://schemas.microsoft.com/office/word/2010/wordprocessingCanvas" xmlns:cx="http://schemas.microsoft.com/office/drawing/2014/chartex" xmlns:cx1="http://schemas.microsoft.com/office/drawing/2015/9/8/chartex" xmlns:cx2="http://schemas.microsoft.com/office/drawing/2015/10/21/chartex" xmlns:cx3="http://schemas.microsoft.com/office/drawing/2016/5/9/chartex" xmlns:cx4="http://schemas.microsoft.com/office/drawing/2016/5/10/chartex" xmlns:cx5="http://schemas.microsoft.com/office/drawing/2016/5/11/chartex" xmlns:cx6="http://schemas.microsoft.com/office/drawing/2016/5/12/chartex" xmlns:cx7="http://schemas.microsoft.com/office/drawing/2016/5/13/chartex" xmlns:cx8="http://schemas.microsoft.com/office/drawing/2016/5/14/chartex" xmlns:mc="http://schemas.openxmlformats.org/markup-compatibility/2006" xmlns:aink="http://schemas.microsoft.com/office/drawing/2016/ink" xmlns:am3d="http://schemas.microsoft.com/office/drawing/2017/model3d" xmlns:o="urn:schemas-microsoft-com:office:office" xmlns:oel="http://schemas.microsoft.com/office/2019/extlst" xmlns:r="http://schemas.openxmlformats.org/officeDocument/2006/relationships" xmlns:m="http://schemas.openxmlformats.org/officeDocument/2006/math" xmlns:v="urn:schemas-microsoft-com:vml" xmlns:wp14="http://schemas.microsoft.com/office/word/2010/wordprocessingDrawing" xmlns:wp="http://schemas.openxmlformats.org/drawingml/2006/wordprocessingDrawing" xmlns:w10="urn:schemas-microsoft-com:office:word" xmlns:w="http://schemas.openxmlformats.org/wordprocessingml/2006/main" xmlns:w14="http://schemas.microsoft.com/office/word/2010/wordml" xmlns:w15="http://schemas.microsoft.com/office/word/2012/wordml" xmlns:w16cex="http://schemas.microsoft.com/office/word/2018/wordml/cex" xmlns:w16cid="http://schemas.microsoft.com/office/word/2016/wordml/cid" xmlns:w16="http://schemas.microsoft.com/office/word/2018/wordml" xmlns:w16du="http://schemas.microsoft.com/office/word/2023/wordml/word16du" xmlns:w16sdtdh="http://schemas.microsoft.com/office/word/2020/wordml/sdtdatahash" xmlns:w16sdtfl="http://schemas.microsoft.com/office/word/2024/wordml/sdtformatlock" xmlns:w16se="http://schemas.microsoft.com/office/word/2015/wordml/symex" xmlns:wpg="http://schemas.microsoft.com/office/word/2010/wordprocessingGroup" xmlns:wpi="http://schemas.microsoft.com/office/word/2010/wordprocessingInk" xmlns:wne="http://schemas.microsoft.com/office/word/2006/wordml" xmlns:wps="http://schemas.microsoft.com/office/word/2010/wordprocessingShape" mc:Ignorable="w14 w15 w16se w16cid w16 w16cex w16sdtdh w16sdtfl w16du wp14">
   <w:p>
     <w:pPr>
       <w:jc w:val="right"/>
@@ -46736,7 +45646,7 @@
 </file>
 
 <file path=word/numbering.xml><?xml version="1.0" encoding="utf-8"?>
-<w:numbering xmlns:wpc="http://schemas.microsoft.com/office/word/2010/wordprocessingCanvas" xmlns:cx="http://schemas.microsoft.com/office/drawing/2014/chartex" xmlns:cx1="http://schemas.microsoft.com/office/drawing/2015/9/8/chartex" xmlns:cx2="http://schemas.microsoft.com/office/drawing/2015/10/21/chartex" xmlns:cx3="http://schemas.microsoft.com/office/drawing/2016/5/9/chartex" xmlns:cx4="http://schemas.microsoft.com/office/drawing/2016/5/10/chartex" xmlns:cx5="http://schemas.microsoft.com/office/drawing/2016/5/11/chartex" xmlns:cx6="http://schemas.microsoft.com/office/drawing/2016/5/12/chartex" xmlns:cx7="http://schemas.microsoft.com/office/drawing/2016/5/13/chartex" xmlns:cx8="http://schemas.microsoft.com/office/drawing/2016/5/14/chartex" xmlns:mc="http://schemas.openxmlformats.org/markup-compatibility/2006" xmlns:aink="http://schemas.microsoft.com/office/drawing/2016/ink" xmlns:am3d="http://schemas.microsoft.com/office/drawing/2017/model3d" xmlns:o="urn:schemas-microsoft-com:office:office" xmlns:oel="http://schemas.microsoft.com/office/2019/extlst" xmlns:r="http://schemas.openxmlformats.org/officeDocument/2006/relationships" xmlns:m="http://schemas.openxmlformats.org/officeDocument/2006/math" xmlns:v="urn:schemas-microsoft-com:vml" xmlns:wp14="http://schemas.microsoft.com/office/word/2010/wordprocessingDrawing" xmlns:wp="http://schemas.openxmlformats.org/drawingml/2006/wordprocessingDrawing" xmlns:w10="urn:schemas-microsoft-com:office:word" xmlns:w="http://schemas.openxmlformats.org/wordprocessingml/2006/main" xmlns:w14="http://schemas.microsoft.com/office/word/2010/wordml" xmlns:w15="http://schemas.microsoft.com/office/word/2012/wordml" xmlns:w16cex="http://schemas.microsoft.com/office/word/2018/wordml/cex" xmlns:w16cid="http://schemas.microsoft.com/office/word/2016/wordml/cid" xmlns:w16="http://schemas.microsoft.com/office/word/2018/wordml" xmlns:w16du="http://schemas.microsoft.com/office/word/2023/wordml/word16du" xmlns:w16sdtdh="http://schemas.microsoft.com/office/word/2020/wordml/sdtdatahash" xmlns:w16se="http://schemas.microsoft.com/office/word/2015/wordml/symex" xmlns:wpg="http://schemas.microsoft.com/office/word/2010/wordprocessingGroup" xmlns:wpi="http://schemas.microsoft.com/office/word/2010/wordprocessingInk" xmlns:wne="http://schemas.microsoft.com/office/word/2006/wordml" xmlns:wps="http://schemas.microsoft.com/office/word/2010/wordprocessingShape" mc:Ignorable="w14 w15 w16se w16cid w16 w16cex w16sdtdh w16du wp14">
+<w:numbering xmlns:wpc="http://schemas.microsoft.com/office/word/2010/wordprocessingCanvas" xmlns:cx="http://schemas.microsoft.com/office/drawing/2014/chartex" xmlns:cx1="http://schemas.microsoft.com/office/drawing/2015/9/8/chartex" xmlns:cx2="http://schemas.microsoft.com/office/drawing/2015/10/21/chartex" xmlns:cx3="http://schemas.microsoft.com/office/drawing/2016/5/9/chartex" xmlns:cx4="http://schemas.microsoft.com/office/drawing/2016/5/10/chartex" xmlns:cx5="http://schemas.microsoft.com/office/drawing/2016/5/11/chartex" xmlns:cx6="http://schemas.microsoft.com/office/drawing/2016/5/12/chartex" xmlns:cx7="http://schemas.microsoft.com/office/drawing/2016/5/13/chartex" xmlns:cx8="http://schemas.microsoft.com/office/drawing/2016/5/14/chartex" xmlns:mc="http://schemas.openxmlformats.org/markup-compatibility/2006" xmlns:aink="http://schemas.microsoft.com/office/drawing/2016/ink" xmlns:am3d="http://schemas.microsoft.com/office/drawing/2017/model3d" xmlns:o="urn:schemas-microsoft-com:office:office" xmlns:oel="http://schemas.microsoft.com/office/2019/extlst" xmlns:r="http://schemas.openxmlformats.org/officeDocument/2006/relationships" xmlns:m="http://schemas.openxmlformats.org/officeDocument/2006/math" xmlns:v="urn:schemas-microsoft-com:vml" xmlns:wp14="http://schemas.microsoft.com/office/word/2010/wordprocessingDrawing" xmlns:wp="http://schemas.openxmlformats.org/drawingml/2006/wordprocessingDrawing" xmlns:w10="urn:schemas-microsoft-com:office:word" xmlns:w="http://schemas.openxmlformats.org/wordprocessingml/2006/main" xmlns:w14="http://schemas.microsoft.com/office/word/2010/wordml" xmlns:w15="http://schemas.microsoft.com/office/word/2012/wordml" xmlns:w16cex="http://schemas.microsoft.com/office/word/2018/wordml/cex" xmlns:w16cid="http://schemas.microsoft.com/office/word/2016/wordml/cid" xmlns:w16="http://schemas.microsoft.com/office/word/2018/wordml" xmlns:w16du="http://schemas.microsoft.com/office/word/2023/wordml/word16du" xmlns:w16sdtdh="http://schemas.microsoft.com/office/word/2020/wordml/sdtdatahash" xmlns:w16sdtfl="http://schemas.microsoft.com/office/word/2024/wordml/sdtformatlock" xmlns:w16se="http://schemas.microsoft.com/office/word/2015/wordml/symex" xmlns:wpg="http://schemas.microsoft.com/office/word/2010/wordprocessingGroup" xmlns:wpi="http://schemas.microsoft.com/office/word/2010/wordprocessingInk" xmlns:wne="http://schemas.microsoft.com/office/word/2006/wordml" xmlns:wps="http://schemas.microsoft.com/office/word/2010/wordprocessingShape" mc:Ignorable="w14 w15 w16se w16cid w16 w16cex w16sdtdh w16sdtfl w16du wp14">
   <w:abstractNum w:abstractNumId="0" w15:restartNumberingAfterBreak="0">
     <w:nsid w:val="084028D2"/>
     <w:multiLevelType w:val="multilevel"/>
@@ -47591,7 +46501,7 @@
 </file>
 
 <file path=word/styles.xml><?xml version="1.0" encoding="utf-8"?>
-<w:styles xmlns:mc="http://schemas.openxmlformats.org/markup-compatibility/2006" xmlns:r="http://schemas.openxmlformats.org/officeDocument/2006/relationships" xmlns:w="http://schemas.openxmlformats.org/wordprocessingml/2006/main" xmlns:w14="http://schemas.microsoft.com/office/word/2010/wordml" xmlns:w15="http://schemas.microsoft.com/office/word/2012/wordml" xmlns:w16cex="http://schemas.microsoft.com/office/word/2018/wordml/cex" xmlns:w16cid="http://schemas.microsoft.com/office/word/2016/wordml/cid" xmlns:w16="http://schemas.microsoft.com/office/word/2018/wordml" xmlns:w16du="http://schemas.microsoft.com/office/word/2023/wordml/word16du" xmlns:w16sdtdh="http://schemas.microsoft.com/office/word/2020/wordml/sdtdatahash" xmlns:w16se="http://schemas.microsoft.com/office/word/2015/wordml/symex" mc:Ignorable="w14 w15 w16se w16cid w16 w16cex w16sdtdh w16du">
+<w:styles xmlns:mc="http://schemas.openxmlformats.org/markup-compatibility/2006" xmlns:r="http://schemas.openxmlformats.org/officeDocument/2006/relationships" xmlns:w="http://schemas.openxmlformats.org/wordprocessingml/2006/main" xmlns:w14="http://schemas.microsoft.com/office/word/2010/wordml" xmlns:w15="http://schemas.microsoft.com/office/word/2012/wordml" xmlns:w16cex="http://schemas.microsoft.com/office/word/2018/wordml/cex" xmlns:w16cid="http://schemas.microsoft.com/office/word/2016/wordml/cid" xmlns:w16="http://schemas.microsoft.com/office/word/2018/wordml" xmlns:w16du="http://schemas.microsoft.com/office/word/2023/wordml/word16du" xmlns:w16sdtdh="http://schemas.microsoft.com/office/word/2020/wordml/sdtdatahash" xmlns:w16sdtfl="http://schemas.microsoft.com/office/word/2024/wordml/sdtformatlock" xmlns:w16se="http://schemas.microsoft.com/office/word/2015/wordml/symex" mc:Ignorable="w14 w15 w16se w16cid w16 w16cex w16sdtdh w16sdtfl w16du">
   <w:docDefaults>
     <w:rPrDefault>
       <w:rPr>
@@ -47979,7 +46889,7 @@
   <w:style w:type="paragraph" w:default="1" w:styleId="a">
     <w:name w:val="Normal"/>
     <w:qFormat/>
-    <w:rsid w:val="00105FD0"/>
+    <w:rsid w:val="000802C7"/>
     <w:pPr>
       <w:widowControl w:val="0"/>
       <w:jc w:val="both"/>
@@ -49720,10 +48630,6 @@
 </file>
 
 <file path=customXml/item2.xml><?xml version="1.0" encoding="utf-8"?>
-<b:Sources xmlns:b="http://schemas.openxmlformats.org/officeDocument/2006/bibliography" xmlns="http://schemas.openxmlformats.org/officeDocument/2006/bibliography" SelectedStyle="\APA.XSL" StyleName="APA"/>
-</file>
-
-<file path=customXml/item3.xml><?xml version="1.0" encoding="utf-8"?>
 <s:customData xmlns="http://www.wps.cn/officeDocument/2013/wpsCustomData" xmlns:s="http://www.wps.cn/officeDocument/2013/wpsCustomData">
   <customSectProps>
     <customSectPr/>
@@ -49732,6 +48638,10 @@
     <customShpInfo spid="_x0000_s1026" textRotate="1"/>
   </customShpExts>
 </s:customData>
+</file>
+
+<file path=customXml/item3.xml><?xml version="1.0" encoding="utf-8"?>
+<b:Sources xmlns:b="http://schemas.openxmlformats.org/officeDocument/2006/bibliography" xmlns="http://schemas.openxmlformats.org/officeDocument/2006/bibliography" SelectedStyle="\APA.XSL" StyleName="APA"/>
 </file>
 
 <file path=customXml/itemProps1.xml><?xml version="1.0" encoding="utf-8"?>
@@ -49743,17 +48653,17 @@
 </file>
 
 <file path=customXml/itemProps2.xml><?xml version="1.0" encoding="utf-8"?>
+<ds:datastoreItem xmlns:ds="http://schemas.openxmlformats.org/officeDocument/2006/customXml" ds:itemID="{B1977F7D-205B-4081-913C-38D41E755F92}">
+  <ds:schemaRefs>
+    <ds:schemaRef ds:uri="http://www.wps.cn/officeDocument/2013/wpsCustomData"/>
+  </ds:schemaRefs>
+</ds:datastoreItem>
+</file>
+
+<file path=customXml/itemProps3.xml><?xml version="1.0" encoding="utf-8"?>
 <ds:datastoreItem xmlns:ds="http://schemas.openxmlformats.org/officeDocument/2006/customXml" ds:itemID="{6D54146E-CEC0-42D2-9A3D-355582ABE1C8}">
   <ds:schemaRefs>
     <ds:schemaRef ds:uri="http://schemas.openxmlformats.org/officeDocument/2006/bibliography"/>
   </ds:schemaRefs>
 </ds:datastoreItem>
-</file>
-
-<file path=customXml/itemProps3.xml><?xml version="1.0" encoding="utf-8"?>
-<ds:datastoreItem xmlns:ds="http://schemas.openxmlformats.org/officeDocument/2006/customXml" ds:itemID="{B1977F7D-205B-4081-913C-38D41E755F92}">
-  <ds:schemaRefs>
-    <ds:schemaRef ds:uri="http://www.wps.cn/officeDocument/2013/wpsCustomData"/>
-  </ds:schemaRefs>
-</ds:datastoreItem>
 </file>
--- a/Docs/Thea.docx
+++ b/Docs/Thea.docx
@@ -882,14 +882,12 @@
               </w:rPr>
               <w:t>新增</w:t>
             </w:r>
-            <w:proofErr w:type="spellStart"/>
             <w:r>
               <w:rPr>
                 <w:rFonts w:asciiTheme="minorEastAsia" w:eastAsiaTheme="minorEastAsia" w:hAnsiTheme="minorEastAsia"/>
               </w:rPr>
               <w:t>sys_file</w:t>
             </w:r>
-            <w:proofErr w:type="spellEnd"/>
             <w:r>
               <w:rPr>
                 <w:rFonts w:asciiTheme="minorEastAsia" w:eastAsiaTheme="minorEastAsia" w:hAnsiTheme="minorEastAsia" w:hint="eastAsia"/>
@@ -991,7 +989,6 @@
                 <w:szCs w:val="16"/>
               </w:rPr>
             </w:pPr>
-            <w:proofErr w:type="spellStart"/>
             <w:r>
               <w:rPr>
                 <w:rFonts w:asciiTheme="minorEastAsia" w:eastAsiaTheme="minorEastAsia" w:hAnsiTheme="minorEastAsia" w:hint="eastAsia"/>
@@ -1012,7 +1009,6 @@
               </w:rPr>
               <w:t>page</w:t>
             </w:r>
-            <w:proofErr w:type="spellEnd"/>
             <w:r>
               <w:rPr>
                 <w:rFonts w:asciiTheme="minorEastAsia" w:eastAsiaTheme="minorEastAsia" w:hAnsiTheme="minorEastAsia" w:hint="eastAsia"/>
@@ -10101,14 +10097,12 @@
           <w:rFonts w:asciiTheme="minorEastAsia" w:eastAsiaTheme="minorEastAsia" w:hAnsiTheme="minorEastAsia" w:hint="eastAsia"/>
         </w:rPr>
       </w:pPr>
-      <w:proofErr w:type="spellStart"/>
       <w:r>
         <w:rPr>
           <w:rFonts w:asciiTheme="minorEastAsia" w:eastAsiaTheme="minorEastAsia" w:hAnsiTheme="minorEastAsia" w:hint="eastAsia"/>
         </w:rPr>
         <w:t>sys_user</w:t>
       </w:r>
-      <w:proofErr w:type="spellEnd"/>
     </w:p>
     <w:tbl>
       <w:tblPr>
@@ -10161,7 +10155,6 @@
                 <w:rFonts w:asciiTheme="minorEastAsia" w:eastAsiaTheme="minorEastAsia" w:hAnsiTheme="minorEastAsia" w:hint="eastAsia"/>
               </w:rPr>
             </w:pPr>
-            <w:proofErr w:type="spellStart"/>
             <w:r>
               <w:rPr>
                 <w:rFonts w:asciiTheme="minorEastAsia" w:eastAsiaTheme="minorEastAsia" w:hAnsiTheme="minorEastAsia" w:hint="eastAsia"/>
@@ -10174,7 +10167,6 @@
               </w:rPr>
               <w:t>user</w:t>
             </w:r>
-            <w:proofErr w:type="spellEnd"/>
           </w:p>
         </w:tc>
       </w:tr>
@@ -10275,7 +10267,6 @@
                 <w:rFonts w:asciiTheme="minorEastAsia" w:eastAsiaTheme="minorEastAsia" w:hAnsiTheme="minorEastAsia" w:hint="eastAsia"/>
               </w:rPr>
             </w:pPr>
-            <w:proofErr w:type="spellStart"/>
             <w:r>
               <w:rPr>
                 <w:rFonts w:asciiTheme="minorEastAsia" w:eastAsiaTheme="minorEastAsia" w:hAnsiTheme="minorEastAsia" w:hint="eastAsia"/>
@@ -10294,7 +10285,6 @@
               </w:rPr>
               <w:t>d</w:t>
             </w:r>
-            <w:proofErr w:type="spellEnd"/>
           </w:p>
         </w:tc>
         <w:tc>
@@ -10564,7 +10554,6 @@
                 <w:rFonts w:asciiTheme="minorEastAsia" w:eastAsiaTheme="minorEastAsia" w:hAnsiTheme="minorEastAsia" w:hint="eastAsia"/>
               </w:rPr>
             </w:pPr>
-            <w:proofErr w:type="spellStart"/>
             <w:r>
               <w:rPr>
                 <w:rFonts w:asciiTheme="minorEastAsia" w:eastAsiaTheme="minorEastAsia" w:hAnsiTheme="minorEastAsia" w:hint="eastAsia"/>
@@ -10577,7 +10566,6 @@
               </w:rPr>
               <w:t>_id</w:t>
             </w:r>
-            <w:proofErr w:type="spellEnd"/>
           </w:p>
         </w:tc>
         <w:tc>
@@ -10677,14 +10665,12 @@
                 <w:rFonts w:asciiTheme="minorEastAsia" w:eastAsiaTheme="minorEastAsia" w:hAnsiTheme="minorEastAsia" w:hint="eastAsia"/>
               </w:rPr>
             </w:pPr>
-            <w:proofErr w:type="spellStart"/>
             <w:r>
               <w:rPr>
                 <w:rFonts w:asciiTheme="minorEastAsia" w:eastAsiaTheme="minorEastAsia" w:hAnsiTheme="minorEastAsia" w:hint="eastAsia"/>
               </w:rPr>
               <w:t>user_name</w:t>
             </w:r>
-            <w:proofErr w:type="spellEnd"/>
           </w:p>
         </w:tc>
         <w:tc>
@@ -11093,7 +11079,6 @@
                 <w:rFonts w:asciiTheme="minorEastAsia" w:eastAsiaTheme="minorEastAsia" w:hAnsiTheme="minorEastAsia" w:hint="eastAsia"/>
               </w:rPr>
             </w:pPr>
-            <w:proofErr w:type="spellStart"/>
             <w:r>
               <w:rPr>
                 <w:rFonts w:asciiTheme="minorEastAsia" w:eastAsiaTheme="minorEastAsia" w:hAnsiTheme="minorEastAsia" w:cs="新宋体" w:hint="eastAsia"/>
@@ -11101,7 +11086,6 @@
               </w:rPr>
               <w:t>tenant_id</w:t>
             </w:r>
-            <w:proofErr w:type="spellEnd"/>
           </w:p>
         </w:tc>
         <w:tc>
@@ -11388,14 +11372,12 @@
                 <w:rFonts w:asciiTheme="minorEastAsia" w:eastAsiaTheme="minorEastAsia" w:hAnsiTheme="minorEastAsia" w:hint="eastAsia"/>
               </w:rPr>
             </w:pPr>
-            <w:proofErr w:type="spellStart"/>
             <w:r>
               <w:rPr>
                 <w:rFonts w:asciiTheme="minorEastAsia" w:eastAsiaTheme="minorEastAsia" w:hAnsiTheme="minorEastAsia" w:hint="eastAsia"/>
               </w:rPr>
               <w:t>birth_date</w:t>
             </w:r>
-            <w:proofErr w:type="spellEnd"/>
           </w:p>
         </w:tc>
         <w:tc>
@@ -11582,7 +11564,6 @@
                 <w:rFonts w:asciiTheme="minorEastAsia" w:eastAsiaTheme="minorEastAsia" w:hAnsiTheme="minorEastAsia" w:hint="eastAsia"/>
               </w:rPr>
             </w:pPr>
-            <w:proofErr w:type="spellStart"/>
             <w:r>
               <w:rPr>
                 <w:rFonts w:asciiTheme="minorEastAsia" w:eastAsiaTheme="minorEastAsia" w:hAnsiTheme="minorEastAsia" w:hint="eastAsia"/>
@@ -11601,7 +11582,6 @@
               </w:rPr>
               <w:t>ar_url</w:t>
             </w:r>
-            <w:proofErr w:type="spellEnd"/>
           </w:p>
         </w:tc>
         <w:tc>
@@ -11701,14 +11681,12 @@
                 <w:rFonts w:asciiTheme="minorEastAsia" w:eastAsiaTheme="minorEastAsia" w:hAnsiTheme="minorEastAsia" w:hint="eastAsia"/>
               </w:rPr>
             </w:pPr>
-            <w:proofErr w:type="spellStart"/>
             <w:r>
               <w:rPr>
                 <w:rFonts w:asciiTheme="minorEastAsia" w:eastAsiaTheme="minorEastAsia" w:hAnsiTheme="minorEastAsia" w:hint="eastAsia"/>
               </w:rPr>
               <w:t>locked_end</w:t>
             </w:r>
-            <w:proofErr w:type="spellEnd"/>
           </w:p>
         </w:tc>
         <w:tc>
@@ -11905,14 +11883,12 @@
               </w:rPr>
               <w:t>[参]</w:t>
             </w:r>
-            <w:proofErr w:type="spellStart"/>
             <w:r>
               <w:rPr>
                 <w:rFonts w:asciiTheme="minorEastAsia" w:eastAsiaTheme="minorEastAsia" w:hAnsiTheme="minorEastAsia" w:hint="eastAsia"/>
               </w:rPr>
               <w:t>DataStatus</w:t>
             </w:r>
-            <w:proofErr w:type="spellEnd"/>
           </w:p>
         </w:tc>
       </w:tr>
@@ -11927,14 +11903,12 @@
                 <w:rFonts w:asciiTheme="minorEastAsia" w:eastAsiaTheme="minorEastAsia" w:hAnsiTheme="minorEastAsia" w:hint="eastAsia"/>
               </w:rPr>
             </w:pPr>
-            <w:proofErr w:type="spellStart"/>
             <w:r>
               <w:rPr>
                 <w:rFonts w:asciiTheme="minorEastAsia" w:eastAsiaTheme="minorEastAsia" w:hAnsiTheme="minorEastAsia" w:hint="eastAsia"/>
               </w:rPr>
               <w:t>created_by</w:t>
             </w:r>
-            <w:proofErr w:type="spellEnd"/>
           </w:p>
         </w:tc>
         <w:tc>
@@ -12028,14 +12002,12 @@
                 <w:rFonts w:asciiTheme="minorEastAsia" w:eastAsiaTheme="minorEastAsia" w:hAnsiTheme="minorEastAsia" w:hint="eastAsia"/>
               </w:rPr>
             </w:pPr>
-            <w:proofErr w:type="spellStart"/>
             <w:r>
               <w:rPr>
                 <w:rFonts w:asciiTheme="minorEastAsia" w:eastAsiaTheme="minorEastAsia" w:hAnsiTheme="minorEastAsia" w:hint="eastAsia"/>
               </w:rPr>
               <w:t>created_at</w:t>
             </w:r>
-            <w:proofErr w:type="spellEnd"/>
           </w:p>
         </w:tc>
         <w:tc>
@@ -12135,14 +12107,12 @@
                 <w:rFonts w:asciiTheme="minorEastAsia" w:eastAsiaTheme="minorEastAsia" w:hAnsiTheme="minorEastAsia" w:hint="eastAsia"/>
               </w:rPr>
             </w:pPr>
-            <w:proofErr w:type="spellStart"/>
             <w:r>
               <w:rPr>
                 <w:rFonts w:asciiTheme="minorEastAsia" w:eastAsiaTheme="minorEastAsia" w:hAnsiTheme="minorEastAsia" w:hint="eastAsia"/>
               </w:rPr>
               <w:t>updated_by</w:t>
             </w:r>
-            <w:proofErr w:type="spellEnd"/>
           </w:p>
         </w:tc>
         <w:tc>
@@ -12236,14 +12206,12 @@
                 <w:rFonts w:asciiTheme="minorEastAsia" w:eastAsiaTheme="minorEastAsia" w:hAnsiTheme="minorEastAsia" w:hint="eastAsia"/>
               </w:rPr>
             </w:pPr>
-            <w:proofErr w:type="spellStart"/>
             <w:r>
               <w:rPr>
                 <w:rFonts w:asciiTheme="minorEastAsia" w:eastAsiaTheme="minorEastAsia" w:hAnsiTheme="minorEastAsia" w:hint="eastAsia"/>
               </w:rPr>
               <w:t>updated_at</w:t>
             </w:r>
-            <w:proofErr w:type="spellEnd"/>
           </w:p>
         </w:tc>
         <w:tc>
@@ -12344,14 +12312,12 @@
           <w:rFonts w:asciiTheme="minorEastAsia" w:eastAsiaTheme="minorEastAsia" w:hAnsiTheme="minorEastAsia" w:hint="eastAsia"/>
         </w:rPr>
       </w:pPr>
-      <w:proofErr w:type="spellStart"/>
       <w:r>
         <w:rPr>
           <w:rFonts w:asciiTheme="minorEastAsia" w:eastAsiaTheme="minorEastAsia" w:hAnsiTheme="minorEastAsia" w:hint="eastAsia"/>
         </w:rPr>
         <w:t>sys_role</w:t>
       </w:r>
-      <w:proofErr w:type="spellEnd"/>
     </w:p>
     <w:tbl>
       <w:tblPr>
@@ -12404,14 +12370,12 @@
                 <w:rFonts w:asciiTheme="minorEastAsia" w:eastAsiaTheme="minorEastAsia" w:hAnsiTheme="minorEastAsia" w:hint="eastAsia"/>
               </w:rPr>
             </w:pPr>
-            <w:proofErr w:type="spellStart"/>
             <w:r>
               <w:rPr>
                 <w:rFonts w:asciiTheme="minorEastAsia" w:eastAsiaTheme="minorEastAsia" w:hAnsiTheme="minorEastAsia" w:hint="eastAsia"/>
               </w:rPr>
               <w:t>sys_role</w:t>
             </w:r>
-            <w:proofErr w:type="spellEnd"/>
           </w:p>
         </w:tc>
       </w:tr>
@@ -12500,7 +12464,6 @@
                 <w:rFonts w:asciiTheme="minorEastAsia" w:eastAsiaTheme="minorEastAsia" w:hAnsiTheme="minorEastAsia" w:hint="eastAsia"/>
               </w:rPr>
             </w:pPr>
-            <w:proofErr w:type="spellStart"/>
             <w:r>
               <w:rPr>
                 <w:rFonts w:asciiTheme="minorEastAsia" w:eastAsiaTheme="minorEastAsia" w:hAnsiTheme="minorEastAsia" w:hint="eastAsia"/>
@@ -12525,7 +12488,6 @@
               </w:rPr>
               <w:t>d</w:t>
             </w:r>
-            <w:proofErr w:type="spellEnd"/>
           </w:p>
         </w:tc>
         <w:tc>
@@ -12795,7 +12757,6 @@
                 <w:rFonts w:asciiTheme="minorEastAsia" w:eastAsiaTheme="minorEastAsia" w:hAnsiTheme="minorEastAsia" w:hint="eastAsia"/>
               </w:rPr>
             </w:pPr>
-            <w:proofErr w:type="spellStart"/>
             <w:r>
               <w:rPr>
                 <w:rFonts w:asciiTheme="minorEastAsia" w:eastAsiaTheme="minorEastAsia" w:hAnsiTheme="minorEastAsia" w:hint="eastAsia"/>
@@ -12814,7 +12775,6 @@
               </w:rPr>
               <w:t>_id</w:t>
             </w:r>
-            <w:proofErr w:type="spellEnd"/>
           </w:p>
         </w:tc>
         <w:tc>
@@ -12914,7 +12874,6 @@
                 <w:rFonts w:asciiTheme="minorEastAsia" w:eastAsiaTheme="minorEastAsia" w:hAnsiTheme="minorEastAsia" w:hint="eastAsia"/>
               </w:rPr>
             </w:pPr>
-            <w:proofErr w:type="spellStart"/>
             <w:r>
               <w:rPr>
                 <w:rFonts w:asciiTheme="minorEastAsia" w:eastAsiaTheme="minorEastAsia" w:hAnsiTheme="minorEastAsia" w:hint="eastAsia"/>
@@ -12933,7 +12892,6 @@
               </w:rPr>
               <w:t>_name</w:t>
             </w:r>
-            <w:proofErr w:type="spellEnd"/>
           </w:p>
         </w:tc>
         <w:tc>
@@ -13039,14 +12997,12 @@
                 <w:rFonts w:asciiTheme="minorEastAsia" w:eastAsiaTheme="minorEastAsia" w:hAnsiTheme="minorEastAsia" w:hint="eastAsia"/>
               </w:rPr>
             </w:pPr>
-            <w:proofErr w:type="spellStart"/>
             <w:r>
               <w:rPr>
                 <w:rFonts w:asciiTheme="minorEastAsia" w:eastAsiaTheme="minorEastAsia" w:hAnsiTheme="minorEastAsia" w:hint="eastAsia"/>
               </w:rPr>
               <w:t>is_enabled</w:t>
             </w:r>
-            <w:proofErr w:type="spellEnd"/>
           </w:p>
         </w:tc>
         <w:tc>
@@ -13146,14 +13102,12 @@
                 <w:rFonts w:asciiTheme="minorEastAsia" w:eastAsiaTheme="minorEastAsia" w:hAnsiTheme="minorEastAsia" w:hint="eastAsia"/>
               </w:rPr>
             </w:pPr>
-            <w:proofErr w:type="spellStart"/>
             <w:r>
               <w:rPr>
                 <w:rFonts w:asciiTheme="minorEastAsia" w:eastAsiaTheme="minorEastAsia" w:hAnsiTheme="minorEastAsia" w:hint="eastAsia"/>
               </w:rPr>
               <w:t>created_by</w:t>
             </w:r>
-            <w:proofErr w:type="spellEnd"/>
           </w:p>
         </w:tc>
         <w:tc>
@@ -13247,14 +13201,12 @@
                 <w:rFonts w:asciiTheme="minorEastAsia" w:eastAsiaTheme="minorEastAsia" w:hAnsiTheme="minorEastAsia" w:hint="eastAsia"/>
               </w:rPr>
             </w:pPr>
-            <w:proofErr w:type="spellStart"/>
             <w:r>
               <w:rPr>
                 <w:rFonts w:asciiTheme="minorEastAsia" w:eastAsiaTheme="minorEastAsia" w:hAnsiTheme="minorEastAsia" w:hint="eastAsia"/>
               </w:rPr>
               <w:t>created_at</w:t>
             </w:r>
-            <w:proofErr w:type="spellEnd"/>
           </w:p>
         </w:tc>
         <w:tc>
@@ -13354,14 +13306,12 @@
                 <w:rFonts w:asciiTheme="minorEastAsia" w:eastAsiaTheme="minorEastAsia" w:hAnsiTheme="minorEastAsia" w:hint="eastAsia"/>
               </w:rPr>
             </w:pPr>
-            <w:proofErr w:type="spellStart"/>
             <w:r>
               <w:rPr>
                 <w:rFonts w:asciiTheme="minorEastAsia" w:eastAsiaTheme="minorEastAsia" w:hAnsiTheme="minorEastAsia" w:hint="eastAsia"/>
               </w:rPr>
               <w:t>updated_by</w:t>
             </w:r>
-            <w:proofErr w:type="spellEnd"/>
           </w:p>
         </w:tc>
         <w:tc>
@@ -13455,14 +13405,12 @@
                 <w:rFonts w:asciiTheme="minorEastAsia" w:eastAsiaTheme="minorEastAsia" w:hAnsiTheme="minorEastAsia" w:hint="eastAsia"/>
               </w:rPr>
             </w:pPr>
-            <w:proofErr w:type="spellStart"/>
             <w:r>
               <w:rPr>
                 <w:rFonts w:asciiTheme="minorEastAsia" w:eastAsiaTheme="minorEastAsia" w:hAnsiTheme="minorEastAsia" w:hint="eastAsia"/>
               </w:rPr>
               <w:t>updated_at</w:t>
             </w:r>
-            <w:proofErr w:type="spellEnd"/>
           </w:p>
         </w:tc>
         <w:tc>
@@ -13563,7 +13511,6 @@
           <w:rFonts w:asciiTheme="minorEastAsia" w:eastAsiaTheme="minorEastAsia" w:hAnsiTheme="minorEastAsia" w:hint="eastAsia"/>
         </w:rPr>
       </w:pPr>
-      <w:proofErr w:type="spellStart"/>
       <w:r>
         <w:rPr>
           <w:rFonts w:asciiTheme="minorEastAsia" w:eastAsiaTheme="minorEastAsia" w:hAnsiTheme="minorEastAsia" w:hint="eastAsia"/>
@@ -13576,7 +13523,6 @@
         </w:rPr>
         <w:t>user_role</w:t>
       </w:r>
-      <w:proofErr w:type="spellEnd"/>
     </w:p>
     <w:tbl>
       <w:tblPr>
@@ -13629,7 +13575,6 @@
                 <w:rFonts w:asciiTheme="minorEastAsia" w:eastAsiaTheme="minorEastAsia" w:hAnsiTheme="minorEastAsia" w:hint="eastAsia"/>
               </w:rPr>
             </w:pPr>
-            <w:proofErr w:type="spellStart"/>
             <w:r>
               <w:rPr>
                 <w:rFonts w:asciiTheme="minorEastAsia" w:eastAsiaTheme="minorEastAsia" w:hAnsiTheme="minorEastAsia" w:hint="eastAsia"/>
@@ -13654,7 +13599,6 @@
               </w:rPr>
               <w:t>ole</w:t>
             </w:r>
-            <w:proofErr w:type="spellEnd"/>
           </w:p>
         </w:tc>
       </w:tr>
@@ -13755,7 +13699,6 @@
                 <w:rFonts w:asciiTheme="minorEastAsia" w:eastAsiaTheme="minorEastAsia" w:hAnsiTheme="minorEastAsia" w:hint="eastAsia"/>
               </w:rPr>
             </w:pPr>
-            <w:proofErr w:type="spellStart"/>
             <w:r>
               <w:rPr>
                 <w:rFonts w:asciiTheme="minorEastAsia" w:eastAsiaTheme="minorEastAsia" w:hAnsiTheme="minorEastAsia" w:hint="eastAsia"/>
@@ -13780,7 +13723,6 @@
               </w:rPr>
               <w:t>,role_id</w:t>
             </w:r>
-            <w:proofErr w:type="spellEnd"/>
           </w:p>
         </w:tc>
         <w:tc>
@@ -14050,7 +13992,6 @@
                 <w:rFonts w:asciiTheme="minorEastAsia" w:eastAsiaTheme="minorEastAsia" w:hAnsiTheme="minorEastAsia" w:hint="eastAsia"/>
               </w:rPr>
             </w:pPr>
-            <w:proofErr w:type="spellStart"/>
             <w:r>
               <w:rPr>
                 <w:rFonts w:asciiTheme="minorEastAsia" w:eastAsiaTheme="minorEastAsia" w:hAnsiTheme="minorEastAsia" w:hint="eastAsia"/>
@@ -14063,7 +14004,6 @@
               </w:rPr>
               <w:t>_id</w:t>
             </w:r>
-            <w:proofErr w:type="spellEnd"/>
           </w:p>
         </w:tc>
         <w:tc>
@@ -14157,14 +14097,12 @@
                 <w:rFonts w:asciiTheme="minorEastAsia" w:eastAsiaTheme="minorEastAsia" w:hAnsiTheme="minorEastAsia" w:hint="eastAsia"/>
               </w:rPr>
             </w:pPr>
-            <w:proofErr w:type="spellStart"/>
             <w:r>
               <w:rPr>
                 <w:rFonts w:asciiTheme="minorEastAsia" w:eastAsiaTheme="minorEastAsia" w:hAnsiTheme="minorEastAsia" w:hint="eastAsia"/>
               </w:rPr>
               <w:t>role_id</w:t>
             </w:r>
-            <w:proofErr w:type="spellEnd"/>
           </w:p>
         </w:tc>
         <w:tc>
@@ -14258,14 +14196,12 @@
                 <w:rFonts w:asciiTheme="minorEastAsia" w:eastAsiaTheme="minorEastAsia" w:hAnsiTheme="minorEastAsia" w:hint="eastAsia"/>
               </w:rPr>
             </w:pPr>
-            <w:proofErr w:type="spellStart"/>
             <w:r>
               <w:rPr>
                 <w:rFonts w:asciiTheme="minorEastAsia" w:eastAsiaTheme="minorEastAsia" w:hAnsiTheme="minorEastAsia" w:hint="eastAsia"/>
               </w:rPr>
               <w:t>updated_by</w:t>
             </w:r>
-            <w:proofErr w:type="spellEnd"/>
           </w:p>
         </w:tc>
         <w:tc>
@@ -14359,14 +14295,12 @@
                 <w:rFonts w:asciiTheme="minorEastAsia" w:eastAsiaTheme="minorEastAsia" w:hAnsiTheme="minorEastAsia" w:hint="eastAsia"/>
               </w:rPr>
             </w:pPr>
-            <w:proofErr w:type="spellStart"/>
             <w:r>
               <w:rPr>
                 <w:rFonts w:asciiTheme="minorEastAsia" w:eastAsiaTheme="minorEastAsia" w:hAnsiTheme="minorEastAsia" w:hint="eastAsia"/>
               </w:rPr>
               <w:t>updated_at</w:t>
             </w:r>
-            <w:proofErr w:type="spellEnd"/>
           </w:p>
         </w:tc>
         <w:tc>
@@ -14467,14 +14401,12 @@
           <w:rFonts w:asciiTheme="minorEastAsia" w:eastAsiaTheme="minorEastAsia" w:hAnsiTheme="minorEastAsia" w:hint="eastAsia"/>
         </w:rPr>
       </w:pPr>
-      <w:proofErr w:type="spellStart"/>
       <w:r>
         <w:rPr>
           <w:rFonts w:asciiTheme="minorEastAsia" w:eastAsiaTheme="minorEastAsia" w:hAnsiTheme="minorEastAsia" w:hint="eastAsia"/>
         </w:rPr>
         <w:t>sys_resource</w:t>
       </w:r>
-      <w:proofErr w:type="spellEnd"/>
     </w:p>
     <w:tbl>
       <w:tblPr>
@@ -14527,14 +14459,12 @@
                 <w:rFonts w:asciiTheme="minorEastAsia" w:eastAsiaTheme="minorEastAsia" w:hAnsiTheme="minorEastAsia" w:hint="eastAsia"/>
               </w:rPr>
             </w:pPr>
-            <w:proofErr w:type="spellStart"/>
             <w:r>
               <w:rPr>
                 <w:rFonts w:asciiTheme="minorEastAsia" w:eastAsiaTheme="minorEastAsia" w:hAnsiTheme="minorEastAsia" w:hint="eastAsia"/>
               </w:rPr>
               <w:t>sys_resource</w:t>
             </w:r>
-            <w:proofErr w:type="spellEnd"/>
           </w:p>
         </w:tc>
       </w:tr>
@@ -14635,7 +14565,6 @@
                 <w:rFonts w:asciiTheme="minorEastAsia" w:eastAsiaTheme="minorEastAsia" w:hAnsiTheme="minorEastAsia" w:hint="eastAsia"/>
               </w:rPr>
             </w:pPr>
-            <w:proofErr w:type="spellStart"/>
             <w:r>
               <w:rPr>
                 <w:rFonts w:asciiTheme="minorEastAsia" w:eastAsiaTheme="minorEastAsia" w:hAnsiTheme="minorEastAsia" w:hint="eastAsia"/>
@@ -14648,7 +14577,6 @@
               </w:rPr>
               <w:t>d</w:t>
             </w:r>
-            <w:proofErr w:type="spellEnd"/>
           </w:p>
         </w:tc>
         <w:tc>
@@ -14918,14 +14846,12 @@
                 <w:rFonts w:asciiTheme="minorEastAsia" w:eastAsiaTheme="minorEastAsia" w:hAnsiTheme="minorEastAsia" w:hint="eastAsia"/>
               </w:rPr>
             </w:pPr>
-            <w:proofErr w:type="spellStart"/>
             <w:r>
               <w:rPr>
                 <w:rFonts w:asciiTheme="minorEastAsia" w:eastAsiaTheme="minorEastAsia" w:hAnsiTheme="minorEastAsia" w:hint="eastAsia"/>
               </w:rPr>
               <w:t>resource_id</w:t>
             </w:r>
-            <w:proofErr w:type="spellEnd"/>
           </w:p>
         </w:tc>
         <w:tc>
@@ -15025,14 +14951,12 @@
                 <w:rFonts w:asciiTheme="minorEastAsia" w:eastAsiaTheme="minorEastAsia" w:hAnsiTheme="minorEastAsia" w:hint="eastAsia"/>
               </w:rPr>
             </w:pPr>
-            <w:proofErr w:type="spellStart"/>
             <w:r>
               <w:rPr>
                 <w:rFonts w:asciiTheme="minorEastAsia" w:eastAsiaTheme="minorEastAsia" w:hAnsiTheme="minorEastAsia" w:hint="eastAsia"/>
               </w:rPr>
               <w:t>resource_name</w:t>
             </w:r>
-            <w:proofErr w:type="spellEnd"/>
           </w:p>
         </w:tc>
         <w:tc>
@@ -15120,7 +15044,6 @@
                 <w:rFonts w:asciiTheme="minorEastAsia" w:eastAsiaTheme="minorEastAsia" w:hAnsiTheme="minorEastAsia" w:hint="eastAsia"/>
               </w:rPr>
             </w:pPr>
-            <w:proofErr w:type="spellStart"/>
             <w:r>
               <w:rPr>
                 <w:rFonts w:asciiTheme="minorEastAsia" w:eastAsiaTheme="minorEastAsia" w:hAnsiTheme="minorEastAsia" w:hint="eastAsia"/>
@@ -15133,7 +15056,6 @@
               </w:rPr>
               <w:t>esource_type</w:t>
             </w:r>
-            <w:proofErr w:type="spellEnd"/>
           </w:p>
         </w:tc>
         <w:tc>
@@ -15288,14 +15210,12 @@
                 <w:rFonts w:asciiTheme="minorEastAsia" w:eastAsiaTheme="minorEastAsia" w:hAnsiTheme="minorEastAsia" w:hint="eastAsia"/>
               </w:rPr>
             </w:pPr>
-            <w:proofErr w:type="spellStart"/>
             <w:r>
               <w:rPr>
                 <w:rFonts w:asciiTheme="minorEastAsia" w:eastAsiaTheme="minorEastAsia" w:hAnsiTheme="minorEastAsia" w:hint="eastAsia"/>
               </w:rPr>
               <w:t>parent_id</w:t>
             </w:r>
-            <w:proofErr w:type="spellEnd"/>
           </w:p>
         </w:tc>
         <w:tc>
@@ -15383,14 +15303,12 @@
                 <w:rFonts w:asciiTheme="minorEastAsia" w:eastAsiaTheme="minorEastAsia" w:hAnsiTheme="minorEastAsia" w:hint="eastAsia"/>
               </w:rPr>
             </w:pPr>
-            <w:proofErr w:type="spellStart"/>
             <w:r>
               <w:rPr>
                 <w:rFonts w:asciiTheme="minorEastAsia" w:eastAsiaTheme="minorEastAsia" w:hAnsiTheme="minorEastAsia" w:hint="eastAsia"/>
               </w:rPr>
               <w:t>is_link</w:t>
             </w:r>
-            <w:proofErr w:type="spellEnd"/>
           </w:p>
         </w:tc>
         <w:tc>
@@ -15478,14 +15396,12 @@
                 <w:rFonts w:asciiTheme="minorEastAsia" w:eastAsiaTheme="minorEastAsia" w:hAnsiTheme="minorEastAsia" w:hint="eastAsia"/>
               </w:rPr>
             </w:pPr>
-            <w:proofErr w:type="spellStart"/>
             <w:r>
               <w:rPr>
                 <w:rFonts w:asciiTheme="minorEastAsia" w:eastAsiaTheme="minorEastAsia" w:hAnsiTheme="minorEastAsia" w:hint="eastAsia"/>
               </w:rPr>
               <w:t>route_url</w:t>
             </w:r>
-            <w:proofErr w:type="spellEnd"/>
           </w:p>
         </w:tc>
         <w:tc>
@@ -15585,7 +15501,6 @@
                 <w:rFonts w:asciiTheme="minorEastAsia" w:eastAsiaTheme="minorEastAsia" w:hAnsiTheme="minorEastAsia" w:hint="eastAsia"/>
               </w:rPr>
             </w:pPr>
-            <w:proofErr w:type="spellStart"/>
             <w:r>
               <w:rPr>
                 <w:rFonts w:asciiTheme="minorEastAsia" w:eastAsiaTheme="minorEastAsia" w:hAnsiTheme="minorEastAsia" w:hint="eastAsia"/>
@@ -15604,7 +15519,6 @@
               </w:rPr>
               <w:t>url</w:t>
             </w:r>
-            <w:proofErr w:type="spellEnd"/>
           </w:p>
         </w:tc>
         <w:tc>
@@ -15815,14 +15729,12 @@
                 <w:rFonts w:asciiTheme="minorEastAsia" w:eastAsiaTheme="minorEastAsia" w:hAnsiTheme="minorEastAsia" w:hint="eastAsia"/>
               </w:rPr>
             </w:pPr>
-            <w:proofErr w:type="spellStart"/>
             <w:r>
               <w:rPr>
                 <w:rFonts w:asciiTheme="minorEastAsia" w:eastAsiaTheme="minorEastAsia" w:hAnsiTheme="minorEastAsia" w:hint="eastAsia"/>
               </w:rPr>
               <w:t>is_full</w:t>
             </w:r>
-            <w:proofErr w:type="spellEnd"/>
           </w:p>
         </w:tc>
         <w:tc>
@@ -15928,7 +15840,6 @@
                 <w:rFonts w:asciiTheme="minorEastAsia" w:eastAsiaTheme="minorEastAsia" w:hAnsiTheme="minorEastAsia" w:hint="eastAsia"/>
               </w:rPr>
             </w:pPr>
-            <w:proofErr w:type="spellStart"/>
             <w:r>
               <w:rPr>
                 <w:rFonts w:asciiTheme="minorEastAsia" w:eastAsiaTheme="minorEastAsia" w:hAnsiTheme="minorEastAsia" w:hint="eastAsia"/>
@@ -15941,7 +15852,6 @@
               </w:rPr>
               <w:t>ffix</w:t>
             </w:r>
-            <w:proofErr w:type="spellEnd"/>
           </w:p>
         </w:tc>
         <w:tc>
@@ -16141,7 +16051,6 @@
                 <w:rFonts w:asciiTheme="minorEastAsia" w:eastAsiaTheme="minorEastAsia" w:hAnsiTheme="minorEastAsia" w:hint="eastAsia"/>
               </w:rPr>
             </w:pPr>
-            <w:proofErr w:type="spellStart"/>
             <w:r>
               <w:rPr>
                 <w:rFonts w:asciiTheme="minorEastAsia" w:eastAsiaTheme="minorEastAsia" w:hAnsiTheme="minorEastAsia" w:hint="eastAsia"/>
@@ -16166,7 +16075,6 @@
               </w:rPr>
               <w:t>nabled</w:t>
             </w:r>
-            <w:proofErr w:type="spellEnd"/>
           </w:p>
         </w:tc>
         <w:tc>
@@ -16266,7 +16174,6 @@
                 <w:rFonts w:asciiTheme="minorEastAsia" w:eastAsiaTheme="minorEastAsia" w:hAnsiTheme="minorEastAsia" w:hint="eastAsia"/>
               </w:rPr>
             </w:pPr>
-            <w:proofErr w:type="spellStart"/>
             <w:r>
               <w:rPr>
                 <w:rFonts w:asciiTheme="minorEastAsia" w:eastAsiaTheme="minorEastAsia" w:hAnsiTheme="minorEastAsia" w:hint="eastAsia"/>
@@ -16291,7 +16198,6 @@
               </w:rPr>
               <w:t>y</w:t>
             </w:r>
-            <w:proofErr w:type="spellEnd"/>
           </w:p>
         </w:tc>
         <w:tc>
@@ -16385,7 +16291,6 @@
                 <w:rFonts w:asciiTheme="minorEastAsia" w:eastAsiaTheme="minorEastAsia" w:hAnsiTheme="minorEastAsia" w:hint="eastAsia"/>
               </w:rPr>
             </w:pPr>
-            <w:proofErr w:type="spellStart"/>
             <w:r>
               <w:rPr>
                 <w:rFonts w:asciiTheme="minorEastAsia" w:eastAsiaTheme="minorEastAsia" w:hAnsiTheme="minorEastAsia" w:hint="eastAsia"/>
@@ -16410,7 +16315,6 @@
               </w:rPr>
               <w:t>t</w:t>
             </w:r>
-            <w:proofErr w:type="spellEnd"/>
           </w:p>
         </w:tc>
         <w:tc>
@@ -16510,7 +16414,6 @@
                 <w:rFonts w:asciiTheme="minorEastAsia" w:eastAsiaTheme="minorEastAsia" w:hAnsiTheme="minorEastAsia" w:hint="eastAsia"/>
               </w:rPr>
             </w:pPr>
-            <w:proofErr w:type="spellStart"/>
             <w:r>
               <w:rPr>
                 <w:rFonts w:asciiTheme="minorEastAsia" w:eastAsiaTheme="minorEastAsia" w:hAnsiTheme="minorEastAsia" w:hint="eastAsia"/>
@@ -16535,7 +16438,6 @@
               </w:rPr>
               <w:t>y</w:t>
             </w:r>
-            <w:proofErr w:type="spellEnd"/>
           </w:p>
         </w:tc>
         <w:tc>
@@ -16629,7 +16531,6 @@
                 <w:rFonts w:asciiTheme="minorEastAsia" w:eastAsiaTheme="minorEastAsia" w:hAnsiTheme="minorEastAsia" w:hint="eastAsia"/>
               </w:rPr>
             </w:pPr>
-            <w:proofErr w:type="spellStart"/>
             <w:r>
               <w:rPr>
                 <w:rFonts w:asciiTheme="minorEastAsia" w:eastAsiaTheme="minorEastAsia" w:hAnsiTheme="minorEastAsia" w:hint="eastAsia"/>
@@ -16654,7 +16555,6 @@
               </w:rPr>
               <w:t>t</w:t>
             </w:r>
-            <w:proofErr w:type="spellEnd"/>
           </w:p>
         </w:tc>
         <w:tc>
@@ -16755,7 +16655,6 @@
           <w:rFonts w:asciiTheme="minorEastAsia" w:eastAsiaTheme="minorEastAsia" w:hAnsiTheme="minorEastAsia" w:hint="eastAsia"/>
         </w:rPr>
       </w:pPr>
-      <w:proofErr w:type="spellStart"/>
       <w:r>
         <w:rPr>
           <w:rFonts w:asciiTheme="minorEastAsia" w:eastAsiaTheme="minorEastAsia" w:hAnsiTheme="minorEastAsia"/>
@@ -16768,7 +16667,6 @@
         </w:rPr>
         <w:t>permission</w:t>
       </w:r>
-      <w:proofErr w:type="spellEnd"/>
     </w:p>
     <w:tbl>
       <w:tblPr>
@@ -16821,7 +16719,6 @@
                 <w:rFonts w:asciiTheme="minorEastAsia" w:eastAsiaTheme="minorEastAsia" w:hAnsiTheme="minorEastAsia" w:hint="eastAsia"/>
               </w:rPr>
             </w:pPr>
-            <w:proofErr w:type="spellStart"/>
             <w:r>
               <w:rPr>
                 <w:rFonts w:asciiTheme="minorEastAsia" w:eastAsiaTheme="minorEastAsia" w:hAnsiTheme="minorEastAsia" w:hint="eastAsia"/>
@@ -16846,7 +16743,6 @@
               </w:rPr>
               <w:t>permission</w:t>
             </w:r>
-            <w:proofErr w:type="spellEnd"/>
           </w:p>
         </w:tc>
       </w:tr>
@@ -16965,7 +16861,6 @@
                 <w:rFonts w:asciiTheme="minorEastAsia" w:eastAsiaTheme="minorEastAsia" w:hAnsiTheme="minorEastAsia" w:hint="eastAsia"/>
               </w:rPr>
             </w:pPr>
-            <w:proofErr w:type="spellStart"/>
             <w:r>
               <w:rPr>
                 <w:rFonts w:asciiTheme="minorEastAsia" w:eastAsiaTheme="minorEastAsia" w:hAnsiTheme="minorEastAsia" w:hint="eastAsia"/>
@@ -16996,7 +16891,6 @@
               </w:rPr>
               <w:t>d</w:t>
             </w:r>
-            <w:proofErr w:type="spellEnd"/>
           </w:p>
         </w:tc>
         <w:tc>
@@ -17266,7 +17160,6 @@
                 <w:rFonts w:asciiTheme="minorEastAsia" w:eastAsiaTheme="minorEastAsia" w:hAnsiTheme="minorEastAsia" w:hint="eastAsia"/>
               </w:rPr>
             </w:pPr>
-            <w:proofErr w:type="spellStart"/>
             <w:r>
               <w:rPr>
                 <w:rFonts w:asciiTheme="minorEastAsia" w:eastAsiaTheme="minorEastAsia" w:hAnsiTheme="minorEastAsia" w:hint="eastAsia"/>
@@ -17291,7 +17184,6 @@
               </w:rPr>
               <w:t>d</w:t>
             </w:r>
-            <w:proofErr w:type="spellEnd"/>
           </w:p>
         </w:tc>
         <w:tc>
@@ -17391,7 +17283,6 @@
                 <w:rFonts w:asciiTheme="minorEastAsia" w:eastAsiaTheme="minorEastAsia" w:hAnsiTheme="minorEastAsia" w:hint="eastAsia"/>
               </w:rPr>
             </w:pPr>
-            <w:proofErr w:type="spellStart"/>
             <w:r>
               <w:rPr>
                 <w:rFonts w:asciiTheme="minorEastAsia" w:eastAsiaTheme="minorEastAsia" w:hAnsiTheme="minorEastAsia" w:hint="eastAsia"/>
@@ -17404,7 +17295,6 @@
               </w:rPr>
               <w:t>d</w:t>
             </w:r>
-            <w:proofErr w:type="spellEnd"/>
           </w:p>
         </w:tc>
         <w:tc>
@@ -17504,14 +17394,12 @@
                 <w:rFonts w:asciiTheme="minorEastAsia" w:eastAsiaTheme="minorEastAsia" w:hAnsiTheme="minorEastAsia" w:hint="eastAsia"/>
               </w:rPr>
             </w:pPr>
-            <w:proofErr w:type="spellStart"/>
             <w:r>
               <w:rPr>
                 <w:rFonts w:asciiTheme="minorEastAsia" w:eastAsiaTheme="minorEastAsia" w:hAnsiTheme="minorEastAsia" w:hint="eastAsia"/>
               </w:rPr>
               <w:t>is_enabled</w:t>
             </w:r>
-            <w:proofErr w:type="spellEnd"/>
           </w:p>
         </w:tc>
         <w:tc>
@@ -17611,14 +17499,12 @@
                 <w:rFonts w:asciiTheme="minorEastAsia" w:eastAsiaTheme="minorEastAsia" w:hAnsiTheme="minorEastAsia" w:hint="eastAsia"/>
               </w:rPr>
             </w:pPr>
-            <w:proofErr w:type="spellStart"/>
             <w:r>
               <w:rPr>
                 <w:rFonts w:asciiTheme="minorEastAsia" w:eastAsiaTheme="minorEastAsia" w:hAnsiTheme="minorEastAsia" w:hint="eastAsia"/>
               </w:rPr>
               <w:t>created_by</w:t>
             </w:r>
-            <w:proofErr w:type="spellEnd"/>
           </w:p>
         </w:tc>
         <w:tc>
@@ -17712,14 +17598,12 @@
                 <w:rFonts w:asciiTheme="minorEastAsia" w:eastAsiaTheme="minorEastAsia" w:hAnsiTheme="minorEastAsia" w:hint="eastAsia"/>
               </w:rPr>
             </w:pPr>
-            <w:proofErr w:type="spellStart"/>
             <w:r>
               <w:rPr>
                 <w:rFonts w:asciiTheme="minorEastAsia" w:eastAsiaTheme="minorEastAsia" w:hAnsiTheme="minorEastAsia" w:hint="eastAsia"/>
               </w:rPr>
               <w:t>created_at</w:t>
             </w:r>
-            <w:proofErr w:type="spellEnd"/>
           </w:p>
         </w:tc>
         <w:tc>
@@ -17819,14 +17703,12 @@
                 <w:rFonts w:asciiTheme="minorEastAsia" w:eastAsiaTheme="minorEastAsia" w:hAnsiTheme="minorEastAsia" w:hint="eastAsia"/>
               </w:rPr>
             </w:pPr>
-            <w:proofErr w:type="spellStart"/>
             <w:r>
               <w:rPr>
                 <w:rFonts w:asciiTheme="minorEastAsia" w:eastAsiaTheme="minorEastAsia" w:hAnsiTheme="minorEastAsia" w:hint="eastAsia"/>
               </w:rPr>
               <w:t>updated_by</w:t>
             </w:r>
-            <w:proofErr w:type="spellEnd"/>
           </w:p>
         </w:tc>
         <w:tc>
@@ -17920,14 +17802,12 @@
                 <w:rFonts w:asciiTheme="minorEastAsia" w:eastAsiaTheme="minorEastAsia" w:hAnsiTheme="minorEastAsia" w:hint="eastAsia"/>
               </w:rPr>
             </w:pPr>
-            <w:proofErr w:type="spellStart"/>
             <w:r>
               <w:rPr>
                 <w:rFonts w:asciiTheme="minorEastAsia" w:eastAsiaTheme="minorEastAsia" w:hAnsiTheme="minorEastAsia" w:hint="eastAsia"/>
               </w:rPr>
               <w:t>updated_at</w:t>
             </w:r>
-            <w:proofErr w:type="spellEnd"/>
           </w:p>
         </w:tc>
         <w:tc>
@@ -18028,7 +17908,6 @@
           <w:rFonts w:asciiTheme="minorEastAsia" w:eastAsiaTheme="minorEastAsia" w:hAnsiTheme="minorEastAsia" w:hint="eastAsia"/>
         </w:rPr>
       </w:pPr>
-      <w:proofErr w:type="spellStart"/>
       <w:r>
         <w:rPr>
           <w:rFonts w:asciiTheme="minorEastAsia" w:eastAsiaTheme="minorEastAsia" w:hAnsiTheme="minorEastAsia" w:hint="eastAsia"/>
@@ -18041,7 +17920,6 @@
         </w:rPr>
         <w:t>_group</w:t>
       </w:r>
-      <w:proofErr w:type="spellEnd"/>
     </w:p>
     <w:tbl>
       <w:tblPr>
@@ -18094,7 +17972,6 @@
                 <w:rFonts w:asciiTheme="minorEastAsia" w:eastAsiaTheme="minorEastAsia" w:hAnsiTheme="minorEastAsia" w:hint="eastAsia"/>
               </w:rPr>
             </w:pPr>
-            <w:proofErr w:type="spellStart"/>
             <w:r>
               <w:rPr>
                 <w:rFonts w:asciiTheme="minorEastAsia" w:eastAsiaTheme="minorEastAsia" w:hAnsiTheme="minorEastAsia" w:hint="eastAsia"/>
@@ -18119,7 +17996,6 @@
               </w:rPr>
               <w:t>group</w:t>
             </w:r>
-            <w:proofErr w:type="spellEnd"/>
           </w:p>
         </w:tc>
       </w:tr>
@@ -18220,7 +18096,6 @@
                 <w:rFonts w:asciiTheme="minorEastAsia" w:eastAsiaTheme="minorEastAsia" w:hAnsiTheme="minorEastAsia" w:hint="eastAsia"/>
               </w:rPr>
             </w:pPr>
-            <w:proofErr w:type="spellStart"/>
             <w:r>
               <w:rPr>
                 <w:rFonts w:asciiTheme="minorEastAsia" w:eastAsiaTheme="minorEastAsia" w:hAnsiTheme="minorEastAsia" w:hint="eastAsia"/>
@@ -18239,7 +18114,6 @@
               </w:rPr>
               <w:t>d</w:t>
             </w:r>
-            <w:proofErr w:type="spellEnd"/>
           </w:p>
         </w:tc>
         <w:tc>
@@ -18509,7 +18383,6 @@
                 <w:rFonts w:asciiTheme="minorEastAsia" w:eastAsiaTheme="minorEastAsia" w:hAnsiTheme="minorEastAsia" w:hint="eastAsia"/>
               </w:rPr>
             </w:pPr>
-            <w:proofErr w:type="spellStart"/>
             <w:r>
               <w:rPr>
                 <w:rFonts w:asciiTheme="minorEastAsia" w:eastAsiaTheme="minorEastAsia" w:hAnsiTheme="minorEastAsia" w:hint="eastAsia"/>
@@ -18528,7 +18401,6 @@
               </w:rPr>
               <w:t>d</w:t>
             </w:r>
-            <w:proofErr w:type="spellEnd"/>
           </w:p>
         </w:tc>
         <w:tc>
@@ -18628,14 +18500,12 @@
                 <w:rFonts w:asciiTheme="minorEastAsia" w:eastAsiaTheme="minorEastAsia" w:hAnsiTheme="minorEastAsia" w:hint="eastAsia"/>
               </w:rPr>
             </w:pPr>
-            <w:proofErr w:type="spellStart"/>
             <w:r>
               <w:rPr>
                 <w:rFonts w:asciiTheme="minorEastAsia" w:eastAsiaTheme="minorEastAsia" w:hAnsiTheme="minorEastAsia" w:hint="eastAsia"/>
               </w:rPr>
               <w:t>group_name</w:t>
             </w:r>
-            <w:proofErr w:type="spellEnd"/>
           </w:p>
         </w:tc>
         <w:tc>
@@ -18741,14 +18611,12 @@
                 <w:rFonts w:asciiTheme="minorEastAsia" w:eastAsiaTheme="minorEastAsia" w:hAnsiTheme="minorEastAsia" w:hint="eastAsia"/>
               </w:rPr>
             </w:pPr>
-            <w:proofErr w:type="spellStart"/>
             <w:r>
               <w:rPr>
                 <w:rFonts w:asciiTheme="minorEastAsia" w:eastAsiaTheme="minorEastAsia" w:hAnsiTheme="minorEastAsia" w:hint="eastAsia"/>
               </w:rPr>
               <w:t>parent_id</w:t>
             </w:r>
-            <w:proofErr w:type="spellEnd"/>
           </w:p>
         </w:tc>
         <w:tc>
@@ -18836,14 +18704,12 @@
                 <w:rFonts w:asciiTheme="minorEastAsia" w:eastAsiaTheme="minorEastAsia" w:hAnsiTheme="minorEastAsia" w:hint="eastAsia"/>
               </w:rPr>
             </w:pPr>
-            <w:proofErr w:type="spellStart"/>
             <w:r>
               <w:rPr>
                 <w:rFonts w:asciiTheme="minorEastAsia" w:eastAsiaTheme="minorEastAsia" w:hAnsiTheme="minorEastAsia" w:hint="eastAsia"/>
               </w:rPr>
               <w:t>is_enabled</w:t>
             </w:r>
-            <w:proofErr w:type="spellEnd"/>
           </w:p>
         </w:tc>
         <w:tc>
@@ -18943,14 +18809,12 @@
                 <w:rFonts w:asciiTheme="minorEastAsia" w:eastAsiaTheme="minorEastAsia" w:hAnsiTheme="minorEastAsia" w:hint="eastAsia"/>
               </w:rPr>
             </w:pPr>
-            <w:proofErr w:type="spellStart"/>
             <w:r>
               <w:rPr>
                 <w:rFonts w:asciiTheme="minorEastAsia" w:eastAsiaTheme="minorEastAsia" w:hAnsiTheme="minorEastAsia" w:hint="eastAsia"/>
               </w:rPr>
               <w:t>created_by</w:t>
             </w:r>
-            <w:proofErr w:type="spellEnd"/>
           </w:p>
         </w:tc>
         <w:tc>
@@ -19044,14 +18908,12 @@
                 <w:rFonts w:asciiTheme="minorEastAsia" w:eastAsiaTheme="minorEastAsia" w:hAnsiTheme="minorEastAsia" w:hint="eastAsia"/>
               </w:rPr>
             </w:pPr>
-            <w:proofErr w:type="spellStart"/>
             <w:r>
               <w:rPr>
                 <w:rFonts w:asciiTheme="minorEastAsia" w:eastAsiaTheme="minorEastAsia" w:hAnsiTheme="minorEastAsia" w:hint="eastAsia"/>
               </w:rPr>
               <w:t>created_at</w:t>
             </w:r>
-            <w:proofErr w:type="spellEnd"/>
           </w:p>
         </w:tc>
         <w:tc>
@@ -19151,14 +19013,12 @@
                 <w:rFonts w:asciiTheme="minorEastAsia" w:eastAsiaTheme="minorEastAsia" w:hAnsiTheme="minorEastAsia" w:hint="eastAsia"/>
               </w:rPr>
             </w:pPr>
-            <w:proofErr w:type="spellStart"/>
             <w:r>
               <w:rPr>
                 <w:rFonts w:asciiTheme="minorEastAsia" w:eastAsiaTheme="minorEastAsia" w:hAnsiTheme="minorEastAsia" w:hint="eastAsia"/>
               </w:rPr>
               <w:t>updated_by</w:t>
             </w:r>
-            <w:proofErr w:type="spellEnd"/>
           </w:p>
         </w:tc>
         <w:tc>
@@ -19252,14 +19112,12 @@
                 <w:rFonts w:asciiTheme="minorEastAsia" w:eastAsiaTheme="minorEastAsia" w:hAnsiTheme="minorEastAsia" w:hint="eastAsia"/>
               </w:rPr>
             </w:pPr>
-            <w:proofErr w:type="spellStart"/>
             <w:r>
               <w:rPr>
                 <w:rFonts w:asciiTheme="minorEastAsia" w:eastAsiaTheme="minorEastAsia" w:hAnsiTheme="minorEastAsia" w:hint="eastAsia"/>
               </w:rPr>
               <w:t>updated_at</w:t>
             </w:r>
-            <w:proofErr w:type="spellEnd"/>
           </w:p>
         </w:tc>
         <w:tc>
@@ -19360,14 +19218,12 @@
           <w:rFonts w:asciiTheme="minorEastAsia" w:eastAsiaTheme="minorEastAsia" w:hAnsiTheme="minorEastAsia" w:hint="eastAsia"/>
         </w:rPr>
       </w:pPr>
-      <w:proofErr w:type="spellStart"/>
       <w:r>
         <w:rPr>
           <w:rFonts w:asciiTheme="minorEastAsia" w:eastAsiaTheme="minorEastAsia" w:hAnsiTheme="minorEastAsia" w:hint="eastAsia"/>
         </w:rPr>
         <w:t>sys_data</w:t>
       </w:r>
-      <w:proofErr w:type="spellEnd"/>
     </w:p>
     <w:tbl>
       <w:tblPr>
@@ -19420,7 +19276,6 @@
                 <w:rFonts w:asciiTheme="minorEastAsia" w:eastAsiaTheme="minorEastAsia" w:hAnsiTheme="minorEastAsia" w:hint="eastAsia"/>
               </w:rPr>
             </w:pPr>
-            <w:proofErr w:type="spellStart"/>
             <w:r>
               <w:rPr>
                 <w:rFonts w:asciiTheme="minorEastAsia" w:eastAsiaTheme="minorEastAsia" w:hAnsiTheme="minorEastAsia" w:hint="eastAsia"/>
@@ -19439,7 +19294,6 @@
               </w:rPr>
               <w:t>data</w:t>
             </w:r>
-            <w:proofErr w:type="spellEnd"/>
           </w:p>
         </w:tc>
       </w:tr>
@@ -19540,7 +19394,6 @@
                 <w:rFonts w:asciiTheme="minorEastAsia" w:eastAsiaTheme="minorEastAsia" w:hAnsiTheme="minorEastAsia" w:hint="eastAsia"/>
               </w:rPr>
             </w:pPr>
-            <w:proofErr w:type="spellStart"/>
             <w:r>
               <w:rPr>
                 <w:rFonts w:asciiTheme="minorEastAsia" w:eastAsiaTheme="minorEastAsia" w:hAnsiTheme="minorEastAsia" w:hint="eastAsia"/>
@@ -19571,7 +19424,6 @@
               </w:rPr>
               <w:t>d</w:t>
             </w:r>
-            <w:proofErr w:type="spellEnd"/>
           </w:p>
         </w:tc>
         <w:tc>
@@ -19841,14 +19693,12 @@
                 <w:rFonts w:asciiTheme="minorEastAsia" w:eastAsiaTheme="minorEastAsia" w:hAnsiTheme="minorEastAsia" w:hint="eastAsia"/>
               </w:rPr>
             </w:pPr>
-            <w:proofErr w:type="spellStart"/>
             <w:r>
               <w:rPr>
                 <w:rFonts w:asciiTheme="minorEastAsia" w:eastAsiaTheme="minorEastAsia" w:hAnsiTheme="minorEastAsia" w:hint="eastAsia"/>
               </w:rPr>
               <w:t>data_type</w:t>
             </w:r>
-            <w:proofErr w:type="spellEnd"/>
           </w:p>
         </w:tc>
         <w:tc>
@@ -19942,7 +19792,6 @@
                 <w:rFonts w:asciiTheme="minorEastAsia" w:eastAsiaTheme="minorEastAsia" w:hAnsiTheme="minorEastAsia" w:hint="eastAsia"/>
               </w:rPr>
             </w:pPr>
-            <w:proofErr w:type="spellStart"/>
             <w:r>
               <w:rPr>
                 <w:rFonts w:asciiTheme="minorEastAsia" w:eastAsiaTheme="minorEastAsia" w:hAnsiTheme="minorEastAsia" w:hint="eastAsia"/>
@@ -19961,7 +19810,6 @@
               </w:rPr>
               <w:t>d</w:t>
             </w:r>
-            <w:proofErr w:type="spellEnd"/>
           </w:p>
         </w:tc>
         <w:tc>
@@ -20061,14 +19909,12 @@
                 <w:rFonts w:asciiTheme="minorEastAsia" w:eastAsiaTheme="minorEastAsia" w:hAnsiTheme="minorEastAsia" w:hint="eastAsia"/>
               </w:rPr>
             </w:pPr>
-            <w:proofErr w:type="spellStart"/>
             <w:r>
               <w:rPr>
                 <w:rFonts w:asciiTheme="minorEastAsia" w:eastAsiaTheme="minorEastAsia" w:hAnsiTheme="minorEastAsia" w:hint="eastAsia"/>
               </w:rPr>
               <w:t>data_value</w:t>
             </w:r>
-            <w:proofErr w:type="spellEnd"/>
           </w:p>
         </w:tc>
         <w:tc>
@@ -20162,7 +20008,6 @@
                 <w:rFonts w:asciiTheme="minorEastAsia" w:eastAsiaTheme="minorEastAsia" w:hAnsiTheme="minorEastAsia" w:hint="eastAsia"/>
               </w:rPr>
             </w:pPr>
-            <w:proofErr w:type="spellStart"/>
             <w:r>
               <w:rPr>
                 <w:rFonts w:asciiTheme="minorEastAsia" w:eastAsiaTheme="minorEastAsia" w:hAnsiTheme="minorEastAsia" w:hint="eastAsia"/>
@@ -20175,7 +20020,6 @@
               </w:rPr>
               <w:t>d</w:t>
             </w:r>
-            <w:proofErr w:type="spellEnd"/>
           </w:p>
         </w:tc>
         <w:tc>
@@ -20269,14 +20113,12 @@
                 <w:rFonts w:asciiTheme="minorEastAsia" w:eastAsiaTheme="minorEastAsia" w:hAnsiTheme="minorEastAsia" w:hint="eastAsia"/>
               </w:rPr>
             </w:pPr>
-            <w:proofErr w:type="spellStart"/>
             <w:r>
               <w:rPr>
                 <w:rFonts w:asciiTheme="minorEastAsia" w:eastAsiaTheme="minorEastAsia" w:hAnsiTheme="minorEastAsia" w:hint="eastAsia"/>
               </w:rPr>
               <w:t>is_enabled</w:t>
             </w:r>
-            <w:proofErr w:type="spellEnd"/>
           </w:p>
         </w:tc>
         <w:tc>
@@ -20376,14 +20218,12 @@
                 <w:rFonts w:asciiTheme="minorEastAsia" w:eastAsiaTheme="minorEastAsia" w:hAnsiTheme="minorEastAsia" w:hint="eastAsia"/>
               </w:rPr>
             </w:pPr>
-            <w:proofErr w:type="spellStart"/>
             <w:r>
               <w:rPr>
                 <w:rFonts w:asciiTheme="minorEastAsia" w:eastAsiaTheme="minorEastAsia" w:hAnsiTheme="minorEastAsia" w:hint="eastAsia"/>
               </w:rPr>
               <w:t>created_by</w:t>
             </w:r>
-            <w:proofErr w:type="spellEnd"/>
           </w:p>
         </w:tc>
         <w:tc>
@@ -20477,14 +20317,12 @@
                 <w:rFonts w:asciiTheme="minorEastAsia" w:eastAsiaTheme="minorEastAsia" w:hAnsiTheme="minorEastAsia" w:hint="eastAsia"/>
               </w:rPr>
             </w:pPr>
-            <w:proofErr w:type="spellStart"/>
             <w:r>
               <w:rPr>
                 <w:rFonts w:asciiTheme="minorEastAsia" w:eastAsiaTheme="minorEastAsia" w:hAnsiTheme="minorEastAsia" w:hint="eastAsia"/>
               </w:rPr>
               <w:t>created_at</w:t>
             </w:r>
-            <w:proofErr w:type="spellEnd"/>
           </w:p>
         </w:tc>
         <w:tc>
@@ -20584,14 +20422,12 @@
                 <w:rFonts w:asciiTheme="minorEastAsia" w:eastAsiaTheme="minorEastAsia" w:hAnsiTheme="minorEastAsia" w:hint="eastAsia"/>
               </w:rPr>
             </w:pPr>
-            <w:proofErr w:type="spellStart"/>
             <w:r>
               <w:rPr>
                 <w:rFonts w:asciiTheme="minorEastAsia" w:eastAsiaTheme="minorEastAsia" w:hAnsiTheme="minorEastAsia" w:hint="eastAsia"/>
               </w:rPr>
               <w:t>updated_by</w:t>
             </w:r>
-            <w:proofErr w:type="spellEnd"/>
           </w:p>
         </w:tc>
         <w:tc>
@@ -20685,14 +20521,12 @@
                 <w:rFonts w:asciiTheme="minorEastAsia" w:eastAsiaTheme="minorEastAsia" w:hAnsiTheme="minorEastAsia" w:hint="eastAsia"/>
               </w:rPr>
             </w:pPr>
-            <w:proofErr w:type="spellStart"/>
             <w:r>
               <w:rPr>
                 <w:rFonts w:asciiTheme="minorEastAsia" w:eastAsiaTheme="minorEastAsia" w:hAnsiTheme="minorEastAsia" w:hint="eastAsia"/>
               </w:rPr>
               <w:t>updated_at</w:t>
             </w:r>
-            <w:proofErr w:type="spellEnd"/>
           </w:p>
         </w:tc>
         <w:tc>
@@ -20793,14 +20627,12 @@
           <w:rFonts w:asciiTheme="minorEastAsia" w:eastAsiaTheme="minorEastAsia" w:hAnsiTheme="minorEastAsia" w:hint="eastAsia"/>
         </w:rPr>
       </w:pPr>
-      <w:proofErr w:type="spellStart"/>
       <w:r>
         <w:rPr>
           <w:rFonts w:asciiTheme="minorEastAsia" w:eastAsiaTheme="minorEastAsia" w:hAnsiTheme="minorEastAsia" w:hint="eastAsia"/>
         </w:rPr>
         <w:t>sys_user_group</w:t>
       </w:r>
-      <w:proofErr w:type="spellEnd"/>
     </w:p>
     <w:tbl>
       <w:tblPr>
@@ -20853,7 +20685,6 @@
                 <w:rFonts w:asciiTheme="minorEastAsia" w:eastAsiaTheme="minorEastAsia" w:hAnsiTheme="minorEastAsia" w:hint="eastAsia"/>
               </w:rPr>
             </w:pPr>
-            <w:proofErr w:type="spellStart"/>
             <w:r>
               <w:rPr>
                 <w:rFonts w:asciiTheme="minorEastAsia" w:eastAsiaTheme="minorEastAsia" w:hAnsiTheme="minorEastAsia" w:hint="eastAsia"/>
@@ -20878,7 +20709,6 @@
               </w:rPr>
               <w:t>group</w:t>
             </w:r>
-            <w:proofErr w:type="spellEnd"/>
           </w:p>
         </w:tc>
       </w:tr>
@@ -20980,7 +20810,6 @@
                 <w:rFonts w:asciiTheme="minorEastAsia" w:eastAsiaTheme="minorEastAsia" w:hAnsiTheme="minorEastAsia" w:hint="eastAsia"/>
               </w:rPr>
             </w:pPr>
-            <w:proofErr w:type="spellStart"/>
             <w:r>
               <w:rPr>
                 <w:rFonts w:asciiTheme="minorEastAsia" w:eastAsiaTheme="minorEastAsia" w:hAnsiTheme="minorEastAsia" w:hint="eastAsia"/>
@@ -20999,7 +20828,6 @@
               </w:rPr>
               <w:t>,user_id</w:t>
             </w:r>
-            <w:proofErr w:type="spellEnd"/>
           </w:p>
         </w:tc>
         <w:tc>
@@ -21269,7 +21097,6 @@
                 <w:rFonts w:asciiTheme="minorEastAsia" w:eastAsiaTheme="minorEastAsia" w:hAnsiTheme="minorEastAsia" w:hint="eastAsia"/>
               </w:rPr>
             </w:pPr>
-            <w:proofErr w:type="spellStart"/>
             <w:r>
               <w:rPr>
                 <w:rFonts w:asciiTheme="minorEastAsia" w:eastAsiaTheme="minorEastAsia" w:hAnsiTheme="minorEastAsia" w:hint="eastAsia"/>
@@ -21282,7 +21109,6 @@
               </w:rPr>
               <w:t>d</w:t>
             </w:r>
-            <w:proofErr w:type="spellEnd"/>
           </w:p>
         </w:tc>
         <w:tc>
@@ -21376,7 +21202,6 @@
                 <w:rFonts w:asciiTheme="minorEastAsia" w:eastAsiaTheme="minorEastAsia" w:hAnsiTheme="minorEastAsia" w:hint="eastAsia"/>
               </w:rPr>
             </w:pPr>
-            <w:proofErr w:type="spellStart"/>
             <w:r>
               <w:rPr>
                 <w:rFonts w:asciiTheme="minorEastAsia" w:eastAsiaTheme="minorEastAsia" w:hAnsiTheme="minorEastAsia" w:hint="eastAsia"/>
@@ -21389,7 +21214,6 @@
               </w:rPr>
               <w:t>ser_id</w:t>
             </w:r>
-            <w:proofErr w:type="spellEnd"/>
           </w:p>
         </w:tc>
         <w:tc>
@@ -21483,14 +21307,12 @@
                 <w:rFonts w:asciiTheme="minorEastAsia" w:eastAsiaTheme="minorEastAsia" w:hAnsiTheme="minorEastAsia" w:hint="eastAsia"/>
               </w:rPr>
             </w:pPr>
-            <w:proofErr w:type="spellStart"/>
             <w:r>
               <w:rPr>
                 <w:rFonts w:asciiTheme="minorEastAsia" w:eastAsiaTheme="minorEastAsia" w:hAnsiTheme="minorEastAsia" w:hint="eastAsia"/>
               </w:rPr>
               <w:t>updated_by</w:t>
             </w:r>
-            <w:proofErr w:type="spellEnd"/>
           </w:p>
         </w:tc>
         <w:tc>
@@ -21584,14 +21406,12 @@
                 <w:rFonts w:asciiTheme="minorEastAsia" w:eastAsiaTheme="minorEastAsia" w:hAnsiTheme="minorEastAsia" w:hint="eastAsia"/>
               </w:rPr>
             </w:pPr>
-            <w:proofErr w:type="spellStart"/>
             <w:r>
               <w:rPr>
                 <w:rFonts w:asciiTheme="minorEastAsia" w:eastAsiaTheme="minorEastAsia" w:hAnsiTheme="minorEastAsia" w:hint="eastAsia"/>
               </w:rPr>
               <w:t>updated_at</w:t>
             </w:r>
-            <w:proofErr w:type="spellEnd"/>
           </w:p>
         </w:tc>
         <w:tc>
@@ -21692,7 +21512,6 @@
           <w:rFonts w:asciiTheme="minorEastAsia" w:eastAsiaTheme="minorEastAsia" w:hAnsiTheme="minorEastAsia" w:hint="eastAsia"/>
         </w:rPr>
       </w:pPr>
-      <w:proofErr w:type="spellStart"/>
       <w:r>
         <w:rPr>
           <w:rFonts w:asciiTheme="minorEastAsia" w:eastAsiaTheme="minorEastAsia" w:hAnsiTheme="minorEastAsia" w:hint="eastAsia"/>
@@ -21705,7 +21524,6 @@
         </w:rPr>
         <w:t>rule</w:t>
       </w:r>
-      <w:proofErr w:type="spellEnd"/>
     </w:p>
     <w:tbl>
       <w:tblPr>
@@ -21758,7 +21576,6 @@
                 <w:rFonts w:asciiTheme="minorEastAsia" w:eastAsiaTheme="minorEastAsia" w:hAnsiTheme="minorEastAsia" w:hint="eastAsia"/>
               </w:rPr>
             </w:pPr>
-            <w:proofErr w:type="spellStart"/>
             <w:r>
               <w:rPr>
                 <w:rFonts w:asciiTheme="minorEastAsia" w:eastAsiaTheme="minorEastAsia" w:hAnsiTheme="minorEastAsia" w:hint="eastAsia"/>
@@ -21777,7 +21594,6 @@
               </w:rPr>
               <w:t>rule</w:t>
             </w:r>
-            <w:proofErr w:type="spellEnd"/>
           </w:p>
         </w:tc>
       </w:tr>
@@ -21866,7 +21682,6 @@
                 <w:rFonts w:asciiTheme="minorEastAsia" w:eastAsiaTheme="minorEastAsia" w:hAnsiTheme="minorEastAsia" w:hint="eastAsia"/>
               </w:rPr>
             </w:pPr>
-            <w:proofErr w:type="spellStart"/>
             <w:r>
               <w:rPr>
                 <w:rFonts w:asciiTheme="minorEastAsia" w:eastAsiaTheme="minorEastAsia" w:hAnsiTheme="minorEastAsia" w:hint="eastAsia"/>
@@ -21891,7 +21706,6 @@
               </w:rPr>
               <w:t>d</w:t>
             </w:r>
-            <w:proofErr w:type="spellEnd"/>
           </w:p>
         </w:tc>
         <w:tc>
@@ -22161,7 +21975,6 @@
                 <w:rFonts w:asciiTheme="minorEastAsia" w:eastAsiaTheme="minorEastAsia" w:hAnsiTheme="minorEastAsia" w:hint="eastAsia"/>
               </w:rPr>
             </w:pPr>
-            <w:proofErr w:type="spellStart"/>
             <w:r>
               <w:rPr>
                 <w:rFonts w:asciiTheme="minorEastAsia" w:eastAsiaTheme="minorEastAsia" w:hAnsiTheme="minorEastAsia" w:hint="eastAsia"/>
@@ -22174,7 +21987,6 @@
               </w:rPr>
               <w:t>d</w:t>
             </w:r>
-            <w:proofErr w:type="spellEnd"/>
           </w:p>
         </w:tc>
         <w:tc>
@@ -22613,7 +22425,6 @@
                 <w:rFonts w:asciiTheme="minorEastAsia" w:eastAsiaTheme="minorEastAsia" w:hAnsiTheme="minorEastAsia" w:hint="eastAsia"/>
               </w:rPr>
             </w:pPr>
-            <w:proofErr w:type="spellStart"/>
             <w:r>
               <w:rPr>
                 <w:rFonts w:asciiTheme="minorEastAsia" w:eastAsiaTheme="minorEastAsia" w:hAnsiTheme="minorEastAsia" w:hint="eastAsia"/>
@@ -22638,7 +22449,6 @@
               </w:rPr>
               <w:t>ype</w:t>
             </w:r>
-            <w:proofErr w:type="spellEnd"/>
           </w:p>
         </w:tc>
         <w:tc>
@@ -22738,7 +22548,6 @@
                 <w:rFonts w:asciiTheme="minorEastAsia" w:eastAsiaTheme="minorEastAsia" w:hAnsiTheme="minorEastAsia" w:hint="eastAsia"/>
               </w:rPr>
             </w:pPr>
-            <w:proofErr w:type="spellStart"/>
             <w:r>
               <w:rPr>
                 <w:rFonts w:asciiTheme="minorEastAsia" w:eastAsiaTheme="minorEastAsia" w:hAnsiTheme="minorEastAsia" w:hint="eastAsia"/>
@@ -22763,7 +22572,6 @@
               </w:rPr>
               <w:t>ype</w:t>
             </w:r>
-            <w:proofErr w:type="spellEnd"/>
           </w:p>
         </w:tc>
         <w:tc>
@@ -22863,7 +22671,6 @@
                 <w:rFonts w:asciiTheme="minorEastAsia" w:eastAsiaTheme="minorEastAsia" w:hAnsiTheme="minorEastAsia" w:hint="eastAsia"/>
               </w:rPr>
             </w:pPr>
-            <w:proofErr w:type="spellStart"/>
             <w:r>
               <w:rPr>
                 <w:rFonts w:asciiTheme="minorEastAsia" w:eastAsiaTheme="minorEastAsia" w:hAnsiTheme="minorEastAsia" w:hint="eastAsia"/>
@@ -22888,7 +22695,6 @@
               </w:rPr>
               <w:t>essage</w:t>
             </w:r>
-            <w:proofErr w:type="spellEnd"/>
           </w:p>
         </w:tc>
         <w:tc>
@@ -22982,14 +22788,12 @@
                 <w:rFonts w:asciiTheme="minorEastAsia" w:eastAsiaTheme="minorEastAsia" w:hAnsiTheme="minorEastAsia" w:hint="eastAsia"/>
               </w:rPr>
             </w:pPr>
-            <w:proofErr w:type="spellStart"/>
             <w:r>
               <w:rPr>
                 <w:rFonts w:asciiTheme="minorEastAsia" w:eastAsiaTheme="minorEastAsia" w:hAnsiTheme="minorEastAsia" w:hint="eastAsia"/>
               </w:rPr>
               <w:t>is_enabled</w:t>
             </w:r>
-            <w:proofErr w:type="spellEnd"/>
           </w:p>
         </w:tc>
         <w:tc>
@@ -23089,14 +22893,12 @@
                 <w:rFonts w:asciiTheme="minorEastAsia" w:eastAsiaTheme="minorEastAsia" w:hAnsiTheme="minorEastAsia" w:hint="eastAsia"/>
               </w:rPr>
             </w:pPr>
-            <w:proofErr w:type="spellStart"/>
             <w:r>
               <w:rPr>
                 <w:rFonts w:asciiTheme="minorEastAsia" w:eastAsiaTheme="minorEastAsia" w:hAnsiTheme="minorEastAsia" w:hint="eastAsia"/>
               </w:rPr>
               <w:t>created_by</w:t>
             </w:r>
-            <w:proofErr w:type="spellEnd"/>
           </w:p>
         </w:tc>
         <w:tc>
@@ -23190,14 +22992,12 @@
                 <w:rFonts w:asciiTheme="minorEastAsia" w:eastAsiaTheme="minorEastAsia" w:hAnsiTheme="minorEastAsia" w:hint="eastAsia"/>
               </w:rPr>
             </w:pPr>
-            <w:proofErr w:type="spellStart"/>
             <w:r>
               <w:rPr>
                 <w:rFonts w:asciiTheme="minorEastAsia" w:eastAsiaTheme="minorEastAsia" w:hAnsiTheme="minorEastAsia" w:hint="eastAsia"/>
               </w:rPr>
               <w:t>created_at</w:t>
             </w:r>
-            <w:proofErr w:type="spellEnd"/>
           </w:p>
         </w:tc>
         <w:tc>
@@ -23297,14 +23097,12 @@
                 <w:rFonts w:asciiTheme="minorEastAsia" w:eastAsiaTheme="minorEastAsia" w:hAnsiTheme="minorEastAsia" w:hint="eastAsia"/>
               </w:rPr>
             </w:pPr>
-            <w:proofErr w:type="spellStart"/>
             <w:r>
               <w:rPr>
                 <w:rFonts w:asciiTheme="minorEastAsia" w:eastAsiaTheme="minorEastAsia" w:hAnsiTheme="minorEastAsia" w:hint="eastAsia"/>
               </w:rPr>
               <w:t>updated_by</w:t>
             </w:r>
-            <w:proofErr w:type="spellEnd"/>
           </w:p>
         </w:tc>
         <w:tc>
@@ -23398,14 +23196,12 @@
                 <w:rFonts w:asciiTheme="minorEastAsia" w:eastAsiaTheme="minorEastAsia" w:hAnsiTheme="minorEastAsia" w:hint="eastAsia"/>
               </w:rPr>
             </w:pPr>
-            <w:proofErr w:type="spellStart"/>
             <w:r>
               <w:rPr>
                 <w:rFonts w:asciiTheme="minorEastAsia" w:eastAsiaTheme="minorEastAsia" w:hAnsiTheme="minorEastAsia" w:hint="eastAsia"/>
               </w:rPr>
               <w:t>updated_at</w:t>
             </w:r>
-            <w:proofErr w:type="spellEnd"/>
           </w:p>
         </w:tc>
         <w:tc>
@@ -23506,14 +23302,12 @@
           <w:rFonts w:asciiTheme="minorEastAsia" w:eastAsiaTheme="minorEastAsia" w:hAnsiTheme="minorEastAsia" w:hint="eastAsia"/>
         </w:rPr>
       </w:pPr>
-      <w:proofErr w:type="spellStart"/>
       <w:r>
         <w:rPr>
           <w:rFonts w:asciiTheme="minorEastAsia" w:eastAsiaTheme="minorEastAsia" w:hAnsiTheme="minorEastAsia" w:hint="eastAsia"/>
         </w:rPr>
         <w:t>res_rule_parameter</w:t>
       </w:r>
-      <w:proofErr w:type="spellEnd"/>
     </w:p>
     <w:tbl>
       <w:tblPr>
@@ -23566,7 +23360,6 @@
                 <w:rFonts w:asciiTheme="minorEastAsia" w:eastAsiaTheme="minorEastAsia" w:hAnsiTheme="minorEastAsia" w:hint="eastAsia"/>
               </w:rPr>
             </w:pPr>
-            <w:proofErr w:type="spellStart"/>
             <w:r>
               <w:rPr>
                 <w:rFonts w:asciiTheme="minorEastAsia" w:eastAsiaTheme="minorEastAsia" w:hAnsiTheme="minorEastAsia" w:hint="eastAsia"/>
@@ -23579,7 +23372,6 @@
               </w:rPr>
               <w:t>es_rule_parameter</w:t>
             </w:r>
-            <w:proofErr w:type="spellEnd"/>
           </w:p>
         </w:tc>
       </w:tr>
@@ -23686,14 +23478,12 @@
                 <w:rFonts w:asciiTheme="minorEastAsia" w:eastAsiaTheme="minorEastAsia" w:hAnsiTheme="minorEastAsia" w:hint="eastAsia"/>
               </w:rPr>
             </w:pPr>
-            <w:proofErr w:type="spellStart"/>
             <w:r>
               <w:rPr>
                 <w:rFonts w:asciiTheme="minorEastAsia" w:eastAsiaTheme="minorEastAsia" w:hAnsiTheme="minorEastAsia" w:hint="eastAsia"/>
               </w:rPr>
               <w:t>parameter_id</w:t>
             </w:r>
-            <w:proofErr w:type="spellEnd"/>
           </w:p>
         </w:tc>
         <w:tc>
@@ -23963,7 +23753,6 @@
                 <w:rFonts w:asciiTheme="minorEastAsia" w:eastAsiaTheme="minorEastAsia" w:hAnsiTheme="minorEastAsia" w:hint="eastAsia"/>
               </w:rPr>
             </w:pPr>
-            <w:proofErr w:type="spellStart"/>
             <w:r>
               <w:rPr>
                 <w:rFonts w:asciiTheme="minorEastAsia" w:eastAsiaTheme="minorEastAsia" w:hAnsiTheme="minorEastAsia" w:hint="eastAsia"/>
@@ -23988,7 +23777,6 @@
               </w:rPr>
               <w:t>d</w:t>
             </w:r>
-            <w:proofErr w:type="spellEnd"/>
           </w:p>
         </w:tc>
         <w:tc>
@@ -24100,7 +23888,6 @@
                 <w:rFonts w:asciiTheme="minorEastAsia" w:eastAsiaTheme="minorEastAsia" w:hAnsiTheme="minorEastAsia" w:hint="eastAsia"/>
               </w:rPr>
             </w:pPr>
-            <w:proofErr w:type="spellStart"/>
             <w:r>
               <w:rPr>
                 <w:rFonts w:asciiTheme="minorEastAsia" w:eastAsiaTheme="minorEastAsia" w:hAnsiTheme="minorEastAsia" w:hint="eastAsia"/>
@@ -24125,7 +23912,6 @@
               </w:rPr>
               <w:t>ame</w:t>
             </w:r>
-            <w:proofErr w:type="spellEnd"/>
           </w:p>
         </w:tc>
         <w:tc>
@@ -24348,7 +24134,6 @@
                 <w:rFonts w:asciiTheme="minorEastAsia" w:eastAsiaTheme="minorEastAsia" w:hAnsiTheme="minorEastAsia" w:hint="eastAsia"/>
               </w:rPr>
             </w:pPr>
-            <w:proofErr w:type="spellStart"/>
             <w:r>
               <w:rPr>
                 <w:rFonts w:asciiTheme="minorEastAsia" w:eastAsiaTheme="minorEastAsia" w:hAnsiTheme="minorEastAsia" w:hint="eastAsia"/>
@@ -24373,7 +24158,6 @@
               </w:rPr>
               <w:t>ame</w:t>
             </w:r>
-            <w:proofErr w:type="spellEnd"/>
           </w:p>
         </w:tc>
         <w:tc>
@@ -24485,14 +24269,12 @@
                 <w:rFonts w:asciiTheme="minorEastAsia" w:eastAsiaTheme="minorEastAsia" w:hAnsiTheme="minorEastAsia" w:hint="eastAsia"/>
               </w:rPr>
             </w:pPr>
-            <w:proofErr w:type="spellStart"/>
             <w:r>
               <w:rPr>
                 <w:rFonts w:asciiTheme="minorEastAsia" w:eastAsiaTheme="minorEastAsia" w:hAnsiTheme="minorEastAsia" w:hint="eastAsia"/>
               </w:rPr>
               <w:t>is_enabled</w:t>
             </w:r>
-            <w:proofErr w:type="spellEnd"/>
           </w:p>
         </w:tc>
         <w:tc>
@@ -24592,14 +24374,12 @@
                 <w:rFonts w:asciiTheme="minorEastAsia" w:eastAsiaTheme="minorEastAsia" w:hAnsiTheme="minorEastAsia" w:hint="eastAsia"/>
               </w:rPr>
             </w:pPr>
-            <w:proofErr w:type="spellStart"/>
             <w:r>
               <w:rPr>
                 <w:rFonts w:asciiTheme="minorEastAsia" w:eastAsiaTheme="minorEastAsia" w:hAnsiTheme="minorEastAsia" w:hint="eastAsia"/>
               </w:rPr>
               <w:t>created_by</w:t>
             </w:r>
-            <w:proofErr w:type="spellEnd"/>
           </w:p>
         </w:tc>
         <w:tc>
@@ -24693,14 +24473,12 @@
                 <w:rFonts w:asciiTheme="minorEastAsia" w:eastAsiaTheme="minorEastAsia" w:hAnsiTheme="minorEastAsia" w:hint="eastAsia"/>
               </w:rPr>
             </w:pPr>
-            <w:proofErr w:type="spellStart"/>
             <w:r>
               <w:rPr>
                 <w:rFonts w:asciiTheme="minorEastAsia" w:eastAsiaTheme="minorEastAsia" w:hAnsiTheme="minorEastAsia" w:hint="eastAsia"/>
               </w:rPr>
               <w:t>created_at</w:t>
             </w:r>
-            <w:proofErr w:type="spellEnd"/>
           </w:p>
         </w:tc>
         <w:tc>
@@ -24800,14 +24578,12 @@
                 <w:rFonts w:asciiTheme="minorEastAsia" w:eastAsiaTheme="minorEastAsia" w:hAnsiTheme="minorEastAsia" w:hint="eastAsia"/>
               </w:rPr>
             </w:pPr>
-            <w:proofErr w:type="spellStart"/>
             <w:r>
               <w:rPr>
                 <w:rFonts w:asciiTheme="minorEastAsia" w:eastAsiaTheme="minorEastAsia" w:hAnsiTheme="minorEastAsia" w:hint="eastAsia"/>
               </w:rPr>
               <w:t>updated_by</w:t>
             </w:r>
-            <w:proofErr w:type="spellEnd"/>
           </w:p>
         </w:tc>
         <w:tc>
@@ -24901,14 +24677,12 @@
                 <w:rFonts w:asciiTheme="minorEastAsia" w:eastAsiaTheme="minorEastAsia" w:hAnsiTheme="minorEastAsia" w:hint="eastAsia"/>
               </w:rPr>
             </w:pPr>
-            <w:proofErr w:type="spellStart"/>
             <w:r>
               <w:rPr>
                 <w:rFonts w:asciiTheme="minorEastAsia" w:eastAsiaTheme="minorEastAsia" w:hAnsiTheme="minorEastAsia" w:hint="eastAsia"/>
               </w:rPr>
               <w:t>updated_at</w:t>
             </w:r>
-            <w:proofErr w:type="spellEnd"/>
           </w:p>
         </w:tc>
         <w:tc>
@@ -25011,7 +24785,6 @@
       </w:pPr>
       <w:bookmarkStart w:id="59" w:name="_Toc72332637"/>
       <w:bookmarkEnd w:id="59"/>
-      <w:proofErr w:type="spellStart"/>
       <w:r>
         <w:rPr>
           <w:rFonts w:asciiTheme="minorEastAsia" w:eastAsiaTheme="minorEastAsia" w:hAnsiTheme="minorEastAsia"/>
@@ -25024,7 +24797,6 @@
         </w:rPr>
         <w:t>employee</w:t>
       </w:r>
-      <w:proofErr w:type="spellEnd"/>
     </w:p>
     <w:tbl>
       <w:tblPr>
@@ -25077,7 +24849,6 @@
                 <w:rFonts w:asciiTheme="minorEastAsia" w:eastAsiaTheme="minorEastAsia" w:hAnsiTheme="minorEastAsia" w:hint="eastAsia"/>
               </w:rPr>
             </w:pPr>
-            <w:proofErr w:type="spellStart"/>
             <w:r>
               <w:rPr>
                 <w:rFonts w:asciiTheme="minorEastAsia" w:eastAsiaTheme="minorEastAsia" w:hAnsiTheme="minorEastAsia" w:hint="eastAsia"/>
@@ -25102,7 +24873,6 @@
               </w:rPr>
               <w:t>employee</w:t>
             </w:r>
-            <w:proofErr w:type="spellEnd"/>
           </w:p>
         </w:tc>
       </w:tr>
@@ -25203,7 +24973,6 @@
                 <w:rFonts w:asciiTheme="minorEastAsia" w:eastAsiaTheme="minorEastAsia" w:hAnsiTheme="minorEastAsia" w:hint="eastAsia"/>
               </w:rPr>
             </w:pPr>
-            <w:proofErr w:type="spellStart"/>
             <w:r>
               <w:rPr>
                 <w:rFonts w:asciiTheme="minorEastAsia" w:eastAsiaTheme="minorEastAsia" w:hAnsiTheme="minorEastAsia" w:hint="eastAsia"/>
@@ -25216,7 +24985,6 @@
               </w:rPr>
               <w:t>_id</w:t>
             </w:r>
-            <w:proofErr w:type="spellEnd"/>
           </w:p>
         </w:tc>
         <w:tc>
@@ -25486,7 +25254,6 @@
                 <w:rFonts w:asciiTheme="minorEastAsia" w:eastAsiaTheme="minorEastAsia" w:hAnsiTheme="minorEastAsia" w:hint="eastAsia"/>
               </w:rPr>
             </w:pPr>
-            <w:proofErr w:type="spellStart"/>
             <w:r>
               <w:rPr>
                 <w:rFonts w:asciiTheme="minorEastAsia" w:eastAsiaTheme="minorEastAsia" w:hAnsiTheme="minorEastAsia" w:hint="eastAsia"/>
@@ -25499,7 +25266,6 @@
               </w:rPr>
               <w:t>_id</w:t>
             </w:r>
-            <w:proofErr w:type="spellEnd"/>
           </w:p>
         </w:tc>
         <w:tc>
@@ -25605,14 +25371,12 @@
                 <w:rFonts w:asciiTheme="minorEastAsia" w:eastAsiaTheme="minorEastAsia" w:hAnsiTheme="minorEastAsia" w:hint="eastAsia"/>
               </w:rPr>
             </w:pPr>
-            <w:proofErr w:type="spellStart"/>
             <w:r>
               <w:rPr>
                 <w:rFonts w:asciiTheme="minorEastAsia" w:eastAsiaTheme="minorEastAsia" w:hAnsiTheme="minorEastAsia" w:hint="eastAsia"/>
               </w:rPr>
               <w:t>emp_no</w:t>
             </w:r>
-            <w:proofErr w:type="spellEnd"/>
           </w:p>
         </w:tc>
         <w:tc>
@@ -25783,16 +25547,8 @@
               <w:rPr>
                 <w:rFonts w:asciiTheme="minorEastAsia" w:eastAsiaTheme="minorEastAsia" w:hAnsiTheme="minorEastAsia" w:hint="eastAsia"/>
               </w:rPr>
-              <w:t>[参]</w:t>
-            </w:r>
-            <w:proofErr w:type="spellStart"/>
-            <w:r>
-              <w:rPr>
-                <w:rFonts w:asciiTheme="minorEastAsia" w:eastAsiaTheme="minorEastAsia" w:hAnsiTheme="minorEastAsia" w:hint="eastAsia"/>
-              </w:rPr>
-              <w:t>EmployeePosition</w:t>
-            </w:r>
-            <w:proofErr w:type="spellEnd"/>
+              <w:t>[参]EmployeePosition</w:t>
+            </w:r>
           </w:p>
         </w:tc>
       </w:tr>
@@ -25913,14 +25669,12 @@
                 <w:rFonts w:asciiTheme="minorEastAsia" w:eastAsiaTheme="minorEastAsia" w:hAnsiTheme="minorEastAsia" w:hint="eastAsia"/>
               </w:rPr>
             </w:pPr>
-            <w:proofErr w:type="spellStart"/>
             <w:r>
               <w:rPr>
                 <w:rFonts w:asciiTheme="minorEastAsia" w:eastAsiaTheme="minorEastAsia" w:hAnsiTheme="minorEastAsia" w:hint="eastAsia"/>
               </w:rPr>
               <w:t>business_range</w:t>
             </w:r>
-            <w:proofErr w:type="spellEnd"/>
           </w:p>
         </w:tc>
         <w:tc>
@@ -25998,16 +25752,8 @@
               <w:rPr>
                 <w:rFonts w:asciiTheme="minorEastAsia" w:eastAsiaTheme="minorEastAsia" w:hAnsiTheme="minorEastAsia" w:hint="eastAsia"/>
               </w:rPr>
-              <w:t>[参]</w:t>
-            </w:r>
-            <w:proofErr w:type="spellStart"/>
-            <w:r>
-              <w:rPr>
-                <w:rFonts w:asciiTheme="minorEastAsia" w:eastAsiaTheme="minorEastAsia" w:hAnsiTheme="minorEastAsia" w:hint="eastAsia"/>
-              </w:rPr>
-              <w:t>BusinessRange</w:t>
-            </w:r>
-            <w:proofErr w:type="spellEnd"/>
+              <w:t>[参]BusinessRange</w:t>
+            </w:r>
           </w:p>
         </w:tc>
       </w:tr>
@@ -26022,7 +25768,6 @@
                 <w:rFonts w:asciiTheme="minorEastAsia" w:eastAsiaTheme="minorEastAsia" w:hAnsiTheme="minorEastAsia" w:hint="eastAsia"/>
               </w:rPr>
             </w:pPr>
-            <w:proofErr w:type="spellStart"/>
             <w:r>
               <w:rPr>
                 <w:rFonts w:asciiTheme="minorEastAsia" w:eastAsiaTheme="minorEastAsia" w:hAnsiTheme="minorEastAsia" w:hint="eastAsia"/>
@@ -26035,7 +25780,6 @@
               </w:rPr>
               <w:t>abbr</w:t>
             </w:r>
-            <w:proofErr w:type="spellEnd"/>
           </w:p>
         </w:tc>
         <w:tc>
@@ -26123,14 +25867,12 @@
                 <w:rFonts w:asciiTheme="minorEastAsia" w:eastAsiaTheme="minorEastAsia" w:hAnsiTheme="minorEastAsia" w:hint="eastAsia"/>
               </w:rPr>
             </w:pPr>
-            <w:proofErr w:type="spellStart"/>
             <w:r>
               <w:rPr>
                 <w:rFonts w:asciiTheme="minorEastAsia" w:eastAsiaTheme="minorEastAsia" w:hAnsiTheme="minorEastAsia" w:hint="eastAsia"/>
               </w:rPr>
               <w:t>sign_image</w:t>
             </w:r>
-            <w:proofErr w:type="spellEnd"/>
           </w:p>
         </w:tc>
         <w:tc>
@@ -26236,14 +25978,12 @@
                 <w:rFonts w:asciiTheme="minorEastAsia" w:eastAsiaTheme="minorEastAsia" w:hAnsiTheme="minorEastAsia" w:hint="eastAsia"/>
               </w:rPr>
             </w:pPr>
-            <w:proofErr w:type="spellStart"/>
             <w:r>
               <w:rPr>
                 <w:rFonts w:asciiTheme="minorEastAsia" w:eastAsiaTheme="minorEastAsia" w:hAnsiTheme="minorEastAsia" w:hint="eastAsia"/>
               </w:rPr>
               <w:t>dept_id</w:t>
             </w:r>
-            <w:proofErr w:type="spellEnd"/>
           </w:p>
         </w:tc>
         <w:tc>
@@ -26337,14 +26077,12 @@
                 <w:rFonts w:asciiTheme="minorEastAsia" w:eastAsiaTheme="minorEastAsia" w:hAnsiTheme="minorEastAsia" w:hint="eastAsia"/>
               </w:rPr>
             </w:pPr>
-            <w:proofErr w:type="spellStart"/>
             <w:r>
               <w:rPr>
                 <w:rFonts w:asciiTheme="minorEastAsia" w:eastAsiaTheme="minorEastAsia" w:hAnsiTheme="minorEastAsia" w:hint="eastAsia"/>
               </w:rPr>
               <w:t>group_id</w:t>
             </w:r>
-            <w:proofErr w:type="spellEnd"/>
           </w:p>
         </w:tc>
         <w:tc>
@@ -26438,14 +26176,12 @@
                 <w:rFonts w:asciiTheme="minorEastAsia" w:eastAsiaTheme="minorEastAsia" w:hAnsiTheme="minorEastAsia" w:hint="eastAsia"/>
               </w:rPr>
             </w:pPr>
-            <w:proofErr w:type="spellStart"/>
             <w:r>
               <w:rPr>
                 <w:rFonts w:asciiTheme="minorEastAsia" w:eastAsiaTheme="minorEastAsia" w:hAnsiTheme="minorEastAsia" w:hint="eastAsia"/>
               </w:rPr>
               <w:t>is_enabled</w:t>
             </w:r>
-            <w:proofErr w:type="spellEnd"/>
           </w:p>
         </w:tc>
         <w:tc>
@@ -26545,14 +26281,12 @@
                 <w:rFonts w:asciiTheme="minorEastAsia" w:eastAsiaTheme="minorEastAsia" w:hAnsiTheme="minorEastAsia" w:hint="eastAsia"/>
               </w:rPr>
             </w:pPr>
-            <w:proofErr w:type="spellStart"/>
             <w:r>
               <w:rPr>
                 <w:rFonts w:asciiTheme="minorEastAsia" w:eastAsiaTheme="minorEastAsia" w:hAnsiTheme="minorEastAsia" w:hint="eastAsia"/>
               </w:rPr>
               <w:t>created_by</w:t>
             </w:r>
-            <w:proofErr w:type="spellEnd"/>
           </w:p>
         </w:tc>
         <w:tc>
@@ -26646,14 +26380,12 @@
                 <w:rFonts w:asciiTheme="minorEastAsia" w:eastAsiaTheme="minorEastAsia" w:hAnsiTheme="minorEastAsia" w:hint="eastAsia"/>
               </w:rPr>
             </w:pPr>
-            <w:proofErr w:type="spellStart"/>
             <w:r>
               <w:rPr>
                 <w:rFonts w:asciiTheme="minorEastAsia" w:eastAsiaTheme="minorEastAsia" w:hAnsiTheme="minorEastAsia" w:hint="eastAsia"/>
               </w:rPr>
               <w:t>created_at</w:t>
             </w:r>
-            <w:proofErr w:type="spellEnd"/>
           </w:p>
         </w:tc>
         <w:tc>
@@ -26753,14 +26485,12 @@
                 <w:rFonts w:asciiTheme="minorEastAsia" w:eastAsiaTheme="minorEastAsia" w:hAnsiTheme="minorEastAsia" w:hint="eastAsia"/>
               </w:rPr>
             </w:pPr>
-            <w:proofErr w:type="spellStart"/>
             <w:r>
               <w:rPr>
                 <w:rFonts w:asciiTheme="minorEastAsia" w:eastAsiaTheme="minorEastAsia" w:hAnsiTheme="minorEastAsia" w:hint="eastAsia"/>
               </w:rPr>
               <w:t>updated_by</w:t>
             </w:r>
-            <w:proofErr w:type="spellEnd"/>
           </w:p>
         </w:tc>
         <w:tc>
@@ -26854,14 +26584,12 @@
                 <w:rFonts w:asciiTheme="minorEastAsia" w:eastAsiaTheme="minorEastAsia" w:hAnsiTheme="minorEastAsia" w:hint="eastAsia"/>
               </w:rPr>
             </w:pPr>
-            <w:proofErr w:type="spellStart"/>
             <w:r>
               <w:rPr>
                 <w:rFonts w:asciiTheme="minorEastAsia" w:eastAsiaTheme="minorEastAsia" w:hAnsiTheme="minorEastAsia" w:hint="eastAsia"/>
               </w:rPr>
               <w:t>updated_at</w:t>
             </w:r>
-            <w:proofErr w:type="spellEnd"/>
           </w:p>
         </w:tc>
         <w:tc>
@@ -26962,7 +26690,6 @@
           <w:rFonts w:asciiTheme="minorEastAsia" w:eastAsiaTheme="minorEastAsia" w:hAnsiTheme="minorEastAsia" w:hint="eastAsia"/>
         </w:rPr>
       </w:pPr>
-      <w:proofErr w:type="spellStart"/>
       <w:r>
         <w:rPr>
           <w:rFonts w:asciiTheme="minorEastAsia" w:eastAsiaTheme="minorEastAsia" w:hAnsiTheme="minorEastAsia"/>
@@ -26975,7 +26702,6 @@
         </w:rPr>
         <w:t>dept</w:t>
       </w:r>
-      <w:proofErr w:type="spellEnd"/>
     </w:p>
     <w:tbl>
       <w:tblPr>
@@ -27028,7 +26754,6 @@
                 <w:rFonts w:asciiTheme="minorEastAsia" w:eastAsiaTheme="minorEastAsia" w:hAnsiTheme="minorEastAsia" w:hint="eastAsia"/>
               </w:rPr>
             </w:pPr>
-            <w:proofErr w:type="spellStart"/>
             <w:r>
               <w:rPr>
                 <w:rFonts w:asciiTheme="minorEastAsia" w:eastAsiaTheme="minorEastAsia" w:hAnsiTheme="minorEastAsia" w:hint="eastAsia"/>
@@ -27053,7 +26778,6 @@
               </w:rPr>
               <w:t>dept</w:t>
             </w:r>
-            <w:proofErr w:type="spellEnd"/>
           </w:p>
         </w:tc>
       </w:tr>
@@ -27148,7 +26872,6 @@
                 <w:rFonts w:asciiTheme="minorEastAsia" w:eastAsiaTheme="minorEastAsia" w:hAnsiTheme="minorEastAsia" w:hint="eastAsia"/>
               </w:rPr>
             </w:pPr>
-            <w:proofErr w:type="spellStart"/>
             <w:r>
               <w:rPr>
                 <w:rFonts w:asciiTheme="minorEastAsia" w:eastAsiaTheme="minorEastAsia" w:hAnsiTheme="minorEastAsia" w:hint="eastAsia"/>
@@ -27161,7 +26884,6 @@
               </w:rPr>
               <w:t>_id</w:t>
             </w:r>
-            <w:proofErr w:type="spellEnd"/>
           </w:p>
         </w:tc>
         <w:tc>
@@ -27431,7 +27153,6 @@
                 <w:rFonts w:asciiTheme="minorEastAsia" w:eastAsiaTheme="minorEastAsia" w:hAnsiTheme="minorEastAsia" w:hint="eastAsia"/>
               </w:rPr>
             </w:pPr>
-            <w:proofErr w:type="spellStart"/>
             <w:r>
               <w:rPr>
                 <w:rFonts w:asciiTheme="minorEastAsia" w:eastAsiaTheme="minorEastAsia" w:hAnsiTheme="minorEastAsia" w:hint="eastAsia"/>
@@ -27444,7 +27165,6 @@
               </w:rPr>
               <w:t>_id</w:t>
             </w:r>
-            <w:proofErr w:type="spellEnd"/>
           </w:p>
         </w:tc>
         <w:tc>
@@ -27550,14 +27270,12 @@
                 <w:rFonts w:asciiTheme="minorEastAsia" w:eastAsiaTheme="minorEastAsia" w:hAnsiTheme="minorEastAsia" w:hint="eastAsia"/>
               </w:rPr>
             </w:pPr>
-            <w:proofErr w:type="spellStart"/>
             <w:r>
               <w:rPr>
                 <w:rFonts w:asciiTheme="minorEastAsia" w:eastAsiaTheme="minorEastAsia" w:hAnsiTheme="minorEastAsia" w:hint="eastAsia"/>
               </w:rPr>
               <w:t>dept_no</w:t>
             </w:r>
-            <w:proofErr w:type="spellEnd"/>
           </w:p>
         </w:tc>
         <w:tc>
@@ -27645,7 +27363,6 @@
                 <w:rFonts w:asciiTheme="minorEastAsia" w:eastAsiaTheme="minorEastAsia" w:hAnsiTheme="minorEastAsia" w:hint="eastAsia"/>
               </w:rPr>
             </w:pPr>
-            <w:proofErr w:type="spellStart"/>
             <w:r>
               <w:rPr>
                 <w:rFonts w:asciiTheme="minorEastAsia" w:eastAsiaTheme="minorEastAsia" w:hAnsiTheme="minorEastAsia" w:hint="eastAsia"/>
@@ -27658,7 +27375,6 @@
               </w:rPr>
               <w:t>ame</w:t>
             </w:r>
-            <w:proofErr w:type="spellEnd"/>
           </w:p>
         </w:tc>
         <w:tc>
@@ -27752,14 +27468,12 @@
                 <w:rFonts w:asciiTheme="minorEastAsia" w:eastAsiaTheme="minorEastAsia" w:hAnsiTheme="minorEastAsia" w:hint="eastAsia"/>
               </w:rPr>
             </w:pPr>
-            <w:proofErr w:type="spellStart"/>
             <w:r>
               <w:rPr>
                 <w:rFonts w:asciiTheme="minorEastAsia" w:eastAsiaTheme="minorEastAsia" w:hAnsiTheme="minorEastAsia" w:hint="eastAsia"/>
               </w:rPr>
               <w:t>parent_id</w:t>
             </w:r>
-            <w:proofErr w:type="spellEnd"/>
           </w:p>
         </w:tc>
         <w:tc>
@@ -27859,14 +27573,12 @@
                 <w:rFonts w:asciiTheme="minorEastAsia" w:eastAsiaTheme="minorEastAsia" w:hAnsiTheme="minorEastAsia" w:hint="eastAsia"/>
               </w:rPr>
             </w:pPr>
-            <w:proofErr w:type="spellStart"/>
             <w:r>
               <w:rPr>
                 <w:rFonts w:asciiTheme="minorEastAsia" w:eastAsiaTheme="minorEastAsia" w:hAnsiTheme="minorEastAsia" w:hint="eastAsia"/>
               </w:rPr>
               <w:t>is_enabled</w:t>
             </w:r>
-            <w:proofErr w:type="spellEnd"/>
           </w:p>
         </w:tc>
         <w:tc>
@@ -27966,14 +27678,12 @@
                 <w:rFonts w:asciiTheme="minorEastAsia" w:eastAsiaTheme="minorEastAsia" w:hAnsiTheme="minorEastAsia" w:hint="eastAsia"/>
               </w:rPr>
             </w:pPr>
-            <w:proofErr w:type="spellStart"/>
             <w:r>
               <w:rPr>
                 <w:rFonts w:asciiTheme="minorEastAsia" w:eastAsiaTheme="minorEastAsia" w:hAnsiTheme="minorEastAsia" w:hint="eastAsia"/>
               </w:rPr>
               <w:t>created_by</w:t>
             </w:r>
-            <w:proofErr w:type="spellEnd"/>
           </w:p>
         </w:tc>
         <w:tc>
@@ -28067,14 +27777,12 @@
                 <w:rFonts w:asciiTheme="minorEastAsia" w:eastAsiaTheme="minorEastAsia" w:hAnsiTheme="minorEastAsia" w:hint="eastAsia"/>
               </w:rPr>
             </w:pPr>
-            <w:proofErr w:type="spellStart"/>
             <w:r>
               <w:rPr>
                 <w:rFonts w:asciiTheme="minorEastAsia" w:eastAsiaTheme="minorEastAsia" w:hAnsiTheme="minorEastAsia" w:hint="eastAsia"/>
               </w:rPr>
               <w:t>created_at</w:t>
             </w:r>
-            <w:proofErr w:type="spellEnd"/>
           </w:p>
         </w:tc>
         <w:tc>
@@ -28174,14 +27882,12 @@
                 <w:rFonts w:asciiTheme="minorEastAsia" w:eastAsiaTheme="minorEastAsia" w:hAnsiTheme="minorEastAsia" w:hint="eastAsia"/>
               </w:rPr>
             </w:pPr>
-            <w:proofErr w:type="spellStart"/>
             <w:r>
               <w:rPr>
                 <w:rFonts w:asciiTheme="minorEastAsia" w:eastAsiaTheme="minorEastAsia" w:hAnsiTheme="minorEastAsia" w:hint="eastAsia"/>
               </w:rPr>
               <w:t>updated_by</w:t>
             </w:r>
-            <w:proofErr w:type="spellEnd"/>
           </w:p>
         </w:tc>
         <w:tc>
@@ -28275,14 +27981,12 @@
                 <w:rFonts w:asciiTheme="minorEastAsia" w:eastAsiaTheme="minorEastAsia" w:hAnsiTheme="minorEastAsia" w:hint="eastAsia"/>
               </w:rPr>
             </w:pPr>
-            <w:proofErr w:type="spellStart"/>
             <w:r>
               <w:rPr>
                 <w:rFonts w:asciiTheme="minorEastAsia" w:eastAsiaTheme="minorEastAsia" w:hAnsiTheme="minorEastAsia" w:hint="eastAsia"/>
               </w:rPr>
               <w:t>updated_at</w:t>
             </w:r>
-            <w:proofErr w:type="spellEnd"/>
           </w:p>
         </w:tc>
         <w:tc>
@@ -28383,7 +28087,6 @@
           <w:rFonts w:asciiTheme="minorEastAsia" w:eastAsiaTheme="minorEastAsia" w:hAnsiTheme="minorEastAsia" w:hint="eastAsia"/>
         </w:rPr>
       </w:pPr>
-      <w:proofErr w:type="spellStart"/>
       <w:r>
         <w:rPr>
           <w:rFonts w:asciiTheme="minorEastAsia" w:eastAsiaTheme="minorEastAsia" w:hAnsiTheme="minorEastAsia"/>
@@ -28396,7 +28099,6 @@
         </w:rPr>
         <w:t>lookup</w:t>
       </w:r>
-      <w:proofErr w:type="spellEnd"/>
     </w:p>
     <w:tbl>
       <w:tblPr>
@@ -28449,7 +28151,6 @@
                 <w:rFonts w:asciiTheme="minorEastAsia" w:eastAsiaTheme="minorEastAsia" w:hAnsiTheme="minorEastAsia" w:hint="eastAsia"/>
               </w:rPr>
             </w:pPr>
-            <w:proofErr w:type="spellStart"/>
             <w:r>
               <w:rPr>
                 <w:rFonts w:asciiTheme="minorEastAsia" w:eastAsiaTheme="minorEastAsia" w:hAnsiTheme="minorEastAsia" w:hint="eastAsia"/>
@@ -28474,7 +28175,6 @@
               </w:rPr>
               <w:t>lookup</w:t>
             </w:r>
-            <w:proofErr w:type="spellEnd"/>
           </w:p>
         </w:tc>
       </w:tr>
@@ -28581,7 +28281,6 @@
                 <w:rFonts w:asciiTheme="minorEastAsia" w:eastAsiaTheme="minorEastAsia" w:hAnsiTheme="minorEastAsia" w:hint="eastAsia"/>
               </w:rPr>
             </w:pPr>
-            <w:proofErr w:type="spellStart"/>
             <w:r>
               <w:rPr>
                 <w:rFonts w:asciiTheme="minorEastAsia" w:eastAsiaTheme="minorEastAsia" w:hAnsiTheme="minorEastAsia" w:hint="eastAsia"/>
@@ -28594,7 +28293,6 @@
               </w:rPr>
               <w:t>_id</w:t>
             </w:r>
-            <w:proofErr w:type="spellEnd"/>
           </w:p>
         </w:tc>
         <w:tc>
@@ -28864,14 +28562,12 @@
                 <w:rFonts w:asciiTheme="minorEastAsia" w:eastAsiaTheme="minorEastAsia" w:hAnsiTheme="minorEastAsia" w:hint="eastAsia"/>
               </w:rPr>
             </w:pPr>
-            <w:proofErr w:type="spellStart"/>
             <w:r>
               <w:rPr>
                 <w:rFonts w:asciiTheme="minorEastAsia" w:eastAsiaTheme="minorEastAsia" w:hAnsiTheme="minorEastAsia" w:hint="eastAsia"/>
               </w:rPr>
               <w:t>lookup_id</w:t>
             </w:r>
-            <w:proofErr w:type="spellEnd"/>
           </w:p>
         </w:tc>
         <w:tc>
@@ -28965,14 +28661,12 @@
                 <w:rFonts w:asciiTheme="minorEastAsia" w:eastAsiaTheme="minorEastAsia" w:hAnsiTheme="minorEastAsia" w:hint="eastAsia"/>
               </w:rPr>
             </w:pPr>
-            <w:proofErr w:type="spellStart"/>
             <w:r>
               <w:rPr>
                 <w:rFonts w:asciiTheme="minorEastAsia" w:eastAsiaTheme="minorEastAsia" w:hAnsiTheme="minorEastAsia" w:hint="eastAsia"/>
               </w:rPr>
               <w:t>lookup_name</w:t>
             </w:r>
-            <w:proofErr w:type="spellEnd"/>
           </w:p>
         </w:tc>
         <w:tc>
@@ -29153,14 +28847,12 @@
                 <w:rFonts w:asciiTheme="minorEastAsia" w:eastAsiaTheme="minorEastAsia" w:hAnsiTheme="minorEastAsia" w:hint="eastAsia"/>
               </w:rPr>
             </w:pPr>
-            <w:proofErr w:type="spellStart"/>
             <w:r>
               <w:rPr>
                 <w:rFonts w:asciiTheme="minorEastAsia" w:eastAsiaTheme="minorEastAsia" w:hAnsiTheme="minorEastAsia" w:hint="eastAsia"/>
               </w:rPr>
               <w:t>parent_id</w:t>
             </w:r>
-            <w:proofErr w:type="spellEnd"/>
           </w:p>
         </w:tc>
         <w:tc>
@@ -29254,14 +28946,12 @@
                 <w:rFonts w:asciiTheme="minorEastAsia" w:eastAsiaTheme="minorEastAsia" w:hAnsiTheme="minorEastAsia" w:hint="eastAsia"/>
               </w:rPr>
             </w:pPr>
-            <w:proofErr w:type="spellStart"/>
             <w:r>
               <w:rPr>
                 <w:rFonts w:asciiTheme="minorEastAsia" w:eastAsiaTheme="minorEastAsia" w:hAnsiTheme="minorEastAsia" w:hint="eastAsia"/>
               </w:rPr>
               <w:t>is_enabled</w:t>
             </w:r>
-            <w:proofErr w:type="spellEnd"/>
           </w:p>
         </w:tc>
         <w:tc>
@@ -29361,14 +29051,12 @@
                 <w:rFonts w:asciiTheme="minorEastAsia" w:eastAsiaTheme="minorEastAsia" w:hAnsiTheme="minorEastAsia" w:hint="eastAsia"/>
               </w:rPr>
             </w:pPr>
-            <w:proofErr w:type="spellStart"/>
             <w:r>
               <w:rPr>
                 <w:rFonts w:asciiTheme="minorEastAsia" w:eastAsiaTheme="minorEastAsia" w:hAnsiTheme="minorEastAsia" w:hint="eastAsia"/>
               </w:rPr>
               <w:t>created_by</w:t>
             </w:r>
-            <w:proofErr w:type="spellEnd"/>
           </w:p>
         </w:tc>
         <w:tc>
@@ -29462,14 +29150,12 @@
                 <w:rFonts w:asciiTheme="minorEastAsia" w:eastAsiaTheme="minorEastAsia" w:hAnsiTheme="minorEastAsia" w:hint="eastAsia"/>
               </w:rPr>
             </w:pPr>
-            <w:proofErr w:type="spellStart"/>
             <w:r>
               <w:rPr>
                 <w:rFonts w:asciiTheme="minorEastAsia" w:eastAsiaTheme="minorEastAsia" w:hAnsiTheme="minorEastAsia" w:hint="eastAsia"/>
               </w:rPr>
               <w:t>created_at</w:t>
             </w:r>
-            <w:proofErr w:type="spellEnd"/>
           </w:p>
         </w:tc>
         <w:tc>
@@ -29569,14 +29255,12 @@
                 <w:rFonts w:asciiTheme="minorEastAsia" w:eastAsiaTheme="minorEastAsia" w:hAnsiTheme="minorEastAsia" w:hint="eastAsia"/>
               </w:rPr>
             </w:pPr>
-            <w:proofErr w:type="spellStart"/>
             <w:r>
               <w:rPr>
                 <w:rFonts w:asciiTheme="minorEastAsia" w:eastAsiaTheme="minorEastAsia" w:hAnsiTheme="minorEastAsia" w:hint="eastAsia"/>
               </w:rPr>
               <w:t>updated_by</w:t>
             </w:r>
-            <w:proofErr w:type="spellEnd"/>
           </w:p>
         </w:tc>
         <w:tc>
@@ -29670,14 +29354,12 @@
                 <w:rFonts w:asciiTheme="minorEastAsia" w:eastAsiaTheme="minorEastAsia" w:hAnsiTheme="minorEastAsia" w:hint="eastAsia"/>
               </w:rPr>
             </w:pPr>
-            <w:proofErr w:type="spellStart"/>
             <w:r>
               <w:rPr>
                 <w:rFonts w:asciiTheme="minorEastAsia" w:eastAsiaTheme="minorEastAsia" w:hAnsiTheme="minorEastAsia" w:hint="eastAsia"/>
               </w:rPr>
               <w:t>updated_at</w:t>
             </w:r>
-            <w:proofErr w:type="spellEnd"/>
           </w:p>
         </w:tc>
         <w:tc>
@@ -29778,7 +29460,6 @@
           <w:rFonts w:asciiTheme="minorEastAsia" w:eastAsiaTheme="minorEastAsia" w:hAnsiTheme="minorEastAsia" w:hint="eastAsia"/>
         </w:rPr>
       </w:pPr>
-      <w:proofErr w:type="spellStart"/>
       <w:r>
         <w:rPr>
           <w:rFonts w:asciiTheme="minorEastAsia" w:eastAsiaTheme="minorEastAsia" w:hAnsiTheme="minorEastAsia"/>
@@ -29797,7 +29478,6 @@
         </w:rPr>
         <w:t>_value</w:t>
       </w:r>
-      <w:proofErr w:type="spellEnd"/>
     </w:p>
     <w:tbl>
       <w:tblPr>
@@ -29850,7 +29530,6 @@
                 <w:rFonts w:asciiTheme="minorEastAsia" w:eastAsiaTheme="minorEastAsia" w:hAnsiTheme="minorEastAsia" w:hint="eastAsia"/>
               </w:rPr>
             </w:pPr>
-            <w:proofErr w:type="spellStart"/>
             <w:r>
               <w:rPr>
                 <w:rFonts w:asciiTheme="minorEastAsia" w:eastAsiaTheme="minorEastAsia" w:hAnsiTheme="minorEastAsia" w:hint="eastAsia"/>
@@ -29875,7 +29554,6 @@
               </w:rPr>
               <w:t>_value</w:t>
             </w:r>
-            <w:proofErr w:type="spellEnd"/>
           </w:p>
         </w:tc>
       </w:tr>
@@ -29990,7 +29668,6 @@
                 <w:rFonts w:asciiTheme="minorEastAsia" w:eastAsiaTheme="minorEastAsia" w:hAnsiTheme="minorEastAsia" w:hint="eastAsia"/>
               </w:rPr>
             </w:pPr>
-            <w:proofErr w:type="spellStart"/>
             <w:r>
               <w:rPr>
                 <w:rFonts w:asciiTheme="minorEastAsia" w:eastAsiaTheme="minorEastAsia" w:hAnsiTheme="minorEastAsia" w:hint="eastAsia"/>
@@ -30003,7 +29680,6 @@
               </w:rPr>
               <w:t>,lookup_value</w:t>
             </w:r>
-            <w:proofErr w:type="spellEnd"/>
           </w:p>
         </w:tc>
         <w:tc>
@@ -30273,14 +29949,12 @@
                 <w:rFonts w:asciiTheme="minorEastAsia" w:eastAsiaTheme="minorEastAsia" w:hAnsiTheme="minorEastAsia" w:hint="eastAsia"/>
               </w:rPr>
             </w:pPr>
-            <w:proofErr w:type="spellStart"/>
             <w:r>
               <w:rPr>
                 <w:rFonts w:asciiTheme="minorEastAsia" w:eastAsiaTheme="minorEastAsia" w:hAnsiTheme="minorEastAsia" w:hint="eastAsia"/>
               </w:rPr>
               <w:t>lookup_id</w:t>
             </w:r>
-            <w:proofErr w:type="spellEnd"/>
           </w:p>
         </w:tc>
         <w:tc>
@@ -30374,14 +30048,12 @@
                 <w:rFonts w:asciiTheme="minorEastAsia" w:eastAsiaTheme="minorEastAsia" w:hAnsiTheme="minorEastAsia" w:hint="eastAsia"/>
               </w:rPr>
             </w:pPr>
-            <w:proofErr w:type="spellStart"/>
             <w:r>
               <w:rPr>
                 <w:rFonts w:asciiTheme="minorEastAsia" w:eastAsiaTheme="minorEastAsia" w:hAnsiTheme="minorEastAsia" w:hint="eastAsia"/>
               </w:rPr>
               <w:t>lookup_value</w:t>
             </w:r>
-            <w:proofErr w:type="spellEnd"/>
           </w:p>
         </w:tc>
         <w:tc>
@@ -30475,7 +30147,6 @@
                 <w:rFonts w:asciiTheme="minorEastAsia" w:eastAsiaTheme="minorEastAsia" w:hAnsiTheme="minorEastAsia" w:hint="eastAsia"/>
               </w:rPr>
             </w:pPr>
-            <w:proofErr w:type="spellStart"/>
             <w:r>
               <w:rPr>
                 <w:rFonts w:asciiTheme="minorEastAsia" w:eastAsiaTheme="minorEastAsia" w:hAnsiTheme="minorEastAsia" w:hint="eastAsia"/>
@@ -30488,7 +30159,6 @@
               </w:rPr>
               <w:t>text</w:t>
             </w:r>
-            <w:proofErr w:type="spellEnd"/>
           </w:p>
         </w:tc>
         <w:tc>
@@ -30769,14 +30439,12 @@
                 <w:rFonts w:asciiTheme="minorEastAsia" w:eastAsiaTheme="minorEastAsia" w:hAnsiTheme="minorEastAsia" w:hint="eastAsia"/>
               </w:rPr>
             </w:pPr>
-            <w:proofErr w:type="spellStart"/>
             <w:r>
               <w:rPr>
                 <w:rFonts w:asciiTheme="minorEastAsia" w:eastAsiaTheme="minorEastAsia" w:hAnsiTheme="minorEastAsia" w:hint="eastAsia"/>
               </w:rPr>
               <w:t>is_enabled</w:t>
             </w:r>
-            <w:proofErr w:type="spellEnd"/>
           </w:p>
         </w:tc>
         <w:tc>
@@ -30876,14 +30544,12 @@
                 <w:rFonts w:asciiTheme="minorEastAsia" w:eastAsiaTheme="minorEastAsia" w:hAnsiTheme="minorEastAsia" w:hint="eastAsia"/>
               </w:rPr>
             </w:pPr>
-            <w:proofErr w:type="spellStart"/>
             <w:r>
               <w:rPr>
                 <w:rFonts w:asciiTheme="minorEastAsia" w:eastAsiaTheme="minorEastAsia" w:hAnsiTheme="minorEastAsia" w:hint="eastAsia"/>
               </w:rPr>
               <w:t>created_by</w:t>
             </w:r>
-            <w:proofErr w:type="spellEnd"/>
           </w:p>
         </w:tc>
         <w:tc>
@@ -30977,14 +30643,12 @@
                 <w:rFonts w:asciiTheme="minorEastAsia" w:eastAsiaTheme="minorEastAsia" w:hAnsiTheme="minorEastAsia" w:hint="eastAsia"/>
               </w:rPr>
             </w:pPr>
-            <w:proofErr w:type="spellStart"/>
             <w:r>
               <w:rPr>
                 <w:rFonts w:asciiTheme="minorEastAsia" w:eastAsiaTheme="minorEastAsia" w:hAnsiTheme="minorEastAsia" w:hint="eastAsia"/>
               </w:rPr>
               <w:t>created_at</w:t>
             </w:r>
-            <w:proofErr w:type="spellEnd"/>
           </w:p>
         </w:tc>
         <w:tc>
@@ -31084,14 +30748,12 @@
                 <w:rFonts w:asciiTheme="minorEastAsia" w:eastAsiaTheme="minorEastAsia" w:hAnsiTheme="minorEastAsia" w:hint="eastAsia"/>
               </w:rPr>
             </w:pPr>
-            <w:proofErr w:type="spellStart"/>
             <w:r>
               <w:rPr>
                 <w:rFonts w:asciiTheme="minorEastAsia" w:eastAsiaTheme="minorEastAsia" w:hAnsiTheme="minorEastAsia" w:hint="eastAsia"/>
               </w:rPr>
               <w:t>updated_by</w:t>
             </w:r>
-            <w:proofErr w:type="spellEnd"/>
           </w:p>
         </w:tc>
         <w:tc>
@@ -31185,14 +30847,12 @@
                 <w:rFonts w:asciiTheme="minorEastAsia" w:eastAsiaTheme="minorEastAsia" w:hAnsiTheme="minorEastAsia" w:hint="eastAsia"/>
               </w:rPr>
             </w:pPr>
-            <w:proofErr w:type="spellStart"/>
             <w:r>
               <w:rPr>
                 <w:rFonts w:asciiTheme="minorEastAsia" w:eastAsiaTheme="minorEastAsia" w:hAnsiTheme="minorEastAsia" w:hint="eastAsia"/>
               </w:rPr>
               <w:t>updated_at</w:t>
             </w:r>
-            <w:proofErr w:type="spellEnd"/>
           </w:p>
         </w:tc>
         <w:tc>
@@ -31293,20 +30953,18 @@
           <w:rFonts w:asciiTheme="minorEastAsia" w:eastAsiaTheme="minorEastAsia" w:hAnsiTheme="minorEastAsia" w:hint="eastAsia"/>
         </w:rPr>
       </w:pPr>
-      <w:proofErr w:type="spellStart"/>
       <w:r>
         <w:rPr>
           <w:rFonts w:asciiTheme="minorEastAsia" w:eastAsiaTheme="minorEastAsia" w:hAnsiTheme="minorEastAsia" w:hint="eastAsia"/>
         </w:rPr>
-        <w:t>mds_c</w:t>
+        <w:t>mds_</w:t>
       </w:r>
       <w:r>
         <w:rPr>
-          <w:rFonts w:asciiTheme="minorEastAsia" w:eastAsiaTheme="minorEastAsia" w:hAnsiTheme="minorEastAsia"/>
+          <w:rFonts w:asciiTheme="minorEastAsia" w:eastAsiaTheme="minorEastAsia" w:hAnsiTheme="minorEastAsia" w:hint="eastAsia"/>
         </w:rPr>
-        <w:t>luster</w:t>
+        <w:t>queue</w:t>
       </w:r>
-      <w:proofErr w:type="spellEnd"/>
     </w:p>
     <w:tbl>
       <w:tblPr>
@@ -31359,14 +31017,18 @@
                 <w:rFonts w:asciiTheme="minorEastAsia" w:eastAsiaTheme="minorEastAsia" w:hAnsiTheme="minorEastAsia" w:hint="eastAsia"/>
               </w:rPr>
             </w:pPr>
-            <w:proofErr w:type="spellStart"/>
-            <w:r>
-              <w:rPr>
-                <w:rFonts w:asciiTheme="minorEastAsia" w:eastAsiaTheme="minorEastAsia" w:hAnsiTheme="minorEastAsia" w:hint="eastAsia"/>
-              </w:rPr>
-              <w:t>mds_cluster</w:t>
-            </w:r>
-            <w:proofErr w:type="spellEnd"/>
+            <w:r>
+              <w:rPr>
+                <w:rFonts w:asciiTheme="minorEastAsia" w:eastAsiaTheme="minorEastAsia" w:hAnsiTheme="minorEastAsia" w:hint="eastAsia"/>
+              </w:rPr>
+              <w:t>mds_</w:t>
+            </w:r>
+            <w:r>
+              <w:rPr>
+                <w:rFonts w:asciiTheme="minorEastAsia" w:eastAsiaTheme="minorEastAsia" w:hAnsiTheme="minorEastAsia" w:hint="eastAsia"/>
+              </w:rPr>
+              <w:t>queue</w:t>
+            </w:r>
           </w:p>
         </w:tc>
       </w:tr>
@@ -31412,7 +31074,7 @@
               <w:rPr>
                 <w:rFonts w:asciiTheme="minorEastAsia" w:eastAsiaTheme="minorEastAsia" w:hAnsiTheme="minorEastAsia" w:hint="eastAsia"/>
               </w:rPr>
-              <w:t>集群</w:t>
+              <w:t>队列</w:t>
             </w:r>
             <w:r>
               <w:rPr>
@@ -31424,19 +31086,19 @@
               <w:rPr>
                 <w:rFonts w:asciiTheme="minorEastAsia" w:eastAsiaTheme="minorEastAsia" w:hAnsiTheme="minorEastAsia" w:hint="eastAsia"/>
               </w:rPr>
-              <w:t>消息队列</w:t>
-            </w:r>
-            <w:r>
-              <w:rPr>
-                <w:rFonts w:asciiTheme="minorEastAsia" w:eastAsiaTheme="minorEastAsia" w:hAnsiTheme="minorEastAsia" w:hint="eastAsia"/>
-              </w:rPr>
-              <w:t>的</w:t>
-            </w:r>
-            <w:r>
-              <w:rPr>
-                <w:rFonts w:asciiTheme="minorEastAsia" w:eastAsiaTheme="minorEastAsia" w:hAnsiTheme="minorEastAsia" w:hint="eastAsia"/>
-              </w:rPr>
-              <w:t>一个集群基本信息</w:t>
+              <w:t>所有的</w:t>
+            </w:r>
+            <w:r>
+              <w:rPr>
+                <w:rFonts w:asciiTheme="minorEastAsia" w:eastAsiaTheme="minorEastAsia" w:hAnsiTheme="minorEastAsia" w:hint="eastAsia"/>
+              </w:rPr>
+              <w:t>队列</w:t>
+            </w:r>
+            <w:r>
+              <w:rPr>
+                <w:rFonts w:asciiTheme="minorEastAsia" w:eastAsiaTheme="minorEastAsia" w:hAnsiTheme="minorEastAsia" w:hint="eastAsia"/>
+              </w:rPr>
+              <w:t>基本信息</w:t>
             </w:r>
           </w:p>
         </w:tc>
@@ -31479,12 +31141,11 @@
                 <w:rFonts w:asciiTheme="minorEastAsia" w:eastAsiaTheme="minorEastAsia" w:hAnsiTheme="minorEastAsia" w:hint="eastAsia"/>
               </w:rPr>
             </w:pPr>
-            <w:proofErr w:type="spellStart"/>
-            <w:r>
-              <w:rPr>
-                <w:rFonts w:asciiTheme="minorEastAsia" w:eastAsiaTheme="minorEastAsia" w:hAnsiTheme="minorEastAsia" w:hint="eastAsia"/>
-              </w:rPr>
-              <w:t>cluster</w:t>
+            <w:r>
+              <w:rPr>
+                <w:rFonts w:asciiTheme="minorEastAsia" w:eastAsiaTheme="minorEastAsia" w:hAnsiTheme="minorEastAsia" w:hint="eastAsia"/>
+              </w:rPr>
+              <w:t>queue</w:t>
             </w:r>
             <w:r>
               <w:rPr>
@@ -31492,7 +31153,6 @@
               </w:rPr>
               <w:t>_id</w:t>
             </w:r>
-            <w:proofErr w:type="spellEnd"/>
           </w:p>
         </w:tc>
         <w:tc>
@@ -31762,12 +31422,11 @@
                 <w:rFonts w:asciiTheme="minorEastAsia" w:eastAsiaTheme="minorEastAsia" w:hAnsiTheme="minorEastAsia" w:hint="eastAsia"/>
               </w:rPr>
             </w:pPr>
-            <w:proofErr w:type="spellStart"/>
-            <w:r>
-              <w:rPr>
-                <w:rFonts w:asciiTheme="minorEastAsia" w:eastAsiaTheme="minorEastAsia" w:hAnsiTheme="minorEastAsia" w:hint="eastAsia"/>
-              </w:rPr>
-              <w:t>cluster</w:t>
+            <w:r>
+              <w:rPr>
+                <w:rFonts w:asciiTheme="minorEastAsia" w:eastAsiaTheme="minorEastAsia" w:hAnsiTheme="minorEastAsia" w:hint="eastAsia"/>
+              </w:rPr>
+              <w:t>queue</w:t>
             </w:r>
             <w:r>
               <w:rPr>
@@ -31775,7 +31434,6 @@
               </w:rPr>
               <w:t>_id</w:t>
             </w:r>
-            <w:proofErr w:type="spellEnd"/>
           </w:p>
         </w:tc>
         <w:tc>
@@ -31841,7 +31499,7 @@
               <w:rPr>
                 <w:rFonts w:asciiTheme="minorEastAsia" w:eastAsiaTheme="minorEastAsia" w:hAnsiTheme="minorEastAsia" w:hint="eastAsia"/>
               </w:rPr>
-              <w:t>集群</w:t>
+              <w:t>队列</w:t>
             </w:r>
             <w:r>
               <w:rPr>
@@ -31875,20 +31533,18 @@
                 <w:rFonts w:asciiTheme="minorEastAsia" w:eastAsiaTheme="minorEastAsia" w:hAnsiTheme="minorEastAsia" w:hint="eastAsia"/>
               </w:rPr>
             </w:pPr>
-            <w:proofErr w:type="spellStart"/>
-            <w:r>
-              <w:rPr>
-                <w:rFonts w:asciiTheme="minorEastAsia" w:eastAsiaTheme="minorEastAsia" w:hAnsiTheme="minorEastAsia" w:hint="eastAsia"/>
-              </w:rPr>
-              <w:t>c</w:t>
-            </w:r>
-            <w:r>
-              <w:rPr>
-                <w:rFonts w:asciiTheme="minorEastAsia" w:eastAsiaTheme="minorEastAsia" w:hAnsiTheme="minorEastAsia" w:hint="eastAsia"/>
-              </w:rPr>
-              <w:t>luster_name</w:t>
-            </w:r>
-            <w:proofErr w:type="spellEnd"/>
+            <w:r>
+              <w:rPr>
+                <w:rFonts w:asciiTheme="minorEastAsia" w:eastAsiaTheme="minorEastAsia" w:hAnsiTheme="minorEastAsia" w:hint="eastAsia"/>
+              </w:rPr>
+              <w:t>queue</w:t>
+            </w:r>
+            <w:r>
+              <w:rPr>
+                <w:rFonts w:asciiTheme="minorEastAsia" w:eastAsiaTheme="minorEastAsia" w:hAnsiTheme="minorEastAsia" w:hint="eastAsia"/>
+              </w:rPr>
+              <w:t>_name</w:t>
+            </w:r>
           </w:p>
         </w:tc>
         <w:tc>
@@ -31948,7 +31604,13 @@
               <w:rPr>
                 <w:rFonts w:asciiTheme="minorEastAsia" w:eastAsiaTheme="minorEastAsia" w:hAnsiTheme="minorEastAsia" w:hint="eastAsia"/>
               </w:rPr>
-              <w:t>集群名称</w:t>
+              <w:t>队列</w:t>
+            </w:r>
+            <w:r>
+              <w:rPr>
+                <w:rFonts w:asciiTheme="minorEastAsia" w:eastAsiaTheme="minorEastAsia" w:hAnsiTheme="minorEastAsia" w:hint="eastAsia"/>
+              </w:rPr>
+              <w:t>名称</w:t>
             </w:r>
           </w:p>
         </w:tc>
@@ -31976,14 +31638,30 @@
                 <w:rFonts w:asciiTheme="minorEastAsia" w:eastAsiaTheme="minorEastAsia" w:hAnsiTheme="minorEastAsia" w:hint="eastAsia"/>
               </w:rPr>
             </w:pPr>
-            <w:proofErr w:type="spellStart"/>
-            <w:r>
-              <w:rPr>
-                <w:rFonts w:asciiTheme="minorEastAsia" w:eastAsiaTheme="minorEastAsia" w:hAnsiTheme="minorEastAsia" w:hint="eastAsia"/>
-              </w:rPr>
-              <w:t>url</w:t>
-            </w:r>
-            <w:proofErr w:type="spellEnd"/>
+            <w:r>
+              <w:rPr>
+                <w:rFonts w:asciiTheme="minorEastAsia" w:eastAsiaTheme="minorEastAsia" w:hAnsiTheme="minorEastAsia" w:hint="eastAsia"/>
+              </w:rPr>
+              <w:t>i</w:t>
+            </w:r>
+            <w:r>
+              <w:rPr>
+                <w:rFonts w:asciiTheme="minorEastAsia" w:eastAsiaTheme="minorEastAsia" w:hAnsiTheme="minorEastAsia"/>
+              </w:rPr>
+              <w:t>s</w:t>
+            </w:r>
+            <w:r>
+              <w:rPr>
+                <w:rFonts w:asciiTheme="minorEastAsia" w:eastAsiaTheme="minorEastAsia" w:hAnsiTheme="minorEastAsia" w:hint="eastAsia"/>
+              </w:rPr>
+              <w:t>_s</w:t>
+            </w:r>
+            <w:r>
+              <w:rPr>
+                <w:rFonts w:asciiTheme="minorEastAsia" w:eastAsiaTheme="minorEastAsia" w:hAnsiTheme="minorEastAsia"/>
+              </w:rPr>
+              <w:t>tateful</w:t>
+            </w:r>
           </w:p>
         </w:tc>
         <w:tc>
@@ -32000,19 +31678,7 @@
               <w:rPr>
                 <w:rFonts w:asciiTheme="minorEastAsia" w:eastAsiaTheme="minorEastAsia" w:hAnsiTheme="minorEastAsia" w:hint="eastAsia"/>
               </w:rPr>
-              <w:t>VARCHAR(</w:t>
-            </w:r>
-            <w:r>
-              <w:rPr>
-                <w:rFonts w:asciiTheme="minorEastAsia" w:eastAsiaTheme="minorEastAsia" w:hAnsiTheme="minorEastAsia" w:hint="eastAsia"/>
-              </w:rPr>
-              <w:t>10</w:t>
-            </w:r>
-            <w:r>
-              <w:rPr>
-                <w:rFonts w:asciiTheme="minorEastAsia" w:eastAsiaTheme="minorEastAsia" w:hAnsiTheme="minorEastAsia" w:hint="eastAsia"/>
-              </w:rPr>
-              <w:t>0)</w:t>
+              <w:t>BOOLEAN</w:t>
             </w:r>
           </w:p>
         </w:tc>
@@ -32026,6 +31692,12 @@
                 <w:rFonts w:asciiTheme="minorEastAsia" w:eastAsiaTheme="minorEastAsia" w:hAnsiTheme="minorEastAsia" w:hint="eastAsia"/>
               </w:rPr>
             </w:pPr>
+            <w:r>
+              <w:rPr>
+                <w:rFonts w:asciiTheme="minorEastAsia" w:eastAsiaTheme="minorEastAsia" w:hAnsiTheme="minorEastAsia" w:hint="eastAsia"/>
+              </w:rPr>
+              <w:t>f</w:t>
+            </w:r>
           </w:p>
         </w:tc>
         <w:tc>
@@ -32055,13 +31727,7 @@
               <w:rPr>
                 <w:rFonts w:asciiTheme="minorEastAsia" w:eastAsiaTheme="minorEastAsia" w:hAnsiTheme="minorEastAsia" w:hint="eastAsia"/>
               </w:rPr>
-              <w:t>连接</w:t>
-            </w:r>
-            <w:r>
-              <w:rPr>
-                <w:rFonts w:asciiTheme="minorEastAsia" w:eastAsiaTheme="minorEastAsia" w:hAnsiTheme="minorEastAsia"/>
-              </w:rPr>
-              <w:t>URL</w:t>
+              <w:t>是否有状态</w:t>
             </w:r>
           </w:p>
         </w:tc>
@@ -32093,7 +31759,13 @@
               <w:rPr>
                 <w:rFonts w:asciiTheme="minorEastAsia" w:eastAsiaTheme="minorEastAsia" w:hAnsiTheme="minorEastAsia" w:hint="eastAsia"/>
               </w:rPr>
-              <w:t>user</w:t>
+              <w:t>w</w:t>
+            </w:r>
+            <w:r>
+              <w:rPr>
+                <w:rFonts w:asciiTheme="minorEastAsia" w:eastAsiaTheme="minorEastAsia" w:hAnsiTheme="minorEastAsia" w:hint="eastAsia"/>
+              </w:rPr>
+              <w:t>orkload_total</w:t>
             </w:r>
           </w:p>
         </w:tc>
@@ -32111,7 +31783,13 @@
               <w:rPr>
                 <w:rFonts w:asciiTheme="minorEastAsia" w:eastAsiaTheme="minorEastAsia" w:hAnsiTheme="minorEastAsia" w:hint="eastAsia"/>
               </w:rPr>
-              <w:t>VARCHAR(100)</w:t>
+              <w:t>INT</w:t>
+            </w:r>
+            <w:r>
+              <w:rPr>
+                <w:rFonts w:asciiTheme="minorEastAsia" w:eastAsiaTheme="minorEastAsia" w:hAnsiTheme="minorEastAsia" w:hint="eastAsia"/>
+              </w:rPr>
+              <w:t>EGER</w:t>
             </w:r>
           </w:p>
         </w:tc>
@@ -32154,7 +31832,7 @@
               <w:rPr>
                 <w:rFonts w:asciiTheme="minorEastAsia" w:eastAsiaTheme="minorEastAsia" w:hAnsiTheme="minorEastAsia" w:hint="eastAsia"/>
               </w:rPr>
-              <w:t>用户名</w:t>
+              <w:t>工作负荷个数</w:t>
             </w:r>
           </w:p>
         </w:tc>
@@ -32168,6 +31846,12 @@
                 <w:rFonts w:asciiTheme="minorEastAsia" w:eastAsiaTheme="minorEastAsia" w:hAnsiTheme="minorEastAsia" w:hint="eastAsia"/>
               </w:rPr>
             </w:pPr>
+            <w:r>
+              <w:rPr>
+                <w:rFonts w:asciiTheme="minorEastAsia" w:eastAsiaTheme="minorEastAsia" w:hAnsiTheme="minorEastAsia" w:hint="eastAsia"/>
+              </w:rPr>
+              <w:t>有状态是队列个数，无状态是消费者个数</w:t>
+            </w:r>
           </w:p>
         </w:tc>
       </w:tr>
@@ -32186,7 +31870,7 @@
               <w:rPr>
                 <w:rFonts w:asciiTheme="minorEastAsia" w:eastAsiaTheme="minorEastAsia" w:hAnsiTheme="minorEastAsia" w:hint="eastAsia"/>
               </w:rPr>
-              <w:t>password</w:t>
+              <w:t>is_sac</w:t>
             </w:r>
           </w:p>
         </w:tc>
@@ -32204,19 +31888,7 @@
               <w:rPr>
                 <w:rFonts w:asciiTheme="minorEastAsia" w:eastAsiaTheme="minorEastAsia" w:hAnsiTheme="minorEastAsia" w:hint="eastAsia"/>
               </w:rPr>
-              <w:t>VARCHAR(</w:t>
-            </w:r>
-            <w:r>
-              <w:rPr>
-                <w:rFonts w:asciiTheme="minorEastAsia" w:eastAsiaTheme="minorEastAsia" w:hAnsiTheme="minorEastAsia" w:hint="eastAsia"/>
-              </w:rPr>
-              <w:t>10</w:t>
-            </w:r>
-            <w:r>
-              <w:rPr>
-                <w:rFonts w:asciiTheme="minorEastAsia" w:eastAsiaTheme="minorEastAsia" w:hAnsiTheme="minorEastAsia" w:hint="eastAsia"/>
-              </w:rPr>
-              <w:t>0)</w:t>
+              <w:t>BOOLEAN</w:t>
             </w:r>
           </w:p>
         </w:tc>
@@ -32230,6 +31902,12 @@
                 <w:rFonts w:asciiTheme="minorEastAsia" w:eastAsiaTheme="minorEastAsia" w:hAnsiTheme="minorEastAsia" w:hint="eastAsia"/>
               </w:rPr>
             </w:pPr>
+            <w:r>
+              <w:rPr>
+                <w:rFonts w:asciiTheme="minorEastAsia" w:eastAsiaTheme="minorEastAsia" w:hAnsiTheme="minorEastAsia" w:hint="eastAsia"/>
+              </w:rPr>
+              <w:t>f</w:t>
+            </w:r>
           </w:p>
         </w:tc>
         <w:tc>
@@ -32259,7 +31937,7 @@
               <w:rPr>
                 <w:rFonts w:asciiTheme="minorEastAsia" w:eastAsiaTheme="minorEastAsia" w:hAnsiTheme="minorEastAsia" w:hint="eastAsia"/>
               </w:rPr>
-              <w:t>密码</w:t>
+              <w:t>是否单一激活消费者</w:t>
             </w:r>
           </w:p>
         </w:tc>
@@ -32287,20 +31965,30 @@
                 <w:rFonts w:asciiTheme="minorEastAsia" w:eastAsiaTheme="minorEastAsia" w:hAnsiTheme="minorEastAsia" w:hint="eastAsia"/>
               </w:rPr>
             </w:pPr>
-            <w:proofErr w:type="spellStart"/>
-            <w:r>
-              <w:rPr>
-                <w:rFonts w:asciiTheme="minorEastAsia" w:eastAsiaTheme="minorEastAsia" w:hAnsiTheme="minorEastAsia" w:hint="eastAsia"/>
-              </w:rPr>
-              <w:t>b</w:t>
-            </w:r>
-            <w:r>
-              <w:rPr>
-                <w:rFonts w:asciiTheme="minorEastAsia" w:eastAsiaTheme="minorEastAsia" w:hAnsiTheme="minorEastAsia" w:hint="eastAsia"/>
-              </w:rPr>
-              <w:t>ind_type</w:t>
-            </w:r>
-            <w:proofErr w:type="spellEnd"/>
+            <w:r>
+              <w:rPr>
+                <w:rFonts w:asciiTheme="minorEastAsia" w:eastAsiaTheme="minorEastAsia" w:hAnsiTheme="minorEastAsia" w:hint="eastAsia"/>
+              </w:rPr>
+              <w:t>p</w:t>
+            </w:r>
+            <w:r>
+              <w:rPr>
+                <w:rFonts w:asciiTheme="minorEastAsia" w:eastAsiaTheme="minorEastAsia" w:hAnsiTheme="minorEastAsia"/>
+              </w:rPr>
+              <w:t>refetch</w:t>
+            </w:r>
+            <w:r>
+              <w:rPr>
+                <w:rFonts w:asciiTheme="minorEastAsia" w:eastAsiaTheme="minorEastAsia" w:hAnsiTheme="minorEastAsia" w:hint="eastAsia"/>
+              </w:rPr>
+              <w:t>_c</w:t>
+            </w:r>
+            <w:r>
+              <w:rPr>
+                <w:rFonts w:asciiTheme="minorEastAsia" w:eastAsiaTheme="minorEastAsia" w:hAnsiTheme="minorEastAsia"/>
+              </w:rPr>
+              <w:t>ount</w:t>
+            </w:r>
           </w:p>
         </w:tc>
         <w:tc>
@@ -32317,19 +32005,7 @@
               <w:rPr>
                 <w:rFonts w:asciiTheme="minorEastAsia" w:eastAsiaTheme="minorEastAsia" w:hAnsiTheme="minorEastAsia" w:hint="eastAsia"/>
               </w:rPr>
-              <w:t>VARCHAR(</w:t>
-            </w:r>
-            <w:r>
-              <w:rPr>
-                <w:rFonts w:asciiTheme="minorEastAsia" w:eastAsiaTheme="minorEastAsia" w:hAnsiTheme="minorEastAsia" w:hint="eastAsia"/>
-              </w:rPr>
-              <w:t>5</w:t>
-            </w:r>
-            <w:r>
-              <w:rPr>
-                <w:rFonts w:asciiTheme="minorEastAsia" w:eastAsiaTheme="minorEastAsia" w:hAnsiTheme="minorEastAsia" w:hint="eastAsia"/>
-              </w:rPr>
-              <w:t>0)</w:t>
+              <w:t>INTEGER</w:t>
             </w:r>
           </w:p>
         </w:tc>
@@ -32372,7 +32048,7 @@
               <w:rPr>
                 <w:rFonts w:asciiTheme="minorEastAsia" w:eastAsiaTheme="minorEastAsia" w:hAnsiTheme="minorEastAsia" w:hint="eastAsia"/>
               </w:rPr>
-              <w:t>绑定类型</w:t>
+              <w:t>预取个数</w:t>
             </w:r>
           </w:p>
         </w:tc>
@@ -32400,7 +32076,6 @@
                 <w:rFonts w:asciiTheme="minorEastAsia" w:eastAsiaTheme="minorEastAsia" w:hAnsiTheme="minorEastAsia" w:hint="eastAsia"/>
               </w:rPr>
             </w:pPr>
-            <w:proofErr w:type="spellStart"/>
             <w:r>
               <w:rPr>
                 <w:rFonts w:asciiTheme="minorEastAsia" w:eastAsiaTheme="minorEastAsia" w:hAnsiTheme="minorEastAsia" w:hint="eastAsia"/>
@@ -32417,15 +32092,14 @@
               <w:rPr>
                 <w:rFonts w:asciiTheme="minorEastAsia" w:eastAsiaTheme="minorEastAsia" w:hAnsiTheme="minorEastAsia" w:hint="eastAsia"/>
               </w:rPr>
-              <w:t>_s</w:t>
-            </w:r>
-            <w:r>
-              <w:rPr>
-                <w:rFonts w:asciiTheme="minorEastAsia" w:eastAsiaTheme="minorEastAsia" w:hAnsiTheme="minorEastAsia"/>
-              </w:rPr>
-              <w:t>tateful</w:t>
-            </w:r>
-            <w:proofErr w:type="spellEnd"/>
+              <w:t>_</w:t>
+            </w:r>
+            <w:r>
+              <w:rPr>
+                <w:rFonts w:asciiTheme="minorEastAsia" w:eastAsiaTheme="minorEastAsia" w:hAnsiTheme="minorEastAsia" w:hint="eastAsia"/>
+              </w:rPr>
+              <w:t>log_enabled</w:t>
+            </w:r>
           </w:p>
         </w:tc>
         <w:tc>
@@ -32458,22 +32132,10 @@
             </w:pPr>
             <w:r>
               <w:rPr>
-                <w:rFonts w:asciiTheme="minorEastAsia" w:eastAsiaTheme="minorEastAsia" w:hAnsiTheme="minorEastAsia"/>
-              </w:rPr>
-              <w:t>'</w:t>
-            </w:r>
-            <w:r>
-              <w:rPr>
                 <w:rFonts w:asciiTheme="minorEastAsia" w:eastAsiaTheme="minorEastAsia" w:hAnsiTheme="minorEastAsia" w:hint="eastAsia"/>
               </w:rPr>
               <w:t>f</w:t>
             </w:r>
-            <w:r>
-              <w:rPr>
-                <w:rFonts w:asciiTheme="minorEastAsia" w:eastAsiaTheme="minorEastAsia" w:hAnsiTheme="minorEastAsia"/>
-              </w:rPr>
-              <w:t>'</w:t>
-            </w:r>
           </w:p>
         </w:tc>
         <w:tc>
@@ -32503,7 +32165,13 @@
               <w:rPr>
                 <w:rFonts w:asciiTheme="minorEastAsia" w:eastAsiaTheme="minorEastAsia" w:hAnsiTheme="minorEastAsia" w:hint="eastAsia"/>
               </w:rPr>
-              <w:t>是否有状态</w:t>
+              <w:t>是否</w:t>
+            </w:r>
+            <w:r>
+              <w:rPr>
+                <w:rFonts w:asciiTheme="minorEastAsia" w:eastAsiaTheme="minorEastAsia" w:hAnsiTheme="minorEastAsia" w:hint="eastAsia"/>
+              </w:rPr>
+              <w:t>开启日志</w:t>
             </w:r>
           </w:p>
         </w:tc>
@@ -32531,32 +32199,12 @@
                 <w:rFonts w:asciiTheme="minorEastAsia" w:eastAsiaTheme="minorEastAsia" w:hAnsiTheme="minorEastAsia" w:hint="eastAsia"/>
               </w:rPr>
             </w:pPr>
-            <w:proofErr w:type="spellStart"/>
-            <w:r>
-              <w:rPr>
-                <w:rFonts w:asciiTheme="minorEastAsia" w:eastAsiaTheme="minorEastAsia" w:hAnsiTheme="minorEastAsia" w:hint="eastAsia"/>
-              </w:rPr>
-              <w:t>i</w:t>
-            </w:r>
-            <w:r>
-              <w:rPr>
-                <w:rFonts w:asciiTheme="minorEastAsia" w:eastAsiaTheme="minorEastAsia" w:hAnsiTheme="minorEastAsia"/>
-              </w:rPr>
-              <w:t>s</w:t>
-            </w:r>
-            <w:r>
-              <w:rPr>
-                <w:rFonts w:asciiTheme="minorEastAsia" w:eastAsiaTheme="minorEastAsia" w:hAnsiTheme="minorEastAsia" w:hint="eastAsia"/>
-              </w:rPr>
-              <w:t>_</w:t>
-            </w:r>
-            <w:r>
-              <w:rPr>
-                <w:rFonts w:asciiTheme="minorEastAsia" w:eastAsiaTheme="minorEastAsia" w:hAnsiTheme="minorEastAsia" w:hint="eastAsia"/>
-              </w:rPr>
-              <w:t>log_enabled</w:t>
-            </w:r>
-            <w:proofErr w:type="spellEnd"/>
+            <w:r>
+              <w:rPr>
+                <w:rFonts w:asciiTheme="minorEastAsia" w:eastAsiaTheme="minorEastAsia" w:hAnsiTheme="minorEastAsia" w:hint="eastAsia"/>
+              </w:rPr>
+              <w:t>is_enabled</w:t>
+            </w:r>
           </w:p>
         </w:tc>
         <w:tc>
@@ -32589,21 +32237,9 @@
             </w:pPr>
             <w:r>
               <w:rPr>
-                <w:rFonts w:asciiTheme="minorEastAsia" w:eastAsiaTheme="minorEastAsia" w:hAnsiTheme="minorEastAsia"/>
-              </w:rPr>
-              <w:t>'</w:t>
-            </w:r>
-            <w:r>
-              <w:rPr>
-                <w:rFonts w:asciiTheme="minorEastAsia" w:eastAsiaTheme="minorEastAsia" w:hAnsiTheme="minorEastAsia" w:hint="eastAsia"/>
-              </w:rPr>
-              <w:t>f</w:t>
-            </w:r>
-            <w:r>
-              <w:rPr>
-                <w:rFonts w:asciiTheme="minorEastAsia" w:eastAsiaTheme="minorEastAsia" w:hAnsiTheme="minorEastAsia"/>
-              </w:rPr>
-              <w:t>'</w:t>
+                <w:rFonts w:asciiTheme="minorEastAsia" w:eastAsiaTheme="minorEastAsia" w:hAnsiTheme="minorEastAsia" w:hint="eastAsia"/>
+              </w:rPr>
+              <w:t>t</w:t>
             </w:r>
           </w:p>
         </w:tc>
@@ -32618,6 +32254,12 @@
                 <w:rFonts w:asciiTheme="minorEastAsia" w:eastAsiaTheme="minorEastAsia" w:hAnsiTheme="minorEastAsia" w:hint="eastAsia"/>
               </w:rPr>
             </w:pPr>
+            <w:r>
+              <w:rPr>
+                <w:rFonts w:asciiTheme="minorEastAsia" w:eastAsiaTheme="minorEastAsia" w:hAnsiTheme="minorEastAsia" w:hint="eastAsia"/>
+              </w:rPr>
+              <w:t>N</w:t>
+            </w:r>
           </w:p>
         </w:tc>
         <w:tc>
@@ -32634,536 +32276,7 @@
               <w:rPr>
                 <w:rFonts w:asciiTheme="minorEastAsia" w:eastAsiaTheme="minorEastAsia" w:hAnsiTheme="minorEastAsia" w:hint="eastAsia"/>
               </w:rPr>
-              <w:t>是否</w:t>
-            </w:r>
-            <w:r>
-              <w:rPr>
-                <w:rFonts w:asciiTheme="minorEastAsia" w:eastAsiaTheme="minorEastAsia" w:hAnsiTheme="minorEastAsia" w:hint="eastAsia"/>
-              </w:rPr>
-              <w:t>开启日志</w:t>
-            </w:r>
-          </w:p>
-        </w:tc>
-        <w:tc>
-          <w:tcPr>
-            <w:tcW w:w="2519" w:type="dxa"/>
-          </w:tcPr>
-          <w:p>
-            <w:pPr>
-              <w:rPr>
-                <w:rFonts w:asciiTheme="minorEastAsia" w:eastAsiaTheme="minorEastAsia" w:hAnsiTheme="minorEastAsia" w:hint="eastAsia"/>
-              </w:rPr>
-            </w:pPr>
-          </w:p>
-        </w:tc>
-      </w:tr>
-      <w:tr>
-        <w:tc>
-          <w:tcPr>
-            <w:tcW w:w="1630" w:type="dxa"/>
-          </w:tcPr>
-          <w:p>
-            <w:pPr>
-              <w:rPr>
-                <w:rFonts w:asciiTheme="minorEastAsia" w:eastAsiaTheme="minorEastAsia" w:hAnsiTheme="minorEastAsia" w:hint="eastAsia"/>
-              </w:rPr>
-            </w:pPr>
-            <w:proofErr w:type="spellStart"/>
-            <w:r>
-              <w:rPr>
-                <w:rFonts w:asciiTheme="minorEastAsia" w:eastAsiaTheme="minorEastAsia" w:hAnsiTheme="minorEastAsia" w:hint="eastAsia"/>
-              </w:rPr>
-              <w:t>is_enabled</w:t>
-            </w:r>
-            <w:proofErr w:type="spellEnd"/>
-          </w:p>
-        </w:tc>
-        <w:tc>
-          <w:tcPr>
-            <w:tcW w:w="1617" w:type="dxa"/>
-          </w:tcPr>
-          <w:p>
-            <w:pPr>
-              <w:rPr>
-                <w:rFonts w:asciiTheme="minorEastAsia" w:eastAsiaTheme="minorEastAsia" w:hAnsiTheme="minorEastAsia" w:hint="eastAsia"/>
-              </w:rPr>
-            </w:pPr>
-            <w:r>
-              <w:rPr>
-                <w:rFonts w:asciiTheme="minorEastAsia" w:eastAsiaTheme="minorEastAsia" w:hAnsiTheme="minorEastAsia" w:hint="eastAsia"/>
-              </w:rPr>
-              <w:t>BOOLEAN</w:t>
-            </w:r>
-          </w:p>
-        </w:tc>
-        <w:tc>
-          <w:tcPr>
-            <w:tcW w:w="1746" w:type="dxa"/>
-          </w:tcPr>
-          <w:p>
-            <w:pPr>
-              <w:rPr>
-                <w:rFonts w:asciiTheme="minorEastAsia" w:eastAsiaTheme="minorEastAsia" w:hAnsiTheme="minorEastAsia" w:hint="eastAsia"/>
-              </w:rPr>
-            </w:pPr>
-            <w:r>
-              <w:rPr>
-                <w:rFonts w:asciiTheme="minorEastAsia" w:eastAsiaTheme="minorEastAsia" w:hAnsiTheme="minorEastAsia"/>
-              </w:rPr>
-              <w:t>'t'</w:t>
-            </w:r>
-          </w:p>
-        </w:tc>
-        <w:tc>
-          <w:tcPr>
-            <w:tcW w:w="685" w:type="dxa"/>
-          </w:tcPr>
-          <w:p>
-            <w:pPr>
-              <w:jc w:val="center"/>
-              <w:rPr>
-                <w:rFonts w:asciiTheme="minorEastAsia" w:eastAsiaTheme="minorEastAsia" w:hAnsiTheme="minorEastAsia" w:hint="eastAsia"/>
-              </w:rPr>
-            </w:pPr>
-            <w:r>
-              <w:rPr>
-                <w:rFonts w:asciiTheme="minorEastAsia" w:eastAsiaTheme="minorEastAsia" w:hAnsiTheme="minorEastAsia" w:hint="eastAsia"/>
-              </w:rPr>
-              <w:t>N</w:t>
-            </w:r>
-          </w:p>
-        </w:tc>
-        <w:tc>
-          <w:tcPr>
-            <w:tcW w:w="1863" w:type="dxa"/>
-          </w:tcPr>
-          <w:p>
-            <w:pPr>
-              <w:rPr>
-                <w:rFonts w:asciiTheme="minorEastAsia" w:eastAsiaTheme="minorEastAsia" w:hAnsiTheme="minorEastAsia" w:hint="eastAsia"/>
-              </w:rPr>
-            </w:pPr>
-            <w:r>
-              <w:rPr>
-                <w:rFonts w:asciiTheme="minorEastAsia" w:eastAsiaTheme="minorEastAsia" w:hAnsiTheme="minorEastAsia" w:hint="eastAsia"/>
-              </w:rPr>
               <w:t>是否启用</w:t>
-            </w:r>
-          </w:p>
-        </w:tc>
-        <w:tc>
-          <w:tcPr>
-            <w:tcW w:w="2519" w:type="dxa"/>
-          </w:tcPr>
-          <w:p>
-            <w:pPr>
-              <w:rPr>
-                <w:rFonts w:asciiTheme="minorEastAsia" w:eastAsiaTheme="minorEastAsia" w:hAnsiTheme="minorEastAsia" w:hint="eastAsia"/>
-              </w:rPr>
-            </w:pPr>
-          </w:p>
-        </w:tc>
-      </w:tr>
-      <w:tr>
-        <w:tc>
-          <w:tcPr>
-            <w:tcW w:w="1630" w:type="dxa"/>
-          </w:tcPr>
-          <w:p>
-            <w:pPr>
-              <w:rPr>
-                <w:rFonts w:asciiTheme="minorEastAsia" w:eastAsiaTheme="minorEastAsia" w:hAnsiTheme="minorEastAsia" w:hint="eastAsia"/>
-              </w:rPr>
-            </w:pPr>
-            <w:proofErr w:type="spellStart"/>
-            <w:r>
-              <w:rPr>
-                <w:rFonts w:asciiTheme="minorEastAsia" w:eastAsiaTheme="minorEastAsia" w:hAnsiTheme="minorEastAsia" w:hint="eastAsia"/>
-              </w:rPr>
-              <w:t>created_by</w:t>
-            </w:r>
-            <w:proofErr w:type="spellEnd"/>
-          </w:p>
-        </w:tc>
-        <w:tc>
-          <w:tcPr>
-            <w:tcW w:w="1617" w:type="dxa"/>
-          </w:tcPr>
-          <w:p>
-            <w:pPr>
-              <w:rPr>
-                <w:rFonts w:asciiTheme="minorEastAsia" w:eastAsiaTheme="minorEastAsia" w:hAnsiTheme="minorEastAsia" w:hint="eastAsia"/>
-              </w:rPr>
-            </w:pPr>
-            <w:r>
-              <w:rPr>
-                <w:rFonts w:asciiTheme="minorEastAsia" w:eastAsiaTheme="minorEastAsia" w:hAnsiTheme="minorEastAsia" w:hint="eastAsia"/>
-              </w:rPr>
-              <w:t>VARCHAR(50)</w:t>
-            </w:r>
-          </w:p>
-        </w:tc>
-        <w:tc>
-          <w:tcPr>
-            <w:tcW w:w="1746" w:type="dxa"/>
-          </w:tcPr>
-          <w:p>
-            <w:pPr>
-              <w:rPr>
-                <w:rFonts w:asciiTheme="minorEastAsia" w:eastAsiaTheme="minorEastAsia" w:hAnsiTheme="minorEastAsia" w:hint="eastAsia"/>
-              </w:rPr>
-            </w:pPr>
-          </w:p>
-        </w:tc>
-        <w:tc>
-          <w:tcPr>
-            <w:tcW w:w="685" w:type="dxa"/>
-          </w:tcPr>
-          <w:p>
-            <w:pPr>
-              <w:jc w:val="center"/>
-              <w:rPr>
-                <w:rFonts w:asciiTheme="minorEastAsia" w:eastAsiaTheme="minorEastAsia" w:hAnsiTheme="minorEastAsia" w:hint="eastAsia"/>
-              </w:rPr>
-            </w:pPr>
-            <w:r>
-              <w:rPr>
-                <w:rFonts w:asciiTheme="minorEastAsia" w:eastAsiaTheme="minorEastAsia" w:hAnsiTheme="minorEastAsia" w:hint="eastAsia"/>
-              </w:rPr>
-              <w:t>N</w:t>
-            </w:r>
-          </w:p>
-        </w:tc>
-        <w:tc>
-          <w:tcPr>
-            <w:tcW w:w="1863" w:type="dxa"/>
-          </w:tcPr>
-          <w:p>
-            <w:pPr>
-              <w:rPr>
-                <w:rFonts w:asciiTheme="minorEastAsia" w:eastAsiaTheme="minorEastAsia" w:hAnsiTheme="minorEastAsia" w:hint="eastAsia"/>
-              </w:rPr>
-            </w:pPr>
-            <w:r>
-              <w:rPr>
-                <w:rFonts w:asciiTheme="minorEastAsia" w:eastAsiaTheme="minorEastAsia" w:hAnsiTheme="minorEastAsia" w:hint="eastAsia"/>
-              </w:rPr>
-              <w:t>创建人</w:t>
-            </w:r>
-          </w:p>
-        </w:tc>
-        <w:tc>
-          <w:tcPr>
-            <w:tcW w:w="2519" w:type="dxa"/>
-          </w:tcPr>
-          <w:p>
-            <w:pPr>
-              <w:rPr>
-                <w:rFonts w:asciiTheme="minorEastAsia" w:eastAsiaTheme="minorEastAsia" w:hAnsiTheme="minorEastAsia" w:hint="eastAsia"/>
-              </w:rPr>
-            </w:pPr>
-          </w:p>
-        </w:tc>
-      </w:tr>
-      <w:tr>
-        <w:tc>
-          <w:tcPr>
-            <w:tcW w:w="1630" w:type="dxa"/>
-          </w:tcPr>
-          <w:p>
-            <w:pPr>
-              <w:rPr>
-                <w:rFonts w:asciiTheme="minorEastAsia" w:eastAsiaTheme="minorEastAsia" w:hAnsiTheme="minorEastAsia" w:hint="eastAsia"/>
-              </w:rPr>
-            </w:pPr>
-            <w:proofErr w:type="spellStart"/>
-            <w:r>
-              <w:rPr>
-                <w:rFonts w:asciiTheme="minorEastAsia" w:eastAsiaTheme="minorEastAsia" w:hAnsiTheme="minorEastAsia" w:hint="eastAsia"/>
-              </w:rPr>
-              <w:t>created_at</w:t>
-            </w:r>
-            <w:proofErr w:type="spellEnd"/>
-          </w:p>
-        </w:tc>
-        <w:tc>
-          <w:tcPr>
-            <w:tcW w:w="1617" w:type="dxa"/>
-          </w:tcPr>
-          <w:p>
-            <w:pPr>
-              <w:rPr>
-                <w:rFonts w:asciiTheme="minorEastAsia" w:eastAsiaTheme="minorEastAsia" w:hAnsiTheme="minorEastAsia" w:hint="eastAsia"/>
-              </w:rPr>
-            </w:pPr>
-            <w:r>
-              <w:rPr>
-                <w:rFonts w:asciiTheme="minorEastAsia" w:eastAsiaTheme="minorEastAsia" w:hAnsiTheme="minorEastAsia"/>
-              </w:rPr>
-              <w:t>TIMESTAMP</w:t>
-            </w:r>
-          </w:p>
-        </w:tc>
-        <w:tc>
-          <w:tcPr>
-            <w:tcW w:w="1746" w:type="dxa"/>
-          </w:tcPr>
-          <w:p>
-            <w:pPr>
-              <w:rPr>
-                <w:rFonts w:asciiTheme="minorEastAsia" w:eastAsiaTheme="minorEastAsia" w:hAnsiTheme="minorEastAsia" w:hint="eastAsia"/>
-              </w:rPr>
-            </w:pPr>
-            <w:r>
-              <w:rPr>
-                <w:rFonts w:asciiTheme="minorEastAsia" w:eastAsiaTheme="minorEastAsia" w:hAnsiTheme="minorEastAsia" w:hint="eastAsia"/>
-              </w:rPr>
-              <w:t>CURRENT_TIMESTAMP</w:t>
-            </w:r>
-          </w:p>
-        </w:tc>
-        <w:tc>
-          <w:tcPr>
-            <w:tcW w:w="685" w:type="dxa"/>
-          </w:tcPr>
-          <w:p>
-            <w:pPr>
-              <w:jc w:val="center"/>
-              <w:rPr>
-                <w:rFonts w:asciiTheme="minorEastAsia" w:eastAsiaTheme="minorEastAsia" w:hAnsiTheme="minorEastAsia" w:hint="eastAsia"/>
-              </w:rPr>
-            </w:pPr>
-            <w:r>
-              <w:rPr>
-                <w:rFonts w:asciiTheme="minorEastAsia" w:eastAsiaTheme="minorEastAsia" w:hAnsiTheme="minorEastAsia" w:hint="eastAsia"/>
-              </w:rPr>
-              <w:t>N</w:t>
-            </w:r>
-          </w:p>
-        </w:tc>
-        <w:tc>
-          <w:tcPr>
-            <w:tcW w:w="1863" w:type="dxa"/>
-          </w:tcPr>
-          <w:p>
-            <w:pPr>
-              <w:rPr>
-                <w:rFonts w:asciiTheme="minorEastAsia" w:eastAsiaTheme="minorEastAsia" w:hAnsiTheme="minorEastAsia" w:hint="eastAsia"/>
-              </w:rPr>
-            </w:pPr>
-            <w:r>
-              <w:rPr>
-                <w:rFonts w:asciiTheme="minorEastAsia" w:eastAsiaTheme="minorEastAsia" w:hAnsiTheme="minorEastAsia" w:hint="eastAsia"/>
-              </w:rPr>
-              <w:t>创建日期</w:t>
-            </w:r>
-          </w:p>
-        </w:tc>
-        <w:tc>
-          <w:tcPr>
-            <w:tcW w:w="2519" w:type="dxa"/>
-          </w:tcPr>
-          <w:p>
-            <w:pPr>
-              <w:rPr>
-                <w:rFonts w:asciiTheme="minorEastAsia" w:eastAsiaTheme="minorEastAsia" w:hAnsiTheme="minorEastAsia" w:hint="eastAsia"/>
-              </w:rPr>
-            </w:pPr>
-          </w:p>
-        </w:tc>
-      </w:tr>
-      <w:tr>
-        <w:tc>
-          <w:tcPr>
-            <w:tcW w:w="1630" w:type="dxa"/>
-          </w:tcPr>
-          <w:p>
-            <w:pPr>
-              <w:rPr>
-                <w:rFonts w:asciiTheme="minorEastAsia" w:eastAsiaTheme="minorEastAsia" w:hAnsiTheme="minorEastAsia" w:hint="eastAsia"/>
-              </w:rPr>
-            </w:pPr>
-            <w:proofErr w:type="spellStart"/>
-            <w:r>
-              <w:rPr>
-                <w:rFonts w:asciiTheme="minorEastAsia" w:eastAsiaTheme="minorEastAsia" w:hAnsiTheme="minorEastAsia" w:hint="eastAsia"/>
-              </w:rPr>
-              <w:t>updated_by</w:t>
-            </w:r>
-            <w:proofErr w:type="spellEnd"/>
-          </w:p>
-        </w:tc>
-        <w:tc>
-          <w:tcPr>
-            <w:tcW w:w="1617" w:type="dxa"/>
-          </w:tcPr>
-          <w:p>
-            <w:pPr>
-              <w:rPr>
-                <w:rFonts w:asciiTheme="minorEastAsia" w:eastAsiaTheme="minorEastAsia" w:hAnsiTheme="minorEastAsia" w:hint="eastAsia"/>
-              </w:rPr>
-            </w:pPr>
-            <w:r>
-              <w:rPr>
-                <w:rFonts w:asciiTheme="minorEastAsia" w:eastAsiaTheme="minorEastAsia" w:hAnsiTheme="minorEastAsia" w:hint="eastAsia"/>
-              </w:rPr>
-              <w:t>VARCHAR(50)</w:t>
-            </w:r>
-          </w:p>
-        </w:tc>
-        <w:tc>
-          <w:tcPr>
-            <w:tcW w:w="1746" w:type="dxa"/>
-          </w:tcPr>
-          <w:p>
-            <w:pPr>
-              <w:rPr>
-                <w:rFonts w:asciiTheme="minorEastAsia" w:eastAsiaTheme="minorEastAsia" w:hAnsiTheme="minorEastAsia" w:hint="eastAsia"/>
-              </w:rPr>
-            </w:pPr>
-          </w:p>
-        </w:tc>
-        <w:tc>
-          <w:tcPr>
-            <w:tcW w:w="685" w:type="dxa"/>
-          </w:tcPr>
-          <w:p>
-            <w:pPr>
-              <w:jc w:val="center"/>
-              <w:rPr>
-                <w:rFonts w:asciiTheme="minorEastAsia" w:eastAsiaTheme="minorEastAsia" w:hAnsiTheme="minorEastAsia" w:hint="eastAsia"/>
-              </w:rPr>
-            </w:pPr>
-            <w:r>
-              <w:rPr>
-                <w:rFonts w:asciiTheme="minorEastAsia" w:eastAsiaTheme="minorEastAsia" w:hAnsiTheme="minorEastAsia" w:hint="eastAsia"/>
-              </w:rPr>
-              <w:t>N</w:t>
-            </w:r>
-          </w:p>
-        </w:tc>
-        <w:tc>
-          <w:tcPr>
-            <w:tcW w:w="1863" w:type="dxa"/>
-          </w:tcPr>
-          <w:p>
-            <w:pPr>
-              <w:rPr>
-                <w:rFonts w:asciiTheme="minorEastAsia" w:eastAsiaTheme="minorEastAsia" w:hAnsiTheme="minorEastAsia" w:hint="eastAsia"/>
-              </w:rPr>
-            </w:pPr>
-            <w:r>
-              <w:rPr>
-                <w:rFonts w:asciiTheme="minorEastAsia" w:eastAsiaTheme="minorEastAsia" w:hAnsiTheme="minorEastAsia" w:hint="eastAsia"/>
-              </w:rPr>
-              <w:t>最后更新人</w:t>
-            </w:r>
-          </w:p>
-        </w:tc>
-        <w:tc>
-          <w:tcPr>
-            <w:tcW w:w="2519" w:type="dxa"/>
-          </w:tcPr>
-          <w:p>
-            <w:pPr>
-              <w:rPr>
-                <w:rFonts w:asciiTheme="minorEastAsia" w:eastAsiaTheme="minorEastAsia" w:hAnsiTheme="minorEastAsia" w:hint="eastAsia"/>
-              </w:rPr>
-            </w:pPr>
-          </w:p>
-        </w:tc>
-      </w:tr>
-      <w:tr>
-        <w:tc>
-          <w:tcPr>
-            <w:tcW w:w="1630" w:type="dxa"/>
-          </w:tcPr>
-          <w:p>
-            <w:pPr>
-              <w:rPr>
-                <w:rFonts w:asciiTheme="minorEastAsia" w:eastAsiaTheme="minorEastAsia" w:hAnsiTheme="minorEastAsia" w:hint="eastAsia"/>
-              </w:rPr>
-            </w:pPr>
-            <w:proofErr w:type="spellStart"/>
-            <w:r>
-              <w:rPr>
-                <w:rFonts w:asciiTheme="minorEastAsia" w:eastAsiaTheme="minorEastAsia" w:hAnsiTheme="minorEastAsia" w:hint="eastAsia"/>
-              </w:rPr>
-              <w:t>updated_at</w:t>
-            </w:r>
-            <w:proofErr w:type="spellEnd"/>
-          </w:p>
-        </w:tc>
-        <w:tc>
-          <w:tcPr>
-            <w:tcW w:w="1617" w:type="dxa"/>
-          </w:tcPr>
-          <w:p>
-            <w:pPr>
-              <w:rPr>
-                <w:rFonts w:asciiTheme="minorEastAsia" w:eastAsiaTheme="minorEastAsia" w:hAnsiTheme="minorEastAsia" w:hint="eastAsia"/>
-              </w:rPr>
-            </w:pPr>
-            <w:r>
-              <w:rPr>
-                <w:rFonts w:asciiTheme="minorEastAsia" w:eastAsiaTheme="minorEastAsia" w:hAnsiTheme="minorEastAsia"/>
-              </w:rPr>
-              <w:t>TIMESTAMP</w:t>
-            </w:r>
-          </w:p>
-        </w:tc>
-        <w:tc>
-          <w:tcPr>
-            <w:tcW w:w="1746" w:type="dxa"/>
-          </w:tcPr>
-          <w:p>
-            <w:pPr>
-              <w:rPr>
-                <w:rFonts w:asciiTheme="minorEastAsia" w:eastAsiaTheme="minorEastAsia" w:hAnsiTheme="minorEastAsia" w:hint="eastAsia"/>
-              </w:rPr>
-            </w:pPr>
-            <w:r>
-              <w:rPr>
-                <w:rFonts w:asciiTheme="minorEastAsia" w:eastAsiaTheme="minorEastAsia" w:hAnsiTheme="minorEastAsia" w:hint="eastAsia"/>
-              </w:rPr>
-              <w:t>CURRENT_TIMESTAMP</w:t>
-            </w:r>
-          </w:p>
-        </w:tc>
-        <w:tc>
-          <w:tcPr>
-            <w:tcW w:w="685" w:type="dxa"/>
-          </w:tcPr>
-          <w:p>
-            <w:pPr>
-              <w:jc w:val="center"/>
-              <w:rPr>
-                <w:rFonts w:asciiTheme="minorEastAsia" w:eastAsiaTheme="minorEastAsia" w:hAnsiTheme="minorEastAsia" w:hint="eastAsia"/>
-              </w:rPr>
-            </w:pPr>
-            <w:r>
-              <w:rPr>
-                <w:rFonts w:asciiTheme="minorEastAsia" w:eastAsiaTheme="minorEastAsia" w:hAnsiTheme="minorEastAsia" w:hint="eastAsia"/>
-              </w:rPr>
-              <w:t>N</w:t>
-            </w:r>
-          </w:p>
-        </w:tc>
-        <w:tc>
-          <w:tcPr>
-            <w:tcW w:w="1863" w:type="dxa"/>
-          </w:tcPr>
-          <w:p>
-            <w:pPr>
-              <w:rPr>
-                <w:rFonts w:asciiTheme="minorEastAsia" w:eastAsiaTheme="minorEastAsia" w:hAnsiTheme="minorEastAsia" w:hint="eastAsia"/>
-              </w:rPr>
-            </w:pPr>
-            <w:r>
-              <w:rPr>
-                <w:rFonts w:asciiTheme="minorEastAsia" w:eastAsiaTheme="minorEastAsia" w:hAnsiTheme="minorEastAsia" w:hint="eastAsia"/>
-              </w:rPr>
-              <w:t>最后更新日期</w:t>
             </w:r>
           </w:p>
         </w:tc>
@@ -33192,20 +32305,18 @@
           <w:rFonts w:asciiTheme="minorEastAsia" w:eastAsiaTheme="minorEastAsia" w:hAnsiTheme="minorEastAsia" w:hint="eastAsia"/>
         </w:rPr>
       </w:pPr>
-      <w:proofErr w:type="spellStart"/>
       <w:r>
         <w:rPr>
           <w:rFonts w:asciiTheme="minorEastAsia" w:eastAsiaTheme="minorEastAsia" w:hAnsiTheme="minorEastAsia" w:hint="eastAsia"/>
         </w:rPr>
-        <w:t>mds_bind</w:t>
+        <w:t>mds_</w:t>
       </w:r>
       <w:r>
         <w:rPr>
           <w:rFonts w:asciiTheme="minorEastAsia" w:eastAsiaTheme="minorEastAsia" w:hAnsiTheme="minorEastAsia" w:hint="eastAsia"/>
         </w:rPr>
-        <w:t>ing</w:t>
+        <w:t>exchange</w:t>
       </w:r>
-      <w:proofErr w:type="spellEnd"/>
     </w:p>
     <w:tbl>
       <w:tblPr>
@@ -33258,7 +32369,6 @@
                 <w:rFonts w:asciiTheme="minorEastAsia" w:eastAsiaTheme="minorEastAsia" w:hAnsiTheme="minorEastAsia" w:hint="eastAsia"/>
               </w:rPr>
             </w:pPr>
-            <w:proofErr w:type="spellStart"/>
             <w:r>
               <w:rPr>
                 <w:rFonts w:asciiTheme="minorEastAsia" w:eastAsiaTheme="minorEastAsia" w:hAnsiTheme="minorEastAsia" w:hint="eastAsia"/>
@@ -33269,15 +32379,14 @@
               <w:rPr>
                 <w:rFonts w:asciiTheme="minorEastAsia" w:eastAsiaTheme="minorEastAsia" w:hAnsiTheme="minorEastAsia" w:hint="eastAsia"/>
               </w:rPr>
-              <w:t>ds_bind</w:t>
-            </w:r>
-            <w:r>
-              <w:rPr>
-                <w:rFonts w:asciiTheme="minorEastAsia" w:eastAsiaTheme="minorEastAsia" w:hAnsiTheme="minorEastAsia" w:hint="eastAsia"/>
-              </w:rPr>
-              <w:t>ing</w:t>
-            </w:r>
-            <w:proofErr w:type="spellEnd"/>
+              <w:t>ds_</w:t>
+            </w:r>
+            <w:r>
+              <w:rPr>
+                <w:rFonts w:asciiTheme="minorEastAsia" w:eastAsiaTheme="minorEastAsia" w:hAnsiTheme="minorEastAsia" w:hint="eastAsia"/>
+              </w:rPr>
+              <w:t>exchange</w:t>
+            </w:r>
           </w:p>
         </w:tc>
       </w:tr>
@@ -33323,7 +32432,7 @@
               <w:rPr>
                 <w:rFonts w:asciiTheme="minorEastAsia" w:eastAsiaTheme="minorEastAsia" w:hAnsiTheme="minorEastAsia" w:hint="eastAsia"/>
               </w:rPr>
-              <w:t>绑定信息</w:t>
+              <w:t>信箱</w:t>
             </w:r>
             <w:r>
               <w:rPr>
@@ -33335,13 +32444,19 @@
               <w:rPr>
                 <w:rFonts w:asciiTheme="minorEastAsia" w:eastAsiaTheme="minorEastAsia" w:hAnsiTheme="minorEastAsia" w:hint="eastAsia"/>
               </w:rPr>
-              <w:t>消息队列</w:t>
-            </w:r>
-            <w:r>
-              <w:rPr>
-                <w:rFonts w:asciiTheme="minorEastAsia" w:eastAsiaTheme="minorEastAsia" w:hAnsiTheme="minorEastAsia" w:hint="eastAsia"/>
-              </w:rPr>
-              <w:t>每个消费者的绑定关系</w:t>
+              <w:t>每个</w:t>
+            </w:r>
+            <w:r>
+              <w:rPr>
+                <w:rFonts w:asciiTheme="minorEastAsia" w:eastAsiaTheme="minorEastAsia" w:hAnsiTheme="minorEastAsia" w:hint="eastAsia"/>
+              </w:rPr>
+              <w:t>信箱与队列的</w:t>
+            </w:r>
+            <w:r>
+              <w:rPr>
+                <w:rFonts w:asciiTheme="minorEastAsia" w:eastAsiaTheme="minorEastAsia" w:hAnsiTheme="minorEastAsia" w:hint="eastAsia"/>
+              </w:rPr>
+              <w:t>绑定关系</w:t>
             </w:r>
           </w:p>
         </w:tc>
@@ -33384,12 +32499,11 @@
                 <w:rFonts w:asciiTheme="minorEastAsia" w:eastAsiaTheme="minorEastAsia" w:hAnsiTheme="minorEastAsia" w:hint="eastAsia"/>
               </w:rPr>
             </w:pPr>
-            <w:proofErr w:type="spellStart"/>
-            <w:r>
-              <w:rPr>
-                <w:rFonts w:asciiTheme="minorEastAsia" w:eastAsiaTheme="minorEastAsia" w:hAnsiTheme="minorEastAsia" w:hint="eastAsia"/>
-              </w:rPr>
-              <w:t>binding</w:t>
+            <w:r>
+              <w:rPr>
+                <w:rFonts w:asciiTheme="minorEastAsia" w:eastAsiaTheme="minorEastAsia" w:hAnsiTheme="minorEastAsia" w:hint="eastAsia"/>
+              </w:rPr>
+              <w:t>exchange</w:t>
             </w:r>
             <w:r>
               <w:rPr>
@@ -33397,7 +32511,6 @@
               </w:rPr>
               <w:t>_id</w:t>
             </w:r>
-            <w:proofErr w:type="spellEnd"/>
           </w:p>
         </w:tc>
         <w:tc>
@@ -33667,12 +32780,11 @@
                 <w:rFonts w:asciiTheme="minorEastAsia" w:eastAsiaTheme="minorEastAsia" w:hAnsiTheme="minorEastAsia" w:hint="eastAsia"/>
               </w:rPr>
             </w:pPr>
-            <w:proofErr w:type="spellStart"/>
-            <w:r>
-              <w:rPr>
-                <w:rFonts w:asciiTheme="minorEastAsia" w:eastAsiaTheme="minorEastAsia" w:hAnsiTheme="minorEastAsia" w:hint="eastAsia"/>
-              </w:rPr>
-              <w:t>binding</w:t>
+            <w:r>
+              <w:rPr>
+                <w:rFonts w:asciiTheme="minorEastAsia" w:eastAsiaTheme="minorEastAsia" w:hAnsiTheme="minorEastAsia" w:hint="eastAsia"/>
+              </w:rPr>
+              <w:t>exchange</w:t>
             </w:r>
             <w:r>
               <w:rPr>
@@ -33680,7 +32792,6 @@
               </w:rPr>
               <w:t>_id</w:t>
             </w:r>
-            <w:proofErr w:type="spellEnd"/>
           </w:p>
         </w:tc>
         <w:tc>
@@ -33746,7 +32857,7 @@
               <w:rPr>
                 <w:rFonts w:asciiTheme="minorEastAsia" w:eastAsiaTheme="minorEastAsia" w:hAnsiTheme="minorEastAsia" w:hint="eastAsia"/>
               </w:rPr>
-              <w:t>绑定</w:t>
+              <w:t>信箱</w:t>
             </w:r>
             <w:r>
               <w:rPr>
@@ -33780,20 +32891,24 @@
                 <w:rFonts w:asciiTheme="minorEastAsia" w:eastAsiaTheme="minorEastAsia" w:hAnsiTheme="minorEastAsia" w:hint="eastAsia"/>
               </w:rPr>
             </w:pPr>
-            <w:proofErr w:type="spellStart"/>
-            <w:r>
-              <w:rPr>
-                <w:rFonts w:asciiTheme="minorEastAsia" w:eastAsiaTheme="minorEastAsia" w:hAnsiTheme="minorEastAsia" w:hint="eastAsia"/>
-              </w:rPr>
-              <w:t>cluster</w:t>
-            </w:r>
-            <w:r>
-              <w:rPr>
-                <w:rFonts w:asciiTheme="minorEastAsia" w:eastAsiaTheme="minorEastAsia" w:hAnsiTheme="minorEastAsia" w:hint="eastAsia"/>
-              </w:rPr>
-              <w:t>_id</w:t>
-            </w:r>
-            <w:proofErr w:type="spellEnd"/>
+            <w:r>
+              <w:rPr>
+                <w:rFonts w:asciiTheme="minorEastAsia" w:eastAsiaTheme="minorEastAsia" w:hAnsiTheme="minorEastAsia" w:hint="eastAsia"/>
+              </w:rPr>
+              <w:t>e</w:t>
+            </w:r>
+            <w:r>
+              <w:rPr>
+                <w:rFonts w:asciiTheme="minorEastAsia" w:eastAsiaTheme="minorEastAsia" w:hAnsiTheme="minorEastAsia" w:hint="eastAsia"/>
+              </w:rPr>
+              <w:t>xchange</w:t>
+            </w:r>
+            <w:r>
+              <w:rPr>
+                <w:rFonts w:asciiTheme="minorEastAsia" w:eastAsiaTheme="minorEastAsia" w:hAnsiTheme="minorEastAsia" w:hint="eastAsia"/>
+              </w:rPr>
+              <w:t>_name</w:t>
+            </w:r>
           </w:p>
         </w:tc>
         <w:tc>
@@ -33853,13 +32968,7 @@
               <w:rPr>
                 <w:rFonts w:asciiTheme="minorEastAsia" w:eastAsiaTheme="minorEastAsia" w:hAnsiTheme="minorEastAsia" w:hint="eastAsia"/>
               </w:rPr>
-              <w:t>集群</w:t>
-            </w:r>
-            <w:r>
-              <w:rPr>
-                <w:rFonts w:asciiTheme="minorEastAsia" w:eastAsiaTheme="minorEastAsia" w:hAnsiTheme="minorEastAsia" w:hint="eastAsia"/>
-              </w:rPr>
-              <w:t>ID</w:t>
+              <w:t>信箱</w:t>
             </w:r>
           </w:p>
         </w:tc>
@@ -33891,7 +33000,7 @@
               <w:rPr>
                 <w:rFonts w:asciiTheme="minorEastAsia" w:eastAsiaTheme="minorEastAsia" w:hAnsiTheme="minorEastAsia" w:hint="eastAsia"/>
               </w:rPr>
-              <w:t>exchange</w:t>
+              <w:t>bind_type</w:t>
             </w:r>
           </w:p>
         </w:tc>
@@ -33952,7 +33061,7 @@
               <w:rPr>
                 <w:rFonts w:asciiTheme="minorEastAsia" w:eastAsiaTheme="minorEastAsia" w:hAnsiTheme="minorEastAsia" w:hint="eastAsia"/>
               </w:rPr>
-              <w:t>信箱</w:t>
+              <w:t>绑定类型</w:t>
             </w:r>
           </w:p>
         </w:tc>
@@ -33984,7 +33093,25 @@
               <w:rPr>
                 <w:rFonts w:asciiTheme="minorEastAsia" w:eastAsiaTheme="minorEastAsia" w:hAnsiTheme="minorEastAsia" w:hint="eastAsia"/>
               </w:rPr>
-              <w:t>queue</w:t>
+              <w:t>bind</w:t>
+            </w:r>
+            <w:r>
+              <w:rPr>
+                <w:rFonts w:asciiTheme="minorEastAsia" w:eastAsiaTheme="minorEastAsia" w:hAnsiTheme="minorEastAsia" w:hint="eastAsia"/>
+              </w:rPr>
+              <w:t>ing</w:t>
+            </w:r>
+            <w:r>
+              <w:rPr>
+                <w:rFonts w:asciiTheme="minorEastAsia" w:eastAsiaTheme="minorEastAsia" w:hAnsiTheme="minorEastAsia" w:hint="eastAsia"/>
+              </w:rPr>
+              <w:t>_</w:t>
+            </w:r>
+            <w:r>
+              <w:rPr>
+                <w:rFonts w:asciiTheme="minorEastAsia" w:eastAsiaTheme="minorEastAsia" w:hAnsiTheme="minorEastAsia" w:hint="eastAsia"/>
+              </w:rPr>
+              <w:t>key</w:t>
             </w:r>
           </w:p>
         </w:tc>
@@ -34045,7 +33172,13 @@
               <w:rPr>
                 <w:rFonts w:asciiTheme="minorEastAsia" w:eastAsiaTheme="minorEastAsia" w:hAnsiTheme="minorEastAsia" w:hint="eastAsia"/>
               </w:rPr>
-              <w:t>队列</w:t>
+              <w:t>绑定</w:t>
+            </w:r>
+            <w:r>
+              <w:rPr>
+                <w:rFonts w:asciiTheme="minorEastAsia" w:eastAsiaTheme="minorEastAsia" w:hAnsiTheme="minorEastAsia" w:hint="eastAsia"/>
+              </w:rPr>
+              <w:t>KEY</w:t>
             </w:r>
           </w:p>
         </w:tc>
@@ -34073,14 +33206,12 @@
                 <w:rFonts w:asciiTheme="minorEastAsia" w:eastAsiaTheme="minorEastAsia" w:hAnsiTheme="minorEastAsia" w:hint="eastAsia"/>
               </w:rPr>
             </w:pPr>
-            <w:proofErr w:type="spellStart"/>
-            <w:r>
-              <w:rPr>
-                <w:rFonts w:asciiTheme="minorEastAsia" w:eastAsiaTheme="minorEastAsia" w:hAnsiTheme="minorEastAsia" w:hint="eastAsia"/>
-              </w:rPr>
-              <w:t>bind_type</w:t>
-            </w:r>
-            <w:proofErr w:type="spellEnd"/>
+            <w:r>
+              <w:rPr>
+                <w:rFonts w:asciiTheme="minorEastAsia" w:eastAsiaTheme="minorEastAsia" w:hAnsiTheme="minorEastAsia" w:hint="eastAsia"/>
+              </w:rPr>
+              <w:t>queue_id</w:t>
+            </w:r>
           </w:p>
         </w:tc>
         <w:tc>
@@ -34140,7 +33271,7 @@
               <w:rPr>
                 <w:rFonts w:asciiTheme="minorEastAsia" w:eastAsiaTheme="minorEastAsia" w:hAnsiTheme="minorEastAsia" w:hint="eastAsia"/>
               </w:rPr>
-              <w:t>绑定类型</w:t>
+              <w:t>队列</w:t>
             </w:r>
           </w:p>
         </w:tc>
@@ -34168,32 +33299,18 @@
                 <w:rFonts w:asciiTheme="minorEastAsia" w:eastAsiaTheme="minorEastAsia" w:hAnsiTheme="minorEastAsia" w:hint="eastAsia"/>
               </w:rPr>
             </w:pPr>
-            <w:proofErr w:type="spellStart"/>
-            <w:r>
-              <w:rPr>
-                <w:rFonts w:asciiTheme="minorEastAsia" w:eastAsiaTheme="minorEastAsia" w:hAnsiTheme="minorEastAsia" w:hint="eastAsia"/>
-              </w:rPr>
-              <w:t>bind</w:t>
-            </w:r>
-            <w:r>
-              <w:rPr>
-                <w:rFonts w:asciiTheme="minorEastAsia" w:eastAsiaTheme="minorEastAsia" w:hAnsiTheme="minorEastAsia" w:hint="eastAsia"/>
-              </w:rPr>
-              <w:t>ing</w:t>
-            </w:r>
-            <w:r>
-              <w:rPr>
-                <w:rFonts w:asciiTheme="minorEastAsia" w:eastAsiaTheme="minorEastAsia" w:hAnsiTheme="minorEastAsia" w:hint="eastAsia"/>
-              </w:rPr>
-              <w:t>_</w:t>
-            </w:r>
-            <w:r>
-              <w:rPr>
-                <w:rFonts w:asciiTheme="minorEastAsia" w:eastAsiaTheme="minorEastAsia" w:hAnsiTheme="minorEastAsia" w:hint="eastAsia"/>
-              </w:rPr>
-              <w:t>key</w:t>
-            </w:r>
-            <w:proofErr w:type="spellEnd"/>
+            <w:r>
+              <w:rPr>
+                <w:rFonts w:asciiTheme="minorEastAsia" w:eastAsiaTheme="minorEastAsia" w:hAnsiTheme="minorEastAsia" w:hint="eastAsia"/>
+              </w:rPr>
+              <w:t>is_</w:t>
+            </w:r>
+            <w:r>
+              <w:rPr>
+                <w:rFonts w:asciiTheme="minorEastAsia" w:eastAsiaTheme="minorEastAsia" w:hAnsiTheme="minorEastAsia" w:hint="eastAsia"/>
+              </w:rPr>
+              <w:t>delay</w:t>
+            </w:r>
           </w:p>
         </w:tc>
         <w:tc>
@@ -34210,7 +33327,7 @@
               <w:rPr>
                 <w:rFonts w:asciiTheme="minorEastAsia" w:eastAsiaTheme="minorEastAsia" w:hAnsiTheme="minorEastAsia" w:hint="eastAsia"/>
               </w:rPr>
-              <w:t>VARCHAR(50)</w:t>
+              <w:t>BOOLEAN</w:t>
             </w:r>
           </w:p>
         </w:tc>
@@ -34224,6 +33341,12 @@
                 <w:rFonts w:asciiTheme="minorEastAsia" w:eastAsiaTheme="minorEastAsia" w:hAnsiTheme="minorEastAsia" w:hint="eastAsia"/>
               </w:rPr>
             </w:pPr>
+            <w:r>
+              <w:rPr>
+                <w:rFonts w:asciiTheme="minorEastAsia" w:eastAsiaTheme="minorEastAsia" w:hAnsiTheme="minorEastAsia" w:hint="eastAsia"/>
+              </w:rPr>
+              <w:t>f</w:t>
+            </w:r>
           </w:p>
         </w:tc>
         <w:tc>
@@ -34237,6 +33360,12 @@
                 <w:rFonts w:asciiTheme="minorEastAsia" w:eastAsiaTheme="minorEastAsia" w:hAnsiTheme="minorEastAsia" w:hint="eastAsia"/>
               </w:rPr>
             </w:pPr>
+            <w:r>
+              <w:rPr>
+                <w:rFonts w:asciiTheme="minorEastAsia" w:eastAsiaTheme="minorEastAsia" w:hAnsiTheme="minorEastAsia" w:hint="eastAsia"/>
+              </w:rPr>
+              <w:t>N</w:t>
+            </w:r>
           </w:p>
         </w:tc>
         <w:tc>
@@ -34253,13 +33382,13 @@
               <w:rPr>
                 <w:rFonts w:asciiTheme="minorEastAsia" w:eastAsiaTheme="minorEastAsia" w:hAnsiTheme="minorEastAsia" w:hint="eastAsia"/>
               </w:rPr>
-              <w:t>绑定</w:t>
-            </w:r>
-            <w:r>
-              <w:rPr>
-                <w:rFonts w:asciiTheme="minorEastAsia" w:eastAsiaTheme="minorEastAsia" w:hAnsiTheme="minorEastAsia" w:hint="eastAsia"/>
-              </w:rPr>
-              <w:t>KEY</w:t>
+              <w:t>是否</w:t>
+            </w:r>
+            <w:r>
+              <w:rPr>
+                <w:rFonts w:asciiTheme="minorEastAsia" w:eastAsiaTheme="minorEastAsia" w:hAnsiTheme="minorEastAsia" w:hint="eastAsia"/>
+              </w:rPr>
+              <w:t>延时消费者</w:t>
             </w:r>
           </w:p>
         </w:tc>
@@ -34287,20 +33416,12 @@
                 <w:rFonts w:asciiTheme="minorEastAsia" w:eastAsiaTheme="minorEastAsia" w:hAnsiTheme="minorEastAsia" w:hint="eastAsia"/>
               </w:rPr>
             </w:pPr>
-            <w:proofErr w:type="spellStart"/>
-            <w:r>
-              <w:rPr>
-                <w:rFonts w:asciiTheme="minorEastAsia" w:eastAsiaTheme="minorEastAsia" w:hAnsiTheme="minorEastAsia" w:hint="eastAsia"/>
-              </w:rPr>
-              <w:t>h</w:t>
-            </w:r>
-            <w:r>
-              <w:rPr>
-                <w:rFonts w:asciiTheme="minorEastAsia" w:eastAsiaTheme="minorEastAsia" w:hAnsiTheme="minorEastAsia" w:hint="eastAsia"/>
-              </w:rPr>
-              <w:t>ost_name</w:t>
-            </w:r>
-            <w:proofErr w:type="spellEnd"/>
+            <w:r>
+              <w:rPr>
+                <w:rFonts w:asciiTheme="minorEastAsia" w:eastAsiaTheme="minorEastAsia" w:hAnsiTheme="minorEastAsia" w:hint="eastAsia"/>
+              </w:rPr>
+              <w:t>is_enabled</w:t>
+            </w:r>
           </w:p>
         </w:tc>
         <w:tc>
@@ -34317,19 +33438,7 @@
               <w:rPr>
                 <w:rFonts w:asciiTheme="minorEastAsia" w:eastAsiaTheme="minorEastAsia" w:hAnsiTheme="minorEastAsia" w:hint="eastAsia"/>
               </w:rPr>
-              <w:t>VARCHAR(</w:t>
-            </w:r>
-            <w:r>
-              <w:rPr>
-                <w:rFonts w:asciiTheme="minorEastAsia" w:eastAsiaTheme="minorEastAsia" w:hAnsiTheme="minorEastAsia" w:hint="eastAsia"/>
-              </w:rPr>
-              <w:t>10</w:t>
-            </w:r>
-            <w:r>
-              <w:rPr>
-                <w:rFonts w:asciiTheme="minorEastAsia" w:eastAsiaTheme="minorEastAsia" w:hAnsiTheme="minorEastAsia" w:hint="eastAsia"/>
-              </w:rPr>
-              <w:t>0)</w:t>
+              <w:t>BOOLEAN</w:t>
             </w:r>
           </w:p>
         </w:tc>
@@ -34343,6 +33452,12 @@
                 <w:rFonts w:asciiTheme="minorEastAsia" w:eastAsiaTheme="minorEastAsia" w:hAnsiTheme="minorEastAsia" w:hint="eastAsia"/>
               </w:rPr>
             </w:pPr>
+            <w:r>
+              <w:rPr>
+                <w:rFonts w:asciiTheme="minorEastAsia" w:eastAsiaTheme="minorEastAsia" w:hAnsiTheme="minorEastAsia" w:hint="eastAsia"/>
+              </w:rPr>
+              <w:t>t</w:t>
+            </w:r>
           </w:p>
         </w:tc>
         <w:tc>
@@ -34356,6 +33471,12 @@
                 <w:rFonts w:asciiTheme="minorEastAsia" w:eastAsiaTheme="minorEastAsia" w:hAnsiTheme="minorEastAsia" w:hint="eastAsia"/>
               </w:rPr>
             </w:pPr>
+            <w:r>
+              <w:rPr>
+                <w:rFonts w:asciiTheme="minorEastAsia" w:eastAsiaTheme="minorEastAsia" w:hAnsiTheme="minorEastAsia" w:hint="eastAsia"/>
+              </w:rPr>
+              <w:t>N</w:t>
+            </w:r>
           </w:p>
         </w:tc>
         <w:tc>
@@ -34372,1084 +33493,7 @@
               <w:rPr>
                 <w:rFonts w:asciiTheme="minorEastAsia" w:eastAsiaTheme="minorEastAsia" w:hAnsiTheme="minorEastAsia" w:hint="eastAsia"/>
               </w:rPr>
-              <w:t>主机名称</w:t>
-            </w:r>
-          </w:p>
-        </w:tc>
-        <w:tc>
-          <w:tcPr>
-            <w:tcW w:w="2087" w:type="dxa"/>
-          </w:tcPr>
-          <w:p>
-            <w:pPr>
-              <w:rPr>
-                <w:rFonts w:asciiTheme="minorEastAsia" w:eastAsiaTheme="minorEastAsia" w:hAnsiTheme="minorEastAsia" w:hint="eastAsia"/>
-              </w:rPr>
-            </w:pPr>
-          </w:p>
-        </w:tc>
-      </w:tr>
-      <w:tr>
-        <w:tc>
-          <w:tcPr>
-            <w:tcW w:w="2466" w:type="dxa"/>
-          </w:tcPr>
-          <w:p>
-            <w:pPr>
-              <w:rPr>
-                <w:rFonts w:asciiTheme="minorEastAsia" w:eastAsiaTheme="minorEastAsia" w:hAnsiTheme="minorEastAsia" w:hint="eastAsia"/>
-              </w:rPr>
-            </w:pPr>
-            <w:proofErr w:type="spellStart"/>
-            <w:r>
-              <w:rPr>
-                <w:rFonts w:asciiTheme="minorEastAsia" w:eastAsiaTheme="minorEastAsia" w:hAnsiTheme="minorEastAsia" w:hint="eastAsia"/>
-              </w:rPr>
-              <w:t>p</w:t>
-            </w:r>
-            <w:r>
-              <w:rPr>
-                <w:rFonts w:asciiTheme="minorEastAsia" w:eastAsiaTheme="minorEastAsia" w:hAnsiTheme="minorEastAsia"/>
-              </w:rPr>
-              <w:t>refetch</w:t>
-            </w:r>
-            <w:r>
-              <w:rPr>
-                <w:rFonts w:asciiTheme="minorEastAsia" w:eastAsiaTheme="minorEastAsia" w:hAnsiTheme="minorEastAsia" w:hint="eastAsia"/>
-              </w:rPr>
-              <w:t>_c</w:t>
-            </w:r>
-            <w:r>
-              <w:rPr>
-                <w:rFonts w:asciiTheme="minorEastAsia" w:eastAsiaTheme="minorEastAsia" w:hAnsiTheme="minorEastAsia"/>
-              </w:rPr>
-              <w:t>ount</w:t>
-            </w:r>
-            <w:proofErr w:type="spellEnd"/>
-          </w:p>
-        </w:tc>
-        <w:tc>
-          <w:tcPr>
-            <w:tcW w:w="1552" w:type="dxa"/>
-          </w:tcPr>
-          <w:p>
-            <w:pPr>
-              <w:rPr>
-                <w:rFonts w:asciiTheme="minorEastAsia" w:eastAsiaTheme="minorEastAsia" w:hAnsiTheme="minorEastAsia" w:hint="eastAsia"/>
-              </w:rPr>
-            </w:pPr>
-            <w:r>
-              <w:rPr>
-                <w:rFonts w:asciiTheme="minorEastAsia" w:eastAsiaTheme="minorEastAsia" w:hAnsiTheme="minorEastAsia" w:hint="eastAsia"/>
-              </w:rPr>
-              <w:t>INT</w:t>
-            </w:r>
-            <w:r>
-              <w:rPr>
-                <w:rFonts w:asciiTheme="minorEastAsia" w:eastAsiaTheme="minorEastAsia" w:hAnsiTheme="minorEastAsia" w:hint="eastAsia"/>
-              </w:rPr>
-              <w:t>EGER</w:t>
-            </w:r>
-          </w:p>
-        </w:tc>
-        <w:tc>
-          <w:tcPr>
-            <w:tcW w:w="1746" w:type="dxa"/>
-          </w:tcPr>
-          <w:p>
-            <w:pPr>
-              <w:rPr>
-                <w:rFonts w:asciiTheme="minorEastAsia" w:eastAsiaTheme="minorEastAsia" w:hAnsiTheme="minorEastAsia" w:hint="eastAsia"/>
-              </w:rPr>
-            </w:pPr>
-          </w:p>
-        </w:tc>
-        <w:tc>
-          <w:tcPr>
-            <w:tcW w:w="626" w:type="dxa"/>
-          </w:tcPr>
-          <w:p>
-            <w:pPr>
-              <w:jc w:val="center"/>
-              <w:rPr>
-                <w:rFonts w:asciiTheme="minorEastAsia" w:eastAsiaTheme="minorEastAsia" w:hAnsiTheme="minorEastAsia" w:hint="eastAsia"/>
-              </w:rPr>
-            </w:pPr>
-          </w:p>
-        </w:tc>
-        <w:tc>
-          <w:tcPr>
-            <w:tcW w:w="1583" w:type="dxa"/>
-          </w:tcPr>
-          <w:p>
-            <w:pPr>
-              <w:rPr>
-                <w:rFonts w:asciiTheme="minorEastAsia" w:eastAsiaTheme="minorEastAsia" w:hAnsiTheme="minorEastAsia" w:hint="eastAsia"/>
-              </w:rPr>
-            </w:pPr>
-            <w:r>
-              <w:rPr>
-                <w:rFonts w:asciiTheme="minorEastAsia" w:eastAsiaTheme="minorEastAsia" w:hAnsiTheme="minorEastAsia" w:hint="eastAsia"/>
-              </w:rPr>
-              <w:t>预取</w:t>
-            </w:r>
-            <w:r>
-              <w:rPr>
-                <w:rFonts w:asciiTheme="minorEastAsia" w:eastAsiaTheme="minorEastAsia" w:hAnsiTheme="minorEastAsia" w:hint="eastAsia"/>
-              </w:rPr>
-              <w:t>个</w:t>
-            </w:r>
-            <w:r>
-              <w:rPr>
-                <w:rFonts w:asciiTheme="minorEastAsia" w:eastAsiaTheme="minorEastAsia" w:hAnsiTheme="minorEastAsia" w:hint="eastAsia"/>
-              </w:rPr>
-              <w:t>数</w:t>
-            </w:r>
-          </w:p>
-        </w:tc>
-        <w:tc>
-          <w:tcPr>
-            <w:tcW w:w="2087" w:type="dxa"/>
-          </w:tcPr>
-          <w:p>
-            <w:pPr>
-              <w:rPr>
-                <w:rFonts w:asciiTheme="minorEastAsia" w:eastAsiaTheme="minorEastAsia" w:hAnsiTheme="minorEastAsia" w:hint="eastAsia"/>
-              </w:rPr>
-            </w:pPr>
-          </w:p>
-        </w:tc>
-      </w:tr>
-      <w:tr>
-        <w:tc>
-          <w:tcPr>
-            <w:tcW w:w="2466" w:type="dxa"/>
-          </w:tcPr>
-          <w:p>
-            <w:pPr>
-              <w:rPr>
-                <w:rFonts w:asciiTheme="minorEastAsia" w:eastAsiaTheme="minorEastAsia" w:hAnsiTheme="minorEastAsia" w:hint="eastAsia"/>
-              </w:rPr>
-            </w:pPr>
-            <w:proofErr w:type="spellStart"/>
-            <w:r>
-              <w:rPr>
-                <w:rFonts w:asciiTheme="minorEastAsia" w:eastAsiaTheme="minorEastAsia" w:hAnsiTheme="minorEastAsia" w:hint="eastAsia"/>
-              </w:rPr>
-              <w:t>is_</w:t>
-            </w:r>
-            <w:r>
-              <w:rPr>
-                <w:rFonts w:asciiTheme="minorEastAsia" w:eastAsiaTheme="minorEastAsia" w:hAnsiTheme="minorEastAsia"/>
-              </w:rPr>
-              <w:t>single</w:t>
-            </w:r>
-            <w:r>
-              <w:rPr>
-                <w:rFonts w:asciiTheme="minorEastAsia" w:eastAsiaTheme="minorEastAsia" w:hAnsiTheme="minorEastAsia" w:hint="eastAsia"/>
-              </w:rPr>
-              <w:t>_a</w:t>
-            </w:r>
-            <w:r>
-              <w:rPr>
-                <w:rFonts w:asciiTheme="minorEastAsia" w:eastAsiaTheme="minorEastAsia" w:hAnsiTheme="minorEastAsia"/>
-              </w:rPr>
-              <w:t>ctive</w:t>
-            </w:r>
-            <w:r>
-              <w:rPr>
-                <w:rFonts w:asciiTheme="minorEastAsia" w:eastAsiaTheme="minorEastAsia" w:hAnsiTheme="minorEastAsia" w:hint="eastAsia"/>
-              </w:rPr>
-              <w:t>_c</w:t>
-            </w:r>
-            <w:r>
-              <w:rPr>
-                <w:rFonts w:asciiTheme="minorEastAsia" w:eastAsiaTheme="minorEastAsia" w:hAnsiTheme="minorEastAsia"/>
-              </w:rPr>
-              <w:t>onsumer</w:t>
-            </w:r>
-            <w:proofErr w:type="spellEnd"/>
-          </w:p>
-        </w:tc>
-        <w:tc>
-          <w:tcPr>
-            <w:tcW w:w="1552" w:type="dxa"/>
-          </w:tcPr>
-          <w:p>
-            <w:pPr>
-              <w:rPr>
-                <w:rFonts w:asciiTheme="minorEastAsia" w:eastAsiaTheme="minorEastAsia" w:hAnsiTheme="minorEastAsia" w:hint="eastAsia"/>
-              </w:rPr>
-            </w:pPr>
-            <w:r>
-              <w:rPr>
-                <w:rFonts w:asciiTheme="minorEastAsia" w:eastAsiaTheme="minorEastAsia" w:hAnsiTheme="minorEastAsia" w:hint="eastAsia"/>
-              </w:rPr>
-              <w:t>BOOLEAN</w:t>
-            </w:r>
-          </w:p>
-        </w:tc>
-        <w:tc>
-          <w:tcPr>
-            <w:tcW w:w="1746" w:type="dxa"/>
-          </w:tcPr>
-          <w:p>
-            <w:pPr>
-              <w:rPr>
-                <w:rFonts w:asciiTheme="minorEastAsia" w:eastAsiaTheme="minorEastAsia" w:hAnsiTheme="minorEastAsia" w:hint="eastAsia"/>
-              </w:rPr>
-            </w:pPr>
-            <w:r>
-              <w:rPr>
-                <w:rFonts w:asciiTheme="minorEastAsia" w:eastAsiaTheme="minorEastAsia" w:hAnsiTheme="minorEastAsia"/>
-              </w:rPr>
-              <w:t>'</w:t>
-            </w:r>
-            <w:r>
-              <w:rPr>
-                <w:rFonts w:asciiTheme="minorEastAsia" w:eastAsiaTheme="minorEastAsia" w:hAnsiTheme="minorEastAsia" w:hint="eastAsia"/>
-              </w:rPr>
-              <w:t>f</w:t>
-            </w:r>
-            <w:r>
-              <w:rPr>
-                <w:rFonts w:asciiTheme="minorEastAsia" w:eastAsiaTheme="minorEastAsia" w:hAnsiTheme="minorEastAsia"/>
-              </w:rPr>
-              <w:t>'</w:t>
-            </w:r>
-          </w:p>
-        </w:tc>
-        <w:tc>
-          <w:tcPr>
-            <w:tcW w:w="626" w:type="dxa"/>
-          </w:tcPr>
-          <w:p>
-            <w:pPr>
-              <w:jc w:val="center"/>
-              <w:rPr>
-                <w:rFonts w:asciiTheme="minorEastAsia" w:eastAsiaTheme="minorEastAsia" w:hAnsiTheme="minorEastAsia" w:hint="eastAsia"/>
-              </w:rPr>
-            </w:pPr>
-            <w:r>
-              <w:rPr>
-                <w:rFonts w:asciiTheme="minorEastAsia" w:eastAsiaTheme="minorEastAsia" w:hAnsiTheme="minorEastAsia" w:hint="eastAsia"/>
-              </w:rPr>
-              <w:t>N</w:t>
-            </w:r>
-          </w:p>
-        </w:tc>
-        <w:tc>
-          <w:tcPr>
-            <w:tcW w:w="1583" w:type="dxa"/>
-          </w:tcPr>
-          <w:p>
-            <w:pPr>
-              <w:rPr>
-                <w:rFonts w:asciiTheme="minorEastAsia" w:eastAsiaTheme="minorEastAsia" w:hAnsiTheme="minorEastAsia" w:hint="eastAsia"/>
-              </w:rPr>
-            </w:pPr>
-            <w:r>
-              <w:rPr>
-                <w:rFonts w:asciiTheme="minorEastAsia" w:eastAsiaTheme="minorEastAsia" w:hAnsiTheme="minorEastAsia" w:hint="eastAsia"/>
-              </w:rPr>
-              <w:t>是否</w:t>
-            </w:r>
-            <w:r>
-              <w:rPr>
-                <w:rFonts w:asciiTheme="minorEastAsia" w:eastAsiaTheme="minorEastAsia" w:hAnsiTheme="minorEastAsia" w:hint="eastAsia"/>
-              </w:rPr>
-              <w:t>单一激活消费者</w:t>
-            </w:r>
-          </w:p>
-        </w:tc>
-        <w:tc>
-          <w:tcPr>
-            <w:tcW w:w="2087" w:type="dxa"/>
-          </w:tcPr>
-          <w:p>
-            <w:pPr>
-              <w:rPr>
-                <w:rFonts w:asciiTheme="minorEastAsia" w:eastAsiaTheme="minorEastAsia" w:hAnsiTheme="minorEastAsia" w:hint="eastAsia"/>
-              </w:rPr>
-            </w:pPr>
-            <w:r>
-              <w:rPr>
-                <w:rFonts w:asciiTheme="minorEastAsia" w:eastAsiaTheme="minorEastAsia" w:hAnsiTheme="minorEastAsia" w:hint="eastAsia"/>
-              </w:rPr>
-              <w:t>只对有状态消费者有效</w:t>
-            </w:r>
-          </w:p>
-        </w:tc>
-      </w:tr>
-      <w:tr>
-        <w:tc>
-          <w:tcPr>
-            <w:tcW w:w="2466" w:type="dxa"/>
-          </w:tcPr>
-          <w:p>
-            <w:pPr>
-              <w:rPr>
-                <w:rFonts w:asciiTheme="minorEastAsia" w:eastAsiaTheme="minorEastAsia" w:hAnsiTheme="minorEastAsia" w:hint="eastAsia"/>
-              </w:rPr>
-            </w:pPr>
-            <w:proofErr w:type="spellStart"/>
-            <w:r>
-              <w:rPr>
-                <w:rFonts w:asciiTheme="minorEastAsia" w:eastAsiaTheme="minorEastAsia" w:hAnsiTheme="minorEastAsia" w:hint="eastAsia"/>
-              </w:rPr>
-              <w:t>is_</w:t>
-            </w:r>
-            <w:r>
-              <w:rPr>
-                <w:rFonts w:asciiTheme="minorEastAsia" w:eastAsiaTheme="minorEastAsia" w:hAnsiTheme="minorEastAsia" w:hint="eastAsia"/>
-              </w:rPr>
-              <w:t>reply</w:t>
-            </w:r>
-            <w:proofErr w:type="spellEnd"/>
-          </w:p>
-        </w:tc>
-        <w:tc>
-          <w:tcPr>
-            <w:tcW w:w="1552" w:type="dxa"/>
-          </w:tcPr>
-          <w:p>
-            <w:pPr>
-              <w:rPr>
-                <w:rFonts w:asciiTheme="minorEastAsia" w:eastAsiaTheme="minorEastAsia" w:hAnsiTheme="minorEastAsia" w:hint="eastAsia"/>
-              </w:rPr>
-            </w:pPr>
-            <w:r>
-              <w:rPr>
-                <w:rFonts w:asciiTheme="minorEastAsia" w:eastAsiaTheme="minorEastAsia" w:hAnsiTheme="minorEastAsia" w:hint="eastAsia"/>
-              </w:rPr>
-              <w:t>BOOLEAN</w:t>
-            </w:r>
-          </w:p>
-        </w:tc>
-        <w:tc>
-          <w:tcPr>
-            <w:tcW w:w="1746" w:type="dxa"/>
-          </w:tcPr>
-          <w:p>
-            <w:pPr>
-              <w:rPr>
-                <w:rFonts w:asciiTheme="minorEastAsia" w:eastAsiaTheme="minorEastAsia" w:hAnsiTheme="minorEastAsia" w:hint="eastAsia"/>
-              </w:rPr>
-            </w:pPr>
-            <w:r>
-              <w:rPr>
-                <w:rFonts w:asciiTheme="minorEastAsia" w:eastAsiaTheme="minorEastAsia" w:hAnsiTheme="minorEastAsia"/>
-              </w:rPr>
-              <w:t>'</w:t>
-            </w:r>
-            <w:r>
-              <w:rPr>
-                <w:rFonts w:asciiTheme="minorEastAsia" w:eastAsiaTheme="minorEastAsia" w:hAnsiTheme="minorEastAsia" w:hint="eastAsia"/>
-              </w:rPr>
-              <w:t>f</w:t>
-            </w:r>
-            <w:r>
-              <w:rPr>
-                <w:rFonts w:asciiTheme="minorEastAsia" w:eastAsiaTheme="minorEastAsia" w:hAnsiTheme="minorEastAsia"/>
-              </w:rPr>
-              <w:t>'</w:t>
-            </w:r>
-          </w:p>
-        </w:tc>
-        <w:tc>
-          <w:tcPr>
-            <w:tcW w:w="626" w:type="dxa"/>
-          </w:tcPr>
-          <w:p>
-            <w:pPr>
-              <w:jc w:val="center"/>
-              <w:rPr>
-                <w:rFonts w:asciiTheme="minorEastAsia" w:eastAsiaTheme="minorEastAsia" w:hAnsiTheme="minorEastAsia" w:hint="eastAsia"/>
-              </w:rPr>
-            </w:pPr>
-            <w:r>
-              <w:rPr>
-                <w:rFonts w:asciiTheme="minorEastAsia" w:eastAsiaTheme="minorEastAsia" w:hAnsiTheme="minorEastAsia" w:hint="eastAsia"/>
-              </w:rPr>
-              <w:t>N</w:t>
-            </w:r>
-          </w:p>
-        </w:tc>
-        <w:tc>
-          <w:tcPr>
-            <w:tcW w:w="1583" w:type="dxa"/>
-          </w:tcPr>
-          <w:p>
-            <w:pPr>
-              <w:rPr>
-                <w:rFonts w:asciiTheme="minorEastAsia" w:eastAsiaTheme="minorEastAsia" w:hAnsiTheme="minorEastAsia" w:hint="eastAsia"/>
-              </w:rPr>
-            </w:pPr>
-            <w:r>
-              <w:rPr>
-                <w:rFonts w:asciiTheme="minorEastAsia" w:eastAsiaTheme="minorEastAsia" w:hAnsiTheme="minorEastAsia" w:hint="eastAsia"/>
-              </w:rPr>
-              <w:t>是否</w:t>
-            </w:r>
-            <w:r>
-              <w:rPr>
-                <w:rFonts w:asciiTheme="minorEastAsia" w:eastAsiaTheme="minorEastAsia" w:hAnsiTheme="minorEastAsia" w:hint="eastAsia"/>
-              </w:rPr>
-              <w:t>应答队列</w:t>
-            </w:r>
-          </w:p>
-        </w:tc>
-        <w:tc>
-          <w:tcPr>
-            <w:tcW w:w="2087" w:type="dxa"/>
-          </w:tcPr>
-          <w:p>
-            <w:pPr>
-              <w:rPr>
-                <w:rFonts w:asciiTheme="minorEastAsia" w:eastAsiaTheme="minorEastAsia" w:hAnsiTheme="minorEastAsia" w:hint="eastAsia"/>
-              </w:rPr>
-            </w:pPr>
-          </w:p>
-        </w:tc>
-      </w:tr>
-      <w:tr>
-        <w:tc>
-          <w:tcPr>
-            <w:tcW w:w="2466" w:type="dxa"/>
-          </w:tcPr>
-          <w:p>
-            <w:pPr>
-              <w:rPr>
-                <w:rFonts w:asciiTheme="minorEastAsia" w:eastAsiaTheme="minorEastAsia" w:hAnsiTheme="minorEastAsia" w:hint="eastAsia"/>
-              </w:rPr>
-            </w:pPr>
-            <w:proofErr w:type="spellStart"/>
-            <w:r>
-              <w:rPr>
-                <w:rFonts w:asciiTheme="minorEastAsia" w:eastAsiaTheme="minorEastAsia" w:hAnsiTheme="minorEastAsia" w:hint="eastAsia"/>
-              </w:rPr>
-              <w:t>is_</w:t>
-            </w:r>
-            <w:r>
-              <w:rPr>
-                <w:rFonts w:asciiTheme="minorEastAsia" w:eastAsiaTheme="minorEastAsia" w:hAnsiTheme="minorEastAsia" w:hint="eastAsia"/>
-              </w:rPr>
-              <w:t>delay</w:t>
-            </w:r>
-            <w:proofErr w:type="spellEnd"/>
-          </w:p>
-        </w:tc>
-        <w:tc>
-          <w:tcPr>
-            <w:tcW w:w="1552" w:type="dxa"/>
-          </w:tcPr>
-          <w:p>
-            <w:pPr>
-              <w:rPr>
-                <w:rFonts w:asciiTheme="minorEastAsia" w:eastAsiaTheme="minorEastAsia" w:hAnsiTheme="minorEastAsia" w:hint="eastAsia"/>
-              </w:rPr>
-            </w:pPr>
-            <w:r>
-              <w:rPr>
-                <w:rFonts w:asciiTheme="minorEastAsia" w:eastAsiaTheme="minorEastAsia" w:hAnsiTheme="minorEastAsia" w:hint="eastAsia"/>
-              </w:rPr>
-              <w:t>BOOLEAN</w:t>
-            </w:r>
-          </w:p>
-        </w:tc>
-        <w:tc>
-          <w:tcPr>
-            <w:tcW w:w="1746" w:type="dxa"/>
-          </w:tcPr>
-          <w:p>
-            <w:pPr>
-              <w:rPr>
-                <w:rFonts w:asciiTheme="minorEastAsia" w:eastAsiaTheme="minorEastAsia" w:hAnsiTheme="minorEastAsia" w:hint="eastAsia"/>
-              </w:rPr>
-            </w:pPr>
-            <w:r>
-              <w:rPr>
-                <w:rFonts w:asciiTheme="minorEastAsia" w:eastAsiaTheme="minorEastAsia" w:hAnsiTheme="minorEastAsia"/>
-              </w:rPr>
-              <w:t>'</w:t>
-            </w:r>
-            <w:r>
-              <w:rPr>
-                <w:rFonts w:asciiTheme="minorEastAsia" w:eastAsiaTheme="minorEastAsia" w:hAnsiTheme="minorEastAsia" w:hint="eastAsia"/>
-              </w:rPr>
-              <w:t>f</w:t>
-            </w:r>
-            <w:r>
-              <w:rPr>
-                <w:rFonts w:asciiTheme="minorEastAsia" w:eastAsiaTheme="minorEastAsia" w:hAnsiTheme="minorEastAsia"/>
-              </w:rPr>
-              <w:t>'</w:t>
-            </w:r>
-          </w:p>
-        </w:tc>
-        <w:tc>
-          <w:tcPr>
-            <w:tcW w:w="626" w:type="dxa"/>
-          </w:tcPr>
-          <w:p>
-            <w:pPr>
-              <w:jc w:val="center"/>
-              <w:rPr>
-                <w:rFonts w:asciiTheme="minorEastAsia" w:eastAsiaTheme="minorEastAsia" w:hAnsiTheme="minorEastAsia" w:hint="eastAsia"/>
-              </w:rPr>
-            </w:pPr>
-            <w:r>
-              <w:rPr>
-                <w:rFonts w:asciiTheme="minorEastAsia" w:eastAsiaTheme="minorEastAsia" w:hAnsiTheme="minorEastAsia" w:hint="eastAsia"/>
-              </w:rPr>
-              <w:t>N</w:t>
-            </w:r>
-          </w:p>
-        </w:tc>
-        <w:tc>
-          <w:tcPr>
-            <w:tcW w:w="1583" w:type="dxa"/>
-          </w:tcPr>
-          <w:p>
-            <w:pPr>
-              <w:rPr>
-                <w:rFonts w:asciiTheme="minorEastAsia" w:eastAsiaTheme="minorEastAsia" w:hAnsiTheme="minorEastAsia" w:hint="eastAsia"/>
-              </w:rPr>
-            </w:pPr>
-            <w:r>
-              <w:rPr>
-                <w:rFonts w:asciiTheme="minorEastAsia" w:eastAsiaTheme="minorEastAsia" w:hAnsiTheme="minorEastAsia" w:hint="eastAsia"/>
-              </w:rPr>
-              <w:t>是否</w:t>
-            </w:r>
-            <w:r>
-              <w:rPr>
-                <w:rFonts w:asciiTheme="minorEastAsia" w:eastAsiaTheme="minorEastAsia" w:hAnsiTheme="minorEastAsia" w:hint="eastAsia"/>
-              </w:rPr>
-              <w:t>延时消费者</w:t>
-            </w:r>
-          </w:p>
-        </w:tc>
-        <w:tc>
-          <w:tcPr>
-            <w:tcW w:w="2087" w:type="dxa"/>
-          </w:tcPr>
-          <w:p>
-            <w:pPr>
-              <w:rPr>
-                <w:rFonts w:asciiTheme="minorEastAsia" w:eastAsiaTheme="minorEastAsia" w:hAnsiTheme="minorEastAsia" w:hint="eastAsia"/>
-              </w:rPr>
-            </w:pPr>
-          </w:p>
-        </w:tc>
-      </w:tr>
-      <w:tr>
-        <w:tc>
-          <w:tcPr>
-            <w:tcW w:w="2466" w:type="dxa"/>
-          </w:tcPr>
-          <w:p>
-            <w:pPr>
-              <w:rPr>
-                <w:rFonts w:asciiTheme="minorEastAsia" w:eastAsiaTheme="minorEastAsia" w:hAnsiTheme="minorEastAsia" w:hint="eastAsia"/>
-              </w:rPr>
-            </w:pPr>
-            <w:proofErr w:type="spellStart"/>
-            <w:r>
-              <w:rPr>
-                <w:rFonts w:asciiTheme="minorEastAsia" w:eastAsiaTheme="minorEastAsia" w:hAnsiTheme="minorEastAsia" w:hint="eastAsia"/>
-              </w:rPr>
-              <w:t>is_enabled</w:t>
-            </w:r>
-            <w:proofErr w:type="spellEnd"/>
-          </w:p>
-        </w:tc>
-        <w:tc>
-          <w:tcPr>
-            <w:tcW w:w="1552" w:type="dxa"/>
-          </w:tcPr>
-          <w:p>
-            <w:pPr>
-              <w:rPr>
-                <w:rFonts w:asciiTheme="minorEastAsia" w:eastAsiaTheme="minorEastAsia" w:hAnsiTheme="minorEastAsia" w:hint="eastAsia"/>
-              </w:rPr>
-            </w:pPr>
-            <w:r>
-              <w:rPr>
-                <w:rFonts w:asciiTheme="minorEastAsia" w:eastAsiaTheme="minorEastAsia" w:hAnsiTheme="minorEastAsia" w:hint="eastAsia"/>
-              </w:rPr>
-              <w:t>BOOLEAN</w:t>
-            </w:r>
-          </w:p>
-        </w:tc>
-        <w:tc>
-          <w:tcPr>
-            <w:tcW w:w="1746" w:type="dxa"/>
-          </w:tcPr>
-          <w:p>
-            <w:pPr>
-              <w:rPr>
-                <w:rFonts w:asciiTheme="minorEastAsia" w:eastAsiaTheme="minorEastAsia" w:hAnsiTheme="minorEastAsia" w:hint="eastAsia"/>
-              </w:rPr>
-            </w:pPr>
-            <w:r>
-              <w:rPr>
-                <w:rFonts w:asciiTheme="minorEastAsia" w:eastAsiaTheme="minorEastAsia" w:hAnsiTheme="minorEastAsia"/>
-              </w:rPr>
-              <w:t>'t'</w:t>
-            </w:r>
-          </w:p>
-        </w:tc>
-        <w:tc>
-          <w:tcPr>
-            <w:tcW w:w="626" w:type="dxa"/>
-          </w:tcPr>
-          <w:p>
-            <w:pPr>
-              <w:jc w:val="center"/>
-              <w:rPr>
-                <w:rFonts w:asciiTheme="minorEastAsia" w:eastAsiaTheme="minorEastAsia" w:hAnsiTheme="minorEastAsia" w:hint="eastAsia"/>
-              </w:rPr>
-            </w:pPr>
-            <w:r>
-              <w:rPr>
-                <w:rFonts w:asciiTheme="minorEastAsia" w:eastAsiaTheme="minorEastAsia" w:hAnsiTheme="minorEastAsia" w:hint="eastAsia"/>
-              </w:rPr>
-              <w:t>N</w:t>
-            </w:r>
-          </w:p>
-        </w:tc>
-        <w:tc>
-          <w:tcPr>
-            <w:tcW w:w="1583" w:type="dxa"/>
-          </w:tcPr>
-          <w:p>
-            <w:pPr>
-              <w:rPr>
-                <w:rFonts w:asciiTheme="minorEastAsia" w:eastAsiaTheme="minorEastAsia" w:hAnsiTheme="minorEastAsia" w:hint="eastAsia"/>
-              </w:rPr>
-            </w:pPr>
-            <w:r>
-              <w:rPr>
-                <w:rFonts w:asciiTheme="minorEastAsia" w:eastAsiaTheme="minorEastAsia" w:hAnsiTheme="minorEastAsia" w:hint="eastAsia"/>
-              </w:rPr>
               <w:t>是否启用</w:t>
-            </w:r>
-          </w:p>
-        </w:tc>
-        <w:tc>
-          <w:tcPr>
-            <w:tcW w:w="2087" w:type="dxa"/>
-          </w:tcPr>
-          <w:p>
-            <w:pPr>
-              <w:rPr>
-                <w:rFonts w:asciiTheme="minorEastAsia" w:eastAsiaTheme="minorEastAsia" w:hAnsiTheme="minorEastAsia" w:hint="eastAsia"/>
-              </w:rPr>
-            </w:pPr>
-          </w:p>
-        </w:tc>
-      </w:tr>
-      <w:tr>
-        <w:tc>
-          <w:tcPr>
-            <w:tcW w:w="2466" w:type="dxa"/>
-          </w:tcPr>
-          <w:p>
-            <w:pPr>
-              <w:rPr>
-                <w:rFonts w:asciiTheme="minorEastAsia" w:eastAsiaTheme="minorEastAsia" w:hAnsiTheme="minorEastAsia" w:hint="eastAsia"/>
-              </w:rPr>
-            </w:pPr>
-            <w:proofErr w:type="spellStart"/>
-            <w:r>
-              <w:rPr>
-                <w:rFonts w:asciiTheme="minorEastAsia" w:eastAsiaTheme="minorEastAsia" w:hAnsiTheme="minorEastAsia" w:hint="eastAsia"/>
-              </w:rPr>
-              <w:t>created_by</w:t>
-            </w:r>
-            <w:proofErr w:type="spellEnd"/>
-          </w:p>
-        </w:tc>
-        <w:tc>
-          <w:tcPr>
-            <w:tcW w:w="1552" w:type="dxa"/>
-          </w:tcPr>
-          <w:p>
-            <w:pPr>
-              <w:rPr>
-                <w:rFonts w:asciiTheme="minorEastAsia" w:eastAsiaTheme="minorEastAsia" w:hAnsiTheme="minorEastAsia" w:hint="eastAsia"/>
-              </w:rPr>
-            </w:pPr>
-            <w:r>
-              <w:rPr>
-                <w:rFonts w:asciiTheme="minorEastAsia" w:eastAsiaTheme="minorEastAsia" w:hAnsiTheme="minorEastAsia" w:hint="eastAsia"/>
-              </w:rPr>
-              <w:t>VARCHAR(50)</w:t>
-            </w:r>
-          </w:p>
-        </w:tc>
-        <w:tc>
-          <w:tcPr>
-            <w:tcW w:w="1746" w:type="dxa"/>
-          </w:tcPr>
-          <w:p>
-            <w:pPr>
-              <w:rPr>
-                <w:rFonts w:asciiTheme="minorEastAsia" w:eastAsiaTheme="minorEastAsia" w:hAnsiTheme="minorEastAsia" w:hint="eastAsia"/>
-              </w:rPr>
-            </w:pPr>
-          </w:p>
-        </w:tc>
-        <w:tc>
-          <w:tcPr>
-            <w:tcW w:w="626" w:type="dxa"/>
-          </w:tcPr>
-          <w:p>
-            <w:pPr>
-              <w:jc w:val="center"/>
-              <w:rPr>
-                <w:rFonts w:asciiTheme="minorEastAsia" w:eastAsiaTheme="minorEastAsia" w:hAnsiTheme="minorEastAsia" w:hint="eastAsia"/>
-              </w:rPr>
-            </w:pPr>
-            <w:r>
-              <w:rPr>
-                <w:rFonts w:asciiTheme="minorEastAsia" w:eastAsiaTheme="minorEastAsia" w:hAnsiTheme="minorEastAsia" w:hint="eastAsia"/>
-              </w:rPr>
-              <w:t>N</w:t>
-            </w:r>
-          </w:p>
-        </w:tc>
-        <w:tc>
-          <w:tcPr>
-            <w:tcW w:w="1583" w:type="dxa"/>
-          </w:tcPr>
-          <w:p>
-            <w:pPr>
-              <w:rPr>
-                <w:rFonts w:asciiTheme="minorEastAsia" w:eastAsiaTheme="minorEastAsia" w:hAnsiTheme="minorEastAsia" w:hint="eastAsia"/>
-              </w:rPr>
-            </w:pPr>
-            <w:r>
-              <w:rPr>
-                <w:rFonts w:asciiTheme="minorEastAsia" w:eastAsiaTheme="minorEastAsia" w:hAnsiTheme="minorEastAsia" w:hint="eastAsia"/>
-              </w:rPr>
-              <w:t>创建人</w:t>
-            </w:r>
-          </w:p>
-        </w:tc>
-        <w:tc>
-          <w:tcPr>
-            <w:tcW w:w="2087" w:type="dxa"/>
-          </w:tcPr>
-          <w:p>
-            <w:pPr>
-              <w:rPr>
-                <w:rFonts w:asciiTheme="minorEastAsia" w:eastAsiaTheme="minorEastAsia" w:hAnsiTheme="minorEastAsia" w:hint="eastAsia"/>
-              </w:rPr>
-            </w:pPr>
-          </w:p>
-        </w:tc>
-      </w:tr>
-      <w:tr>
-        <w:tc>
-          <w:tcPr>
-            <w:tcW w:w="2466" w:type="dxa"/>
-          </w:tcPr>
-          <w:p>
-            <w:pPr>
-              <w:rPr>
-                <w:rFonts w:asciiTheme="minorEastAsia" w:eastAsiaTheme="minorEastAsia" w:hAnsiTheme="minorEastAsia" w:hint="eastAsia"/>
-              </w:rPr>
-            </w:pPr>
-            <w:proofErr w:type="spellStart"/>
-            <w:r>
-              <w:rPr>
-                <w:rFonts w:asciiTheme="minorEastAsia" w:eastAsiaTheme="minorEastAsia" w:hAnsiTheme="minorEastAsia" w:hint="eastAsia"/>
-              </w:rPr>
-              <w:t>created_at</w:t>
-            </w:r>
-            <w:proofErr w:type="spellEnd"/>
-          </w:p>
-        </w:tc>
-        <w:tc>
-          <w:tcPr>
-            <w:tcW w:w="1552" w:type="dxa"/>
-          </w:tcPr>
-          <w:p>
-            <w:pPr>
-              <w:rPr>
-                <w:rFonts w:asciiTheme="minorEastAsia" w:eastAsiaTheme="minorEastAsia" w:hAnsiTheme="minorEastAsia" w:hint="eastAsia"/>
-              </w:rPr>
-            </w:pPr>
-            <w:r>
-              <w:rPr>
-                <w:rFonts w:asciiTheme="minorEastAsia" w:eastAsiaTheme="minorEastAsia" w:hAnsiTheme="minorEastAsia"/>
-              </w:rPr>
-              <w:t>TIMESTAMP</w:t>
-            </w:r>
-          </w:p>
-        </w:tc>
-        <w:tc>
-          <w:tcPr>
-            <w:tcW w:w="1746" w:type="dxa"/>
-          </w:tcPr>
-          <w:p>
-            <w:pPr>
-              <w:rPr>
-                <w:rFonts w:asciiTheme="minorEastAsia" w:eastAsiaTheme="minorEastAsia" w:hAnsiTheme="minorEastAsia" w:hint="eastAsia"/>
-              </w:rPr>
-            </w:pPr>
-            <w:r>
-              <w:rPr>
-                <w:rFonts w:asciiTheme="minorEastAsia" w:eastAsiaTheme="minorEastAsia" w:hAnsiTheme="minorEastAsia" w:hint="eastAsia"/>
-              </w:rPr>
-              <w:t>CURRENT_TIMESTAMP</w:t>
-            </w:r>
-          </w:p>
-        </w:tc>
-        <w:tc>
-          <w:tcPr>
-            <w:tcW w:w="626" w:type="dxa"/>
-          </w:tcPr>
-          <w:p>
-            <w:pPr>
-              <w:jc w:val="center"/>
-              <w:rPr>
-                <w:rFonts w:asciiTheme="minorEastAsia" w:eastAsiaTheme="minorEastAsia" w:hAnsiTheme="minorEastAsia" w:hint="eastAsia"/>
-              </w:rPr>
-            </w:pPr>
-            <w:r>
-              <w:rPr>
-                <w:rFonts w:asciiTheme="minorEastAsia" w:eastAsiaTheme="minorEastAsia" w:hAnsiTheme="minorEastAsia" w:hint="eastAsia"/>
-              </w:rPr>
-              <w:t>N</w:t>
-            </w:r>
-          </w:p>
-        </w:tc>
-        <w:tc>
-          <w:tcPr>
-            <w:tcW w:w="1583" w:type="dxa"/>
-          </w:tcPr>
-          <w:p>
-            <w:pPr>
-              <w:rPr>
-                <w:rFonts w:asciiTheme="minorEastAsia" w:eastAsiaTheme="minorEastAsia" w:hAnsiTheme="minorEastAsia" w:hint="eastAsia"/>
-              </w:rPr>
-            </w:pPr>
-            <w:r>
-              <w:rPr>
-                <w:rFonts w:asciiTheme="minorEastAsia" w:eastAsiaTheme="minorEastAsia" w:hAnsiTheme="minorEastAsia" w:hint="eastAsia"/>
-              </w:rPr>
-              <w:t>创建日期</w:t>
-            </w:r>
-          </w:p>
-        </w:tc>
-        <w:tc>
-          <w:tcPr>
-            <w:tcW w:w="2087" w:type="dxa"/>
-          </w:tcPr>
-          <w:p>
-            <w:pPr>
-              <w:rPr>
-                <w:rFonts w:asciiTheme="minorEastAsia" w:eastAsiaTheme="minorEastAsia" w:hAnsiTheme="minorEastAsia" w:hint="eastAsia"/>
-              </w:rPr>
-            </w:pPr>
-          </w:p>
-        </w:tc>
-      </w:tr>
-      <w:tr>
-        <w:tc>
-          <w:tcPr>
-            <w:tcW w:w="2466" w:type="dxa"/>
-          </w:tcPr>
-          <w:p>
-            <w:pPr>
-              <w:rPr>
-                <w:rFonts w:asciiTheme="minorEastAsia" w:eastAsiaTheme="minorEastAsia" w:hAnsiTheme="minorEastAsia" w:hint="eastAsia"/>
-              </w:rPr>
-            </w:pPr>
-            <w:proofErr w:type="spellStart"/>
-            <w:r>
-              <w:rPr>
-                <w:rFonts w:asciiTheme="minorEastAsia" w:eastAsiaTheme="minorEastAsia" w:hAnsiTheme="minorEastAsia" w:hint="eastAsia"/>
-              </w:rPr>
-              <w:t>updated_by</w:t>
-            </w:r>
-            <w:proofErr w:type="spellEnd"/>
-          </w:p>
-        </w:tc>
-        <w:tc>
-          <w:tcPr>
-            <w:tcW w:w="1552" w:type="dxa"/>
-          </w:tcPr>
-          <w:p>
-            <w:pPr>
-              <w:rPr>
-                <w:rFonts w:asciiTheme="minorEastAsia" w:eastAsiaTheme="minorEastAsia" w:hAnsiTheme="minorEastAsia" w:hint="eastAsia"/>
-              </w:rPr>
-            </w:pPr>
-            <w:r>
-              <w:rPr>
-                <w:rFonts w:asciiTheme="minorEastAsia" w:eastAsiaTheme="minorEastAsia" w:hAnsiTheme="minorEastAsia" w:hint="eastAsia"/>
-              </w:rPr>
-              <w:t>VARCHAR(50)</w:t>
-            </w:r>
-          </w:p>
-        </w:tc>
-        <w:tc>
-          <w:tcPr>
-            <w:tcW w:w="1746" w:type="dxa"/>
-          </w:tcPr>
-          <w:p>
-            <w:pPr>
-              <w:rPr>
-                <w:rFonts w:asciiTheme="minorEastAsia" w:eastAsiaTheme="minorEastAsia" w:hAnsiTheme="minorEastAsia" w:hint="eastAsia"/>
-              </w:rPr>
-            </w:pPr>
-          </w:p>
-        </w:tc>
-        <w:tc>
-          <w:tcPr>
-            <w:tcW w:w="626" w:type="dxa"/>
-          </w:tcPr>
-          <w:p>
-            <w:pPr>
-              <w:jc w:val="center"/>
-              <w:rPr>
-                <w:rFonts w:asciiTheme="minorEastAsia" w:eastAsiaTheme="minorEastAsia" w:hAnsiTheme="minorEastAsia" w:hint="eastAsia"/>
-              </w:rPr>
-            </w:pPr>
-            <w:r>
-              <w:rPr>
-                <w:rFonts w:asciiTheme="minorEastAsia" w:eastAsiaTheme="minorEastAsia" w:hAnsiTheme="minorEastAsia" w:hint="eastAsia"/>
-              </w:rPr>
-              <w:t>N</w:t>
-            </w:r>
-          </w:p>
-        </w:tc>
-        <w:tc>
-          <w:tcPr>
-            <w:tcW w:w="1583" w:type="dxa"/>
-          </w:tcPr>
-          <w:p>
-            <w:pPr>
-              <w:rPr>
-                <w:rFonts w:asciiTheme="minorEastAsia" w:eastAsiaTheme="minorEastAsia" w:hAnsiTheme="minorEastAsia" w:hint="eastAsia"/>
-              </w:rPr>
-            </w:pPr>
-            <w:r>
-              <w:rPr>
-                <w:rFonts w:asciiTheme="minorEastAsia" w:eastAsiaTheme="minorEastAsia" w:hAnsiTheme="minorEastAsia" w:hint="eastAsia"/>
-              </w:rPr>
-              <w:t>最后更新人</w:t>
-            </w:r>
-          </w:p>
-        </w:tc>
-        <w:tc>
-          <w:tcPr>
-            <w:tcW w:w="2087" w:type="dxa"/>
-          </w:tcPr>
-          <w:p>
-            <w:pPr>
-              <w:rPr>
-                <w:rFonts w:asciiTheme="minorEastAsia" w:eastAsiaTheme="minorEastAsia" w:hAnsiTheme="minorEastAsia" w:hint="eastAsia"/>
-              </w:rPr>
-            </w:pPr>
-          </w:p>
-        </w:tc>
-      </w:tr>
-      <w:tr>
-        <w:tc>
-          <w:tcPr>
-            <w:tcW w:w="2466" w:type="dxa"/>
-          </w:tcPr>
-          <w:p>
-            <w:pPr>
-              <w:rPr>
-                <w:rFonts w:asciiTheme="minorEastAsia" w:eastAsiaTheme="minorEastAsia" w:hAnsiTheme="minorEastAsia" w:hint="eastAsia"/>
-              </w:rPr>
-            </w:pPr>
-            <w:proofErr w:type="spellStart"/>
-            <w:r>
-              <w:rPr>
-                <w:rFonts w:asciiTheme="minorEastAsia" w:eastAsiaTheme="minorEastAsia" w:hAnsiTheme="minorEastAsia" w:hint="eastAsia"/>
-              </w:rPr>
-              <w:t>updated_at</w:t>
-            </w:r>
-            <w:proofErr w:type="spellEnd"/>
-          </w:p>
-        </w:tc>
-        <w:tc>
-          <w:tcPr>
-            <w:tcW w:w="1552" w:type="dxa"/>
-          </w:tcPr>
-          <w:p>
-            <w:pPr>
-              <w:rPr>
-                <w:rFonts w:asciiTheme="minorEastAsia" w:eastAsiaTheme="minorEastAsia" w:hAnsiTheme="minorEastAsia" w:hint="eastAsia"/>
-              </w:rPr>
-            </w:pPr>
-            <w:r>
-              <w:rPr>
-                <w:rFonts w:asciiTheme="minorEastAsia" w:eastAsiaTheme="minorEastAsia" w:hAnsiTheme="minorEastAsia"/>
-              </w:rPr>
-              <w:t>TIMESTAMP</w:t>
-            </w:r>
-          </w:p>
-        </w:tc>
-        <w:tc>
-          <w:tcPr>
-            <w:tcW w:w="1746" w:type="dxa"/>
-          </w:tcPr>
-          <w:p>
-            <w:pPr>
-              <w:rPr>
-                <w:rFonts w:asciiTheme="minorEastAsia" w:eastAsiaTheme="minorEastAsia" w:hAnsiTheme="minorEastAsia" w:hint="eastAsia"/>
-              </w:rPr>
-            </w:pPr>
-            <w:r>
-              <w:rPr>
-                <w:rFonts w:asciiTheme="minorEastAsia" w:eastAsiaTheme="minorEastAsia" w:hAnsiTheme="minorEastAsia" w:hint="eastAsia"/>
-              </w:rPr>
-              <w:t>CURRENT_TIMESTAMP</w:t>
-            </w:r>
-          </w:p>
-        </w:tc>
-        <w:tc>
-          <w:tcPr>
-            <w:tcW w:w="626" w:type="dxa"/>
-          </w:tcPr>
-          <w:p>
-            <w:pPr>
-              <w:jc w:val="center"/>
-              <w:rPr>
-                <w:rFonts w:asciiTheme="minorEastAsia" w:eastAsiaTheme="minorEastAsia" w:hAnsiTheme="minorEastAsia" w:hint="eastAsia"/>
-              </w:rPr>
-            </w:pPr>
-            <w:r>
-              <w:rPr>
-                <w:rFonts w:asciiTheme="minorEastAsia" w:eastAsiaTheme="minorEastAsia" w:hAnsiTheme="minorEastAsia" w:hint="eastAsia"/>
-              </w:rPr>
-              <w:t>N</w:t>
-            </w:r>
-          </w:p>
-        </w:tc>
-        <w:tc>
-          <w:tcPr>
-            <w:tcW w:w="1583" w:type="dxa"/>
-          </w:tcPr>
-          <w:p>
-            <w:pPr>
-              <w:rPr>
-                <w:rFonts w:asciiTheme="minorEastAsia" w:eastAsiaTheme="minorEastAsia" w:hAnsiTheme="minorEastAsia" w:hint="eastAsia"/>
-              </w:rPr>
-            </w:pPr>
-            <w:r>
-              <w:rPr>
-                <w:rFonts w:asciiTheme="minorEastAsia" w:eastAsiaTheme="minorEastAsia" w:hAnsiTheme="minorEastAsia" w:hint="eastAsia"/>
-              </w:rPr>
-              <w:t>最后更新日期</w:t>
             </w:r>
           </w:p>
         </w:tc>
@@ -35478,7 +33522,6 @@
           <w:rFonts w:asciiTheme="minorEastAsia" w:eastAsiaTheme="minorEastAsia" w:hAnsiTheme="minorEastAsia" w:hint="eastAsia"/>
         </w:rPr>
       </w:pPr>
-      <w:proofErr w:type="spellStart"/>
       <w:r>
         <w:rPr>
           <w:rFonts w:asciiTheme="minorEastAsia" w:eastAsiaTheme="minorEastAsia" w:hAnsiTheme="minorEastAsia" w:hint="eastAsia"/>
@@ -35491,7 +33534,6 @@
         </w:rPr>
         <w:t>_log</w:t>
       </w:r>
-      <w:proofErr w:type="spellEnd"/>
     </w:p>
     <w:tbl>
       <w:tblPr>
@@ -35544,7 +33586,6 @@
                 <w:rFonts w:asciiTheme="minorEastAsia" w:eastAsiaTheme="minorEastAsia" w:hAnsiTheme="minorEastAsia" w:hint="eastAsia"/>
               </w:rPr>
             </w:pPr>
-            <w:proofErr w:type="spellStart"/>
             <w:r>
               <w:rPr>
                 <w:rFonts w:asciiTheme="minorEastAsia" w:eastAsiaTheme="minorEastAsia" w:hAnsiTheme="minorEastAsia" w:hint="eastAsia"/>
@@ -35563,7 +33604,6 @@
               </w:rPr>
               <w:t>log</w:t>
             </w:r>
-            <w:proofErr w:type="spellEnd"/>
           </w:p>
         </w:tc>
       </w:tr>
@@ -35670,7 +33710,6 @@
                 <w:rFonts w:asciiTheme="minorEastAsia" w:eastAsiaTheme="minorEastAsia" w:hAnsiTheme="minorEastAsia" w:hint="eastAsia"/>
               </w:rPr>
             </w:pPr>
-            <w:proofErr w:type="spellStart"/>
             <w:r>
               <w:rPr>
                 <w:rFonts w:asciiTheme="minorEastAsia" w:eastAsiaTheme="minorEastAsia" w:hAnsiTheme="minorEastAsia" w:hint="eastAsia"/>
@@ -35683,7 +33722,6 @@
               </w:rPr>
               <w:t>_id</w:t>
             </w:r>
-            <w:proofErr w:type="spellEnd"/>
           </w:p>
         </w:tc>
         <w:tc>
@@ -35752,7 +33790,6 @@
                 <w:bCs/>
                 <w:color w:val="0000FF"/>
               </w:rPr>
-              <w:lastRenderedPageBreak/>
               <w:t>外键</w:t>
             </w:r>
           </w:p>
@@ -35954,7 +33991,6 @@
                 <w:rFonts w:asciiTheme="minorEastAsia" w:eastAsiaTheme="minorEastAsia" w:hAnsiTheme="minorEastAsia" w:hint="eastAsia"/>
               </w:rPr>
             </w:pPr>
-            <w:proofErr w:type="spellStart"/>
             <w:r>
               <w:rPr>
                 <w:rFonts w:asciiTheme="minorEastAsia" w:eastAsiaTheme="minorEastAsia" w:hAnsiTheme="minorEastAsia" w:hint="eastAsia"/>
@@ -35967,7 +34003,6 @@
               </w:rPr>
               <w:t>_id</w:t>
             </w:r>
-            <w:proofErr w:type="spellEnd"/>
           </w:p>
         </w:tc>
         <w:tc>
@@ -36067,12 +34102,11 @@
                 <w:rFonts w:asciiTheme="minorEastAsia" w:eastAsiaTheme="minorEastAsia" w:hAnsiTheme="minorEastAsia" w:hint="eastAsia"/>
               </w:rPr>
             </w:pPr>
-            <w:proofErr w:type="spellStart"/>
-            <w:r>
-              <w:rPr>
-                <w:rFonts w:asciiTheme="minorEastAsia" w:eastAsiaTheme="minorEastAsia" w:hAnsiTheme="minorEastAsia" w:hint="eastAsia"/>
-              </w:rPr>
-              <w:t>cluster</w:t>
+            <w:r>
+              <w:rPr>
+                <w:rFonts w:asciiTheme="minorEastAsia" w:eastAsiaTheme="minorEastAsia" w:hAnsiTheme="minorEastAsia" w:hint="eastAsia"/>
+              </w:rPr>
+              <w:t>exchange</w:t>
             </w:r>
             <w:r>
               <w:rPr>
@@ -36080,7 +34114,6 @@
               </w:rPr>
               <w:t>_id</w:t>
             </w:r>
-            <w:proofErr w:type="spellEnd"/>
           </w:p>
         </w:tc>
         <w:tc>
@@ -36140,7 +34173,7 @@
               <w:rPr>
                 <w:rFonts w:asciiTheme="minorEastAsia" w:eastAsiaTheme="minorEastAsia" w:hAnsiTheme="minorEastAsia" w:hint="eastAsia"/>
               </w:rPr>
-              <w:t>集群</w:t>
+              <w:t>信箱</w:t>
             </w:r>
             <w:r>
               <w:rPr>
@@ -36174,14 +34207,12 @@
                 <w:rFonts w:asciiTheme="minorEastAsia" w:eastAsiaTheme="minorEastAsia" w:hAnsiTheme="minorEastAsia" w:hint="eastAsia"/>
               </w:rPr>
             </w:pPr>
-            <w:proofErr w:type="spellStart"/>
             <w:r>
               <w:rPr>
                 <w:rFonts w:asciiTheme="minorEastAsia" w:eastAsiaTheme="minorEastAsia" w:hAnsiTheme="minorEastAsia" w:hint="eastAsia"/>
               </w:rPr>
               <w:t>routing_key</w:t>
             </w:r>
-            <w:proofErr w:type="spellEnd"/>
           </w:p>
         </w:tc>
         <w:tc>
@@ -36273,7 +34304,13 @@
               <w:rPr>
                 <w:rFonts w:asciiTheme="minorEastAsia" w:eastAsiaTheme="minorEastAsia" w:hAnsiTheme="minorEastAsia" w:hint="eastAsia"/>
               </w:rPr>
-              <w:t>queue</w:t>
+              <w:t>q</w:t>
+            </w:r>
+            <w:r>
+              <w:rPr>
+                <w:rFonts w:asciiTheme="minorEastAsia" w:eastAsiaTheme="minorEastAsia" w:hAnsiTheme="minorEastAsia" w:hint="eastAsia"/>
+              </w:rPr>
+              <w:t>ueue</w:t>
             </w:r>
           </w:p>
         </w:tc>
@@ -36455,7 +34492,6 @@
                 <w:rFonts w:asciiTheme="minorEastAsia" w:eastAsiaTheme="minorEastAsia" w:hAnsiTheme="minorEastAsia" w:hint="eastAsia"/>
               </w:rPr>
             </w:pPr>
-            <w:proofErr w:type="spellStart"/>
             <w:r>
               <w:rPr>
                 <w:rFonts w:asciiTheme="minorEastAsia" w:eastAsiaTheme="minorEastAsia" w:hAnsiTheme="minorEastAsia" w:hint="eastAsia"/>
@@ -36474,7 +34510,6 @@
               </w:rPr>
               <w:t>uccess</w:t>
             </w:r>
-            <w:proofErr w:type="spellEnd"/>
           </w:p>
         </w:tc>
         <w:tc>
@@ -36703,7 +34738,6 @@
                 <w:rFonts w:asciiTheme="minorEastAsia" w:eastAsiaTheme="minorEastAsia" w:hAnsiTheme="minorEastAsia" w:hint="eastAsia"/>
               </w:rPr>
             </w:pPr>
-            <w:proofErr w:type="spellStart"/>
             <w:r>
               <w:rPr>
                 <w:rFonts w:asciiTheme="minorEastAsia" w:eastAsiaTheme="minorEastAsia" w:hAnsiTheme="minorEastAsia" w:hint="eastAsia"/>
@@ -36728,7 +34762,6 @@
               </w:rPr>
               <w:t>imes</w:t>
             </w:r>
-            <w:proofErr w:type="spellEnd"/>
           </w:p>
         </w:tc>
         <w:tc>
@@ -36816,430 +34849,12 @@
                 <w:rFonts w:asciiTheme="minorEastAsia" w:eastAsiaTheme="minorEastAsia" w:hAnsiTheme="minorEastAsia" w:hint="eastAsia"/>
               </w:rPr>
             </w:pPr>
-            <w:proofErr w:type="spellStart"/>
-            <w:r>
-              <w:rPr>
-                <w:rFonts w:asciiTheme="minorEastAsia" w:eastAsiaTheme="minorEastAsia" w:hAnsiTheme="minorEastAsia" w:hint="eastAsia"/>
-              </w:rPr>
-              <w:t>is_enabled</w:t>
-            </w:r>
-            <w:proofErr w:type="spellEnd"/>
-          </w:p>
-        </w:tc>
-        <w:tc>
-          <w:tcPr>
-            <w:tcW w:w="1552" w:type="dxa"/>
-          </w:tcPr>
-          <w:p>
-            <w:pPr>
-              <w:rPr>
-                <w:rFonts w:asciiTheme="minorEastAsia" w:eastAsiaTheme="minorEastAsia" w:hAnsiTheme="minorEastAsia" w:hint="eastAsia"/>
-              </w:rPr>
-            </w:pPr>
-            <w:r>
-              <w:rPr>
-                <w:rFonts w:asciiTheme="minorEastAsia" w:eastAsiaTheme="minorEastAsia" w:hAnsiTheme="minorEastAsia" w:hint="eastAsia"/>
-              </w:rPr>
-              <w:t>BOOLEAN</w:t>
-            </w:r>
-          </w:p>
-        </w:tc>
-        <w:tc>
-          <w:tcPr>
-            <w:tcW w:w="1746" w:type="dxa"/>
-          </w:tcPr>
-          <w:p>
-            <w:pPr>
-              <w:rPr>
-                <w:rFonts w:asciiTheme="minorEastAsia" w:eastAsiaTheme="minorEastAsia" w:hAnsiTheme="minorEastAsia" w:hint="eastAsia"/>
-              </w:rPr>
-            </w:pPr>
-            <w:r>
-              <w:rPr>
-                <w:rFonts w:asciiTheme="minorEastAsia" w:eastAsiaTheme="minorEastAsia" w:hAnsiTheme="minorEastAsia"/>
-              </w:rPr>
-              <w:t>'t'</w:t>
-            </w:r>
-          </w:p>
-        </w:tc>
-        <w:tc>
-          <w:tcPr>
-            <w:tcW w:w="626" w:type="dxa"/>
-          </w:tcPr>
-          <w:p>
-            <w:pPr>
-              <w:jc w:val="center"/>
-              <w:rPr>
-                <w:rFonts w:asciiTheme="minorEastAsia" w:eastAsiaTheme="minorEastAsia" w:hAnsiTheme="minorEastAsia" w:hint="eastAsia"/>
-              </w:rPr>
-            </w:pPr>
-            <w:r>
-              <w:rPr>
-                <w:rFonts w:asciiTheme="minorEastAsia" w:eastAsiaTheme="minorEastAsia" w:hAnsiTheme="minorEastAsia" w:hint="eastAsia"/>
-              </w:rPr>
-              <w:t>N</w:t>
-            </w:r>
-          </w:p>
-        </w:tc>
-        <w:tc>
-          <w:tcPr>
-            <w:tcW w:w="1583" w:type="dxa"/>
-          </w:tcPr>
-          <w:p>
-            <w:pPr>
-              <w:rPr>
-                <w:rFonts w:asciiTheme="minorEastAsia" w:eastAsiaTheme="minorEastAsia" w:hAnsiTheme="minorEastAsia" w:hint="eastAsia"/>
-              </w:rPr>
-            </w:pPr>
-            <w:r>
-              <w:rPr>
-                <w:rFonts w:asciiTheme="minorEastAsia" w:eastAsiaTheme="minorEastAsia" w:hAnsiTheme="minorEastAsia" w:hint="eastAsia"/>
-              </w:rPr>
-              <w:t>是否启用</w:t>
-            </w:r>
-          </w:p>
-        </w:tc>
-        <w:tc>
-          <w:tcPr>
-            <w:tcW w:w="2087" w:type="dxa"/>
-          </w:tcPr>
-          <w:p>
-            <w:pPr>
-              <w:rPr>
-                <w:rFonts w:asciiTheme="minorEastAsia" w:eastAsiaTheme="minorEastAsia" w:hAnsiTheme="minorEastAsia" w:hint="eastAsia"/>
-              </w:rPr>
-            </w:pPr>
-          </w:p>
-        </w:tc>
-      </w:tr>
-      <w:tr>
-        <w:tc>
-          <w:tcPr>
-            <w:tcW w:w="2466" w:type="dxa"/>
-          </w:tcPr>
-          <w:p>
-            <w:pPr>
-              <w:rPr>
-                <w:rFonts w:asciiTheme="minorEastAsia" w:eastAsiaTheme="minorEastAsia" w:hAnsiTheme="minorEastAsia" w:hint="eastAsia"/>
-              </w:rPr>
-            </w:pPr>
-            <w:proofErr w:type="spellStart"/>
-            <w:r>
-              <w:rPr>
-                <w:rFonts w:asciiTheme="minorEastAsia" w:eastAsiaTheme="minorEastAsia" w:hAnsiTheme="minorEastAsia" w:hint="eastAsia"/>
-              </w:rPr>
-              <w:t>created_by</w:t>
-            </w:r>
-            <w:proofErr w:type="spellEnd"/>
-          </w:p>
-        </w:tc>
-        <w:tc>
-          <w:tcPr>
-            <w:tcW w:w="1552" w:type="dxa"/>
-          </w:tcPr>
-          <w:p>
-            <w:pPr>
-              <w:rPr>
-                <w:rFonts w:asciiTheme="minorEastAsia" w:eastAsiaTheme="minorEastAsia" w:hAnsiTheme="minorEastAsia" w:hint="eastAsia"/>
-              </w:rPr>
-            </w:pPr>
-            <w:r>
-              <w:rPr>
-                <w:rFonts w:asciiTheme="minorEastAsia" w:eastAsiaTheme="minorEastAsia" w:hAnsiTheme="minorEastAsia" w:hint="eastAsia"/>
-              </w:rPr>
-              <w:t>VARCHAR(50)</w:t>
-            </w:r>
-          </w:p>
-        </w:tc>
-        <w:tc>
-          <w:tcPr>
-            <w:tcW w:w="1746" w:type="dxa"/>
-          </w:tcPr>
-          <w:p>
-            <w:pPr>
-              <w:rPr>
-                <w:rFonts w:asciiTheme="minorEastAsia" w:eastAsiaTheme="minorEastAsia" w:hAnsiTheme="minorEastAsia" w:hint="eastAsia"/>
-              </w:rPr>
-            </w:pPr>
-          </w:p>
-        </w:tc>
-        <w:tc>
-          <w:tcPr>
-            <w:tcW w:w="626" w:type="dxa"/>
-          </w:tcPr>
-          <w:p>
-            <w:pPr>
-              <w:jc w:val="center"/>
-              <w:rPr>
-                <w:rFonts w:asciiTheme="minorEastAsia" w:eastAsiaTheme="minorEastAsia" w:hAnsiTheme="minorEastAsia" w:hint="eastAsia"/>
-              </w:rPr>
-            </w:pPr>
-            <w:r>
-              <w:rPr>
-                <w:rFonts w:asciiTheme="minorEastAsia" w:eastAsiaTheme="minorEastAsia" w:hAnsiTheme="minorEastAsia" w:hint="eastAsia"/>
-              </w:rPr>
-              <w:t>N</w:t>
-            </w:r>
-          </w:p>
-        </w:tc>
-        <w:tc>
-          <w:tcPr>
-            <w:tcW w:w="1583" w:type="dxa"/>
-          </w:tcPr>
-          <w:p>
-            <w:pPr>
-              <w:rPr>
-                <w:rFonts w:asciiTheme="minorEastAsia" w:eastAsiaTheme="minorEastAsia" w:hAnsiTheme="minorEastAsia" w:hint="eastAsia"/>
-              </w:rPr>
-            </w:pPr>
-            <w:r>
-              <w:rPr>
-                <w:rFonts w:asciiTheme="minorEastAsia" w:eastAsiaTheme="minorEastAsia" w:hAnsiTheme="minorEastAsia" w:hint="eastAsia"/>
-              </w:rPr>
-              <w:t>创建人</w:t>
-            </w:r>
-          </w:p>
-        </w:tc>
-        <w:tc>
-          <w:tcPr>
-            <w:tcW w:w="2087" w:type="dxa"/>
-          </w:tcPr>
-          <w:p>
-            <w:pPr>
-              <w:rPr>
-                <w:rFonts w:asciiTheme="minorEastAsia" w:eastAsiaTheme="minorEastAsia" w:hAnsiTheme="minorEastAsia" w:hint="eastAsia"/>
-              </w:rPr>
-            </w:pPr>
-          </w:p>
-        </w:tc>
-      </w:tr>
-      <w:tr>
-        <w:tc>
-          <w:tcPr>
-            <w:tcW w:w="2466" w:type="dxa"/>
-          </w:tcPr>
-          <w:p>
-            <w:pPr>
-              <w:rPr>
-                <w:rFonts w:asciiTheme="minorEastAsia" w:eastAsiaTheme="minorEastAsia" w:hAnsiTheme="minorEastAsia" w:hint="eastAsia"/>
-              </w:rPr>
-            </w:pPr>
-            <w:proofErr w:type="spellStart"/>
-            <w:r>
-              <w:rPr>
-                <w:rFonts w:asciiTheme="minorEastAsia" w:eastAsiaTheme="minorEastAsia" w:hAnsiTheme="minorEastAsia" w:hint="eastAsia"/>
-              </w:rPr>
-              <w:t>created_at</w:t>
-            </w:r>
-            <w:proofErr w:type="spellEnd"/>
-          </w:p>
-        </w:tc>
-        <w:tc>
-          <w:tcPr>
-            <w:tcW w:w="1552" w:type="dxa"/>
-          </w:tcPr>
-          <w:p>
-            <w:pPr>
-              <w:rPr>
-                <w:rFonts w:asciiTheme="minorEastAsia" w:eastAsiaTheme="minorEastAsia" w:hAnsiTheme="minorEastAsia" w:hint="eastAsia"/>
-              </w:rPr>
-            </w:pPr>
-            <w:r>
-              <w:rPr>
-                <w:rFonts w:asciiTheme="minorEastAsia" w:eastAsiaTheme="minorEastAsia" w:hAnsiTheme="minorEastAsia"/>
-              </w:rPr>
-              <w:t>TIMESTAMP</w:t>
-            </w:r>
-          </w:p>
-        </w:tc>
-        <w:tc>
-          <w:tcPr>
-            <w:tcW w:w="1746" w:type="dxa"/>
-          </w:tcPr>
-          <w:p>
-            <w:pPr>
-              <w:rPr>
-                <w:rFonts w:asciiTheme="minorEastAsia" w:eastAsiaTheme="minorEastAsia" w:hAnsiTheme="minorEastAsia" w:hint="eastAsia"/>
-              </w:rPr>
-            </w:pPr>
-            <w:r>
-              <w:rPr>
-                <w:rFonts w:asciiTheme="minorEastAsia" w:eastAsiaTheme="minorEastAsia" w:hAnsiTheme="minorEastAsia" w:hint="eastAsia"/>
-              </w:rPr>
-              <w:t>CURRENT_TIMESTAMP</w:t>
-            </w:r>
-          </w:p>
-        </w:tc>
-        <w:tc>
-          <w:tcPr>
-            <w:tcW w:w="626" w:type="dxa"/>
-          </w:tcPr>
-          <w:p>
-            <w:pPr>
-              <w:jc w:val="center"/>
-              <w:rPr>
-                <w:rFonts w:asciiTheme="minorEastAsia" w:eastAsiaTheme="minorEastAsia" w:hAnsiTheme="minorEastAsia" w:hint="eastAsia"/>
-              </w:rPr>
-            </w:pPr>
-            <w:r>
-              <w:rPr>
-                <w:rFonts w:asciiTheme="minorEastAsia" w:eastAsiaTheme="minorEastAsia" w:hAnsiTheme="minorEastAsia" w:hint="eastAsia"/>
-              </w:rPr>
-              <w:t>N</w:t>
-            </w:r>
-          </w:p>
-        </w:tc>
-        <w:tc>
-          <w:tcPr>
-            <w:tcW w:w="1583" w:type="dxa"/>
-          </w:tcPr>
-          <w:p>
-            <w:pPr>
-              <w:rPr>
-                <w:rFonts w:asciiTheme="minorEastAsia" w:eastAsiaTheme="minorEastAsia" w:hAnsiTheme="minorEastAsia" w:hint="eastAsia"/>
-              </w:rPr>
-            </w:pPr>
-            <w:r>
-              <w:rPr>
-                <w:rFonts w:asciiTheme="minorEastAsia" w:eastAsiaTheme="minorEastAsia" w:hAnsiTheme="minorEastAsia" w:hint="eastAsia"/>
-              </w:rPr>
-              <w:t>创建日期</w:t>
-            </w:r>
-          </w:p>
-        </w:tc>
-        <w:tc>
-          <w:tcPr>
-            <w:tcW w:w="2087" w:type="dxa"/>
-          </w:tcPr>
-          <w:p>
-            <w:pPr>
-              <w:rPr>
-                <w:rFonts w:asciiTheme="minorEastAsia" w:eastAsiaTheme="minorEastAsia" w:hAnsiTheme="minorEastAsia" w:hint="eastAsia"/>
-              </w:rPr>
-            </w:pPr>
-          </w:p>
-        </w:tc>
-      </w:tr>
-      <w:tr>
-        <w:tc>
-          <w:tcPr>
-            <w:tcW w:w="2466" w:type="dxa"/>
-          </w:tcPr>
-          <w:p>
-            <w:pPr>
-              <w:rPr>
-                <w:rFonts w:asciiTheme="minorEastAsia" w:eastAsiaTheme="minorEastAsia" w:hAnsiTheme="minorEastAsia" w:hint="eastAsia"/>
-              </w:rPr>
-            </w:pPr>
-            <w:proofErr w:type="spellStart"/>
-            <w:r>
-              <w:rPr>
-                <w:rFonts w:asciiTheme="minorEastAsia" w:eastAsiaTheme="minorEastAsia" w:hAnsiTheme="minorEastAsia" w:hint="eastAsia"/>
-              </w:rPr>
-              <w:t>updated_by</w:t>
-            </w:r>
-            <w:proofErr w:type="spellEnd"/>
-          </w:p>
-        </w:tc>
-        <w:tc>
-          <w:tcPr>
-            <w:tcW w:w="1552" w:type="dxa"/>
-          </w:tcPr>
-          <w:p>
-            <w:pPr>
-              <w:rPr>
-                <w:rFonts w:asciiTheme="minorEastAsia" w:eastAsiaTheme="minorEastAsia" w:hAnsiTheme="minorEastAsia" w:hint="eastAsia"/>
-              </w:rPr>
-            </w:pPr>
-            <w:r>
-              <w:rPr>
-                <w:rFonts w:asciiTheme="minorEastAsia" w:eastAsiaTheme="minorEastAsia" w:hAnsiTheme="minorEastAsia" w:hint="eastAsia"/>
-              </w:rPr>
-              <w:t>VARCHAR(50)</w:t>
-            </w:r>
-          </w:p>
-        </w:tc>
-        <w:tc>
-          <w:tcPr>
-            <w:tcW w:w="1746" w:type="dxa"/>
-          </w:tcPr>
-          <w:p>
-            <w:pPr>
-              <w:rPr>
-                <w:rFonts w:asciiTheme="minorEastAsia" w:eastAsiaTheme="minorEastAsia" w:hAnsiTheme="minorEastAsia" w:hint="eastAsia"/>
-              </w:rPr>
-            </w:pPr>
-          </w:p>
-        </w:tc>
-        <w:tc>
-          <w:tcPr>
-            <w:tcW w:w="626" w:type="dxa"/>
-          </w:tcPr>
-          <w:p>
-            <w:pPr>
-              <w:jc w:val="center"/>
-              <w:rPr>
-                <w:rFonts w:asciiTheme="minorEastAsia" w:eastAsiaTheme="minorEastAsia" w:hAnsiTheme="minorEastAsia" w:hint="eastAsia"/>
-              </w:rPr>
-            </w:pPr>
-            <w:r>
-              <w:rPr>
-                <w:rFonts w:asciiTheme="minorEastAsia" w:eastAsiaTheme="minorEastAsia" w:hAnsiTheme="minorEastAsia" w:hint="eastAsia"/>
-              </w:rPr>
-              <w:t>N</w:t>
-            </w:r>
-          </w:p>
-        </w:tc>
-        <w:tc>
-          <w:tcPr>
-            <w:tcW w:w="1583" w:type="dxa"/>
-          </w:tcPr>
-          <w:p>
-            <w:pPr>
-              <w:rPr>
-                <w:rFonts w:asciiTheme="minorEastAsia" w:eastAsiaTheme="minorEastAsia" w:hAnsiTheme="minorEastAsia" w:hint="eastAsia"/>
-              </w:rPr>
-            </w:pPr>
-            <w:r>
-              <w:rPr>
-                <w:rFonts w:asciiTheme="minorEastAsia" w:eastAsiaTheme="minorEastAsia" w:hAnsiTheme="minorEastAsia" w:hint="eastAsia"/>
-              </w:rPr>
-              <w:t>最后更新人</w:t>
-            </w:r>
-          </w:p>
-        </w:tc>
-        <w:tc>
-          <w:tcPr>
-            <w:tcW w:w="2087" w:type="dxa"/>
-          </w:tcPr>
-          <w:p>
-            <w:pPr>
-              <w:rPr>
-                <w:rFonts w:asciiTheme="minorEastAsia" w:eastAsiaTheme="minorEastAsia" w:hAnsiTheme="minorEastAsia" w:hint="eastAsia"/>
-              </w:rPr>
-            </w:pPr>
-          </w:p>
-        </w:tc>
-      </w:tr>
-      <w:tr>
-        <w:tc>
-          <w:tcPr>
-            <w:tcW w:w="2466" w:type="dxa"/>
-          </w:tcPr>
-          <w:p>
-            <w:pPr>
-              <w:rPr>
-                <w:rFonts w:asciiTheme="minorEastAsia" w:eastAsiaTheme="minorEastAsia" w:hAnsiTheme="minorEastAsia" w:hint="eastAsia"/>
-              </w:rPr>
-            </w:pPr>
-            <w:proofErr w:type="spellStart"/>
             <w:r>
               <w:rPr>
                 <w:rFonts w:asciiTheme="minorEastAsia" w:eastAsiaTheme="minorEastAsia" w:hAnsiTheme="minorEastAsia" w:hint="eastAsia"/>
               </w:rPr>
               <w:t>updated_at</w:t>
             </w:r>
-            <w:proofErr w:type="spellEnd"/>
           </w:p>
         </w:tc>
         <w:tc>
@@ -37349,6 +34964,7 @@
         <w:rPr>
           <w:rFonts w:asciiTheme="minorEastAsia" w:eastAsiaTheme="minorEastAsia" w:hAnsiTheme="minorEastAsia" w:hint="eastAsia"/>
         </w:rPr>
+        <w:lastRenderedPageBreak/>
         <w:t>系统配置数据</w:t>
       </w:r>
       <w:bookmarkEnd w:id="61"/>
@@ -37401,17 +35017,15 @@
           <w:numId w:val="6"/>
         </w:numPr>
         <w:rPr>
-          <w:rFonts w:asciiTheme="minorEastAsia" w:eastAsiaTheme="minorEastAsia" w:hAnsiTheme="minorEastAsia"/>
+          <w:rFonts w:asciiTheme="minorEastAsia" w:eastAsiaTheme="minorEastAsia" w:hAnsiTheme="minorEastAsia" w:hint="eastAsia"/>
         </w:rPr>
       </w:pPr>
-      <w:proofErr w:type="spellStart"/>
       <w:r>
         <w:rPr>
           <w:rFonts w:asciiTheme="minorEastAsia" w:eastAsiaTheme="minorEastAsia" w:hAnsiTheme="minorEastAsia" w:hint="eastAsia"/>
         </w:rPr>
         <w:t>DataStatus</w:t>
       </w:r>
-      <w:proofErr w:type="spellEnd"/>
     </w:p>
     <w:tbl>
       <w:tblPr>
@@ -37449,14 +35063,12 @@
             <w:gridSpan w:val="2"/>
           </w:tcPr>
           <w:p>
-            <w:proofErr w:type="spellStart"/>
             <w:r>
               <w:rPr>
                 <w:rFonts w:asciiTheme="minorEastAsia" w:eastAsiaTheme="minorEastAsia" w:hAnsiTheme="minorEastAsia" w:hint="eastAsia"/>
               </w:rPr>
               <w:t>DataStatus</w:t>
             </w:r>
-            <w:proofErr w:type="spellEnd"/>
           </w:p>
         </w:tc>
         <w:tc>
@@ -37543,11 +35155,6 @@
             <w:shd w:val="clear" w:color="auto" w:fill="D9D9D9" w:themeFill="background1" w:themeFillShade="D9"/>
           </w:tcPr>
           <w:p>
-            <w:pPr>
-              <w:rPr>
-                <w:rFonts w:hint="eastAsia"/>
-              </w:rPr>
-            </w:pPr>
             <w:r>
               <w:rPr>
                 <w:rFonts w:asciiTheme="minorEastAsia" w:eastAsiaTheme="minorEastAsia" w:hAnsiTheme="minorEastAsia" w:hint="eastAsia"/>
@@ -37654,11 +35261,6 @@
             <w:shd w:val="clear" w:color="auto" w:fill="D9D9D9" w:themeFill="background1" w:themeFillShade="D9"/>
           </w:tcPr>
           <w:p>
-            <w:pPr>
-              <w:rPr>
-                <w:rFonts w:hint="eastAsia"/>
-              </w:rPr>
-            </w:pPr>
             <w:r>
               <w:rPr>
                 <w:rFonts w:asciiTheme="minorEastAsia" w:eastAsiaTheme="minorEastAsia" w:hAnsiTheme="minorEastAsia" w:hint="eastAsia"/>
@@ -37873,10 +35475,9 @@
           <w:numId w:val="6"/>
         </w:numPr>
         <w:rPr>
-          <w:rFonts w:asciiTheme="minorEastAsia" w:eastAsiaTheme="minorEastAsia" w:hAnsiTheme="minorEastAsia"/>
+          <w:rFonts w:asciiTheme="minorEastAsia" w:eastAsiaTheme="minorEastAsia" w:hAnsiTheme="minorEastAsia" w:hint="eastAsia"/>
         </w:rPr>
       </w:pPr>
-      <w:proofErr w:type="spellStart"/>
       <w:r>
         <w:rPr>
           <w:rFonts w:asciiTheme="minorEastAsia" w:eastAsiaTheme="minorEastAsia" w:hAnsiTheme="minorEastAsia" w:hint="eastAsia"/>
@@ -37889,7 +35490,6 @@
         </w:rPr>
         <w:t>Type</w:t>
       </w:r>
-      <w:proofErr w:type="spellEnd"/>
     </w:p>
     <w:tbl>
       <w:tblPr>
@@ -37927,14 +35527,12 @@
             <w:gridSpan w:val="2"/>
           </w:tcPr>
           <w:p>
-            <w:proofErr w:type="spellStart"/>
             <w:r>
               <w:rPr>
                 <w:rFonts w:hint="eastAsia"/>
               </w:rPr>
               <w:t>ResourceType</w:t>
             </w:r>
-            <w:proofErr w:type="spellEnd"/>
             <w:r>
               <w:t xml:space="preserve"> </w:t>
             </w:r>
@@ -38024,11 +35622,6 @@
             <w:shd w:val="clear" w:color="auto" w:fill="D9D9D9" w:themeFill="background1" w:themeFillShade="D9"/>
           </w:tcPr>
           <w:p>
-            <w:pPr>
-              <w:rPr>
-                <w:rFonts w:hint="eastAsia"/>
-              </w:rPr>
-            </w:pPr>
             <w:r>
               <w:rPr>
                 <w:rFonts w:asciiTheme="minorEastAsia" w:eastAsiaTheme="minorEastAsia" w:hAnsiTheme="minorEastAsia" w:hint="eastAsia"/>
@@ -38135,11 +35728,6 @@
             <w:shd w:val="clear" w:color="auto" w:fill="D9D9D9" w:themeFill="background1" w:themeFillShade="D9"/>
           </w:tcPr>
           <w:p>
-            <w:pPr>
-              <w:rPr>
-                <w:rFonts w:hint="eastAsia"/>
-              </w:rPr>
-            </w:pPr>
             <w:r>
               <w:rPr>
                 <w:rFonts w:asciiTheme="minorEastAsia" w:eastAsiaTheme="minorEastAsia" w:hAnsiTheme="minorEastAsia" w:hint="eastAsia"/>
@@ -38264,14 +35852,12 @@
             <w:tcW w:w="3261" w:type="dxa"/>
           </w:tcPr>
           <w:p>
-            <w:proofErr w:type="spellStart"/>
             <w:r>
               <w:rPr>
                 <w:rFonts w:asciiTheme="minorEastAsia" w:eastAsiaTheme="minorEastAsia" w:hAnsiTheme="minorEastAsia" w:hint="eastAsia"/>
               </w:rPr>
               <w:t>MenuItem</w:t>
             </w:r>
-            <w:proofErr w:type="spellEnd"/>
           </w:p>
         </w:tc>
       </w:tr>
@@ -38420,20 +36006,8 @@
         </w:tc>
       </w:tr>
     </w:tbl>
-    <w:p>
-      <w:pPr>
-        <w:rPr>
-          <w:rFonts w:hint="eastAsia"/>
-        </w:rPr>
-      </w:pPr>
-    </w:p>
-    <w:p>
-      <w:pPr>
-        <w:rPr>
-          <w:rFonts w:hint="eastAsia"/>
-        </w:rPr>
-      </w:pPr>
-    </w:p>
+    <w:p/>
+    <w:p/>
     <w:p>
       <w:pPr>
         <w:pStyle w:val="3"/>
@@ -38445,7 +36019,6 @@
           <w:rFonts w:asciiTheme="minorEastAsia" w:eastAsiaTheme="minorEastAsia" w:hAnsiTheme="minorEastAsia" w:hint="eastAsia"/>
         </w:rPr>
       </w:pPr>
-      <w:proofErr w:type="spellStart"/>
       <w:r>
         <w:rPr>
           <w:rFonts w:asciiTheme="minorEastAsia" w:eastAsiaTheme="minorEastAsia" w:hAnsiTheme="minorEastAsia"/>
@@ -38454,7 +36027,6 @@
         </w:rPr>
         <w:t>WarnType</w:t>
       </w:r>
-      <w:proofErr w:type="spellEnd"/>
     </w:p>
     <w:tbl>
       <w:tblPr>
@@ -38506,14 +36078,12 @@
                 <w:rFonts w:asciiTheme="minorEastAsia" w:eastAsiaTheme="minorEastAsia" w:hAnsiTheme="minorEastAsia" w:hint="eastAsia"/>
               </w:rPr>
             </w:pPr>
-            <w:proofErr w:type="spellStart"/>
             <w:r>
               <w:rPr>
                 <w:rFonts w:asciiTheme="minorEastAsia" w:eastAsiaTheme="minorEastAsia" w:hAnsiTheme="minorEastAsia"/>
               </w:rPr>
               <w:t>WarnType</w:t>
             </w:r>
-            <w:proofErr w:type="spellEnd"/>
           </w:p>
         </w:tc>
         <w:tc>
@@ -38828,14 +36398,12 @@
                 <w:szCs w:val="18"/>
               </w:rPr>
             </w:pPr>
-            <w:proofErr w:type="spellStart"/>
             <w:r>
               <w:rPr>
                 <w:rFonts w:asciiTheme="minorEastAsia" w:eastAsiaTheme="minorEastAsia" w:hAnsiTheme="minorEastAsia" w:hint="eastAsia"/>
               </w:rPr>
               <w:t>NotMatched</w:t>
             </w:r>
-            <w:proofErr w:type="spellEnd"/>
           </w:p>
         </w:tc>
         <w:tc>
@@ -38893,14 +36461,12 @@
           <w:rFonts w:asciiTheme="minorEastAsia" w:eastAsiaTheme="minorEastAsia" w:hAnsiTheme="minorEastAsia" w:hint="eastAsia"/>
         </w:rPr>
       </w:pPr>
-      <w:proofErr w:type="spellStart"/>
       <w:r>
         <w:rPr>
           <w:rFonts w:asciiTheme="minorEastAsia" w:eastAsiaTheme="minorEastAsia" w:hAnsiTheme="minorEastAsia" w:hint="eastAsia"/>
         </w:rPr>
         <w:t>EmployeePosition</w:t>
       </w:r>
-      <w:proofErr w:type="spellEnd"/>
     </w:p>
     <w:tbl>
       <w:tblPr>
@@ -38952,14 +36518,12 @@
                 <w:rFonts w:asciiTheme="minorEastAsia" w:eastAsiaTheme="minorEastAsia" w:hAnsiTheme="minorEastAsia" w:hint="eastAsia"/>
               </w:rPr>
             </w:pPr>
-            <w:proofErr w:type="spellStart"/>
             <w:r>
               <w:rPr>
                 <w:rFonts w:asciiTheme="minorEastAsia" w:eastAsiaTheme="minorEastAsia" w:hAnsiTheme="minorEastAsia" w:hint="eastAsia"/>
               </w:rPr>
               <w:t>EmployeePosition</w:t>
             </w:r>
-            <w:proofErr w:type="spellEnd"/>
           </w:p>
         </w:tc>
         <w:tc>
@@ -39274,7 +36838,6 @@
                 <w:szCs w:val="18"/>
               </w:rPr>
             </w:pPr>
-            <w:proofErr w:type="spellStart"/>
             <w:r>
               <w:rPr>
                 <w:rFonts w:asciiTheme="minorEastAsia" w:eastAsiaTheme="minorEastAsia" w:hAnsiTheme="minorEastAsia"/>
@@ -39282,7 +36845,6 @@
               </w:rPr>
               <w:t>offer.write</w:t>
             </w:r>
-            <w:proofErr w:type="spellEnd"/>
           </w:p>
         </w:tc>
         <w:tc>
@@ -39361,7 +36923,6 @@
                 <w:szCs w:val="18"/>
               </w:rPr>
             </w:pPr>
-            <w:proofErr w:type="spellStart"/>
             <w:r>
               <w:rPr>
                 <w:rFonts w:asciiTheme="minorEastAsia" w:eastAsiaTheme="minorEastAsia" w:hAnsiTheme="minorEastAsia"/>
@@ -39383,7 +36944,6 @@
               </w:rPr>
               <w:t>.read</w:t>
             </w:r>
-            <w:proofErr w:type="spellEnd"/>
           </w:p>
         </w:tc>
         <w:tc>
@@ -39453,7 +37013,6 @@
                 <w:rFonts w:asciiTheme="minorEastAsia" w:eastAsiaTheme="minorEastAsia" w:hAnsiTheme="minorEastAsia"/>
                 <w:szCs w:val="18"/>
               </w:rPr>
-              <w:lastRenderedPageBreak/>
               <w:t>4</w:t>
             </w:r>
           </w:p>
@@ -39469,7 +37028,6 @@
                 <w:szCs w:val="18"/>
               </w:rPr>
             </w:pPr>
-            <w:proofErr w:type="spellStart"/>
             <w:r>
               <w:rPr>
                 <w:rFonts w:asciiTheme="minorEastAsia" w:eastAsiaTheme="minorEastAsia" w:hAnsiTheme="minorEastAsia"/>
@@ -39491,7 +37049,6 @@
               </w:rPr>
               <w:t>.write</w:t>
             </w:r>
-            <w:proofErr w:type="spellEnd"/>
           </w:p>
         </w:tc>
         <w:tc>
@@ -39582,7 +37139,6 @@
                 <w:szCs w:val="18"/>
               </w:rPr>
             </w:pPr>
-            <w:proofErr w:type="spellStart"/>
             <w:r>
               <w:rPr>
                 <w:rFonts w:asciiTheme="minorEastAsia" w:eastAsiaTheme="minorEastAsia" w:hAnsiTheme="minorEastAsia"/>
@@ -39597,7 +37153,6 @@
               </w:rPr>
               <w:t>.read</w:t>
             </w:r>
-            <w:proofErr w:type="spellEnd"/>
           </w:p>
         </w:tc>
         <w:tc>
@@ -39616,7 +37171,6 @@
               </w:rPr>
               <w:t>读</w:t>
             </w:r>
-            <w:proofErr w:type="spellStart"/>
             <w:r>
               <w:rPr>
                 <w:rFonts w:asciiTheme="minorEastAsia" w:eastAsiaTheme="minorEastAsia" w:hAnsiTheme="minorEastAsia" w:hint="eastAsia"/>
@@ -39629,7 +37183,6 @@
               </w:rPr>
               <w:t>aymentCenter</w:t>
             </w:r>
-            <w:proofErr w:type="spellEnd"/>
           </w:p>
         </w:tc>
         <w:tc>
@@ -39690,7 +37243,6 @@
                 <w:szCs w:val="18"/>
               </w:rPr>
             </w:pPr>
-            <w:proofErr w:type="spellStart"/>
             <w:r>
               <w:rPr>
                 <w:rFonts w:asciiTheme="minorEastAsia" w:eastAsiaTheme="minorEastAsia" w:hAnsiTheme="minorEastAsia"/>
@@ -39705,7 +37257,6 @@
               </w:rPr>
               <w:t>.write</w:t>
             </w:r>
-            <w:proofErr w:type="spellEnd"/>
           </w:p>
         </w:tc>
         <w:tc>
@@ -39724,7 +37275,6 @@
               </w:rPr>
               <w:t>写</w:t>
             </w:r>
-            <w:proofErr w:type="spellStart"/>
             <w:r>
               <w:rPr>
                 <w:rFonts w:asciiTheme="minorEastAsia" w:eastAsiaTheme="minorEastAsia" w:hAnsiTheme="minorEastAsia" w:hint="eastAsia"/>
@@ -39737,7 +37287,6 @@
               </w:rPr>
               <w:t>aymentCenter</w:t>
             </w:r>
-            <w:proofErr w:type="spellEnd"/>
           </w:p>
         </w:tc>
         <w:tc>
@@ -39962,7 +37511,6 @@
                 <w:szCs w:val="18"/>
               </w:rPr>
             </w:pPr>
-            <w:proofErr w:type="spellStart"/>
             <w:r>
               <w:rPr>
                 <w:rFonts w:asciiTheme="minorEastAsia" w:eastAsiaTheme="minorEastAsia" w:hAnsiTheme="minorEastAsia" w:hint="eastAsia"/>
@@ -39970,7 +37518,6 @@
               </w:rPr>
               <w:t>AccountId</w:t>
             </w:r>
-            <w:proofErr w:type="spellEnd"/>
           </w:p>
         </w:tc>
         <w:tc>
@@ -39984,21 +37531,12 @@
                 <w:szCs w:val="18"/>
               </w:rPr>
             </w:pPr>
-            <w:proofErr w:type="spellStart"/>
             <w:r>
               <w:rPr>
                 <w:rFonts w:asciiTheme="minorEastAsia" w:eastAsiaTheme="minorEastAsia" w:hAnsiTheme="minorEastAsia" w:hint="eastAsia"/>
                 <w:szCs w:val="18"/>
               </w:rPr>
-              <w:t>PlsAccount</w:t>
-            </w:r>
-            <w:proofErr w:type="spellEnd"/>
-            <w:r>
-              <w:rPr>
-                <w:rFonts w:asciiTheme="minorEastAsia" w:eastAsiaTheme="minorEastAsia" w:hAnsiTheme="minorEastAsia" w:hint="eastAsia"/>
-                <w:szCs w:val="18"/>
-              </w:rPr>
-              <w:t>表序号</w:t>
+              <w:t>PlsAccount表序号</w:t>
             </w:r>
           </w:p>
         </w:tc>
@@ -40412,6 +37950,7 @@
         <w:rPr>
           <w:rFonts w:asciiTheme="minorEastAsia" w:eastAsiaTheme="minorEastAsia" w:hAnsiTheme="minorEastAsia" w:hint="eastAsia"/>
         </w:rPr>
+        <w:lastRenderedPageBreak/>
         <w:t>功能说明:</w:t>
       </w:r>
       <w:bookmarkEnd w:id="76"/>
@@ -41387,14 +38926,12 @@
                 <w:rFonts w:asciiTheme="minorEastAsia" w:eastAsiaTheme="minorEastAsia" w:hAnsiTheme="minorEastAsia" w:hint="eastAsia"/>
               </w:rPr>
             </w:pPr>
-            <w:proofErr w:type="spellStart"/>
             <w:r>
               <w:rPr>
                 <w:rFonts w:asciiTheme="minorEastAsia" w:eastAsiaTheme="minorEastAsia" w:hAnsiTheme="minorEastAsia"/>
               </w:rPr>
               <w:t>PlsApplication</w:t>
             </w:r>
-            <w:proofErr w:type="spellEnd"/>
           </w:p>
         </w:tc>
         <w:tc>
@@ -41407,7 +38944,6 @@
                 <w:rFonts w:asciiTheme="minorEastAsia" w:eastAsiaTheme="minorEastAsia" w:hAnsiTheme="minorEastAsia" w:hint="eastAsia"/>
               </w:rPr>
             </w:pPr>
-            <w:proofErr w:type="spellStart"/>
             <w:r>
               <w:rPr>
                 <w:rFonts w:asciiTheme="minorEastAsia" w:eastAsiaTheme="minorEastAsia" w:hAnsiTheme="minorEastAsia"/>
@@ -41420,7 +38956,6 @@
               </w:rPr>
               <w:t>Code</w:t>
             </w:r>
-            <w:proofErr w:type="spellEnd"/>
           </w:p>
         </w:tc>
         <w:tc>
@@ -41483,14 +39018,12 @@
                 <w:rFonts w:asciiTheme="minorEastAsia" w:eastAsiaTheme="minorEastAsia" w:hAnsiTheme="minorEastAsia" w:hint="eastAsia"/>
               </w:rPr>
             </w:pPr>
-            <w:proofErr w:type="spellStart"/>
             <w:r>
               <w:rPr>
                 <w:rFonts w:asciiTheme="minorEastAsia" w:eastAsiaTheme="minorEastAsia" w:hAnsiTheme="minorEastAsia"/>
               </w:rPr>
               <w:t>PlsApplicationTL</w:t>
             </w:r>
-            <w:proofErr w:type="spellEnd"/>
           </w:p>
         </w:tc>
         <w:tc>
@@ -41571,14 +39104,12 @@
                 <w:rFonts w:asciiTheme="minorEastAsia" w:eastAsiaTheme="minorEastAsia" w:hAnsiTheme="minorEastAsia" w:hint="eastAsia"/>
               </w:rPr>
             </w:pPr>
-            <w:proofErr w:type="spellStart"/>
             <w:r>
               <w:rPr>
                 <w:rFonts w:asciiTheme="minorEastAsia" w:eastAsiaTheme="minorEastAsia" w:hAnsiTheme="minorEastAsia"/>
               </w:rPr>
               <w:t>PlsApplicationTL</w:t>
             </w:r>
-            <w:proofErr w:type="spellEnd"/>
           </w:p>
         </w:tc>
         <w:tc>
@@ -41591,14 +39122,12 @@
                 <w:rFonts w:asciiTheme="minorEastAsia" w:eastAsiaTheme="minorEastAsia" w:hAnsiTheme="minorEastAsia" w:hint="eastAsia"/>
               </w:rPr>
             </w:pPr>
-            <w:proofErr w:type="spellStart"/>
             <w:r>
               <w:rPr>
                 <w:rFonts w:asciiTheme="minorEastAsia" w:eastAsiaTheme="minorEastAsia" w:hAnsiTheme="minorEastAsia"/>
               </w:rPr>
               <w:t>ApplicationDesc</w:t>
             </w:r>
-            <w:proofErr w:type="spellEnd"/>
           </w:p>
         </w:tc>
         <w:tc>
@@ -41661,14 +39190,12 @@
                 <w:rFonts w:asciiTheme="minorEastAsia" w:eastAsiaTheme="minorEastAsia" w:hAnsiTheme="minorEastAsia" w:hint="eastAsia"/>
               </w:rPr>
             </w:pPr>
-            <w:proofErr w:type="spellStart"/>
             <w:r>
               <w:rPr>
                 <w:rFonts w:asciiTheme="minorEastAsia" w:eastAsiaTheme="minorEastAsia" w:hAnsiTheme="minorEastAsia"/>
               </w:rPr>
               <w:t>PlsApplication</w:t>
             </w:r>
-            <w:proofErr w:type="spellEnd"/>
           </w:p>
         </w:tc>
         <w:tc>
@@ -41871,7 +39398,6 @@
               <w:rPr>
                 <w:rFonts w:asciiTheme="minorEastAsia" w:eastAsiaTheme="minorEastAsia" w:hAnsiTheme="minorEastAsia" w:hint="eastAsia"/>
               </w:rPr>
-              <w:lastRenderedPageBreak/>
               <w:t>查询_Click</w:t>
             </w:r>
           </w:p>
@@ -42009,6 +39535,7 @@
           <w:noProof/>
           <w:color w:val="009900"/>
         </w:rPr>
+        <w:lastRenderedPageBreak/>
         <w:drawing>
           <wp:inline distT="0" distB="0" distL="0" distR="0" wp14:anchorId="4D564705" wp14:editId="01EF6A0E">
             <wp:extent cx="5829300" cy="2771775"/>
@@ -42291,14 +39818,12 @@
                 <w:rFonts w:asciiTheme="minorEastAsia" w:eastAsiaTheme="minorEastAsia" w:hAnsiTheme="minorEastAsia" w:hint="eastAsia"/>
               </w:rPr>
             </w:pPr>
-            <w:proofErr w:type="spellStart"/>
             <w:r>
               <w:rPr>
                 <w:rFonts w:asciiTheme="minorEastAsia" w:eastAsiaTheme="minorEastAsia" w:hAnsiTheme="minorEastAsia"/>
               </w:rPr>
               <w:t>PlsApplication</w:t>
             </w:r>
-            <w:proofErr w:type="spellEnd"/>
           </w:p>
         </w:tc>
         <w:tc>
@@ -42311,7 +39836,6 @@
                 <w:rFonts w:asciiTheme="minorEastAsia" w:eastAsiaTheme="minorEastAsia" w:hAnsiTheme="minorEastAsia" w:hint="eastAsia"/>
               </w:rPr>
             </w:pPr>
-            <w:proofErr w:type="spellStart"/>
             <w:r>
               <w:rPr>
                 <w:rFonts w:asciiTheme="minorEastAsia" w:eastAsiaTheme="minorEastAsia" w:hAnsiTheme="minorEastAsia"/>
@@ -42324,7 +39848,6 @@
               </w:rPr>
               <w:t>Code</w:t>
             </w:r>
-            <w:proofErr w:type="spellEnd"/>
           </w:p>
         </w:tc>
         <w:tc>
@@ -42387,14 +39910,12 @@
                 <w:rFonts w:asciiTheme="minorEastAsia" w:eastAsiaTheme="minorEastAsia" w:hAnsiTheme="minorEastAsia" w:hint="eastAsia"/>
               </w:rPr>
             </w:pPr>
-            <w:proofErr w:type="spellStart"/>
             <w:r>
               <w:rPr>
                 <w:rFonts w:asciiTheme="minorEastAsia" w:eastAsiaTheme="minorEastAsia" w:hAnsiTheme="minorEastAsia"/>
               </w:rPr>
               <w:t>PlsApplicationTL</w:t>
             </w:r>
-            <w:proofErr w:type="spellEnd"/>
           </w:p>
         </w:tc>
         <w:tc>
@@ -42475,14 +39996,12 @@
                 <w:rFonts w:asciiTheme="minorEastAsia" w:eastAsiaTheme="minorEastAsia" w:hAnsiTheme="minorEastAsia" w:hint="eastAsia"/>
               </w:rPr>
             </w:pPr>
-            <w:proofErr w:type="spellStart"/>
             <w:r>
               <w:rPr>
                 <w:rFonts w:asciiTheme="minorEastAsia" w:eastAsiaTheme="minorEastAsia" w:hAnsiTheme="minorEastAsia"/>
               </w:rPr>
               <w:t>PlsApplicationTL</w:t>
             </w:r>
-            <w:proofErr w:type="spellEnd"/>
           </w:p>
         </w:tc>
         <w:tc>
@@ -42495,14 +40014,12 @@
                 <w:rFonts w:asciiTheme="minorEastAsia" w:eastAsiaTheme="minorEastAsia" w:hAnsiTheme="minorEastAsia" w:hint="eastAsia"/>
               </w:rPr>
             </w:pPr>
-            <w:proofErr w:type="spellStart"/>
             <w:r>
               <w:rPr>
                 <w:rFonts w:asciiTheme="minorEastAsia" w:eastAsiaTheme="minorEastAsia" w:hAnsiTheme="minorEastAsia"/>
               </w:rPr>
               <w:t>ApplicationDesc</w:t>
             </w:r>
-            <w:proofErr w:type="spellEnd"/>
           </w:p>
         </w:tc>
         <w:tc>
@@ -42565,14 +40082,12 @@
                 <w:rFonts w:asciiTheme="minorEastAsia" w:eastAsiaTheme="minorEastAsia" w:hAnsiTheme="minorEastAsia" w:hint="eastAsia"/>
               </w:rPr>
             </w:pPr>
-            <w:proofErr w:type="spellStart"/>
             <w:r>
               <w:rPr>
                 <w:rFonts w:asciiTheme="minorEastAsia" w:eastAsiaTheme="minorEastAsia" w:hAnsiTheme="minorEastAsia"/>
               </w:rPr>
               <w:t>PlsApplication</w:t>
             </w:r>
-            <w:proofErr w:type="spellEnd"/>
           </w:p>
         </w:tc>
         <w:tc>
@@ -42585,14 +40100,12 @@
                 <w:rFonts w:asciiTheme="minorEastAsia" w:eastAsiaTheme="minorEastAsia" w:hAnsiTheme="minorEastAsia" w:hint="eastAsia"/>
               </w:rPr>
             </w:pPr>
-            <w:proofErr w:type="spellStart"/>
             <w:r>
               <w:rPr>
                 <w:rFonts w:asciiTheme="minorEastAsia" w:eastAsiaTheme="minorEastAsia" w:hAnsiTheme="minorEastAsia" w:hint="eastAsia"/>
               </w:rPr>
               <w:t>ApplicationICON</w:t>
             </w:r>
-            <w:proofErr w:type="spellEnd"/>
           </w:p>
         </w:tc>
         <w:tc>
@@ -42655,14 +40168,12 @@
                 <w:rFonts w:asciiTheme="minorEastAsia" w:eastAsiaTheme="minorEastAsia" w:hAnsiTheme="minorEastAsia" w:hint="eastAsia"/>
               </w:rPr>
             </w:pPr>
-            <w:proofErr w:type="spellStart"/>
             <w:r>
               <w:rPr>
                 <w:rFonts w:asciiTheme="minorEastAsia" w:eastAsiaTheme="minorEastAsia" w:hAnsiTheme="minorEastAsia"/>
               </w:rPr>
               <w:t>PlsApplication</w:t>
             </w:r>
-            <w:proofErr w:type="spellEnd"/>
           </w:p>
         </w:tc>
         <w:tc>
@@ -43146,7 +40657,6 @@
           <w:i/>
           <w:color w:val="009900"/>
         </w:rPr>
-        <w:lastRenderedPageBreak/>
         <w:t xml:space="preserve"> </w:t>
       </w:r>
       <w:r>
@@ -43282,6 +40792,7 @@
                 <w:bCs/>
                 <w:color w:val="000000"/>
               </w:rPr>
+              <w:lastRenderedPageBreak/>
               <w:t>页面元素</w:t>
             </w:r>
           </w:p>
@@ -43444,14 +40955,12 @@
                 <w:rFonts w:asciiTheme="minorEastAsia" w:eastAsiaTheme="minorEastAsia" w:hAnsiTheme="minorEastAsia" w:hint="eastAsia"/>
               </w:rPr>
             </w:pPr>
-            <w:proofErr w:type="spellStart"/>
             <w:r>
               <w:rPr>
                 <w:rFonts w:asciiTheme="minorEastAsia" w:eastAsiaTheme="minorEastAsia" w:hAnsiTheme="minorEastAsia"/>
               </w:rPr>
               <w:t>PlsFUNCTION</w:t>
             </w:r>
-            <w:proofErr w:type="spellEnd"/>
           </w:p>
         </w:tc>
         <w:tc>
@@ -43464,7 +40973,6 @@
                 <w:rFonts w:asciiTheme="minorEastAsia" w:eastAsiaTheme="minorEastAsia" w:hAnsiTheme="minorEastAsia" w:hint="eastAsia"/>
               </w:rPr>
             </w:pPr>
-            <w:proofErr w:type="spellStart"/>
             <w:r>
               <w:rPr>
                 <w:rFonts w:asciiTheme="minorEastAsia" w:eastAsiaTheme="minorEastAsia" w:hAnsiTheme="minorEastAsia"/>
@@ -43477,7 +40985,6 @@
               </w:rPr>
               <w:t>Code</w:t>
             </w:r>
-            <w:proofErr w:type="spellEnd"/>
           </w:p>
         </w:tc>
         <w:tc>
@@ -43540,14 +41047,12 @@
                 <w:rFonts w:asciiTheme="minorEastAsia" w:eastAsiaTheme="minorEastAsia" w:hAnsiTheme="minorEastAsia" w:hint="eastAsia"/>
               </w:rPr>
             </w:pPr>
-            <w:proofErr w:type="spellStart"/>
             <w:r>
               <w:rPr>
                 <w:rFonts w:asciiTheme="minorEastAsia" w:eastAsiaTheme="minorEastAsia" w:hAnsiTheme="minorEastAsia"/>
               </w:rPr>
               <w:t>PlsFUNCTION_TL</w:t>
             </w:r>
-            <w:proofErr w:type="spellEnd"/>
           </w:p>
         </w:tc>
         <w:tc>
@@ -43560,14 +41065,12 @@
                 <w:rFonts w:asciiTheme="minorEastAsia" w:eastAsiaTheme="minorEastAsia" w:hAnsiTheme="minorEastAsia" w:hint="eastAsia"/>
               </w:rPr>
             </w:pPr>
-            <w:proofErr w:type="spellStart"/>
             <w:r>
               <w:rPr>
                 <w:rFonts w:asciiTheme="minorEastAsia" w:eastAsiaTheme="minorEastAsia" w:hAnsiTheme="minorEastAsia"/>
               </w:rPr>
               <w:t>FUNCTION_Name</w:t>
             </w:r>
-            <w:proofErr w:type="spellEnd"/>
           </w:p>
         </w:tc>
         <w:tc>
@@ -43630,14 +41133,12 @@
                 <w:rFonts w:asciiTheme="minorEastAsia" w:eastAsiaTheme="minorEastAsia" w:hAnsiTheme="minorEastAsia" w:hint="eastAsia"/>
               </w:rPr>
             </w:pPr>
-            <w:proofErr w:type="spellStart"/>
             <w:r>
               <w:rPr>
                 <w:rFonts w:asciiTheme="minorEastAsia" w:eastAsiaTheme="minorEastAsia" w:hAnsiTheme="minorEastAsia"/>
               </w:rPr>
               <w:t>PlsFUNCTION_TL</w:t>
             </w:r>
-            <w:proofErr w:type="spellEnd"/>
           </w:p>
         </w:tc>
         <w:tc>
@@ -43650,14 +41151,12 @@
                 <w:rFonts w:asciiTheme="minorEastAsia" w:eastAsiaTheme="minorEastAsia" w:hAnsiTheme="minorEastAsia" w:hint="eastAsia"/>
               </w:rPr>
             </w:pPr>
-            <w:proofErr w:type="spellStart"/>
             <w:r>
               <w:rPr>
                 <w:rFonts w:asciiTheme="minorEastAsia" w:eastAsiaTheme="minorEastAsia" w:hAnsiTheme="minorEastAsia"/>
               </w:rPr>
               <w:t>FUNCTION_Desc</w:t>
             </w:r>
-            <w:proofErr w:type="spellEnd"/>
           </w:p>
         </w:tc>
         <w:tc>
@@ -43720,14 +41219,12 @@
                 <w:rFonts w:asciiTheme="minorEastAsia" w:eastAsiaTheme="minorEastAsia" w:hAnsiTheme="minorEastAsia" w:hint="eastAsia"/>
               </w:rPr>
             </w:pPr>
-            <w:proofErr w:type="spellStart"/>
             <w:r>
               <w:rPr>
                 <w:rFonts w:asciiTheme="minorEastAsia" w:eastAsiaTheme="minorEastAsia" w:hAnsiTheme="minorEastAsia"/>
               </w:rPr>
               <w:t>PlsFUNCTION</w:t>
             </w:r>
-            <w:proofErr w:type="spellEnd"/>
           </w:p>
         </w:tc>
         <w:tc>
@@ -44355,14 +41852,12 @@
                 <w:rFonts w:asciiTheme="minorEastAsia" w:eastAsiaTheme="minorEastAsia" w:hAnsiTheme="minorEastAsia" w:hint="eastAsia"/>
               </w:rPr>
             </w:pPr>
-            <w:proofErr w:type="spellStart"/>
             <w:r>
               <w:rPr>
                 <w:rFonts w:asciiTheme="minorEastAsia" w:eastAsiaTheme="minorEastAsia" w:hAnsiTheme="minorEastAsia"/>
               </w:rPr>
               <w:t>PlsFUNCTION</w:t>
             </w:r>
-            <w:proofErr w:type="spellEnd"/>
           </w:p>
         </w:tc>
         <w:tc>
@@ -44375,7 +41870,6 @@
                 <w:rFonts w:asciiTheme="minorEastAsia" w:eastAsiaTheme="minorEastAsia" w:hAnsiTheme="minorEastAsia" w:hint="eastAsia"/>
               </w:rPr>
             </w:pPr>
-            <w:proofErr w:type="spellStart"/>
             <w:r>
               <w:rPr>
                 <w:rFonts w:asciiTheme="minorEastAsia" w:eastAsiaTheme="minorEastAsia" w:hAnsiTheme="minorEastAsia"/>
@@ -44388,7 +41882,6 @@
               </w:rPr>
               <w:t>Code</w:t>
             </w:r>
-            <w:proofErr w:type="spellEnd"/>
           </w:p>
         </w:tc>
         <w:tc>
@@ -44451,14 +41944,12 @@
                 <w:rFonts w:asciiTheme="minorEastAsia" w:eastAsiaTheme="minorEastAsia" w:hAnsiTheme="minorEastAsia" w:hint="eastAsia"/>
               </w:rPr>
             </w:pPr>
-            <w:proofErr w:type="spellStart"/>
             <w:r>
               <w:rPr>
                 <w:rFonts w:asciiTheme="minorEastAsia" w:eastAsiaTheme="minorEastAsia" w:hAnsiTheme="minorEastAsia"/>
               </w:rPr>
               <w:t>PlsFUNCTION_TL</w:t>
             </w:r>
-            <w:proofErr w:type="spellEnd"/>
           </w:p>
         </w:tc>
         <w:tc>
@@ -44471,14 +41962,12 @@
                 <w:rFonts w:asciiTheme="minorEastAsia" w:eastAsiaTheme="minorEastAsia" w:hAnsiTheme="minorEastAsia" w:hint="eastAsia"/>
               </w:rPr>
             </w:pPr>
-            <w:proofErr w:type="spellStart"/>
             <w:r>
               <w:rPr>
                 <w:rFonts w:asciiTheme="minorEastAsia" w:eastAsiaTheme="minorEastAsia" w:hAnsiTheme="minorEastAsia"/>
               </w:rPr>
               <w:t>FUNCTION_Name</w:t>
             </w:r>
-            <w:proofErr w:type="spellEnd"/>
           </w:p>
         </w:tc>
         <w:tc>
@@ -44541,14 +42030,12 @@
                 <w:rFonts w:asciiTheme="minorEastAsia" w:eastAsiaTheme="minorEastAsia" w:hAnsiTheme="minorEastAsia" w:hint="eastAsia"/>
               </w:rPr>
             </w:pPr>
-            <w:proofErr w:type="spellStart"/>
             <w:r>
               <w:rPr>
                 <w:rFonts w:asciiTheme="minorEastAsia" w:eastAsiaTheme="minorEastAsia" w:hAnsiTheme="minorEastAsia"/>
               </w:rPr>
               <w:t>PlsFUNCTION_TL</w:t>
             </w:r>
-            <w:proofErr w:type="spellEnd"/>
           </w:p>
         </w:tc>
         <w:tc>
@@ -44561,14 +42048,12 @@
                 <w:rFonts w:asciiTheme="minorEastAsia" w:eastAsiaTheme="minorEastAsia" w:hAnsiTheme="minorEastAsia" w:hint="eastAsia"/>
               </w:rPr>
             </w:pPr>
-            <w:proofErr w:type="spellStart"/>
             <w:r>
               <w:rPr>
                 <w:rFonts w:asciiTheme="minorEastAsia" w:eastAsiaTheme="minorEastAsia" w:hAnsiTheme="minorEastAsia"/>
               </w:rPr>
               <w:t>FUNCTION_Desc</w:t>
             </w:r>
-            <w:proofErr w:type="spellEnd"/>
           </w:p>
         </w:tc>
         <w:tc>
@@ -44631,14 +42116,12 @@
                 <w:rFonts w:asciiTheme="minorEastAsia" w:eastAsiaTheme="minorEastAsia" w:hAnsiTheme="minorEastAsia" w:hint="eastAsia"/>
               </w:rPr>
             </w:pPr>
-            <w:proofErr w:type="spellStart"/>
             <w:r>
               <w:rPr>
                 <w:rFonts w:asciiTheme="minorEastAsia" w:eastAsiaTheme="minorEastAsia" w:hAnsiTheme="minorEastAsia"/>
               </w:rPr>
               <w:t>PlsFUNCTION</w:t>
             </w:r>
-            <w:proofErr w:type="spellEnd"/>
           </w:p>
         </w:tc>
         <w:tc>
@@ -44719,14 +42202,12 @@
                 <w:rFonts w:asciiTheme="minorEastAsia" w:eastAsiaTheme="minorEastAsia" w:hAnsiTheme="minorEastAsia" w:hint="eastAsia"/>
               </w:rPr>
             </w:pPr>
-            <w:proofErr w:type="spellStart"/>
             <w:r>
               <w:rPr>
                 <w:rFonts w:asciiTheme="minorEastAsia" w:eastAsiaTheme="minorEastAsia" w:hAnsiTheme="minorEastAsia"/>
               </w:rPr>
               <w:t>PlsFUNCTION</w:t>
             </w:r>
-            <w:proofErr w:type="spellEnd"/>
           </w:p>
         </w:tc>
         <w:tc>
@@ -44813,14 +42294,12 @@
                 <w:rFonts w:asciiTheme="minorEastAsia" w:eastAsiaTheme="minorEastAsia" w:hAnsiTheme="minorEastAsia" w:hint="eastAsia"/>
               </w:rPr>
             </w:pPr>
-            <w:proofErr w:type="spellStart"/>
             <w:r>
               <w:rPr>
                 <w:rFonts w:asciiTheme="minorEastAsia" w:eastAsiaTheme="minorEastAsia" w:hAnsiTheme="minorEastAsia"/>
               </w:rPr>
               <w:t>PlsFUNCTION</w:t>
             </w:r>
-            <w:proofErr w:type="spellEnd"/>
           </w:p>
         </w:tc>
         <w:tc>
@@ -44901,14 +42380,12 @@
                 <w:rFonts w:asciiTheme="minorEastAsia" w:eastAsiaTheme="minorEastAsia" w:hAnsiTheme="minorEastAsia" w:hint="eastAsia"/>
               </w:rPr>
             </w:pPr>
-            <w:proofErr w:type="spellStart"/>
             <w:r>
               <w:rPr>
                 <w:rFonts w:asciiTheme="minorEastAsia" w:eastAsiaTheme="minorEastAsia" w:hAnsiTheme="minorEastAsia"/>
               </w:rPr>
               <w:t>PlsFUNCTION</w:t>
             </w:r>
-            <w:proofErr w:type="spellEnd"/>
           </w:p>
         </w:tc>
         <w:tc>
@@ -44989,14 +42466,12 @@
                 <w:rFonts w:asciiTheme="minorEastAsia" w:eastAsiaTheme="minorEastAsia" w:hAnsiTheme="minorEastAsia" w:hint="eastAsia"/>
               </w:rPr>
             </w:pPr>
-            <w:proofErr w:type="spellStart"/>
             <w:r>
               <w:rPr>
                 <w:rFonts w:asciiTheme="minorEastAsia" w:eastAsiaTheme="minorEastAsia" w:hAnsiTheme="minorEastAsia"/>
               </w:rPr>
               <w:t>PlsFUNCTION</w:t>
             </w:r>
-            <w:proofErr w:type="spellEnd"/>
           </w:p>
         </w:tc>
         <w:tc>
@@ -45046,7 +42521,6 @@
           <w:i/>
           <w:color w:val="009900"/>
         </w:rPr>
-        <w:lastRenderedPageBreak/>
         <w:t xml:space="preserve"> </w:t>
       </w:r>
     </w:p>
